--- a/README.docx
+++ b/README.docx
@@ -6,8 +6,8 @@
       <w:pPr>
         <w:pStyle w:val="Heading1"/>
       </w:pPr>
-      <w:bookmarkStart w:id="3244" w:name="rocket-readme-to-rtf-auto-convert-github-readmes-to-rich-documents-tada"/>
-      <w:bookmarkEnd w:id="3244"/>
+      <w:bookmarkStart w:id="7508" w:name="rocket-readme-to-rtf-auto-convert-github-readmes-to-rich-documents-tada"/>
+      <w:bookmarkEnd w:id="7508"/>
       <w:r>
         <w:t xml:space="preserve">:rocket: README to RTF — Auto-Convert GitHub READMEs to Rich Documents :tada:</w:t>
       </w:r>
@@ -127,8 +127,8 @@
       <w:pPr>
         <w:pStyle w:val="Heading2"/>
       </w:pPr>
-      <w:bookmarkStart w:id="1647" w:name="why"/>
-      <w:bookmarkEnd w:id="1647"/>
+      <w:bookmarkStart w:id="6354" w:name="why"/>
+      <w:bookmarkEnd w:id="6354"/>
       <w:r>
         <w:t xml:space="preserve">Why?</w:t>
       </w:r>
@@ -260,8 +260,8 @@
       <w:pPr>
         <w:pStyle w:val="Heading2"/>
       </w:pPr>
-      <w:bookmarkStart w:id="6002" w:name="what-you-get"/>
-      <w:bookmarkEnd w:id="6002"/>
+      <w:bookmarkStart w:id="2608" w:name="what-you-get"/>
+      <w:bookmarkEnd w:id="2608"/>
       <w:r>
         <w:t xml:space="preserve">What You Get</w:t>
       </w:r>
@@ -625,8 +625,8 @@
       <w:pPr>
         <w:pStyle w:val="Heading2"/>
       </w:pPr>
-      <w:bookmarkStart w:id="1158" w:name="quick-start"/>
-      <w:bookmarkEnd w:id="1158"/>
+      <w:bookmarkStart w:id="4938" w:name="quick-start"/>
+      <w:bookmarkEnd w:id="4938"/>
       <w:r>
         <w:t xml:space="preserve">Quick Start</w:t>
       </w:r>
@@ -635,8 +635,8 @@
       <w:pPr>
         <w:pStyle w:val="Heading3"/>
       </w:pPr>
-      <w:bookmarkStart w:id="6160" w:name="1-copy-the-action-into-your-repo"/>
-      <w:bookmarkEnd w:id="6160"/>
+      <w:bookmarkStart w:id="3792" w:name="1-copy-the-action-into-your-repo"/>
+      <w:bookmarkEnd w:id="3792"/>
       <w:r>
         <w:t xml:space="preserve">1. Copy the action into your repo</w:t>
       </w:r>
@@ -671,8 +671,8 @@
       <w:pPr>
         <w:pStyle w:val="Heading3"/>
       </w:pPr>
-      <w:bookmarkStart w:id="9328" w:name="2-add-the-workflow"/>
-      <w:bookmarkEnd w:id="9328"/>
+      <w:bookmarkStart w:id="1245" w:name="2-add-the-workflow"/>
+      <w:bookmarkEnd w:id="1245"/>
       <w:r>
         <w:t xml:space="preserve">2. Add the workflow</w:t>
       </w:r>
@@ -1191,8 +1191,8 @@
       <w:pPr>
         <w:pStyle w:val="Heading3"/>
       </w:pPr>
-      <w:bookmarkStart w:id="3166" w:name="3-push-and-done"/>
-      <w:bookmarkEnd w:id="3166"/>
+      <w:bookmarkStart w:id="5733" w:name="3-push-and-done"/>
+      <w:bookmarkEnd w:id="5733"/>
       <w:r>
         <w:t xml:space="preserve">3. Push and done</w:t>
       </w:r>
@@ -1228,8 +1228,8 @@
       <w:pPr>
         <w:pStyle w:val="Heading2"/>
       </w:pPr>
-      <w:bookmarkStart w:id="6478" w:name="how-it-works"/>
-      <w:bookmarkEnd w:id="6478"/>
+      <w:bookmarkStart w:id="7479" w:name="how-it-works"/>
+      <w:bookmarkEnd w:id="7479"/>
       <w:r>
         <w:t xml:space="preserve">How It Works</w:t>
       </w:r>
@@ -1373,8 +1373,8 @@
       <w:pPr>
         <w:pStyle w:val="Heading3"/>
       </w:pPr>
-      <w:bookmarkStart w:id="3382" w:name="dependencies"/>
-      <w:bookmarkEnd w:id="3382"/>
+      <w:bookmarkStart w:id="8112" w:name="dependencies"/>
+      <w:bookmarkEnd w:id="8112"/>
       <w:r>
         <w:t xml:space="preserve">Dependencies</w:t>
       </w:r>
@@ -1459,8 +1459,8 @@
       <w:pPr>
         <w:pStyle w:val="Heading3"/>
       </w:pPr>
-      <w:bookmarkStart w:id="3970" w:name="run-locally"/>
-      <w:bookmarkEnd w:id="3970"/>
+      <w:bookmarkStart w:id="6416" w:name="run-locally"/>
+      <w:bookmarkEnd w:id="6416"/>
       <w:r>
         <w:t xml:space="preserve">Run Locally</w:t>
       </w:r>
@@ -1508,8 +1508,8 @@
       <w:pPr>
         <w:pStyle w:val="Heading2"/>
       </w:pPr>
-      <w:bookmarkStart w:id="9497" w:name="viewing-tips"/>
-      <w:bookmarkEnd w:id="9497"/>
+      <w:bookmarkStart w:id="1654" w:name="viewing-tips"/>
+      <w:bookmarkEnd w:id="1654"/>
       <w:r>
         <w:t xml:space="preserve">Viewing Tips</w:t>
       </w:r>
@@ -1592,8 +1592,8 @@
       <w:pPr>
         <w:pStyle w:val="Heading1"/>
       </w:pPr>
-      <w:bookmarkStart w:id="8560" w:name="test_tube-test-content"/>
-      <w:bookmarkEnd w:id="8560"/>
+      <w:bookmarkStart w:id="9353" w:name="test_tube-test-content"/>
+      <w:bookmarkEnd w:id="9353"/>
       <w:r>
         <w:t xml:space="preserve">:test_tube: Test Content</w:t>
       </w:r>
@@ -1624,8 +1624,8 @@
       <w:pPr>
         <w:pStyle w:val="Heading2"/>
       </w:pPr>
-      <w:bookmarkStart w:id="8076" w:name="heading-level-2"/>
-      <w:bookmarkEnd w:id="8076"/>
+      <w:bookmarkStart w:id="8761" w:name="heading-level-2"/>
+      <w:bookmarkEnd w:id="8761"/>
       <w:r>
         <w:t xml:space="preserve">Heading Level 2</w:t>
       </w:r>
@@ -1634,8 +1634,8 @@
       <w:pPr>
         <w:pStyle w:val="Heading3"/>
       </w:pPr>
-      <w:bookmarkStart w:id="4133" w:name="heading-level-3"/>
-      <w:bookmarkEnd w:id="4133"/>
+      <w:bookmarkStart w:id="131" w:name="heading-level-3"/>
+      <w:bookmarkEnd w:id="131"/>
       <w:r>
         <w:t xml:space="preserve">Heading Level 3</w:t>
       </w:r>
@@ -1644,8 +1644,8 @@
       <w:pPr>
         <w:pStyle w:val="Heading4"/>
       </w:pPr>
-      <w:bookmarkStart w:id="294" w:name="heading-level-4"/>
-      <w:bookmarkEnd w:id="294"/>
+      <w:bookmarkStart w:id="9005" w:name="heading-level-4"/>
+      <w:bookmarkEnd w:id="9005"/>
       <w:r>
         <w:t xml:space="preserve">Heading Level 4</w:t>
       </w:r>
@@ -1654,8 +1654,8 @@
       <w:pPr>
         <w:pStyle w:val="Heading5"/>
       </w:pPr>
-      <w:bookmarkStart w:id="5627" w:name="heading-level-5"/>
-      <w:bookmarkEnd w:id="5627"/>
+      <w:bookmarkStart w:id="4987" w:name="heading-level-5"/>
+      <w:bookmarkEnd w:id="4987"/>
       <w:r>
         <w:t xml:space="preserve">Heading Level 5</w:t>
       </w:r>
@@ -1664,8 +1664,8 @@
       <w:pPr>
         <w:pStyle w:val="Heading6"/>
       </w:pPr>
-      <w:bookmarkStart w:id="696" w:name="heading-level-6"/>
-      <w:bookmarkEnd w:id="696"/>
+      <w:bookmarkStart w:id="7376" w:name="heading-level-6"/>
+      <w:bookmarkEnd w:id="7376"/>
       <w:r>
         <w:t xml:space="preserve">Heading Level 6</w:t>
       </w:r>
@@ -1674,8 +1674,8 @@
       <w:pPr>
         <w:pStyle w:val="Heading2"/>
       </w:pPr>
-      <w:bookmarkStart w:id="4499" w:name="text-formatting"/>
-      <w:bookmarkEnd w:id="4499"/>
+      <w:bookmarkStart w:id="7479" w:name="text-formatting"/>
+      <w:bookmarkEnd w:id="7479"/>
       <w:r>
         <w:t xml:space="preserve">Text Formatting</w:t>
       </w:r>
@@ -1806,8 +1806,8 @@
       <w:pPr>
         <w:pStyle w:val="Heading2"/>
       </w:pPr>
-      <w:bookmarkStart w:id="2239" w:name="links"/>
-      <w:bookmarkEnd w:id="2239"/>
+      <w:bookmarkStart w:id="16" w:name="links"/>
+      <w:bookmarkEnd w:id="16"/>
       <w:r>
         <w:t xml:space="preserve">Links</w:t>
       </w:r>
@@ -1965,8 +1965,8 @@
       <w:pPr>
         <w:pStyle w:val="Heading2"/>
       </w:pPr>
-      <w:bookmarkStart w:id="3018" w:name="images"/>
-      <w:bookmarkEnd w:id="3018"/>
+      <w:bookmarkStart w:id="4810" w:name="images"/>
+      <w:bookmarkEnd w:id="4810"/>
       <w:r>
         <w:t xml:space="preserve">Images</w:t>
       </w:r>
@@ -2327,8 +2327,8 @@
       <w:pPr>
         <w:pStyle w:val="Heading2"/>
       </w:pPr>
-      <w:bookmarkStart w:id="7137" w:name="blockquotes"/>
-      <w:bookmarkEnd w:id="7137"/>
+      <w:bookmarkStart w:id="6940" w:name="blockquotes"/>
+      <w:bookmarkEnd w:id="6940"/>
       <w:r>
         <w:t xml:space="preserve">Blockquotes</w:t>
       </w:r>
@@ -2378,8 +2378,8 @@
       <w:pPr>
         <w:pStyle w:val="Heading2"/>
       </w:pPr>
-      <w:bookmarkStart w:id="6061" w:name="alerts"/>
-      <w:bookmarkEnd w:id="6061"/>
+      <w:bookmarkStart w:id="2814" w:name="alerts"/>
+      <w:bookmarkEnd w:id="2814"/>
       <w:r>
         <w:t xml:space="preserve">Alerts</w:t>
       </w:r>
@@ -2518,8 +2518,8 @@
       <w:pPr>
         <w:pStyle w:val="Heading2"/>
       </w:pPr>
-      <w:bookmarkStart w:id="6428" w:name="unordered-lists"/>
-      <w:bookmarkEnd w:id="6428"/>
+      <w:bookmarkStart w:id="5023" w:name="unordered-lists"/>
+      <w:bookmarkEnd w:id="5023"/>
       <w:r>
         <w:t xml:space="preserve">Unordered Lists</w:t>
       </w:r>
@@ -2653,8 +2653,8 @@
       <w:pPr>
         <w:pStyle w:val="Heading2"/>
       </w:pPr>
-      <w:bookmarkStart w:id="9279" w:name="ordered-lists"/>
-      <w:bookmarkEnd w:id="9279"/>
+      <w:bookmarkStart w:id="2689" w:name="ordered-lists"/>
+      <w:bookmarkEnd w:id="2689"/>
       <w:r>
         <w:t xml:space="preserve">Ordered Lists</w:t>
       </w:r>
@@ -2723,8 +2723,8 @@
       <w:pPr>
         <w:pStyle w:val="Heading2"/>
       </w:pPr>
-      <w:bookmarkStart w:id="8896" w:name="task-lists"/>
-      <w:bookmarkEnd w:id="8896"/>
+      <w:bookmarkStart w:id="7608" w:name="task-lists"/>
+      <w:bookmarkEnd w:id="7608"/>
       <w:r>
         <w:t xml:space="preserve">Task Lists</w:t>
       </w:r>
@@ -2793,8 +2793,8 @@
       <w:pPr>
         <w:pStyle w:val="Heading2"/>
       </w:pPr>
-      <w:bookmarkStart w:id="6742" w:name="inline-code"/>
-      <w:bookmarkEnd w:id="6742"/>
+      <w:bookmarkStart w:id="8670" w:name="inline-code"/>
+      <w:bookmarkEnd w:id="8670"/>
       <w:r>
         <w:t xml:space="preserve">Inline Code</w:t>
       </w:r>
@@ -2830,8 +2830,8 @@
       <w:pPr>
         <w:pStyle w:val="Heading2"/>
       </w:pPr>
-      <w:bookmarkStart w:id="9414" w:name="fenced-code-blocks"/>
-      <w:bookmarkEnd w:id="9414"/>
+      <w:bookmarkStart w:id="3568" w:name="fenced-code-blocks"/>
+      <w:bookmarkEnd w:id="3568"/>
       <w:r>
         <w:t xml:space="preserve">Fenced Code Blocks</w:t>
       </w:r>
@@ -2944,8 +2944,8 @@
       <w:pPr>
         <w:pStyle w:val="Heading2"/>
       </w:pPr>
-      <w:bookmarkStart w:id="5147" w:name="tables"/>
-      <w:bookmarkEnd w:id="5147"/>
+      <w:bookmarkStart w:id="9613" w:name="tables"/>
+      <w:bookmarkEnd w:id="9613"/>
       <w:r>
         <w:t xml:space="preserve">Tables</w:t>
       </w:r>
@@ -3196,8 +3196,8 @@
       <w:pPr>
         <w:pStyle w:val="Heading2"/>
       </w:pPr>
-      <w:bookmarkStart w:id="1094" w:name="horizontal-rules"/>
-      <w:bookmarkEnd w:id="1094"/>
+      <w:bookmarkStart w:id="1327" w:name="horizontal-rules"/>
+      <w:bookmarkEnd w:id="1327"/>
       <w:r>
         <w:t xml:space="preserve">Horizontal Rules</w:t>
       </w:r>
@@ -3227,8 +3227,8 @@
       <w:pPr>
         <w:pStyle w:val="Heading2"/>
       </w:pPr>
-      <w:bookmarkStart w:id="1954" w:name="footnotes"/>
-      <w:bookmarkEnd w:id="1954"/>
+      <w:bookmarkStart w:id="1672" w:name="footnotes"/>
+      <w:bookmarkEnd w:id="1672"/>
       <w:r>
         <w:t xml:space="preserve">Footnotes</w:t>
       </w:r>
@@ -3288,8 +3288,8 @@
       <w:pPr>
         <w:pStyle w:val="Heading2"/>
       </w:pPr>
-      <w:bookmarkStart w:id="1223" w:name="emoji"/>
-      <w:bookmarkEnd w:id="1223"/>
+      <w:bookmarkStart w:id="8633" w:name="emoji"/>
+      <w:bookmarkEnd w:id="8633"/>
       <w:r>
         <w:t xml:space="preserve">Emoji</w:t>
       </w:r>
@@ -3351,8 +3351,8 @@
       <w:pPr>
         <w:pStyle w:val="Heading2"/>
       </w:pPr>
-      <w:bookmarkStart w:id="1169" w:name="color-codes"/>
-      <w:bookmarkEnd w:id="1169"/>
+      <w:bookmarkStart w:id="3863" w:name="color-codes"/>
+      <w:bookmarkEnd w:id="3863"/>
       <w:r>
         <w:t xml:space="preserve">Color Codes</w:t>
       </w:r>
@@ -3409,8 +3409,8 @@
       <w:pPr>
         <w:pStyle w:val="Heading2"/>
       </w:pPr>
-      <w:bookmarkStart w:id="3128" w:name="html-comments"/>
-      <w:bookmarkEnd w:id="3128"/>
+      <w:bookmarkStart w:id="6910" w:name="html-comments"/>
+      <w:bookmarkEnd w:id="6910"/>
       <w:r>
         <w:t xml:space="preserve">HTML Comments</w:t>
       </w:r>
@@ -3425,8 +3425,8 @@
       <w:pPr>
         <w:pStyle w:val="Heading2"/>
       </w:pPr>
-      <w:bookmarkStart w:id="8752" w:name="mixed-nesting"/>
-      <w:bookmarkEnd w:id="8752"/>
+      <w:bookmarkStart w:id="8579" w:name="mixed-nesting"/>
+      <w:bookmarkEnd w:id="8579"/>
       <w:r>
         <w:t xml:space="preserve">Mixed Nesting</w:t>
       </w:r>
@@ -3594,8 +3594,8 @@
         <w:ind w:left="360"/>
         <w:spacing w:after="40"/>
       </w:pPr>
-      <w:bookmarkStart w:id="9999" w:name="fn-1"/>
-      <w:bookmarkEnd w:id="9999"/>
+      <w:bookmarkStart w:id="5995" w:name="fn-1"/>
+      <w:bookmarkEnd w:id="5995"/>
       <w:r>
         <w:rPr>
           <w:b/>
@@ -3612,8 +3612,8 @@
         <w:ind w:left="360"/>
         <w:spacing w:after="40"/>
       </w:pPr>
-      <w:bookmarkStart w:id="4549" w:name="fn-longnote"/>
-      <w:bookmarkEnd w:id="4549"/>
+      <w:bookmarkStart w:id="4274" w:name="fn-longnote"/>
+      <w:bookmarkEnd w:id="4274"/>
       <w:r>
         <w:rPr>
           <w:b/>

--- a/README.docx
+++ b/README.docx
@@ -6,8 +6,8 @@
       <w:pPr>
         <w:pStyle w:val="Heading1"/>
       </w:pPr>
-      <w:bookmarkStart w:id="7508" w:name="rocket-readme-to-rtf-auto-convert-github-readmes-to-rich-documents-tada"/>
-      <w:bookmarkEnd w:id="7508"/>
+      <w:bookmarkStart w:id="9568" w:name="rocket-readme-to-rtf-auto-convert-github-readmes-to-rich-documents-tada"/>
+      <w:bookmarkEnd w:id="9568"/>
       <w:r>
         <w:t xml:space="preserve">:rocket: README to RTF — Auto-Convert GitHub READMEs to Rich Documents :tada:</w:t>
       </w:r>
@@ -127,8 +127,8 @@
       <w:pPr>
         <w:pStyle w:val="Heading2"/>
       </w:pPr>
-      <w:bookmarkStart w:id="6354" w:name="why"/>
-      <w:bookmarkEnd w:id="6354"/>
+      <w:bookmarkStart w:id="8245" w:name="why"/>
+      <w:bookmarkEnd w:id="8245"/>
       <w:r>
         <w:t xml:space="preserve">Why?</w:t>
       </w:r>
@@ -260,8 +260,8 @@
       <w:pPr>
         <w:pStyle w:val="Heading2"/>
       </w:pPr>
-      <w:bookmarkStart w:id="2608" w:name="what-you-get"/>
-      <w:bookmarkEnd w:id="2608"/>
+      <w:bookmarkStart w:id="4444" w:name="what-you-get"/>
+      <w:bookmarkEnd w:id="4444"/>
       <w:r>
         <w:t xml:space="preserve">What You Get</w:t>
       </w:r>
@@ -625,8 +625,8 @@
       <w:pPr>
         <w:pStyle w:val="Heading2"/>
       </w:pPr>
-      <w:bookmarkStart w:id="4938" w:name="quick-start"/>
-      <w:bookmarkEnd w:id="4938"/>
+      <w:bookmarkStart w:id="9377" w:name="quick-start"/>
+      <w:bookmarkEnd w:id="9377"/>
       <w:r>
         <w:t xml:space="preserve">Quick Start</w:t>
       </w:r>
@@ -635,8 +635,8 @@
       <w:pPr>
         <w:pStyle w:val="Heading3"/>
       </w:pPr>
-      <w:bookmarkStart w:id="3792" w:name="1-copy-the-action-into-your-repo"/>
-      <w:bookmarkEnd w:id="3792"/>
+      <w:bookmarkStart w:id="7680" w:name="1-copy-the-action-into-your-repo"/>
+      <w:bookmarkEnd w:id="7680"/>
       <w:r>
         <w:t xml:space="preserve">1. Copy the action into your repo</w:t>
       </w:r>
@@ -671,8 +671,8 @@
       <w:pPr>
         <w:pStyle w:val="Heading3"/>
       </w:pPr>
-      <w:bookmarkStart w:id="1245" w:name="2-add-the-workflow"/>
-      <w:bookmarkEnd w:id="1245"/>
+      <w:bookmarkStart w:id="4695" w:name="2-add-the-workflow"/>
+      <w:bookmarkEnd w:id="4695"/>
       <w:r>
         <w:t xml:space="preserve">2. Add the workflow</w:t>
       </w:r>
@@ -1191,8 +1191,8 @@
       <w:pPr>
         <w:pStyle w:val="Heading3"/>
       </w:pPr>
-      <w:bookmarkStart w:id="5733" w:name="3-push-and-done"/>
-      <w:bookmarkEnd w:id="5733"/>
+      <w:bookmarkStart w:id="7793" w:name="3-push-and-done"/>
+      <w:bookmarkEnd w:id="7793"/>
       <w:r>
         <w:t xml:space="preserve">3. Push and done</w:t>
       </w:r>
@@ -1228,8 +1228,8 @@
       <w:pPr>
         <w:pStyle w:val="Heading2"/>
       </w:pPr>
-      <w:bookmarkStart w:id="7479" w:name="how-it-works"/>
-      <w:bookmarkEnd w:id="7479"/>
+      <w:bookmarkStart w:id="5887" w:name="how-it-works"/>
+      <w:bookmarkEnd w:id="5887"/>
       <w:r>
         <w:t xml:space="preserve">How It Works</w:t>
       </w:r>
@@ -1373,8 +1373,8 @@
       <w:pPr>
         <w:pStyle w:val="Heading3"/>
       </w:pPr>
-      <w:bookmarkStart w:id="8112" w:name="dependencies"/>
-      <w:bookmarkEnd w:id="8112"/>
+      <w:bookmarkStart w:id="6685" w:name="dependencies"/>
+      <w:bookmarkEnd w:id="6685"/>
       <w:r>
         <w:t xml:space="preserve">Dependencies</w:t>
       </w:r>
@@ -1459,8 +1459,8 @@
       <w:pPr>
         <w:pStyle w:val="Heading3"/>
       </w:pPr>
-      <w:bookmarkStart w:id="6416" w:name="run-locally"/>
-      <w:bookmarkEnd w:id="6416"/>
+      <w:bookmarkStart w:id="737" w:name="run-locally"/>
+      <w:bookmarkEnd w:id="737"/>
       <w:r>
         <w:t xml:space="preserve">Run Locally</w:t>
       </w:r>
@@ -1508,8 +1508,8 @@
       <w:pPr>
         <w:pStyle w:val="Heading2"/>
       </w:pPr>
-      <w:bookmarkStart w:id="1654" w:name="viewing-tips"/>
-      <w:bookmarkEnd w:id="1654"/>
+      <w:bookmarkStart w:id="1059" w:name="viewing-tips"/>
+      <w:bookmarkEnd w:id="1059"/>
       <w:r>
         <w:t xml:space="preserve">Viewing Tips</w:t>
       </w:r>
@@ -1592,8 +1592,8 @@
       <w:pPr>
         <w:pStyle w:val="Heading1"/>
       </w:pPr>
-      <w:bookmarkStart w:id="9353" w:name="test_tube-test-content"/>
-      <w:bookmarkEnd w:id="9353"/>
+      <w:bookmarkStart w:id="2541" w:name="test_tube-test-content"/>
+      <w:bookmarkEnd w:id="2541"/>
       <w:r>
         <w:t xml:space="preserve">:test_tube: Test Content</w:t>
       </w:r>
@@ -1624,8 +1624,8 @@
       <w:pPr>
         <w:pStyle w:val="Heading2"/>
       </w:pPr>
-      <w:bookmarkStart w:id="8761" w:name="heading-level-2"/>
-      <w:bookmarkEnd w:id="8761"/>
+      <w:bookmarkStart w:id="3289" w:name="heading-level-2"/>
+      <w:bookmarkEnd w:id="3289"/>
       <w:r>
         <w:t xml:space="preserve">Heading Level 2</w:t>
       </w:r>
@@ -1634,8 +1634,8 @@
       <w:pPr>
         <w:pStyle w:val="Heading3"/>
       </w:pPr>
-      <w:bookmarkStart w:id="131" w:name="heading-level-3"/>
-      <w:bookmarkEnd w:id="131"/>
+      <w:bookmarkStart w:id="7494" w:name="heading-level-3"/>
+      <w:bookmarkEnd w:id="7494"/>
       <w:r>
         <w:t xml:space="preserve">Heading Level 3</w:t>
       </w:r>
@@ -1644,8 +1644,8 @@
       <w:pPr>
         <w:pStyle w:val="Heading4"/>
       </w:pPr>
-      <w:bookmarkStart w:id="9005" w:name="heading-level-4"/>
-      <w:bookmarkEnd w:id="9005"/>
+      <w:bookmarkStart w:id="5666" w:name="heading-level-4"/>
+      <w:bookmarkEnd w:id="5666"/>
       <w:r>
         <w:t xml:space="preserve">Heading Level 4</w:t>
       </w:r>
@@ -1654,8 +1654,8 @@
       <w:pPr>
         <w:pStyle w:val="Heading5"/>
       </w:pPr>
-      <w:bookmarkStart w:id="4987" w:name="heading-level-5"/>
-      <w:bookmarkEnd w:id="4987"/>
+      <w:bookmarkStart w:id="3031" w:name="heading-level-5"/>
+      <w:bookmarkEnd w:id="3031"/>
       <w:r>
         <w:t xml:space="preserve">Heading Level 5</w:t>
       </w:r>
@@ -1664,8 +1664,8 @@
       <w:pPr>
         <w:pStyle w:val="Heading6"/>
       </w:pPr>
-      <w:bookmarkStart w:id="7376" w:name="heading-level-6"/>
-      <w:bookmarkEnd w:id="7376"/>
+      <w:bookmarkStart w:id="7458" w:name="heading-level-6"/>
+      <w:bookmarkEnd w:id="7458"/>
       <w:r>
         <w:t xml:space="preserve">Heading Level 6</w:t>
       </w:r>
@@ -1674,8 +1674,8 @@
       <w:pPr>
         <w:pStyle w:val="Heading2"/>
       </w:pPr>
-      <w:bookmarkStart w:id="7479" w:name="text-formatting"/>
-      <w:bookmarkEnd w:id="7479"/>
+      <w:bookmarkStart w:id="4993" w:name="text-formatting"/>
+      <w:bookmarkEnd w:id="4993"/>
       <w:r>
         <w:t xml:space="preserve">Text Formatting</w:t>
       </w:r>
@@ -1806,8 +1806,8 @@
       <w:pPr>
         <w:pStyle w:val="Heading2"/>
       </w:pPr>
-      <w:bookmarkStart w:id="16" w:name="links"/>
-      <w:bookmarkEnd w:id="16"/>
+      <w:bookmarkStart w:id="2634" w:name="links"/>
+      <w:bookmarkEnd w:id="2634"/>
       <w:r>
         <w:t xml:space="preserve">Links</w:t>
       </w:r>
@@ -1965,8 +1965,8 @@
       <w:pPr>
         <w:pStyle w:val="Heading2"/>
       </w:pPr>
-      <w:bookmarkStart w:id="4810" w:name="images"/>
-      <w:bookmarkEnd w:id="4810"/>
+      <w:bookmarkStart w:id="9060" w:name="images"/>
+      <w:bookmarkEnd w:id="9060"/>
       <w:r>
         <w:t xml:space="preserve">Images</w:t>
       </w:r>
@@ -2327,8 +2327,8 @@
       <w:pPr>
         <w:pStyle w:val="Heading2"/>
       </w:pPr>
-      <w:bookmarkStart w:id="6940" w:name="blockquotes"/>
-      <w:bookmarkEnd w:id="6940"/>
+      <w:bookmarkStart w:id="8919" w:name="blockquotes"/>
+      <w:bookmarkEnd w:id="8919"/>
       <w:r>
         <w:t xml:space="preserve">Blockquotes</w:t>
       </w:r>
@@ -2378,8 +2378,8 @@
       <w:pPr>
         <w:pStyle w:val="Heading2"/>
       </w:pPr>
-      <w:bookmarkStart w:id="2814" w:name="alerts"/>
-      <w:bookmarkEnd w:id="2814"/>
+      <w:bookmarkStart w:id="6453" w:name="alerts"/>
+      <w:bookmarkEnd w:id="6453"/>
       <w:r>
         <w:t xml:space="preserve">Alerts</w:t>
       </w:r>
@@ -2518,8 +2518,8 @@
       <w:pPr>
         <w:pStyle w:val="Heading2"/>
       </w:pPr>
-      <w:bookmarkStart w:id="5023" w:name="unordered-lists"/>
-      <w:bookmarkEnd w:id="5023"/>
+      <w:bookmarkStart w:id="4943" w:name="unordered-lists"/>
+      <w:bookmarkEnd w:id="4943"/>
       <w:r>
         <w:t xml:space="preserve">Unordered Lists</w:t>
       </w:r>
@@ -2653,8 +2653,8 @@
       <w:pPr>
         <w:pStyle w:val="Heading2"/>
       </w:pPr>
-      <w:bookmarkStart w:id="2689" w:name="ordered-lists"/>
-      <w:bookmarkEnd w:id="2689"/>
+      <w:bookmarkStart w:id="8557" w:name="ordered-lists"/>
+      <w:bookmarkEnd w:id="8557"/>
       <w:r>
         <w:t xml:space="preserve">Ordered Lists</w:t>
       </w:r>
@@ -2723,8 +2723,8 @@
       <w:pPr>
         <w:pStyle w:val="Heading2"/>
       </w:pPr>
-      <w:bookmarkStart w:id="7608" w:name="task-lists"/>
-      <w:bookmarkEnd w:id="7608"/>
+      <w:bookmarkStart w:id="7256" w:name="task-lists"/>
+      <w:bookmarkEnd w:id="7256"/>
       <w:r>
         <w:t xml:space="preserve">Task Lists</w:t>
       </w:r>
@@ -2793,8 +2793,8 @@
       <w:pPr>
         <w:pStyle w:val="Heading2"/>
       </w:pPr>
-      <w:bookmarkStart w:id="8670" w:name="inline-code"/>
-      <w:bookmarkEnd w:id="8670"/>
+      <w:bookmarkStart w:id="6123" w:name="inline-code"/>
+      <w:bookmarkEnd w:id="6123"/>
       <w:r>
         <w:t xml:space="preserve">Inline Code</w:t>
       </w:r>
@@ -2830,8 +2830,8 @@
       <w:pPr>
         <w:pStyle w:val="Heading2"/>
       </w:pPr>
-      <w:bookmarkStart w:id="3568" w:name="fenced-code-blocks"/>
-      <w:bookmarkEnd w:id="3568"/>
+      <w:bookmarkStart w:id="6677" w:name="fenced-code-blocks"/>
+      <w:bookmarkEnd w:id="6677"/>
       <w:r>
         <w:t xml:space="preserve">Fenced Code Blocks</w:t>
       </w:r>
@@ -2944,8 +2944,8 @@
       <w:pPr>
         <w:pStyle w:val="Heading2"/>
       </w:pPr>
-      <w:bookmarkStart w:id="9613" w:name="tables"/>
-      <w:bookmarkEnd w:id="9613"/>
+      <w:bookmarkStart w:id="2259" w:name="tables"/>
+      <w:bookmarkEnd w:id="2259"/>
       <w:r>
         <w:t xml:space="preserve">Tables</w:t>
       </w:r>
@@ -3196,8 +3196,8 @@
       <w:pPr>
         <w:pStyle w:val="Heading2"/>
       </w:pPr>
-      <w:bookmarkStart w:id="1327" w:name="horizontal-rules"/>
-      <w:bookmarkEnd w:id="1327"/>
+      <w:bookmarkStart w:id="3756" w:name="horizontal-rules"/>
+      <w:bookmarkEnd w:id="3756"/>
       <w:r>
         <w:t xml:space="preserve">Horizontal Rules</w:t>
       </w:r>
@@ -3227,8 +3227,8 @@
       <w:pPr>
         <w:pStyle w:val="Heading2"/>
       </w:pPr>
-      <w:bookmarkStart w:id="1672" w:name="footnotes"/>
-      <w:bookmarkEnd w:id="1672"/>
+      <w:bookmarkStart w:id="8807" w:name="footnotes"/>
+      <w:bookmarkEnd w:id="8807"/>
       <w:r>
         <w:t xml:space="preserve">Footnotes</w:t>
       </w:r>
@@ -3288,8 +3288,8 @@
       <w:pPr>
         <w:pStyle w:val="Heading2"/>
       </w:pPr>
-      <w:bookmarkStart w:id="8633" w:name="emoji"/>
-      <w:bookmarkEnd w:id="8633"/>
+      <w:bookmarkStart w:id="8530" w:name="emoji"/>
+      <w:bookmarkEnd w:id="8530"/>
       <w:r>
         <w:t xml:space="preserve">Emoji</w:t>
       </w:r>
@@ -3351,8 +3351,8 @@
       <w:pPr>
         <w:pStyle w:val="Heading2"/>
       </w:pPr>
-      <w:bookmarkStart w:id="3863" w:name="color-codes"/>
-      <w:bookmarkEnd w:id="3863"/>
+      <w:bookmarkStart w:id="5947" w:name="color-codes"/>
+      <w:bookmarkEnd w:id="5947"/>
       <w:r>
         <w:t xml:space="preserve">Color Codes</w:t>
       </w:r>
@@ -3409,8 +3409,8 @@
       <w:pPr>
         <w:pStyle w:val="Heading2"/>
       </w:pPr>
-      <w:bookmarkStart w:id="6910" w:name="html-comments"/>
-      <w:bookmarkEnd w:id="6910"/>
+      <w:bookmarkStart w:id="1383" w:name="html-comments"/>
+      <w:bookmarkEnd w:id="1383"/>
       <w:r>
         <w:t xml:space="preserve">HTML Comments</w:t>
       </w:r>
@@ -3425,8 +3425,8 @@
       <w:pPr>
         <w:pStyle w:val="Heading2"/>
       </w:pPr>
-      <w:bookmarkStart w:id="8579" w:name="mixed-nesting"/>
-      <w:bookmarkEnd w:id="8579"/>
+      <w:bookmarkStart w:id="5166" w:name="mixed-nesting"/>
+      <w:bookmarkEnd w:id="5166"/>
       <w:r>
         <w:t xml:space="preserve">Mixed Nesting</w:t>
       </w:r>
@@ -3594,8 +3594,8 @@
         <w:ind w:left="360"/>
         <w:spacing w:after="40"/>
       </w:pPr>
-      <w:bookmarkStart w:id="5995" w:name="fn-1"/>
-      <w:bookmarkEnd w:id="5995"/>
+      <w:bookmarkStart w:id="3507" w:name="fn-1"/>
+      <w:bookmarkEnd w:id="3507"/>
       <w:r>
         <w:rPr>
           <w:b/>
@@ -3612,8 +3612,8 @@
         <w:ind w:left="360"/>
         <w:spacing w:after="40"/>
       </w:pPr>
-      <w:bookmarkStart w:id="4274" w:name="fn-longnote"/>
-      <w:bookmarkEnd w:id="4274"/>
+      <w:bookmarkStart w:id="2442" w:name="fn-longnote"/>
+      <w:bookmarkEnd w:id="2442"/>
       <w:r>
         <w:rPr>
           <w:b/>

--- a/README.docx
+++ b/README.docx
@@ -6,10 +6,16 @@
       <w:pPr>
         <w:pStyle w:val="Heading1"/>
       </w:pPr>
-      <w:bookmarkStart w:id="5140" w:name="rocket-readme-to-rtf-auto-convert-github-readmes-to-rich-documents-tada"/>
-      <w:bookmarkEnd w:id="5140"/>
-      <w:r>
-        <w:t xml:space="preserve">:rocket: README to RTF — Auto-Convert GitHub READMEs to Rich Documents :tada:</w:t>
+      <w:bookmarkStart w:id="2038" w:name="rocket-readme-to-rtf-auto-convert-github-readmes-to-rich-documents-tada"/>
+      <w:bookmarkEnd w:id="2038"/>
+      <w:r>
+        <w:t xml:space="preserve">🚀</w:t>
+      </w:r>
+      <w:r>
+        <w:t xml:space="preserve"> README to RTF — Auto-Convert GitHub READMEs to Rich Documents </w:t>
+      </w:r>
+      <w:r>
+        <w:t xml:space="preserve">🎉</w:t>
       </w:r>
     </w:p>
     <w:p>
@@ -139,8 +145,8 @@
       <w:pPr>
         <w:pStyle w:val="Heading2"/>
       </w:pPr>
-      <w:bookmarkStart w:id="4016" w:name="why"/>
-      <w:bookmarkEnd w:id="4016"/>
+      <w:bookmarkStart w:id="2877" w:name="why"/>
+      <w:bookmarkEnd w:id="2877"/>
       <w:r>
         <w:t xml:space="preserve">Why?</w:t>
       </w:r>
@@ -284,8 +290,8 @@
       <w:pPr>
         <w:pStyle w:val="Heading2"/>
       </w:pPr>
-      <w:bookmarkStart w:id="977" w:name="what-you-get"/>
-      <w:bookmarkEnd w:id="977"/>
+      <w:bookmarkStart w:id="5171" w:name="what-you-get"/>
+      <w:bookmarkEnd w:id="5171"/>
       <w:r>
         <w:t xml:space="preserve">What You Get</w:t>
       </w:r>
@@ -649,8 +655,8 @@
       <w:pPr>
         <w:pStyle w:val="Heading2"/>
       </w:pPr>
-      <w:bookmarkStart w:id="3914" w:name="quick-start"/>
-      <w:bookmarkEnd w:id="3914"/>
+      <w:bookmarkStart w:id="630" w:name="quick-start"/>
+      <w:bookmarkEnd w:id="630"/>
       <w:r>
         <w:t xml:space="preserve">Quick Start</w:t>
       </w:r>
@@ -659,8 +665,8 @@
       <w:pPr>
         <w:pStyle w:val="Heading3"/>
       </w:pPr>
-      <w:bookmarkStart w:id="5901" w:name="1-copy-the-action-into-your-repo"/>
-      <w:bookmarkEnd w:id="5901"/>
+      <w:bookmarkStart w:id="2185" w:name="1-copy-the-action-into-your-repo"/>
+      <w:bookmarkEnd w:id="2185"/>
       <w:r>
         <w:t xml:space="preserve">1. Copy the action into your repo</w:t>
       </w:r>
@@ -792,8 +798,8 @@
       <w:pPr>
         <w:pStyle w:val="Heading3"/>
       </w:pPr>
-      <w:bookmarkStart w:id="2628" w:name="2-add-the-workflow"/>
-      <w:bookmarkEnd w:id="2628"/>
+      <w:bookmarkStart w:id="9155" w:name="2-add-the-workflow"/>
+      <w:bookmarkEnd w:id="9155"/>
       <w:r>
         <w:t xml:space="preserve">2. Add the workflow</w:t>
       </w:r>
@@ -2682,8 +2688,8 @@
       <w:pPr>
         <w:pStyle w:val="Heading3"/>
       </w:pPr>
-      <w:bookmarkStart w:id="7334" w:name="3-push-and-done"/>
-      <w:bookmarkEnd w:id="7334"/>
+      <w:bookmarkStart w:id="6339" w:name="3-push-and-done"/>
+      <w:bookmarkEnd w:id="6339"/>
       <w:r>
         <w:t xml:space="preserve">3. Push and done</w:t>
       </w:r>
@@ -2719,8 +2725,8 @@
       <w:pPr>
         <w:pStyle w:val="Heading2"/>
       </w:pPr>
-      <w:bookmarkStart w:id="1990" w:name="how-it-works"/>
-      <w:bookmarkEnd w:id="1990"/>
+      <w:bookmarkStart w:id="8285" w:name="how-it-works"/>
+      <w:bookmarkEnd w:id="8285"/>
       <w:r>
         <w:t xml:space="preserve">How It Works</w:t>
       </w:r>
@@ -2864,8 +2870,8 @@
       <w:pPr>
         <w:pStyle w:val="Heading3"/>
       </w:pPr>
-      <w:bookmarkStart w:id="4510" w:name="dependencies"/>
-      <w:bookmarkEnd w:id="4510"/>
+      <w:bookmarkStart w:id="9821" w:name="dependencies"/>
+      <w:bookmarkEnd w:id="9821"/>
       <w:r>
         <w:t xml:space="preserve">Dependencies</w:t>
       </w:r>
@@ -2950,8 +2956,8 @@
       <w:pPr>
         <w:pStyle w:val="Heading3"/>
       </w:pPr>
-      <w:bookmarkStart w:id="2599" w:name="run-locally"/>
-      <w:bookmarkEnd w:id="2599"/>
+      <w:bookmarkStart w:id="1314" w:name="run-locally"/>
+      <w:bookmarkEnd w:id="1314"/>
       <w:r>
         <w:t xml:space="preserve">Run Locally</w:t>
       </w:r>
@@ -3124,8 +3130,8 @@
       <w:pPr>
         <w:pStyle w:val="Heading2"/>
       </w:pPr>
-      <w:bookmarkStart w:id="542" w:name="viewing-tips"/>
-      <w:bookmarkEnd w:id="542"/>
+      <w:bookmarkStart w:id="8095" w:name="viewing-tips"/>
+      <w:bookmarkEnd w:id="8095"/>
       <w:r>
         <w:t xml:space="preserve">Viewing Tips</w:t>
       </w:r>
@@ -3208,10 +3214,13 @@
       <w:pPr>
         <w:pStyle w:val="Heading1"/>
       </w:pPr>
-      <w:bookmarkStart w:id="5651" w:name="test_tube-test-content"/>
-      <w:bookmarkEnd w:id="5651"/>
-      <w:r>
-        <w:t xml:space="preserve">:test_tube: Test Content</w:t>
+      <w:bookmarkStart w:id="4382" w:name="test_tube-test-content"/>
+      <w:bookmarkEnd w:id="4382"/>
+      <w:r>
+        <w:t xml:space="preserve">🧪</w:t>
+      </w:r>
+      <w:r>
+        <w:t xml:space="preserve"> Test Content</w:t>
       </w:r>
     </w:p>
     <w:p>
@@ -3240,8 +3249,8 @@
       <w:pPr>
         <w:pStyle w:val="Heading2"/>
       </w:pPr>
-      <w:bookmarkStart w:id="7377" w:name="heading-level-2"/>
-      <w:bookmarkEnd w:id="7377"/>
+      <w:bookmarkStart w:id="7883" w:name="heading-level-2"/>
+      <w:bookmarkEnd w:id="7883"/>
       <w:r>
         <w:t xml:space="preserve">Heading Level 2</w:t>
       </w:r>
@@ -3250,8 +3259,8 @@
       <w:pPr>
         <w:pStyle w:val="Heading3"/>
       </w:pPr>
-      <w:bookmarkStart w:id="5162" w:name="heading-level-3"/>
-      <w:bookmarkEnd w:id="5162"/>
+      <w:bookmarkStart w:id="5746" w:name="heading-level-3"/>
+      <w:bookmarkEnd w:id="5746"/>
       <w:r>
         <w:t xml:space="preserve">Heading Level 3</w:t>
       </w:r>
@@ -3260,8 +3269,8 @@
       <w:pPr>
         <w:pStyle w:val="Heading4"/>
       </w:pPr>
-      <w:bookmarkStart w:id="1211" w:name="heading-level-4"/>
-      <w:bookmarkEnd w:id="1211"/>
+      <w:bookmarkStart w:id="5205" w:name="heading-level-4"/>
+      <w:bookmarkEnd w:id="5205"/>
       <w:r>
         <w:t xml:space="preserve">Heading Level 4</w:t>
       </w:r>
@@ -3270,8 +3279,8 @@
       <w:pPr>
         <w:pStyle w:val="Heading5"/>
       </w:pPr>
-      <w:bookmarkStart w:id="977" w:name="heading-level-5"/>
-      <w:bookmarkEnd w:id="977"/>
+      <w:bookmarkStart w:id="1109" w:name="heading-level-5"/>
+      <w:bookmarkEnd w:id="1109"/>
       <w:r>
         <w:t xml:space="preserve">Heading Level 5</w:t>
       </w:r>
@@ -3280,8 +3289,8 @@
       <w:pPr>
         <w:pStyle w:val="Heading6"/>
       </w:pPr>
-      <w:bookmarkStart w:id="1658" w:name="heading-level-6"/>
-      <w:bookmarkEnd w:id="1658"/>
+      <w:bookmarkStart w:id="2221" w:name="heading-level-6"/>
+      <w:bookmarkEnd w:id="2221"/>
       <w:r>
         <w:t xml:space="preserve">Heading Level 6</w:t>
       </w:r>
@@ -3290,8 +3299,8 @@
       <w:pPr>
         <w:pStyle w:val="Heading2"/>
       </w:pPr>
-      <w:bookmarkStart w:id="5964" w:name="text-formatting"/>
-      <w:bookmarkEnd w:id="5964"/>
+      <w:bookmarkStart w:id="3742" w:name="text-formatting"/>
+      <w:bookmarkEnd w:id="3742"/>
       <w:r>
         <w:t xml:space="preserve">Text Formatting</w:t>
       </w:r>
@@ -3422,8 +3431,8 @@
       <w:pPr>
         <w:pStyle w:val="Heading2"/>
       </w:pPr>
-      <w:bookmarkStart w:id="9510" w:name="links"/>
-      <w:bookmarkEnd w:id="9510"/>
+      <w:bookmarkStart w:id="9176" w:name="links"/>
+      <w:bookmarkEnd w:id="9176"/>
       <w:r>
         <w:t xml:space="preserve">Links</w:t>
       </w:r>
@@ -3581,8 +3590,8 @@
       <w:pPr>
         <w:pStyle w:val="Heading2"/>
       </w:pPr>
-      <w:bookmarkStart w:id="9928" w:name="images"/>
-      <w:bookmarkEnd w:id="9928"/>
+      <w:bookmarkStart w:id="6189" w:name="images"/>
+      <w:bookmarkEnd w:id="6189"/>
       <w:r>
         <w:t xml:space="preserve">Images</w:t>
       </w:r>
@@ -3943,8 +3952,8 @@
       <w:pPr>
         <w:pStyle w:val="Heading2"/>
       </w:pPr>
-      <w:bookmarkStart w:id="6107" w:name="blockquotes"/>
-      <w:bookmarkEnd w:id="6107"/>
+      <w:bookmarkStart w:id="1795" w:name="blockquotes"/>
+      <w:bookmarkEnd w:id="1795"/>
       <w:r>
         <w:t xml:space="preserve">Blockquotes</w:t>
       </w:r>
@@ -3994,8 +4003,8 @@
       <w:pPr>
         <w:pStyle w:val="Heading2"/>
       </w:pPr>
-      <w:bookmarkStart w:id="800" w:name="alerts"/>
-      <w:bookmarkEnd w:id="800"/>
+      <w:bookmarkStart w:id="6289" w:name="alerts"/>
+      <w:bookmarkEnd w:id="6289"/>
       <w:r>
         <w:t xml:space="preserve">Alerts</w:t>
       </w:r>
@@ -4134,8 +4143,8 @@
       <w:pPr>
         <w:pStyle w:val="Heading2"/>
       </w:pPr>
-      <w:bookmarkStart w:id="286" w:name="unordered-lists"/>
-      <w:bookmarkEnd w:id="286"/>
+      <w:bookmarkStart w:id="8523" w:name="unordered-lists"/>
+      <w:bookmarkEnd w:id="8523"/>
       <w:r>
         <w:t xml:space="preserve">Unordered Lists</w:t>
       </w:r>
@@ -4269,8 +4278,8 @@
       <w:pPr>
         <w:pStyle w:val="Heading2"/>
       </w:pPr>
-      <w:bookmarkStart w:id="9757" w:name="ordered-lists"/>
-      <w:bookmarkEnd w:id="9757"/>
+      <w:bookmarkStart w:id="518" w:name="ordered-lists"/>
+      <w:bookmarkEnd w:id="518"/>
       <w:r>
         <w:t xml:space="preserve">Ordered Lists</w:t>
       </w:r>
@@ -4339,8 +4348,8 @@
       <w:pPr>
         <w:pStyle w:val="Heading2"/>
       </w:pPr>
-      <w:bookmarkStart w:id="88" w:name="task-lists"/>
-      <w:bookmarkEnd w:id="88"/>
+      <w:bookmarkStart w:id="7226" w:name="task-lists"/>
+      <w:bookmarkEnd w:id="7226"/>
       <w:r>
         <w:t xml:space="preserve">Task Lists</w:t>
       </w:r>
@@ -4409,8 +4418,8 @@
       <w:pPr>
         <w:pStyle w:val="Heading2"/>
       </w:pPr>
-      <w:bookmarkStart w:id="9819" w:name="inline-code"/>
-      <w:bookmarkEnd w:id="9819"/>
+      <w:bookmarkStart w:id="2752" w:name="inline-code"/>
+      <w:bookmarkEnd w:id="2752"/>
       <w:r>
         <w:t xml:space="preserve">Inline Code</w:t>
       </w:r>
@@ -4446,8 +4455,8 @@
       <w:pPr>
         <w:pStyle w:val="Heading2"/>
       </w:pPr>
-      <w:bookmarkStart w:id="6809" w:name="fenced-code-blocks"/>
-      <w:bookmarkEnd w:id="6809"/>
+      <w:bookmarkStart w:id="5322" w:name="fenced-code-blocks"/>
+      <w:bookmarkEnd w:id="5322"/>
       <w:r>
         <w:t xml:space="preserve">Fenced Code Blocks</w:t>
       </w:r>
@@ -4801,8 +4810,8 @@
       <w:pPr>
         <w:pStyle w:val="Heading2"/>
       </w:pPr>
-      <w:bookmarkStart w:id="4275" w:name="tables"/>
-      <w:bookmarkEnd w:id="4275"/>
+      <w:bookmarkStart w:id="6490" w:name="tables"/>
+      <w:bookmarkEnd w:id="6490"/>
       <w:r>
         <w:t xml:space="preserve">Tables</w:t>
       </w:r>
@@ -5053,8 +5062,8 @@
       <w:pPr>
         <w:pStyle w:val="Heading2"/>
       </w:pPr>
-      <w:bookmarkStart w:id="8102" w:name="horizontal-rules"/>
-      <w:bookmarkEnd w:id="8102"/>
+      <w:bookmarkStart w:id="9896" w:name="horizontal-rules"/>
+      <w:bookmarkEnd w:id="9896"/>
       <w:r>
         <w:t xml:space="preserve">Horizontal Rules</w:t>
       </w:r>
@@ -5084,8 +5093,8 @@
       <w:pPr>
         <w:pStyle w:val="Heading2"/>
       </w:pPr>
-      <w:bookmarkStart w:id="9808" w:name="footnotes"/>
-      <w:bookmarkEnd w:id="9808"/>
+      <w:bookmarkStart w:id="6312" w:name="footnotes"/>
+      <w:bookmarkEnd w:id="6312"/>
       <w:r>
         <w:t xml:space="preserve">Footnotes</w:t>
       </w:r>
@@ -5145,8 +5154,8 @@
       <w:pPr>
         <w:pStyle w:val="Heading2"/>
       </w:pPr>
-      <w:bookmarkStart w:id="9236" w:name="emoji"/>
-      <w:bookmarkEnd w:id="9236"/>
+      <w:bookmarkStart w:id="3939" w:name="emoji"/>
+      <w:bookmarkEnd w:id="3939"/>
       <w:r>
         <w:t xml:space="preserve">Emoji</w:t>
       </w:r>
@@ -5208,8 +5217,8 @@
       <w:pPr>
         <w:pStyle w:val="Heading2"/>
       </w:pPr>
-      <w:bookmarkStart w:id="9963" w:name="color-codes"/>
-      <w:bookmarkEnd w:id="9963"/>
+      <w:bookmarkStart w:id="7516" w:name="color-codes"/>
+      <w:bookmarkEnd w:id="7516"/>
       <w:r>
         <w:t xml:space="preserve">Color Codes</w:t>
       </w:r>
@@ -5266,8 +5275,8 @@
       <w:pPr>
         <w:pStyle w:val="Heading2"/>
       </w:pPr>
-      <w:bookmarkStart w:id="2131" w:name="html-comments"/>
-      <w:bookmarkEnd w:id="2131"/>
+      <w:bookmarkStart w:id="3580" w:name="html-comments"/>
+      <w:bookmarkEnd w:id="3580"/>
       <w:r>
         <w:t xml:space="preserve">HTML Comments</w:t>
       </w:r>
@@ -5282,8 +5291,8 @@
       <w:pPr>
         <w:pStyle w:val="Heading2"/>
       </w:pPr>
-      <w:bookmarkStart w:id="9126" w:name="mixed-nesting"/>
-      <w:bookmarkEnd w:id="9126"/>
+      <w:bookmarkStart w:id="2114" w:name="mixed-nesting"/>
+      <w:bookmarkEnd w:id="2114"/>
       <w:r>
         <w:t xml:space="preserve">Mixed Nesting</w:t>
       </w:r>
@@ -5506,8 +5515,8 @@
         <w:ind w:left="360"/>
         <w:spacing w:after="40"/>
       </w:pPr>
-      <w:bookmarkStart w:id="4833" w:name="fn-1"/>
-      <w:bookmarkEnd w:id="4833"/>
+      <w:bookmarkStart w:id="1138" w:name="fn-1"/>
+      <w:bookmarkEnd w:id="1138"/>
       <w:r>
         <w:rPr>
           <w:b/>
@@ -5524,8 +5533,8 @@
         <w:ind w:left="360"/>
         <w:spacing w:after="40"/>
       </w:pPr>
-      <w:bookmarkStart w:id="5014" w:name="fn-longnote"/>
-      <w:bookmarkEnd w:id="5014"/>
+      <w:bookmarkStart w:id="3486" w:name="fn-longnote"/>
+      <w:bookmarkEnd w:id="3486"/>
       <w:r>
         <w:rPr>
           <w:b/>

--- a/README.docx
+++ b/README.docx
@@ -6,8 +6,8 @@
       <w:pPr>
         <w:pStyle w:val="Heading1"/>
       </w:pPr>
-      <w:bookmarkStart w:id="2038" w:name="rocket-readme-to-rtf-auto-convert-github-readmes-to-rich-documents-tada"/>
-      <w:bookmarkEnd w:id="2038"/>
+      <w:bookmarkStart w:id="4409" w:name="rocket-readme-to-rtf-auto-convert-github-readmes-to-rich-documents-tada"/>
+      <w:bookmarkEnd w:id="4409"/>
       <w:r>
         <w:t xml:space="preserve">🚀</w:t>
       </w:r>
@@ -145,8 +145,8 @@
       <w:pPr>
         <w:pStyle w:val="Heading2"/>
       </w:pPr>
-      <w:bookmarkStart w:id="2877" w:name="why"/>
-      <w:bookmarkEnd w:id="2877"/>
+      <w:bookmarkStart w:id="4734" w:name="why"/>
+      <w:bookmarkEnd w:id="4734"/>
       <w:r>
         <w:t xml:space="preserve">Why?</w:t>
       </w:r>
@@ -290,8 +290,8 @@
       <w:pPr>
         <w:pStyle w:val="Heading2"/>
       </w:pPr>
-      <w:bookmarkStart w:id="5171" w:name="what-you-get"/>
-      <w:bookmarkEnd w:id="5171"/>
+      <w:bookmarkStart w:id="1129" w:name="what-you-get"/>
+      <w:bookmarkEnd w:id="1129"/>
       <w:r>
         <w:t xml:space="preserve">What You Get</w:t>
       </w:r>
@@ -655,8 +655,8 @@
       <w:pPr>
         <w:pStyle w:val="Heading2"/>
       </w:pPr>
-      <w:bookmarkStart w:id="630" w:name="quick-start"/>
-      <w:bookmarkEnd w:id="630"/>
+      <w:bookmarkStart w:id="7782" w:name="quick-start"/>
+      <w:bookmarkEnd w:id="7782"/>
       <w:r>
         <w:t xml:space="preserve">Quick Start</w:t>
       </w:r>
@@ -665,8 +665,8 @@
       <w:pPr>
         <w:pStyle w:val="Heading3"/>
       </w:pPr>
-      <w:bookmarkStart w:id="2185" w:name="1-copy-the-action-into-your-repo"/>
-      <w:bookmarkEnd w:id="2185"/>
+      <w:bookmarkStart w:id="6609" w:name="1-copy-the-action-into-your-repo"/>
+      <w:bookmarkEnd w:id="6609"/>
       <w:r>
         <w:t xml:space="preserve">1. Copy the action into your repo</w:t>
       </w:r>
@@ -798,8 +798,8 @@
       <w:pPr>
         <w:pStyle w:val="Heading3"/>
       </w:pPr>
-      <w:bookmarkStart w:id="9155" w:name="2-add-the-workflow"/>
-      <w:bookmarkEnd w:id="9155"/>
+      <w:bookmarkStart w:id="2293" w:name="2-add-the-workflow"/>
+      <w:bookmarkEnd w:id="2293"/>
       <w:r>
         <w:t xml:space="preserve">2. Add the workflow</w:t>
       </w:r>
@@ -2688,8 +2688,8 @@
       <w:pPr>
         <w:pStyle w:val="Heading3"/>
       </w:pPr>
-      <w:bookmarkStart w:id="6339" w:name="3-push-and-done"/>
-      <w:bookmarkEnd w:id="6339"/>
+      <w:bookmarkStart w:id="1010" w:name="3-push-and-done"/>
+      <w:bookmarkEnd w:id="1010"/>
       <w:r>
         <w:t xml:space="preserve">3. Push and done</w:t>
       </w:r>
@@ -2725,8 +2725,8 @@
       <w:pPr>
         <w:pStyle w:val="Heading2"/>
       </w:pPr>
-      <w:bookmarkStart w:id="8285" w:name="how-it-works"/>
-      <w:bookmarkEnd w:id="8285"/>
+      <w:bookmarkStart w:id="3760" w:name="how-it-works"/>
+      <w:bookmarkEnd w:id="3760"/>
       <w:r>
         <w:t xml:space="preserve">How It Works</w:t>
       </w:r>
@@ -2870,8 +2870,8 @@
       <w:pPr>
         <w:pStyle w:val="Heading3"/>
       </w:pPr>
-      <w:bookmarkStart w:id="9821" w:name="dependencies"/>
-      <w:bookmarkEnd w:id="9821"/>
+      <w:bookmarkStart w:id="8329" w:name="dependencies"/>
+      <w:bookmarkEnd w:id="8329"/>
       <w:r>
         <w:t xml:space="preserve">Dependencies</w:t>
       </w:r>
@@ -2956,8 +2956,8 @@
       <w:pPr>
         <w:pStyle w:val="Heading3"/>
       </w:pPr>
-      <w:bookmarkStart w:id="1314" w:name="run-locally"/>
-      <w:bookmarkEnd w:id="1314"/>
+      <w:bookmarkStart w:id="7050" w:name="run-locally"/>
+      <w:bookmarkEnd w:id="7050"/>
       <w:r>
         <w:t xml:space="preserve">Run Locally</w:t>
       </w:r>
@@ -3130,8 +3130,8 @@
       <w:pPr>
         <w:pStyle w:val="Heading2"/>
       </w:pPr>
-      <w:bookmarkStart w:id="8095" w:name="viewing-tips"/>
-      <w:bookmarkEnd w:id="8095"/>
+      <w:bookmarkStart w:id="6974" w:name="viewing-tips"/>
+      <w:bookmarkEnd w:id="6974"/>
       <w:r>
         <w:t xml:space="preserve">Viewing Tips</w:t>
       </w:r>
@@ -3214,8 +3214,8 @@
       <w:pPr>
         <w:pStyle w:val="Heading1"/>
       </w:pPr>
-      <w:bookmarkStart w:id="4382" w:name="test_tube-test-content"/>
-      <w:bookmarkEnd w:id="4382"/>
+      <w:bookmarkStart w:id="601" w:name="test_tube-test-content"/>
+      <w:bookmarkEnd w:id="601"/>
       <w:r>
         <w:t xml:space="preserve">🧪</w:t>
       </w:r>
@@ -3249,8 +3249,8 @@
       <w:pPr>
         <w:pStyle w:val="Heading2"/>
       </w:pPr>
-      <w:bookmarkStart w:id="7883" w:name="heading-level-2"/>
-      <w:bookmarkEnd w:id="7883"/>
+      <w:bookmarkStart w:id="4732" w:name="heading-level-2"/>
+      <w:bookmarkEnd w:id="4732"/>
       <w:r>
         <w:t xml:space="preserve">Heading Level 2</w:t>
       </w:r>
@@ -3259,8 +3259,8 @@
       <w:pPr>
         <w:pStyle w:val="Heading3"/>
       </w:pPr>
-      <w:bookmarkStart w:id="5746" w:name="heading-level-3"/>
-      <w:bookmarkEnd w:id="5746"/>
+      <w:bookmarkStart w:id="5335" w:name="heading-level-3"/>
+      <w:bookmarkEnd w:id="5335"/>
       <w:r>
         <w:t xml:space="preserve">Heading Level 3</w:t>
       </w:r>
@@ -3269,8 +3269,8 @@
       <w:pPr>
         <w:pStyle w:val="Heading4"/>
       </w:pPr>
-      <w:bookmarkStart w:id="5205" w:name="heading-level-4"/>
-      <w:bookmarkEnd w:id="5205"/>
+      <w:bookmarkStart w:id="7991" w:name="heading-level-4"/>
+      <w:bookmarkEnd w:id="7991"/>
       <w:r>
         <w:t xml:space="preserve">Heading Level 4</w:t>
       </w:r>
@@ -3279,8 +3279,8 @@
       <w:pPr>
         <w:pStyle w:val="Heading5"/>
       </w:pPr>
-      <w:bookmarkStart w:id="1109" w:name="heading-level-5"/>
-      <w:bookmarkEnd w:id="1109"/>
+      <w:bookmarkStart w:id="8828" w:name="heading-level-5"/>
+      <w:bookmarkEnd w:id="8828"/>
       <w:r>
         <w:t xml:space="preserve">Heading Level 5</w:t>
       </w:r>
@@ -3289,8 +3289,8 @@
       <w:pPr>
         <w:pStyle w:val="Heading6"/>
       </w:pPr>
-      <w:bookmarkStart w:id="2221" w:name="heading-level-6"/>
-      <w:bookmarkEnd w:id="2221"/>
+      <w:bookmarkStart w:id="6026" w:name="heading-level-6"/>
+      <w:bookmarkEnd w:id="6026"/>
       <w:r>
         <w:t xml:space="preserve">Heading Level 6</w:t>
       </w:r>
@@ -3299,8 +3299,8 @@
       <w:pPr>
         <w:pStyle w:val="Heading2"/>
       </w:pPr>
-      <w:bookmarkStart w:id="3742" w:name="text-formatting"/>
-      <w:bookmarkEnd w:id="3742"/>
+      <w:bookmarkStart w:id="190" w:name="text-formatting"/>
+      <w:bookmarkEnd w:id="190"/>
       <w:r>
         <w:t xml:space="preserve">Text Formatting</w:t>
       </w:r>
@@ -3431,8 +3431,8 @@
       <w:pPr>
         <w:pStyle w:val="Heading2"/>
       </w:pPr>
-      <w:bookmarkStart w:id="9176" w:name="links"/>
-      <w:bookmarkEnd w:id="9176"/>
+      <w:bookmarkStart w:id="2608" w:name="links"/>
+      <w:bookmarkEnd w:id="2608"/>
       <w:r>
         <w:t xml:space="preserve">Links</w:t>
       </w:r>
@@ -3590,8 +3590,8 @@
       <w:pPr>
         <w:pStyle w:val="Heading2"/>
       </w:pPr>
-      <w:bookmarkStart w:id="6189" w:name="images"/>
-      <w:bookmarkEnd w:id="6189"/>
+      <w:bookmarkStart w:id="7079" w:name="images"/>
+      <w:bookmarkEnd w:id="7079"/>
       <w:r>
         <w:t xml:space="preserve">Images</w:t>
       </w:r>
@@ -3952,8 +3952,8 @@
       <w:pPr>
         <w:pStyle w:val="Heading2"/>
       </w:pPr>
-      <w:bookmarkStart w:id="1795" w:name="blockquotes"/>
-      <w:bookmarkEnd w:id="1795"/>
+      <w:bookmarkStart w:id="1562" w:name="blockquotes"/>
+      <w:bookmarkEnd w:id="1562"/>
       <w:r>
         <w:t xml:space="preserve">Blockquotes</w:t>
       </w:r>
@@ -4003,8 +4003,8 @@
       <w:pPr>
         <w:pStyle w:val="Heading2"/>
       </w:pPr>
-      <w:bookmarkStart w:id="6289" w:name="alerts"/>
-      <w:bookmarkEnd w:id="6289"/>
+      <w:bookmarkStart w:id="2812" w:name="alerts"/>
+      <w:bookmarkEnd w:id="2812"/>
       <w:r>
         <w:t xml:space="preserve">Alerts</w:t>
       </w:r>
@@ -4143,8 +4143,8 @@
       <w:pPr>
         <w:pStyle w:val="Heading2"/>
       </w:pPr>
-      <w:bookmarkStart w:id="8523" w:name="unordered-lists"/>
-      <w:bookmarkEnd w:id="8523"/>
+      <w:bookmarkStart w:id="544" w:name="unordered-lists"/>
+      <w:bookmarkEnd w:id="544"/>
       <w:r>
         <w:t xml:space="preserve">Unordered Lists</w:t>
       </w:r>
@@ -4278,8 +4278,8 @@
       <w:pPr>
         <w:pStyle w:val="Heading2"/>
       </w:pPr>
-      <w:bookmarkStart w:id="518" w:name="ordered-lists"/>
-      <w:bookmarkEnd w:id="518"/>
+      <w:bookmarkStart w:id="4" w:name="ordered-lists"/>
+      <w:bookmarkEnd w:id="4"/>
       <w:r>
         <w:t xml:space="preserve">Ordered Lists</w:t>
       </w:r>
@@ -4348,8 +4348,8 @@
       <w:pPr>
         <w:pStyle w:val="Heading2"/>
       </w:pPr>
-      <w:bookmarkStart w:id="7226" w:name="task-lists"/>
-      <w:bookmarkEnd w:id="7226"/>
+      <w:bookmarkStart w:id="8329" w:name="task-lists"/>
+      <w:bookmarkEnd w:id="8329"/>
       <w:r>
         <w:t xml:space="preserve">Task Lists</w:t>
       </w:r>
@@ -4418,8 +4418,8 @@
       <w:pPr>
         <w:pStyle w:val="Heading2"/>
       </w:pPr>
-      <w:bookmarkStart w:id="2752" w:name="inline-code"/>
-      <w:bookmarkEnd w:id="2752"/>
+      <w:bookmarkStart w:id="6174" w:name="inline-code"/>
+      <w:bookmarkEnd w:id="6174"/>
       <w:r>
         <w:t xml:space="preserve">Inline Code</w:t>
       </w:r>
@@ -4455,8 +4455,8 @@
       <w:pPr>
         <w:pStyle w:val="Heading2"/>
       </w:pPr>
-      <w:bookmarkStart w:id="5322" w:name="fenced-code-blocks"/>
-      <w:bookmarkEnd w:id="5322"/>
+      <w:bookmarkStart w:id="2131" w:name="fenced-code-blocks"/>
+      <w:bookmarkEnd w:id="2131"/>
       <w:r>
         <w:t xml:space="preserve">Fenced Code Blocks</w:t>
       </w:r>
@@ -4810,8 +4810,8 @@
       <w:pPr>
         <w:pStyle w:val="Heading2"/>
       </w:pPr>
-      <w:bookmarkStart w:id="6490" w:name="tables"/>
-      <w:bookmarkEnd w:id="6490"/>
+      <w:bookmarkStart w:id="370" w:name="tables"/>
+      <w:bookmarkEnd w:id="370"/>
       <w:r>
         <w:t xml:space="preserve">Tables</w:t>
       </w:r>
@@ -5062,8 +5062,8 @@
       <w:pPr>
         <w:pStyle w:val="Heading2"/>
       </w:pPr>
-      <w:bookmarkStart w:id="9896" w:name="horizontal-rules"/>
-      <w:bookmarkEnd w:id="9896"/>
+      <w:bookmarkStart w:id="5997" w:name="horizontal-rules"/>
+      <w:bookmarkEnd w:id="5997"/>
       <w:r>
         <w:t xml:space="preserve">Horizontal Rules</w:t>
       </w:r>
@@ -5093,8 +5093,8 @@
       <w:pPr>
         <w:pStyle w:val="Heading2"/>
       </w:pPr>
-      <w:bookmarkStart w:id="6312" w:name="footnotes"/>
-      <w:bookmarkEnd w:id="6312"/>
+      <w:bookmarkStart w:id="1369" w:name="footnotes"/>
+      <w:bookmarkEnd w:id="1369"/>
       <w:r>
         <w:t xml:space="preserve">Footnotes</w:t>
       </w:r>
@@ -5154,8 +5154,8 @@
       <w:pPr>
         <w:pStyle w:val="Heading2"/>
       </w:pPr>
-      <w:bookmarkStart w:id="3939" w:name="emoji"/>
-      <w:bookmarkEnd w:id="3939"/>
+      <w:bookmarkStart w:id="1938" w:name="emoji"/>
+      <w:bookmarkEnd w:id="1938"/>
       <w:r>
         <w:t xml:space="preserve">Emoji</w:t>
       </w:r>
@@ -5217,8 +5217,8 @@
       <w:pPr>
         <w:pStyle w:val="Heading2"/>
       </w:pPr>
-      <w:bookmarkStart w:id="7516" w:name="color-codes"/>
-      <w:bookmarkEnd w:id="7516"/>
+      <w:bookmarkStart w:id="737" w:name="color-codes"/>
+      <w:bookmarkEnd w:id="737"/>
       <w:r>
         <w:t xml:space="preserve">Color Codes</w:t>
       </w:r>
@@ -5275,8 +5275,8 @@
       <w:pPr>
         <w:pStyle w:val="Heading2"/>
       </w:pPr>
-      <w:bookmarkStart w:id="3580" w:name="html-comments"/>
-      <w:bookmarkEnd w:id="3580"/>
+      <w:bookmarkStart w:id="2190" w:name="html-comments"/>
+      <w:bookmarkEnd w:id="2190"/>
       <w:r>
         <w:t xml:space="preserve">HTML Comments</w:t>
       </w:r>
@@ -5291,8 +5291,8 @@
       <w:pPr>
         <w:pStyle w:val="Heading2"/>
       </w:pPr>
-      <w:bookmarkStart w:id="2114" w:name="mixed-nesting"/>
-      <w:bookmarkEnd w:id="2114"/>
+      <w:bookmarkStart w:id="9499" w:name="mixed-nesting"/>
+      <w:bookmarkEnd w:id="9499"/>
       <w:r>
         <w:t xml:space="preserve">Mixed Nesting</w:t>
       </w:r>
@@ -5515,8 +5515,8 @@
         <w:ind w:left="360"/>
         <w:spacing w:after="40"/>
       </w:pPr>
-      <w:bookmarkStart w:id="1138" w:name="fn-1"/>
-      <w:bookmarkEnd w:id="1138"/>
+      <w:bookmarkStart w:id="416" w:name="fn-1"/>
+      <w:bookmarkEnd w:id="416"/>
       <w:r>
         <w:rPr>
           <w:b/>
@@ -5532,9 +5532,13 @@
       <w:pPr>
         <w:ind w:left="360"/>
         <w:spacing w:after="40"/>
-      </w:pPr>
-      <w:bookmarkStart w:id="3486" w:name="fn-longnote"/>
-      <w:bookmarkEnd w:id="3486"/>
+        <w:sectPr>
+          <w:pgSz w:w="12240" w:h="15840"/>
+          <w:pgMar w:top="1440" w:right="1440" w:bottom="1440" w:left="1440"/>
+        </w:sectPr>
+      </w:pPr>
+      <w:bookmarkStart w:id="354" w:name="fn-longnote"/>
+      <w:bookmarkEnd w:id="354"/>
       <w:r>
         <w:rPr>
           <w:b/>
@@ -5546,10 +5550,6 @@
         <w:t xml:space="preserve"> This is a longer footnote with multiple words.</w:t>
       </w:r>
     </w:p>
-    <w:sectPr>
-      <w:pgSz w:w="12240" w:h="15840"/>
-      <w:pgMar w:top="1440" w:right="1440" w:bottom="1440" w:left="1440"/>
-    </w:sectPr>
   </w:body>
 </w:document>
 </file>

--- a/README.docx
+++ b/README.docx
@@ -6,8 +6,8 @@
       <w:pPr>
         <w:pStyle w:val="Heading1"/>
       </w:pPr>
-      <w:bookmarkStart w:id="9439" w:name="rocket-gh-readme2rtf-docx-txt-auto-convert-github-readmes-to-rtf-docx-txt-tada"/>
-      <w:bookmarkEnd w:id="9439"/>
+      <w:bookmarkStart w:id="4151" w:name="rocket-gh-readme2rtf-docx-txt-auto-convert-github-readmes-to-rtf-docx-txt-tada"/>
+      <w:bookmarkEnd w:id="4151"/>
       <w:r>
         <w:t xml:space="preserve">🚀</w:t>
       </w:r>
@@ -171,8 +171,8 @@
       <w:pPr>
         <w:pStyle w:val="Heading2"/>
       </w:pPr>
-      <w:bookmarkStart w:id="2111" w:name="why"/>
-      <w:bookmarkEnd w:id="2111"/>
+      <w:bookmarkStart w:id="2375" w:name="why"/>
+      <w:bookmarkEnd w:id="2375"/>
       <w:r>
         <w:t xml:space="preserve">Why?</w:t>
       </w:r>
@@ -340,8 +340,8 @@
       <w:pPr>
         <w:pStyle w:val="Heading2"/>
       </w:pPr>
-      <w:bookmarkStart w:id="5450" w:name="what-you-get"/>
-      <w:bookmarkEnd w:id="5450"/>
+      <w:bookmarkStart w:id="4594" w:name="what-you-get"/>
+      <w:bookmarkEnd w:id="4594"/>
       <w:r>
         <w:t xml:space="preserve">What You Get</w:t>
       </w:r>
@@ -1042,8 +1042,8 @@
       <w:pPr>
         <w:pStyle w:val="Heading2"/>
       </w:pPr>
-      <w:bookmarkStart w:id="7356" w:name="quick-start"/>
-      <w:bookmarkEnd w:id="7356"/>
+      <w:bookmarkStart w:id="2940" w:name="quick-start"/>
+      <w:bookmarkEnd w:id="2940"/>
       <w:r>
         <w:t xml:space="preserve">Quick Start</w:t>
       </w:r>
@@ -1052,8 +1052,8 @@
       <w:pPr>
         <w:pStyle w:val="Heading3"/>
       </w:pPr>
-      <w:bookmarkStart w:id="3653" w:name="1-copy-the-action-into-your-repo"/>
-      <w:bookmarkEnd w:id="3653"/>
+      <w:bookmarkStart w:id="2416" w:name="1-copy-the-action-into-your-repo"/>
+      <w:bookmarkEnd w:id="2416"/>
       <w:r>
         <w:t xml:space="preserve">1. Copy the action into your repo</w:t>
       </w:r>
@@ -1247,8 +1247,8 @@
       <w:pPr>
         <w:pStyle w:val="Heading3"/>
       </w:pPr>
-      <w:bookmarkStart w:id="7468" w:name="2-configure-which-files-and-formats-to-generate"/>
-      <w:bookmarkEnd w:id="7468"/>
+      <w:bookmarkStart w:id="5109" w:name="2-configure-which-files-and-formats-to-generate"/>
+      <w:bookmarkEnd w:id="5109"/>
       <w:r>
         <w:t xml:space="preserve">2. Configure which files and formats to generate</w:t>
       </w:r>
@@ -1628,8 +1628,8 @@
       <w:pPr>
         <w:pStyle w:val="Heading3"/>
       </w:pPr>
-      <w:bookmarkStart w:id="2145" w:name="3-add-the-workflow"/>
-      <w:bookmarkEnd w:id="2145"/>
+      <w:bookmarkStart w:id="7080" w:name="3-add-the-workflow"/>
+      <w:bookmarkEnd w:id="7080"/>
       <w:r>
         <w:t xml:space="preserve">3. Add the workflow</w:t>
       </w:r>
@@ -3559,8 +3559,8 @@
       <w:pPr>
         <w:pStyle w:val="Heading3"/>
       </w:pPr>
-      <w:bookmarkStart w:id="1297" w:name="4-push-and-done"/>
-      <w:bookmarkEnd w:id="1297"/>
+      <w:bookmarkStart w:id="3640" w:name="4-push-and-done"/>
+      <w:bookmarkEnd w:id="3640"/>
       <w:r>
         <w:t xml:space="preserve">4. Push and done</w:t>
       </w:r>
@@ -3585,8 +3585,8 @@
       <w:pPr>
         <w:pStyle w:val="Heading2"/>
       </w:pPr>
-      <w:bookmarkStart w:id="9820" w:name="how-it-works"/>
-      <w:bookmarkEnd w:id="9820"/>
+      <w:bookmarkStart w:id="5660" w:name="how-it-works"/>
+      <w:bookmarkEnd w:id="5660"/>
       <w:r>
         <w:t xml:space="preserve">How It Works</w:t>
       </w:r>
@@ -3757,8 +3757,8 @@
       <w:pPr>
         <w:pStyle w:val="Heading3"/>
       </w:pPr>
-      <w:bookmarkStart w:id="3254" w:name="dependencies"/>
-      <w:bookmarkEnd w:id="3254"/>
+      <w:bookmarkStart w:id="1365" w:name="dependencies"/>
+      <w:bookmarkEnd w:id="1365"/>
       <w:r>
         <w:t xml:space="preserve">Dependencies</w:t>
       </w:r>
@@ -3843,8 +3843,8 @@
       <w:pPr>
         <w:pStyle w:val="Heading3"/>
       </w:pPr>
-      <w:bookmarkStart w:id="2079" w:name="run-locally"/>
-      <w:bookmarkEnd w:id="2079"/>
+      <w:bookmarkStart w:id="4257" w:name="run-locally"/>
+      <w:bookmarkEnd w:id="4257"/>
       <w:r>
         <w:t xml:space="preserve">Run Locally</w:t>
       </w:r>
@@ -4208,8 +4208,8 @@
       <w:pPr>
         <w:pStyle w:val="Heading2"/>
       </w:pPr>
-      <w:bookmarkStart w:id="7451" w:name="architecture-at-a-glance"/>
-      <w:bookmarkEnd w:id="7451"/>
+      <w:bookmarkStart w:id="8219" w:name="architecture-at-a-glance"/>
+      <w:bookmarkEnd w:id="8219"/>
       <w:r>
         <w:t xml:space="preserve">Architecture at a Glance</w:t>
       </w:r>
@@ -4270,8 +4270,8 @@
       <w:pPr>
         <w:pStyle w:val="Heading3"/>
       </w:pPr>
-      <w:bookmarkStart w:id="8636" w:name="1-parsing-read-it-line-by-line"/>
-      <w:bookmarkEnd w:id="8636"/>
+      <w:bookmarkStart w:id="7911" w:name="1-parsing-read-it-line-by-line"/>
+      <w:bookmarkEnd w:id="7911"/>
       <w:r>
         <w:t xml:space="preserve">1. Parsing — read it line by line</w:t>
       </w:r>
@@ -4325,8 +4325,8 @@
       <w:pPr>
         <w:pStyle w:val="Heading3"/>
       </w:pPr>
-      <w:bookmarkStart w:id="9604" w:name="2-the-conversion-table-strategy-pattern-expressed-as-data"/>
-      <w:bookmarkEnd w:id="9604"/>
+      <w:bookmarkStart w:id="4686" w:name="2-the-conversion-table-strategy-pattern-expressed-as-data"/>
+      <w:bookmarkEnd w:id="4686"/>
       <w:r>
         <w:t xml:space="preserve">2. The conversion table — strategy pattern, expressed as data</w:t>
       </w:r>
@@ -6370,8 +6370,8 @@
       <w:pPr>
         <w:pStyle w:val="Heading3"/>
       </w:pPr>
-      <w:bookmarkStart w:id="5706" w:name="3-post-cleanup-per-doc-type"/>
-      <w:bookmarkEnd w:id="5706"/>
+      <w:bookmarkStart w:id="3805" w:name="3-post-cleanup-per-doc-type"/>
+      <w:bookmarkEnd w:id="3805"/>
       <w:r>
         <w:t xml:space="preserve">3. Post-cleanup per doc type</w:t>
       </w:r>
@@ -6588,8 +6588,8 @@
       <w:pPr>
         <w:pStyle w:val="Heading2"/>
       </w:pPr>
-      <w:bookmarkStart w:id="9915" w:name="viewing-tips"/>
-      <w:bookmarkEnd w:id="9915"/>
+      <w:bookmarkStart w:id="1489" w:name="viewing-tips"/>
+      <w:bookmarkEnd w:id="1489"/>
       <w:r>
         <w:t xml:space="preserve">Viewing Tips</w:t>
       </w:r>
@@ -6677,8 +6677,8 @@
       <w:pPr>
         <w:pStyle w:val="Heading1"/>
       </w:pPr>
-      <w:bookmarkStart w:id="1358" w:name="test_tube-test-content"/>
-      <w:bookmarkEnd w:id="1358"/>
+      <w:bookmarkStart w:id="8495" w:name="test_tube-test-content"/>
+      <w:bookmarkEnd w:id="8495"/>
       <w:r>
         <w:t xml:space="preserve">🧪</w:t>
       </w:r>
@@ -6734,8 +6734,8 @@
       <w:pPr>
         <w:pStyle w:val="Heading2"/>
       </w:pPr>
-      <w:bookmarkStart w:id="4019" w:name="heading-level-2"/>
-      <w:bookmarkEnd w:id="4019"/>
+      <w:bookmarkStart w:id="1968" w:name="heading-level-2"/>
+      <w:bookmarkEnd w:id="1968"/>
       <w:r>
         <w:t xml:space="preserve">Heading Level 2</w:t>
       </w:r>
@@ -6744,8 +6744,8 @@
       <w:pPr>
         <w:pStyle w:val="Heading3"/>
       </w:pPr>
-      <w:bookmarkStart w:id="9656" w:name="heading-level-3"/>
-      <w:bookmarkEnd w:id="9656"/>
+      <w:bookmarkStart w:id="6912" w:name="heading-level-3"/>
+      <w:bookmarkEnd w:id="6912"/>
       <w:r>
         <w:t xml:space="preserve">Heading Level 3</w:t>
       </w:r>
@@ -6754,8 +6754,8 @@
       <w:pPr>
         <w:pStyle w:val="Heading4"/>
       </w:pPr>
-      <w:bookmarkStart w:id="8386" w:name="heading-level-4"/>
-      <w:bookmarkEnd w:id="8386"/>
+      <w:bookmarkStart w:id="8739" w:name="heading-level-4"/>
+      <w:bookmarkEnd w:id="8739"/>
       <w:r>
         <w:t xml:space="preserve">Heading Level 4</w:t>
       </w:r>
@@ -6764,8 +6764,8 @@
       <w:pPr>
         <w:pStyle w:val="Heading5"/>
       </w:pPr>
-      <w:bookmarkStart w:id="8172" w:name="heading-level-5"/>
-      <w:bookmarkEnd w:id="8172"/>
+      <w:bookmarkStart w:id="5690" w:name="heading-level-5"/>
+      <w:bookmarkEnd w:id="5690"/>
       <w:r>
         <w:t xml:space="preserve">Heading Level 5</w:t>
       </w:r>
@@ -6774,8 +6774,8 @@
       <w:pPr>
         <w:pStyle w:val="Heading6"/>
       </w:pPr>
-      <w:bookmarkStart w:id="7760" w:name="heading-level-6"/>
-      <w:bookmarkEnd w:id="7760"/>
+      <w:bookmarkStart w:id="9084" w:name="heading-level-6"/>
+      <w:bookmarkEnd w:id="9084"/>
       <w:r>
         <w:t xml:space="preserve">Heading Level 6</w:t>
       </w:r>
@@ -6784,8 +6784,8 @@
       <w:pPr>
         <w:pStyle w:val="Heading2"/>
       </w:pPr>
-      <w:bookmarkStart w:id="5192" w:name="text-formatting"/>
-      <w:bookmarkEnd w:id="5192"/>
+      <w:bookmarkStart w:id="3503" w:name="text-formatting"/>
+      <w:bookmarkEnd w:id="3503"/>
       <w:r>
         <w:t xml:space="preserve">Text Formatting</w:t>
       </w:r>
@@ -6916,8 +6916,8 @@
       <w:pPr>
         <w:pStyle w:val="Heading2"/>
       </w:pPr>
-      <w:bookmarkStart w:id="4239" w:name="links"/>
-      <w:bookmarkEnd w:id="4239"/>
+      <w:bookmarkStart w:id="9338" w:name="links"/>
+      <w:bookmarkEnd w:id="9338"/>
       <w:r>
         <w:t xml:space="preserve">Links</w:t>
       </w:r>
@@ -7075,8 +7075,8 @@
       <w:pPr>
         <w:pStyle w:val="Heading2"/>
       </w:pPr>
-      <w:bookmarkStart w:id="7970" w:name="images"/>
-      <w:bookmarkEnd w:id="7970"/>
+      <w:bookmarkStart w:id="6233" w:name="images"/>
+      <w:bookmarkEnd w:id="6233"/>
       <w:r>
         <w:t xml:space="preserve">Images</w:t>
       </w:r>
@@ -7437,8 +7437,8 @@
       <w:pPr>
         <w:pStyle w:val="Heading2"/>
       </w:pPr>
-      <w:bookmarkStart w:id="9712" w:name="blockquotes"/>
-      <w:bookmarkEnd w:id="9712"/>
+      <w:bookmarkStart w:id="7020" w:name="blockquotes"/>
+      <w:bookmarkEnd w:id="7020"/>
       <w:r>
         <w:t xml:space="preserve">Blockquotes</w:t>
       </w:r>
@@ -7488,8 +7488,8 @@
       <w:pPr>
         <w:pStyle w:val="Heading2"/>
       </w:pPr>
-      <w:bookmarkStart w:id="1400" w:name="alerts"/>
-      <w:bookmarkEnd w:id="1400"/>
+      <w:bookmarkStart w:id="6731" w:name="alerts"/>
+      <w:bookmarkEnd w:id="6731"/>
       <w:r>
         <w:t xml:space="preserve">Alerts</w:t>
       </w:r>
@@ -7628,8 +7628,8 @@
       <w:pPr>
         <w:pStyle w:val="Heading2"/>
       </w:pPr>
-      <w:bookmarkStart w:id="5779" w:name="unordered-lists"/>
-      <w:bookmarkEnd w:id="5779"/>
+      <w:bookmarkStart w:id="7533" w:name="unordered-lists"/>
+      <w:bookmarkEnd w:id="7533"/>
       <w:r>
         <w:t xml:space="preserve">Unordered Lists</w:t>
       </w:r>
@@ -7763,8 +7763,8 @@
       <w:pPr>
         <w:pStyle w:val="Heading2"/>
       </w:pPr>
-      <w:bookmarkStart w:id="3818" w:name="ordered-lists"/>
-      <w:bookmarkEnd w:id="3818"/>
+      <w:bookmarkStart w:id="6356" w:name="ordered-lists"/>
+      <w:bookmarkEnd w:id="6356"/>
       <w:r>
         <w:t xml:space="preserve">Ordered Lists</w:t>
       </w:r>
@@ -7833,8 +7833,8 @@
       <w:pPr>
         <w:pStyle w:val="Heading2"/>
       </w:pPr>
-      <w:bookmarkStart w:id="3468" w:name="task-lists"/>
-      <w:bookmarkEnd w:id="3468"/>
+      <w:bookmarkStart w:id="2437" w:name="task-lists"/>
+      <w:bookmarkEnd w:id="2437"/>
       <w:r>
         <w:t xml:space="preserve">Task Lists</w:t>
       </w:r>
@@ -7903,8 +7903,8 @@
       <w:pPr>
         <w:pStyle w:val="Heading2"/>
       </w:pPr>
-      <w:bookmarkStart w:id="1482" w:name="inline-code"/>
-      <w:bookmarkEnd w:id="1482"/>
+      <w:bookmarkStart w:id="558" w:name="inline-code"/>
+      <w:bookmarkEnd w:id="558"/>
       <w:r>
         <w:t xml:space="preserve">Inline Code</w:t>
       </w:r>
@@ -7940,8 +7940,8 @@
       <w:pPr>
         <w:pStyle w:val="Heading2"/>
       </w:pPr>
-      <w:bookmarkStart w:id="6502" w:name="fenced-code-blocks"/>
-      <w:bookmarkEnd w:id="6502"/>
+      <w:bookmarkStart w:id="9993" w:name="fenced-code-blocks"/>
+      <w:bookmarkEnd w:id="9993"/>
       <w:r>
         <w:t xml:space="preserve">Fenced Code Blocks</w:t>
       </w:r>
@@ -8295,8 +8295,8 @@
       <w:pPr>
         <w:pStyle w:val="Heading2"/>
       </w:pPr>
-      <w:bookmarkStart w:id="4390" w:name="tables"/>
-      <w:bookmarkEnd w:id="4390"/>
+      <w:bookmarkStart w:id="4668" w:name="tables"/>
+      <w:bookmarkEnd w:id="4668"/>
       <w:r>
         <w:t xml:space="preserve">Tables</w:t>
       </w:r>
@@ -8547,8 +8547,8 @@
       <w:pPr>
         <w:pStyle w:val="Heading2"/>
       </w:pPr>
-      <w:bookmarkStart w:id="2869" w:name="horizontal-rules"/>
-      <w:bookmarkEnd w:id="2869"/>
+      <w:bookmarkStart w:id="8754" w:name="horizontal-rules"/>
+      <w:bookmarkEnd w:id="8754"/>
       <w:r>
         <w:t xml:space="preserve">Horizontal Rules</w:t>
       </w:r>
@@ -8578,8 +8578,8 @@
       <w:pPr>
         <w:pStyle w:val="Heading2"/>
       </w:pPr>
-      <w:bookmarkStart w:id="4783" w:name="footnotes"/>
-      <w:bookmarkEnd w:id="4783"/>
+      <w:bookmarkStart w:id="6980" w:name="footnotes"/>
+      <w:bookmarkEnd w:id="6980"/>
       <w:r>
         <w:t xml:space="preserve">Footnotes</w:t>
       </w:r>
@@ -8639,8 +8639,8 @@
       <w:pPr>
         <w:pStyle w:val="Heading2"/>
       </w:pPr>
-      <w:bookmarkStart w:id="847" w:name="emoji"/>
-      <w:bookmarkEnd w:id="847"/>
+      <w:bookmarkStart w:id="5450" w:name="emoji"/>
+      <w:bookmarkEnd w:id="5450"/>
       <w:r>
         <w:t xml:space="preserve">Emoji</w:t>
       </w:r>
@@ -8702,8 +8702,8 @@
       <w:pPr>
         <w:pStyle w:val="Heading2"/>
       </w:pPr>
-      <w:bookmarkStart w:id="5272" w:name="color-codes"/>
-      <w:bookmarkEnd w:id="5272"/>
+      <w:bookmarkStart w:id="8645" w:name="color-codes"/>
+      <w:bookmarkEnd w:id="8645"/>
       <w:r>
         <w:t xml:space="preserve">Color Codes</w:t>
       </w:r>
@@ -8760,8 +8760,8 @@
       <w:pPr>
         <w:pStyle w:val="Heading2"/>
       </w:pPr>
-      <w:bookmarkStart w:id="4013" w:name="html-comments"/>
-      <w:bookmarkEnd w:id="4013"/>
+      <w:bookmarkStart w:id="5034" w:name="html-comments"/>
+      <w:bookmarkEnd w:id="5034"/>
       <w:r>
         <w:t xml:space="preserve">HTML Comments</w:t>
       </w:r>
@@ -8776,8 +8776,8 @@
       <w:pPr>
         <w:pStyle w:val="Heading2"/>
       </w:pPr>
-      <w:bookmarkStart w:id="8183" w:name="mixed-nesting"/>
-      <w:bookmarkEnd w:id="8183"/>
+      <w:bookmarkStart w:id="221" w:name="mixed-nesting"/>
+      <w:bookmarkEnd w:id="221"/>
       <w:r>
         <w:t xml:space="preserve">Mixed Nesting</w:t>
       </w:r>
@@ -9000,8 +9000,8 @@
         <w:ind w:left="360"/>
         <w:spacing w:after="40"/>
       </w:pPr>
-      <w:bookmarkStart w:id="7841" w:name="fn-1"/>
-      <w:bookmarkEnd w:id="7841"/>
+      <w:bookmarkStart w:id="3277" w:name="fn-1"/>
+      <w:bookmarkEnd w:id="3277"/>
       <w:r>
         <w:rPr>
           <w:b/>
@@ -9022,8 +9022,8 @@
           <w:pgMar w:top="1440" w:right="1440" w:bottom="1440" w:left="1440"/>
         </w:sectPr>
       </w:pPr>
-      <w:bookmarkStart w:id="3293" w:name="fn-longnote"/>
-      <w:bookmarkEnd w:id="3293"/>
+      <w:bookmarkStart w:id="4959" w:name="fn-longnote"/>
+      <w:bookmarkEnd w:id="4959"/>
       <w:r>
         <w:rPr>
           <w:b/>

--- a/README.docx
+++ b/README.docx
@@ -6,8 +6,8 @@
       <w:pPr>
         <w:pStyle w:val="Heading1"/>
       </w:pPr>
-      <w:bookmarkStart w:id="4151" w:name="rocket-gh-readme2rtf-docx-txt-auto-convert-github-readmes-to-rtf-docx-txt-tada"/>
-      <w:bookmarkEnd w:id="4151"/>
+      <w:bookmarkStart w:id="5654" w:name="rocket-gh-readme2rtf-docx-txt-auto-convert-github-readmes-to-rtf-docx-txt-tada"/>
+      <w:bookmarkEnd w:id="5654"/>
       <w:r>
         <w:t xml:space="preserve">🚀</w:t>
       </w:r>
@@ -171,8 +171,8 @@
       <w:pPr>
         <w:pStyle w:val="Heading2"/>
       </w:pPr>
-      <w:bookmarkStart w:id="2375" w:name="why"/>
-      <w:bookmarkEnd w:id="2375"/>
+      <w:bookmarkStart w:id="6782" w:name="why"/>
+      <w:bookmarkEnd w:id="6782"/>
       <w:r>
         <w:t xml:space="preserve">Why?</w:t>
       </w:r>
@@ -340,8 +340,8 @@
       <w:pPr>
         <w:pStyle w:val="Heading2"/>
       </w:pPr>
-      <w:bookmarkStart w:id="4594" w:name="what-you-get"/>
-      <w:bookmarkEnd w:id="4594"/>
+      <w:bookmarkStart w:id="2290" w:name="what-you-get"/>
+      <w:bookmarkEnd w:id="2290"/>
       <w:r>
         <w:t xml:space="preserve">What You Get</w:t>
       </w:r>
@@ -1042,8 +1042,8 @@
       <w:pPr>
         <w:pStyle w:val="Heading2"/>
       </w:pPr>
-      <w:bookmarkStart w:id="2940" w:name="quick-start"/>
-      <w:bookmarkEnd w:id="2940"/>
+      <w:bookmarkStart w:id="391" w:name="quick-start"/>
+      <w:bookmarkEnd w:id="391"/>
       <w:r>
         <w:t xml:space="preserve">Quick Start</w:t>
       </w:r>
@@ -1052,8 +1052,8 @@
       <w:pPr>
         <w:pStyle w:val="Heading3"/>
       </w:pPr>
-      <w:bookmarkStart w:id="2416" w:name="1-copy-the-action-into-your-repo"/>
-      <w:bookmarkEnd w:id="2416"/>
+      <w:bookmarkStart w:id="5943" w:name="1-copy-the-action-into-your-repo"/>
+      <w:bookmarkEnd w:id="5943"/>
       <w:r>
         <w:t xml:space="preserve">1. Copy the action into your repo</w:t>
       </w:r>
@@ -1247,8 +1247,8 @@
       <w:pPr>
         <w:pStyle w:val="Heading3"/>
       </w:pPr>
-      <w:bookmarkStart w:id="5109" w:name="2-configure-which-files-and-formats-to-generate"/>
-      <w:bookmarkEnd w:id="5109"/>
+      <w:bookmarkStart w:id="8726" w:name="2-configure-which-files-and-formats-to-generate"/>
+      <w:bookmarkEnd w:id="8726"/>
       <w:r>
         <w:t xml:space="preserve">2. Configure which files and formats to generate</w:t>
       </w:r>
@@ -1626,17 +1626,87 @@
     </w:p>
     <w:p>
       <w:pPr>
+        <w:ind w:left="720"/>
+        <w:pBdr>
+          <w:left w:val="single" w:sz="12" w:space="4" w:color="CCCCCC"/>
+        </w:pBdr>
+      </w:pPr>
+      <w:r>
+        <w:rPr>
+          <w:b/>
+        </w:rPr>
+        <w:t xml:space="preserve">Settings location note:</w:t>
+      </w:r>
+      <w:r>
+        <w:t xml:space="preserve"> the settings file lives at the repo root by default. If you prefer a different location (e.g. </w:t>
+      </w:r>
+      <w:r>
+        <w:rPr>
+          <w:rFonts w:ascii="Consolas" w:hAnsi="Consolas"/>
+          <w:sz w:val="20"/>
+          <w:shd w:val="clear" w:fill="E6F0FA"/>
+        </w:rPr>
+        <w:t xml:space="preserve">config/readme-docs.json</w:t>
+      </w:r>
+      <w:r>
+        <w:t xml:space="preserve">), update the path in two places in </w:t>
+      </w:r>
+      <w:r>
+        <w:rPr>
+          <w:rFonts w:ascii="Consolas" w:hAnsi="Consolas"/>
+          <w:sz w:val="20"/>
+          <w:shd w:val="clear" w:fill="E6F0FA"/>
+        </w:rPr>
+        <w:t xml:space="preserve">.github/workflows/gh-readme2rtf-docx-txt.yml</w:t>
+      </w:r>
+      <w:r>
+        <w:t xml:space="preserve">: the </w:t>
+      </w:r>
+      <w:r>
+        <w:rPr>
+          <w:rFonts w:ascii="Consolas" w:hAnsi="Consolas"/>
+          <w:sz w:val="20"/>
+          <w:shd w:val="clear" w:fill="E6F0FA"/>
+        </w:rPr>
+        <w:t xml:space="preserve">paths:</w:t>
+      </w:r>
+      <w:r>
+        <w:t xml:space="preserve"> trigger entry </w:t>
+      </w:r>
+      <w:r>
+        <w:rPr>
+          <w:b/>
+        </w:rPr>
+        <w:t xml:space="preserve">and</w:t>
+      </w:r>
+      <w:r>
+        <w:t xml:space="preserve"> the </w:t>
+      </w:r>
+      <w:r>
+        <w:rPr>
+          <w:rFonts w:ascii="Consolas" w:hAnsi="Consolas"/>
+          <w:sz w:val="20"/>
+          <w:shd w:val="clear" w:fill="E6F0FA"/>
+        </w:rPr>
+        <w:t xml:space="preserve">SETTINGS_PATH</w:t>
+      </w:r>
+      <w:r>
+        <w:t xml:space="preserve"> env var of the sync step. The workflow's self-sync logic keeps everything else in step from there.</w:t>
+      </w:r>
+    </w:p>
+    <w:p>
+      <w:pPr>
         <w:pStyle w:val="Heading3"/>
       </w:pPr>
-      <w:bookmarkStart w:id="7080" w:name="3-add-the-workflow"/>
-      <w:bookmarkEnd w:id="7080"/>
+      <w:bookmarkStart w:id="3912" w:name="3-add-the-workflow"/>
+      <w:bookmarkEnd w:id="3912"/>
       <w:r>
         <w:t xml:space="preserve">3. Add the workflow</w:t>
       </w:r>
     </w:p>
     <w:p>
       <w:r>
-        <w:t xml:space="preserve">Create </w:t>
+        <w:t xml:space="preserve">Copy </w:t>
       </w:r>
       <w:r>
         <w:rPr>
@@ -1647,6 +1717,28 @@
         <w:t xml:space="preserve">.github/workflows/gh-readme2rtf-docx-txt.yml</w:t>
       </w:r>
       <w:r>
+        <w:t xml:space="preserve"> from this repo into your own — it's already wired up. Key pieces:</w:t>
+      </w:r>
+    </w:p>
+    <w:p>
+      <w:pPr>
+        <w:shd w:val="clear" w:fill="E6F0FA"/>
+        <w:spacing w:after="0" w:line="240" w:lineRule="auto"/>
+      </w:pPr>
+      <w:r>
+        <w:rPr>
+          <w:rFonts w:ascii="Consolas" w:hAnsi="Consolas"/>
+          <w:sz w:val="20"/>
+          <w:color w:val="000080"/>
+        </w:rPr>
+        <w:t xml:space="preserve">on</w:t>
+      </w:r>
+      <w:r>
+        <w:rPr>
+          <w:rFonts w:ascii="Consolas" w:hAnsi="Consolas"/>
+          <w:sz w:val="20"/>
+          <w:color w:val="808080"/>
+        </w:rPr>
         <w:t xml:space="preserve">:</w:t>
       </w:r>
     </w:p>
@@ -1659,8 +1751,427 @@
         <w:rPr>
           <w:rFonts w:ascii="Consolas" w:hAnsi="Consolas"/>
           <w:sz w:val="20"/>
+        </w:rPr>
+        <w:t xml:space="preserve">  </w:t>
+      </w:r>
+      <w:r>
+        <w:rPr>
+          <w:rFonts w:ascii="Consolas" w:hAnsi="Consolas"/>
+          <w:sz w:val="20"/>
           <w:color w:val="000080"/>
         </w:rPr>
+        <w:t xml:space="preserve">workflow_dispatch</w:t>
+      </w:r>
+      <w:r>
+        <w:rPr>
+          <w:rFonts w:ascii="Consolas" w:hAnsi="Consolas"/>
+          <w:sz w:val="20"/>
+          <w:color w:val="808080"/>
+        </w:rPr>
+        <w:t xml:space="preserve">:</w:t>
+      </w:r>
+    </w:p>
+    <w:p>
+      <w:pPr>
+        <w:shd w:val="clear" w:fill="E6F0FA"/>
+        <w:spacing w:after="0" w:line="240" w:lineRule="auto"/>
+      </w:pPr>
+      <w:r>
+        <w:rPr>
+          <w:rFonts w:ascii="Consolas" w:hAnsi="Consolas"/>
+          <w:sz w:val="20"/>
+        </w:rPr>
+        <w:t xml:space="preserve">  </w:t>
+      </w:r>
+      <w:r>
+        <w:rPr>
+          <w:rFonts w:ascii="Consolas" w:hAnsi="Consolas"/>
+          <w:sz w:val="20"/>
+          <w:color w:val="000080"/>
+        </w:rPr>
+        <w:t xml:space="preserve">push</w:t>
+      </w:r>
+      <w:r>
+        <w:rPr>
+          <w:rFonts w:ascii="Consolas" w:hAnsi="Consolas"/>
+          <w:sz w:val="20"/>
+          <w:color w:val="808080"/>
+        </w:rPr>
+        <w:t xml:space="preserve">:</w:t>
+      </w:r>
+    </w:p>
+    <w:p>
+      <w:pPr>
+        <w:shd w:val="clear" w:fill="E6F0FA"/>
+        <w:spacing w:after="0" w:line="240" w:lineRule="auto"/>
+      </w:pPr>
+      <w:r>
+        <w:rPr>
+          <w:rFonts w:ascii="Consolas" w:hAnsi="Consolas"/>
+          <w:sz w:val="20"/>
+        </w:rPr>
+        <w:t xml:space="preserve">    </w:t>
+      </w:r>
+      <w:r>
+        <w:rPr>
+          <w:rFonts w:ascii="Consolas" w:hAnsi="Consolas"/>
+          <w:sz w:val="20"/>
+          <w:color w:val="000080"/>
+        </w:rPr>
+        <w:t xml:space="preserve">paths</w:t>
+      </w:r>
+      <w:r>
+        <w:rPr>
+          <w:rFonts w:ascii="Consolas" w:hAnsi="Consolas"/>
+          <w:sz w:val="20"/>
+          <w:color w:val="808080"/>
+        </w:rPr>
+        <w:t xml:space="preserve">:</w:t>
+      </w:r>
+    </w:p>
+    <w:p>
+      <w:pPr>
+        <w:shd w:val="clear" w:fill="E6F0FA"/>
+        <w:spacing w:after="0" w:line="240" w:lineRule="auto"/>
+      </w:pPr>
+      <w:r>
+        <w:rPr>
+          <w:rFonts w:ascii="Consolas" w:hAnsi="Consolas"/>
+          <w:sz w:val="20"/>
+        </w:rPr>
+        <w:t xml:space="preserve">      </w:t>
+      </w:r>
+      <w:r>
+        <w:rPr>
+          <w:rFonts w:ascii="Consolas" w:hAnsi="Consolas"/>
+          <w:sz w:val="20"/>
+          <w:color w:val="808080"/>
+        </w:rPr>
+        <w:t xml:space="preserve">-</w:t>
+      </w:r>
+      <w:r>
+        <w:rPr>
+          <w:rFonts w:ascii="Consolas" w:hAnsi="Consolas"/>
+          <w:sz w:val="20"/>
+        </w:rPr>
+        <w:t xml:space="preserve"> </w:t>
+      </w:r>
+      <w:r>
+        <w:rPr>
+          <w:rFonts w:ascii="Consolas" w:hAnsi="Consolas"/>
+          <w:sz w:val="20"/>
+          <w:color w:val="A31515"/>
+        </w:rPr>
+        <w:t xml:space="preserve">'</w:t>
+      </w:r>
+      <w:r>
+        <w:rPr>
+          <w:rFonts w:ascii="Consolas" w:hAnsi="Consolas"/>
+          <w:sz w:val="20"/>
+          <w:color w:val="A31515"/>
+        </w:rPr>
+        <w:t xml:space="preserve">gh-readme2rtf-docx-txt-settings.json</w:t>
+      </w:r>
+      <w:r>
+        <w:rPr>
+          <w:rFonts w:ascii="Consolas" w:hAnsi="Consolas"/>
+          <w:sz w:val="20"/>
+          <w:color w:val="A31515"/>
+        </w:rPr>
+        <w:t xml:space="preserve">'</w:t>
+      </w:r>
+    </w:p>
+    <w:p>
+      <w:pPr>
+        <w:shd w:val="clear" w:fill="E6F0FA"/>
+        <w:spacing w:after="0" w:line="240" w:lineRule="auto"/>
+      </w:pPr>
+      <w:r>
+        <w:rPr>
+          <w:rFonts w:ascii="Consolas" w:hAnsi="Consolas"/>
+          <w:sz w:val="20"/>
+        </w:rPr>
+        <w:t xml:space="preserve">      </w:t>
+      </w:r>
+      <w:r>
+        <w:rPr>
+          <w:rFonts w:ascii="Consolas" w:hAnsi="Consolas"/>
+          <w:sz w:val="20"/>
+          <w:color w:val="008000"/>
+        </w:rPr>
+        <w:t xml:space="preserve"># ↓ additional entries are auto-appended by the sync step below,</w:t>
+      </w:r>
+    </w:p>
+    <w:p>
+      <w:pPr>
+        <w:shd w:val="clear" w:fill="E6F0FA"/>
+        <w:spacing w:after="0" w:line="240" w:lineRule="auto"/>
+      </w:pPr>
+      <w:r>
+        <w:rPr>
+          <w:rFonts w:ascii="Consolas" w:hAnsi="Consolas"/>
+          <w:sz w:val="20"/>
+        </w:rPr>
+        <w:t xml:space="preserve">      </w:t>
+      </w:r>
+      <w:r>
+        <w:rPr>
+          <w:rFonts w:ascii="Consolas" w:hAnsi="Consolas"/>
+          <w:sz w:val="20"/>
+          <w:color w:val="008000"/>
+        </w:rPr>
+        <w:t xml:space="preserve">#   mirroring every `input` path from the settings file.</w:t>
+      </w:r>
+    </w:p>
+    <w:p>
+      <w:pPr>
+        <w:shd w:val="clear" w:fill="E6F0FA"/>
+        <w:spacing w:after="0" w:line="240" w:lineRule="auto"/>
+      </w:pPr>
+      <w:r>
+        <w:rPr>
+          <w:rFonts w:ascii="Consolas" w:hAnsi="Consolas"/>
+          <w:sz w:val="20"/>
+        </w:rPr>
+        <w:t xml:space="preserve">      </w:t>
+      </w:r>
+      <w:r>
+        <w:rPr>
+          <w:rFonts w:ascii="Consolas" w:hAnsi="Consolas"/>
+          <w:sz w:val="20"/>
+          <w:color w:val="808080"/>
+        </w:rPr>
+        <w:t xml:space="preserve">-</w:t>
+      </w:r>
+      <w:r>
+        <w:rPr>
+          <w:rFonts w:ascii="Consolas" w:hAnsi="Consolas"/>
+          <w:sz w:val="20"/>
+        </w:rPr>
+        <w:t xml:space="preserve"> </w:t>
+      </w:r>
+      <w:r>
+        <w:rPr>
+          <w:rFonts w:ascii="Consolas" w:hAnsi="Consolas"/>
+          <w:sz w:val="20"/>
+          <w:color w:val="A31515"/>
+        </w:rPr>
+        <w:t xml:space="preserve">'</w:t>
+      </w:r>
+      <w:r>
+        <w:rPr>
+          <w:rFonts w:ascii="Consolas" w:hAnsi="Consolas"/>
+          <w:sz w:val="20"/>
+          <w:color w:val="A31515"/>
+        </w:rPr>
+        <w:t xml:space="preserve">README.md</w:t>
+      </w:r>
+      <w:r>
+        <w:rPr>
+          <w:rFonts w:ascii="Consolas" w:hAnsi="Consolas"/>
+          <w:sz w:val="20"/>
+          <w:color w:val="A31515"/>
+        </w:rPr>
+        <w:t xml:space="preserve">'</w:t>
+      </w:r>
+    </w:p>
+    <w:p>
+      <w:pPr>
+        <w:shd w:val="clear" w:fill="E6F0FA"/>
+        <w:spacing w:after="0" w:line="240" w:lineRule="auto"/>
+      </w:pPr>
+      <w:r>
+        <w:rPr>
+          <w:rFonts w:ascii="Consolas" w:hAnsi="Consolas"/>
+          <w:sz w:val="20"/>
+        </w:rPr>
+        <w:t xml:space="preserve"/>
+      </w:r>
+    </w:p>
+    <w:p>
+      <w:pPr>
+        <w:shd w:val="clear" w:fill="E6F0FA"/>
+        <w:spacing w:after="0" w:line="240" w:lineRule="auto"/>
+      </w:pPr>
+      <w:r>
+        <w:rPr>
+          <w:rFonts w:ascii="Consolas" w:hAnsi="Consolas"/>
+          <w:sz w:val="20"/>
+          <w:color w:val="000080"/>
+        </w:rPr>
+        <w:t xml:space="preserve">jobs</w:t>
+      </w:r>
+      <w:r>
+        <w:rPr>
+          <w:rFonts w:ascii="Consolas" w:hAnsi="Consolas"/>
+          <w:sz w:val="20"/>
+          <w:color w:val="808080"/>
+        </w:rPr>
+        <w:t xml:space="preserve">:</w:t>
+      </w:r>
+    </w:p>
+    <w:p>
+      <w:pPr>
+        <w:shd w:val="clear" w:fill="E6F0FA"/>
+        <w:spacing w:after="0" w:line="240" w:lineRule="auto"/>
+      </w:pPr>
+      <w:r>
+        <w:rPr>
+          <w:rFonts w:ascii="Consolas" w:hAnsi="Consolas"/>
+          <w:sz w:val="20"/>
+        </w:rPr>
+        <w:t xml:space="preserve">  </w:t>
+      </w:r>
+      <w:r>
+        <w:rPr>
+          <w:rFonts w:ascii="Consolas" w:hAnsi="Consolas"/>
+          <w:sz w:val="20"/>
+          <w:color w:val="000080"/>
+        </w:rPr>
+        <w:t xml:space="preserve">convert</w:t>
+      </w:r>
+      <w:r>
+        <w:rPr>
+          <w:rFonts w:ascii="Consolas" w:hAnsi="Consolas"/>
+          <w:sz w:val="20"/>
+          <w:color w:val="808080"/>
+        </w:rPr>
+        <w:t xml:space="preserve">:</w:t>
+      </w:r>
+    </w:p>
+    <w:p>
+      <w:pPr>
+        <w:shd w:val="clear" w:fill="E6F0FA"/>
+        <w:spacing w:after="0" w:line="240" w:lineRule="auto"/>
+      </w:pPr>
+      <w:r>
+        <w:rPr>
+          <w:rFonts w:ascii="Consolas" w:hAnsi="Consolas"/>
+          <w:sz w:val="20"/>
+        </w:rPr>
+        <w:t xml:space="preserve">    </w:t>
+      </w:r>
+      <w:r>
+        <w:rPr>
+          <w:rFonts w:ascii="Consolas" w:hAnsi="Consolas"/>
+          <w:sz w:val="20"/>
+          <w:color w:val="000080"/>
+        </w:rPr>
+        <w:t xml:space="preserve">steps</w:t>
+      </w:r>
+      <w:r>
+        <w:rPr>
+          <w:rFonts w:ascii="Consolas" w:hAnsi="Consolas"/>
+          <w:sz w:val="20"/>
+          <w:color w:val="808080"/>
+        </w:rPr>
+        <w:t xml:space="preserve">:</w:t>
+      </w:r>
+    </w:p>
+    <w:p>
+      <w:pPr>
+        <w:shd w:val="clear" w:fill="E6F0FA"/>
+        <w:spacing w:after="0" w:line="240" w:lineRule="auto"/>
+      </w:pPr>
+      <w:r>
+        <w:rPr>
+          <w:rFonts w:ascii="Consolas" w:hAnsi="Consolas"/>
+          <w:sz w:val="20"/>
+        </w:rPr>
+        <w:t xml:space="preserve">      </w:t>
+      </w:r>
+      <w:r>
+        <w:rPr>
+          <w:rFonts w:ascii="Consolas" w:hAnsi="Consolas"/>
+          <w:sz w:val="20"/>
+          <w:color w:val="808080"/>
+        </w:rPr>
+        <w:t xml:space="preserve">-</w:t>
+      </w:r>
+      <w:r>
+        <w:rPr>
+          <w:rFonts w:ascii="Consolas" w:hAnsi="Consolas"/>
+          <w:sz w:val="20"/>
+        </w:rPr>
+        <w:t xml:space="preserve"> </w:t>
+      </w:r>
+      <w:r>
+        <w:rPr>
+          <w:rFonts w:ascii="Consolas" w:hAnsi="Consolas"/>
+          <w:sz w:val="20"/>
+          <w:color w:val="000080"/>
+        </w:rPr>
+        <w:t xml:space="preserve">uses</w:t>
+      </w:r>
+      <w:r>
+        <w:rPr>
+          <w:rFonts w:ascii="Consolas" w:hAnsi="Consolas"/>
+          <w:sz w:val="20"/>
+          <w:color w:val="808080"/>
+        </w:rPr>
+        <w:t xml:space="preserve">:</w:t>
+      </w:r>
+      <w:r>
+        <w:rPr>
+          <w:rFonts w:ascii="Consolas" w:hAnsi="Consolas"/>
+          <w:sz w:val="20"/>
+        </w:rPr>
+        <w:t xml:space="preserve"> </w:t>
+      </w:r>
+      <w:r>
+        <w:rPr>
+          <w:rFonts w:ascii="Consolas" w:hAnsi="Consolas"/>
+          <w:sz w:val="20"/>
+        </w:rPr>
+        <w:t xml:space="preserve">actions/checkout@v4</w:t>
+      </w:r>
+    </w:p>
+    <w:p>
+      <w:pPr>
+        <w:shd w:val="clear" w:fill="E6F0FA"/>
+        <w:spacing w:after="0" w:line="240" w:lineRule="auto"/>
+      </w:pPr>
+      <w:r>
+        <w:rPr>
+          <w:rFonts w:ascii="Consolas" w:hAnsi="Consolas"/>
+          <w:sz w:val="20"/>
+        </w:rPr>
+        <w:t xml:space="preserve"/>
+      </w:r>
+    </w:p>
+    <w:p>
+      <w:pPr>
+        <w:shd w:val="clear" w:fill="E6F0FA"/>
+        <w:spacing w:after="0" w:line="240" w:lineRule="auto"/>
+      </w:pPr>
+      <w:r>
+        <w:rPr>
+          <w:rFonts w:ascii="Consolas" w:hAnsi="Consolas"/>
+          <w:sz w:val="20"/>
+        </w:rPr>
+        <w:t xml:space="preserve">      </w:t>
+      </w:r>
+      <w:r>
+        <w:rPr>
+          <w:rFonts w:ascii="Consolas" w:hAnsi="Consolas"/>
+          <w:sz w:val="20"/>
+          <w:color w:val="808080"/>
+        </w:rPr>
+        <w:t xml:space="preserve">-</w:t>
+      </w:r>
+      <w:r>
+        <w:rPr>
+          <w:rFonts w:ascii="Consolas" w:hAnsi="Consolas"/>
+          <w:sz w:val="20"/>
+        </w:rPr>
+        <w:t xml:space="preserve"> </w:t>
+      </w:r>
+      <w:r>
+        <w:rPr>
+          <w:rFonts w:ascii="Consolas" w:hAnsi="Consolas"/>
+          <w:sz w:val="20"/>
+          <w:color w:val="000080"/>
+        </w:rPr>
         <w:t xml:space="preserve">name</w:t>
       </w:r>
       <w:r>
@@ -1683,6 +2194,266 @@
           <w:rFonts w:ascii="Consolas" w:hAnsi="Consolas"/>
           <w:sz w:val="20"/>
         </w:rPr>
+        <w:t xml:space="preserve">Sync</w:t>
+      </w:r>
+      <w:r>
+        <w:rPr>
+          <w:rFonts w:ascii="Consolas" w:hAnsi="Consolas"/>
+          <w:sz w:val="20"/>
+        </w:rPr>
+        <w:t xml:space="preserve"> </w:t>
+      </w:r>
+      <w:r>
+        <w:rPr>
+          <w:rFonts w:ascii="Consolas" w:hAnsi="Consolas"/>
+          <w:sz w:val="20"/>
+        </w:rPr>
+        <w:t xml:space="preserve">workflow</w:t>
+      </w:r>
+      <w:r>
+        <w:rPr>
+          <w:rFonts w:ascii="Consolas" w:hAnsi="Consolas"/>
+          <w:sz w:val="20"/>
+        </w:rPr>
+        <w:t xml:space="preserve"> </w:t>
+      </w:r>
+      <w:r>
+        <w:rPr>
+          <w:rFonts w:ascii="Consolas" w:hAnsi="Consolas"/>
+          <w:sz w:val="20"/>
+        </w:rPr>
+        <w:t xml:space="preserve">trigger</w:t>
+      </w:r>
+      <w:r>
+        <w:rPr>
+          <w:rFonts w:ascii="Consolas" w:hAnsi="Consolas"/>
+          <w:sz w:val="20"/>
+        </w:rPr>
+        <w:t xml:space="preserve"> </w:t>
+      </w:r>
+      <w:r>
+        <w:rPr>
+          <w:rFonts w:ascii="Consolas" w:hAnsi="Consolas"/>
+          <w:sz w:val="20"/>
+        </w:rPr>
+        <w:t xml:space="preserve">paths</w:t>
+      </w:r>
+      <w:r>
+        <w:rPr>
+          <w:rFonts w:ascii="Consolas" w:hAnsi="Consolas"/>
+          <w:sz w:val="20"/>
+        </w:rPr>
+        <w:t xml:space="preserve"> </w:t>
+      </w:r>
+      <w:r>
+        <w:rPr>
+          <w:rFonts w:ascii="Consolas" w:hAnsi="Consolas"/>
+          <w:sz w:val="20"/>
+        </w:rPr>
+        <w:t xml:space="preserve">to</w:t>
+      </w:r>
+      <w:r>
+        <w:rPr>
+          <w:rFonts w:ascii="Consolas" w:hAnsi="Consolas"/>
+          <w:sz w:val="20"/>
+        </w:rPr>
+        <w:t xml:space="preserve"> </w:t>
+      </w:r>
+      <w:r>
+        <w:rPr>
+          <w:rFonts w:ascii="Consolas" w:hAnsi="Consolas"/>
+          <w:sz w:val="20"/>
+        </w:rPr>
+        <w:t xml:space="preserve">settings</w:t>
+      </w:r>
+      <w:r>
+        <w:rPr>
+          <w:rFonts w:ascii="Consolas" w:hAnsi="Consolas"/>
+          <w:sz w:val="20"/>
+        </w:rPr>
+        <w:t xml:space="preserve"> </w:t>
+      </w:r>
+      <w:r>
+        <w:rPr>
+          <w:rFonts w:ascii="Consolas" w:hAnsi="Consolas"/>
+          <w:sz w:val="20"/>
+        </w:rPr>
+        <w:t xml:space="preserve">file</w:t>
+      </w:r>
+    </w:p>
+    <w:p>
+      <w:pPr>
+        <w:shd w:val="clear" w:fill="E6F0FA"/>
+        <w:spacing w:after="0" w:line="240" w:lineRule="auto"/>
+      </w:pPr>
+      <w:r>
+        <w:rPr>
+          <w:rFonts w:ascii="Consolas" w:hAnsi="Consolas"/>
+          <w:sz w:val="20"/>
+        </w:rPr>
+        <w:t xml:space="preserve">        </w:t>
+      </w:r>
+      <w:r>
+        <w:rPr>
+          <w:rFonts w:ascii="Consolas" w:hAnsi="Consolas"/>
+          <w:sz w:val="20"/>
+          <w:color w:val="008000"/>
+        </w:rPr>
+        <w:t xml:space="preserve"># Reads the settings JSON, rewrites this file's `paths:` block if it</w:t>
+      </w:r>
+    </w:p>
+    <w:p>
+      <w:pPr>
+        <w:shd w:val="clear" w:fill="E6F0FA"/>
+        <w:spacing w:after="0" w:line="240" w:lineRule="auto"/>
+      </w:pPr>
+      <w:r>
+        <w:rPr>
+          <w:rFonts w:ascii="Consolas" w:hAnsi="Consolas"/>
+          <w:sz w:val="20"/>
+        </w:rPr>
+        <w:t xml:space="preserve">        </w:t>
+      </w:r>
+      <w:r>
+        <w:rPr>
+          <w:rFonts w:ascii="Consolas" w:hAnsi="Consolas"/>
+          <w:sz w:val="20"/>
+          <w:color w:val="008000"/>
+        </w:rPr>
+        <w:t xml:space="preserve"># drifts. Commits a small workflow-only update when it changes.</w:t>
+      </w:r>
+    </w:p>
+    <w:p>
+      <w:pPr>
+        <w:shd w:val="clear" w:fill="E6F0FA"/>
+        <w:spacing w:after="0" w:line="240" w:lineRule="auto"/>
+      </w:pPr>
+      <w:r>
+        <w:rPr>
+          <w:rFonts w:ascii="Consolas" w:hAnsi="Consolas"/>
+          <w:sz w:val="20"/>
+        </w:rPr>
+        <w:t xml:space="preserve">        </w:t>
+      </w:r>
+      <w:r>
+        <w:rPr>
+          <w:rFonts w:ascii="Consolas" w:hAnsi="Consolas"/>
+          <w:sz w:val="20"/>
+          <w:color w:val="000080"/>
+        </w:rPr>
+        <w:t xml:space="preserve">shell</w:t>
+      </w:r>
+      <w:r>
+        <w:rPr>
+          <w:rFonts w:ascii="Consolas" w:hAnsi="Consolas"/>
+          <w:sz w:val="20"/>
+          <w:color w:val="808080"/>
+        </w:rPr>
+        <w:t xml:space="preserve">:</w:t>
+      </w:r>
+      <w:r>
+        <w:rPr>
+          <w:rFonts w:ascii="Consolas" w:hAnsi="Consolas"/>
+          <w:sz w:val="20"/>
+        </w:rPr>
+        <w:t xml:space="preserve"> </w:t>
+      </w:r>
+      <w:r>
+        <w:rPr>
+          <w:rFonts w:ascii="Consolas" w:hAnsi="Consolas"/>
+          <w:sz w:val="20"/>
+        </w:rPr>
+        <w:t xml:space="preserve">python</w:t>
+      </w:r>
+    </w:p>
+    <w:p>
+      <w:pPr>
+        <w:shd w:val="clear" w:fill="E6F0FA"/>
+        <w:spacing w:after="0" w:line="240" w:lineRule="auto"/>
+      </w:pPr>
+      <w:r>
+        <w:rPr>
+          <w:rFonts w:ascii="Consolas" w:hAnsi="Consolas"/>
+          <w:sz w:val="20"/>
+        </w:rPr>
+        <w:t xml:space="preserve">        </w:t>
+      </w:r>
+      <w:r>
+        <w:rPr>
+          <w:rFonts w:ascii="Consolas" w:hAnsi="Consolas"/>
+          <w:sz w:val="20"/>
+        </w:rPr>
+        <w:t xml:space="preserve">...</w:t>
+      </w:r>
+    </w:p>
+    <w:p>
+      <w:pPr>
+        <w:shd w:val="clear" w:fill="E6F0FA"/>
+        <w:spacing w:after="0" w:line="240" w:lineRule="auto"/>
+      </w:pPr>
+      <w:r>
+        <w:rPr>
+          <w:rFonts w:ascii="Consolas" w:hAnsi="Consolas"/>
+          <w:sz w:val="20"/>
+        </w:rPr>
+        <w:t xml:space="preserve"/>
+      </w:r>
+    </w:p>
+    <w:p>
+      <w:pPr>
+        <w:shd w:val="clear" w:fill="E6F0FA"/>
+        <w:spacing w:after="0" w:line="240" w:lineRule="auto"/>
+      </w:pPr>
+      <w:r>
+        <w:rPr>
+          <w:rFonts w:ascii="Consolas" w:hAnsi="Consolas"/>
+          <w:sz w:val="20"/>
+        </w:rPr>
+        <w:t xml:space="preserve">      </w:t>
+      </w:r>
+      <w:r>
+        <w:rPr>
+          <w:rFonts w:ascii="Consolas" w:hAnsi="Consolas"/>
+          <w:sz w:val="20"/>
+          <w:color w:val="808080"/>
+        </w:rPr>
+        <w:t xml:space="preserve">-</w:t>
+      </w:r>
+      <w:r>
+        <w:rPr>
+          <w:rFonts w:ascii="Consolas" w:hAnsi="Consolas"/>
+          <w:sz w:val="20"/>
+        </w:rPr>
+        <w:t xml:space="preserve"> </w:t>
+      </w:r>
+      <w:r>
+        <w:rPr>
+          <w:rFonts w:ascii="Consolas" w:hAnsi="Consolas"/>
+          <w:sz w:val="20"/>
+          <w:color w:val="000080"/>
+        </w:rPr>
+        <w:t xml:space="preserve">name</w:t>
+      </w:r>
+      <w:r>
+        <w:rPr>
+          <w:rFonts w:ascii="Consolas" w:hAnsi="Consolas"/>
+          <w:sz w:val="20"/>
+          <w:color w:val="808080"/>
+        </w:rPr>
+        <w:t xml:space="preserve">:</w:t>
+      </w:r>
+      <w:r>
+        <w:rPr>
+          <w:rFonts w:ascii="Consolas" w:hAnsi="Consolas"/>
+          <w:sz w:val="20"/>
+        </w:rPr>
+        <w:t xml:space="preserve"> </w:t>
+      </w:r>
+      <w:r>
+        <w:rPr>
+          <w:rFonts w:ascii="Consolas" w:hAnsi="Consolas"/>
+          <w:sz w:val="20"/>
+        </w:rPr>
         <w:t xml:space="preserve">Convert</w:t>
       </w:r>
       <w:r>
@@ -1699,33 +2470,69 @@
         </w:rPr>
         <w:t xml:space="preserve">README</w:t>
       </w:r>
-      <w:r>
-        <w:rPr>
-          <w:rFonts w:ascii="Consolas" w:hAnsi="Consolas"/>
-          <w:sz w:val="20"/>
-        </w:rPr>
-        <w:t xml:space="preserve"> </w:t>
-      </w:r>
-      <w:r>
-        <w:rPr>
-          <w:rFonts w:ascii="Consolas" w:hAnsi="Consolas"/>
-          <w:sz w:val="20"/>
-        </w:rPr>
-        <w:t xml:space="preserve">to</w:t>
-      </w:r>
-      <w:r>
-        <w:rPr>
-          <w:rFonts w:ascii="Consolas" w:hAnsi="Consolas"/>
-          <w:sz w:val="20"/>
-        </w:rPr>
-        <w:t xml:space="preserve"> </w:t>
-      </w:r>
-      <w:r>
-        <w:rPr>
-          <w:rFonts w:ascii="Consolas" w:hAnsi="Consolas"/>
-          <w:sz w:val="20"/>
-        </w:rPr>
-        <w:t xml:space="preserve">RTF/DOCX/TXT</w:t>
+    </w:p>
+    <w:p>
+      <w:pPr>
+        <w:shd w:val="clear" w:fill="E6F0FA"/>
+        <w:spacing w:after="0" w:line="240" w:lineRule="auto"/>
+      </w:pPr>
+      <w:r>
+        <w:rPr>
+          <w:rFonts w:ascii="Consolas" w:hAnsi="Consolas"/>
+          <w:sz w:val="20"/>
+        </w:rPr>
+        <w:t xml:space="preserve">        </w:t>
+      </w:r>
+      <w:r>
+        <w:rPr>
+          <w:rFonts w:ascii="Consolas" w:hAnsi="Consolas"/>
+          <w:sz w:val="20"/>
+          <w:color w:val="000080"/>
+        </w:rPr>
+        <w:t xml:space="preserve">uses</w:t>
+      </w:r>
+      <w:r>
+        <w:rPr>
+          <w:rFonts w:ascii="Consolas" w:hAnsi="Consolas"/>
+          <w:sz w:val="20"/>
+          <w:color w:val="808080"/>
+        </w:rPr>
+        <w:t xml:space="preserve">:</w:t>
+      </w:r>
+      <w:r>
+        <w:rPr>
+          <w:rFonts w:ascii="Consolas" w:hAnsi="Consolas"/>
+          <w:sz w:val="20"/>
+        </w:rPr>
+        <w:t xml:space="preserve"> </w:t>
+      </w:r>
+      <w:r>
+        <w:rPr>
+          <w:rFonts w:ascii="Consolas" w:hAnsi="Consolas"/>
+          <w:sz w:val="20"/>
+        </w:rPr>
+        <w:t xml:space="preserve">./.github/actions/gh-readme2rtf-docx-txt</w:t>
+      </w:r>
+    </w:p>
+    <w:p>
+      <w:pPr>
+        <w:shd w:val="clear" w:fill="E6F0FA"/>
+        <w:spacing w:after="0" w:line="240" w:lineRule="auto"/>
+      </w:pPr>
+      <w:r>
+        <w:rPr>
+          <w:rFonts w:ascii="Consolas" w:hAnsi="Consolas"/>
+          <w:sz w:val="20"/>
+        </w:rPr>
+        <w:t xml:space="preserve">      </w:t>
+      </w:r>
+      <w:r>
+        <w:rPr>
+          <w:rFonts w:ascii="Consolas" w:hAnsi="Consolas"/>
+          <w:sz w:val="20"/>
+          <w:color w:val="008000"/>
+        </w:rPr>
+        <w:t xml:space="preserve"># ... stage, commit, push generated files</w:t>
       </w:r>
     </w:p>
     <w:p>
@@ -1742,1832 +2549,43 @@
       </w:r>
     </w:p>
     <w:p>
-      <w:pPr>
-        <w:shd w:val="clear" w:fill="E6F0FA"/>
-        <w:spacing w:after="0" w:line="240" w:lineRule="auto"/>
-      </w:pPr>
-      <w:r>
-        <w:rPr>
-          <w:rFonts w:ascii="Consolas" w:hAnsi="Consolas"/>
-          <w:sz w:val="20"/>
-          <w:color w:val="000080"/>
-        </w:rPr>
-        <w:t xml:space="preserve">on</w:t>
-      </w:r>
-      <w:r>
-        <w:rPr>
-          <w:rFonts w:ascii="Consolas" w:hAnsi="Consolas"/>
-          <w:sz w:val="20"/>
-          <w:color w:val="808080"/>
-        </w:rPr>
-        <w:t xml:space="preserve">:</w:t>
-      </w:r>
-    </w:p>
-    <w:p>
-      <w:pPr>
-        <w:shd w:val="clear" w:fill="E6F0FA"/>
-        <w:spacing w:after="0" w:line="240" w:lineRule="auto"/>
-      </w:pPr>
-      <w:r>
-        <w:rPr>
-          <w:rFonts w:ascii="Consolas" w:hAnsi="Consolas"/>
-          <w:sz w:val="20"/>
-        </w:rPr>
-        <w:t xml:space="preserve">  </w:t>
-      </w:r>
-      <w:r>
-        <w:rPr>
-          <w:rFonts w:ascii="Consolas" w:hAnsi="Consolas"/>
-          <w:sz w:val="20"/>
-          <w:color w:val="000080"/>
-        </w:rPr>
-        <w:t xml:space="preserve">workflow_dispatch</w:t>
-      </w:r>
-      <w:r>
-        <w:rPr>
-          <w:rFonts w:ascii="Consolas" w:hAnsi="Consolas"/>
-          <w:sz w:val="20"/>
-          <w:color w:val="808080"/>
-        </w:rPr>
-        <w:t xml:space="preserve">:</w:t>
-      </w:r>
-    </w:p>
-    <w:p>
-      <w:pPr>
-        <w:shd w:val="clear" w:fill="E6F0FA"/>
-        <w:spacing w:after="0" w:line="240" w:lineRule="auto"/>
-      </w:pPr>
-      <w:r>
-        <w:rPr>
-          <w:rFonts w:ascii="Consolas" w:hAnsi="Consolas"/>
-          <w:sz w:val="20"/>
-        </w:rPr>
-        <w:t xml:space="preserve">  </w:t>
-      </w:r>
-      <w:r>
-        <w:rPr>
-          <w:rFonts w:ascii="Consolas" w:hAnsi="Consolas"/>
-          <w:sz w:val="20"/>
-          <w:color w:val="000080"/>
-        </w:rPr>
-        <w:t xml:space="preserve">push</w:t>
-      </w:r>
-      <w:r>
-        <w:rPr>
-          <w:rFonts w:ascii="Consolas" w:hAnsi="Consolas"/>
-          <w:sz w:val="20"/>
-          <w:color w:val="808080"/>
-        </w:rPr>
-        <w:t xml:space="preserve">:</w:t>
-      </w:r>
-    </w:p>
-    <w:p>
-      <w:pPr>
-        <w:shd w:val="clear" w:fill="E6F0FA"/>
-        <w:spacing w:after="0" w:line="240" w:lineRule="auto"/>
-      </w:pPr>
-      <w:r>
-        <w:rPr>
-          <w:rFonts w:ascii="Consolas" w:hAnsi="Consolas"/>
-          <w:sz w:val="20"/>
-        </w:rPr>
-        <w:t xml:space="preserve">    </w:t>
-      </w:r>
-      <w:r>
-        <w:rPr>
-          <w:rFonts w:ascii="Consolas" w:hAnsi="Consolas"/>
-          <w:sz w:val="20"/>
-          <w:color w:val="000080"/>
-        </w:rPr>
-        <w:t xml:space="preserve">paths</w:t>
-      </w:r>
-      <w:r>
-        <w:rPr>
-          <w:rFonts w:ascii="Consolas" w:hAnsi="Consolas"/>
-          <w:sz w:val="20"/>
-          <w:color w:val="808080"/>
-        </w:rPr>
-        <w:t xml:space="preserve">:</w:t>
-      </w:r>
-    </w:p>
-    <w:p>
-      <w:pPr>
-        <w:shd w:val="clear" w:fill="E6F0FA"/>
-        <w:spacing w:after="0" w:line="240" w:lineRule="auto"/>
-      </w:pPr>
-      <w:r>
-        <w:rPr>
-          <w:rFonts w:ascii="Consolas" w:hAnsi="Consolas"/>
-          <w:sz w:val="20"/>
-        </w:rPr>
-        <w:t xml:space="preserve">      </w:t>
-      </w:r>
-      <w:r>
-        <w:rPr>
-          <w:rFonts w:ascii="Consolas" w:hAnsi="Consolas"/>
-          <w:sz w:val="20"/>
-          <w:color w:val="808080"/>
-        </w:rPr>
-        <w:t xml:space="preserve">-</w:t>
-      </w:r>
-      <w:r>
-        <w:rPr>
-          <w:rFonts w:ascii="Consolas" w:hAnsi="Consolas"/>
-          <w:sz w:val="20"/>
-        </w:rPr>
-        <w:t xml:space="preserve"> </w:t>
-      </w:r>
-      <w:r>
-        <w:rPr>
-          <w:rFonts w:ascii="Consolas" w:hAnsi="Consolas"/>
-          <w:sz w:val="20"/>
-          <w:color w:val="A31515"/>
-        </w:rPr>
-        <w:t xml:space="preserve">'</w:t>
-      </w:r>
-      <w:r>
-        <w:rPr>
-          <w:rFonts w:ascii="Consolas" w:hAnsi="Consolas"/>
-          <w:sz w:val="20"/>
-          <w:color w:val="A31515"/>
-        </w:rPr>
-        <w:t xml:space="preserve">README.md</w:t>
-      </w:r>
-      <w:r>
-        <w:rPr>
-          <w:rFonts w:ascii="Consolas" w:hAnsi="Consolas"/>
-          <w:sz w:val="20"/>
-          <w:color w:val="A31515"/>
-        </w:rPr>
-        <w:t xml:space="preserve">'</w:t>
-      </w:r>
-    </w:p>
-    <w:p>
-      <w:pPr>
-        <w:shd w:val="clear" w:fill="E6F0FA"/>
-        <w:spacing w:after="0" w:line="240" w:lineRule="auto"/>
-      </w:pPr>
-      <w:r>
-        <w:rPr>
-          <w:rFonts w:ascii="Consolas" w:hAnsi="Consolas"/>
-          <w:sz w:val="20"/>
-        </w:rPr>
-        <w:t xml:space="preserve"/>
-      </w:r>
-    </w:p>
-    <w:p>
-      <w:pPr>
-        <w:shd w:val="clear" w:fill="E6F0FA"/>
-        <w:spacing w:after="0" w:line="240" w:lineRule="auto"/>
-      </w:pPr>
-      <w:r>
-        <w:rPr>
-          <w:rFonts w:ascii="Consolas" w:hAnsi="Consolas"/>
-          <w:sz w:val="20"/>
-          <w:color w:val="000080"/>
-        </w:rPr>
-        <w:t xml:space="preserve">jobs</w:t>
-      </w:r>
-      <w:r>
-        <w:rPr>
-          <w:rFonts w:ascii="Consolas" w:hAnsi="Consolas"/>
-          <w:sz w:val="20"/>
-          <w:color w:val="808080"/>
-        </w:rPr>
-        <w:t xml:space="preserve">:</w:t>
-      </w:r>
-    </w:p>
-    <w:p>
-      <w:pPr>
-        <w:shd w:val="clear" w:fill="E6F0FA"/>
-        <w:spacing w:after="0" w:line="240" w:lineRule="auto"/>
-      </w:pPr>
-      <w:r>
-        <w:rPr>
-          <w:rFonts w:ascii="Consolas" w:hAnsi="Consolas"/>
-          <w:sz w:val="20"/>
-        </w:rPr>
-        <w:t xml:space="preserve">  </w:t>
-      </w:r>
-      <w:r>
-        <w:rPr>
-          <w:rFonts w:ascii="Consolas" w:hAnsi="Consolas"/>
-          <w:sz w:val="20"/>
-          <w:color w:val="000080"/>
-        </w:rPr>
-        <w:t xml:space="preserve">convert</w:t>
-      </w:r>
-      <w:r>
-        <w:rPr>
-          <w:rFonts w:ascii="Consolas" w:hAnsi="Consolas"/>
-          <w:sz w:val="20"/>
-          <w:color w:val="808080"/>
-        </w:rPr>
-        <w:t xml:space="preserve">:</w:t>
-      </w:r>
-    </w:p>
-    <w:p>
-      <w:pPr>
-        <w:shd w:val="clear" w:fill="E6F0FA"/>
-        <w:spacing w:after="0" w:line="240" w:lineRule="auto"/>
-      </w:pPr>
-      <w:r>
-        <w:rPr>
-          <w:rFonts w:ascii="Consolas" w:hAnsi="Consolas"/>
-          <w:sz w:val="20"/>
-        </w:rPr>
-        <w:t xml:space="preserve">    </w:t>
-      </w:r>
-      <w:r>
-        <w:rPr>
-          <w:rFonts w:ascii="Consolas" w:hAnsi="Consolas"/>
-          <w:sz w:val="20"/>
-          <w:color w:val="000080"/>
-        </w:rPr>
-        <w:t xml:space="preserve">runs-on</w:t>
-      </w:r>
-      <w:r>
-        <w:rPr>
-          <w:rFonts w:ascii="Consolas" w:hAnsi="Consolas"/>
-          <w:sz w:val="20"/>
-          <w:color w:val="808080"/>
-        </w:rPr>
-        <w:t xml:space="preserve">:</w:t>
-      </w:r>
-      <w:r>
-        <w:rPr>
-          <w:rFonts w:ascii="Consolas" w:hAnsi="Consolas"/>
-          <w:sz w:val="20"/>
-        </w:rPr>
-        <w:t xml:space="preserve"> </w:t>
-      </w:r>
-      <w:r>
-        <w:rPr>
-          <w:rFonts w:ascii="Consolas" w:hAnsi="Consolas"/>
-          <w:sz w:val="20"/>
-        </w:rPr>
-        <w:t xml:space="preserve">ubuntu-latest</w:t>
-      </w:r>
-    </w:p>
-    <w:p>
-      <w:pPr>
-        <w:shd w:val="clear" w:fill="E6F0FA"/>
-        <w:spacing w:after="0" w:line="240" w:lineRule="auto"/>
-      </w:pPr>
-      <w:r>
-        <w:rPr>
-          <w:rFonts w:ascii="Consolas" w:hAnsi="Consolas"/>
-          <w:sz w:val="20"/>
-        </w:rPr>
-        <w:t xml:space="preserve">    </w:t>
-      </w:r>
-      <w:r>
-        <w:rPr>
-          <w:rFonts w:ascii="Consolas" w:hAnsi="Consolas"/>
-          <w:sz w:val="20"/>
-          <w:color w:val="000080"/>
-        </w:rPr>
-        <w:t xml:space="preserve">permissions</w:t>
-      </w:r>
-      <w:r>
-        <w:rPr>
-          <w:rFonts w:ascii="Consolas" w:hAnsi="Consolas"/>
-          <w:sz w:val="20"/>
-          <w:color w:val="808080"/>
-        </w:rPr>
-        <w:t xml:space="preserve">:</w:t>
-      </w:r>
-    </w:p>
-    <w:p>
-      <w:pPr>
-        <w:shd w:val="clear" w:fill="E6F0FA"/>
-        <w:spacing w:after="0" w:line="240" w:lineRule="auto"/>
-      </w:pPr>
-      <w:r>
-        <w:rPr>
-          <w:rFonts w:ascii="Consolas" w:hAnsi="Consolas"/>
-          <w:sz w:val="20"/>
-        </w:rPr>
-        <w:t xml:space="preserve">      </w:t>
-      </w:r>
-      <w:r>
-        <w:rPr>
-          <w:rFonts w:ascii="Consolas" w:hAnsi="Consolas"/>
-          <w:sz w:val="20"/>
-          <w:color w:val="000080"/>
-        </w:rPr>
-        <w:t xml:space="preserve">contents</w:t>
-      </w:r>
-      <w:r>
-        <w:rPr>
-          <w:rFonts w:ascii="Consolas" w:hAnsi="Consolas"/>
-          <w:sz w:val="20"/>
-          <w:color w:val="808080"/>
-        </w:rPr>
-        <w:t xml:space="preserve">:</w:t>
-      </w:r>
-      <w:r>
-        <w:rPr>
-          <w:rFonts w:ascii="Consolas" w:hAnsi="Consolas"/>
-          <w:sz w:val="20"/>
-        </w:rPr>
-        <w:t xml:space="preserve"> </w:t>
-      </w:r>
-      <w:r>
-        <w:rPr>
-          <w:rFonts w:ascii="Consolas" w:hAnsi="Consolas"/>
-          <w:sz w:val="20"/>
-        </w:rPr>
-        <w:t xml:space="preserve">write</w:t>
-      </w:r>
-    </w:p>
-    <w:p>
-      <w:pPr>
-        <w:shd w:val="clear" w:fill="E6F0FA"/>
-        <w:spacing w:after="0" w:line="240" w:lineRule="auto"/>
-      </w:pPr>
-      <w:r>
-        <w:rPr>
-          <w:rFonts w:ascii="Consolas" w:hAnsi="Consolas"/>
-          <w:sz w:val="20"/>
-        </w:rPr>
-        <w:t xml:space="preserve">    </w:t>
-      </w:r>
-      <w:r>
-        <w:rPr>
-          <w:rFonts w:ascii="Consolas" w:hAnsi="Consolas"/>
-          <w:sz w:val="20"/>
-          <w:color w:val="000080"/>
-        </w:rPr>
-        <w:t xml:space="preserve">steps</w:t>
-      </w:r>
-      <w:r>
-        <w:rPr>
-          <w:rFonts w:ascii="Consolas" w:hAnsi="Consolas"/>
-          <w:sz w:val="20"/>
-          <w:color w:val="808080"/>
-        </w:rPr>
-        <w:t xml:space="preserve">:</w:t>
-      </w:r>
-    </w:p>
-    <w:p>
-      <w:pPr>
-        <w:shd w:val="clear" w:fill="E6F0FA"/>
-        <w:spacing w:after="0" w:line="240" w:lineRule="auto"/>
-      </w:pPr>
-      <w:r>
-        <w:rPr>
-          <w:rFonts w:ascii="Consolas" w:hAnsi="Consolas"/>
-          <w:sz w:val="20"/>
-        </w:rPr>
-        <w:t xml:space="preserve">      </w:t>
-      </w:r>
-      <w:r>
-        <w:rPr>
-          <w:rFonts w:ascii="Consolas" w:hAnsi="Consolas"/>
-          <w:sz w:val="20"/>
-          <w:color w:val="808080"/>
-        </w:rPr>
-        <w:t xml:space="preserve">-</w:t>
-      </w:r>
-      <w:r>
-        <w:rPr>
-          <w:rFonts w:ascii="Consolas" w:hAnsi="Consolas"/>
-          <w:sz w:val="20"/>
-        </w:rPr>
-        <w:t xml:space="preserve"> </w:t>
-      </w:r>
-      <w:r>
-        <w:rPr>
-          <w:rFonts w:ascii="Consolas" w:hAnsi="Consolas"/>
-          <w:sz w:val="20"/>
-          <w:color w:val="000080"/>
-        </w:rPr>
-        <w:t xml:space="preserve">uses</w:t>
-      </w:r>
-      <w:r>
-        <w:rPr>
-          <w:rFonts w:ascii="Consolas" w:hAnsi="Consolas"/>
-          <w:sz w:val="20"/>
-          <w:color w:val="808080"/>
-        </w:rPr>
-        <w:t xml:space="preserve">:</w:t>
-      </w:r>
-      <w:r>
-        <w:rPr>
-          <w:rFonts w:ascii="Consolas" w:hAnsi="Consolas"/>
-          <w:sz w:val="20"/>
-        </w:rPr>
-        <w:t xml:space="preserve"> </w:t>
-      </w:r>
-      <w:r>
-        <w:rPr>
-          <w:rFonts w:ascii="Consolas" w:hAnsi="Consolas"/>
-          <w:sz w:val="20"/>
-        </w:rPr>
-        <w:t xml:space="preserve">actions/checkout@v4</w:t>
-      </w:r>
-    </w:p>
-    <w:p>
-      <w:pPr>
-        <w:shd w:val="clear" w:fill="E6F0FA"/>
-        <w:spacing w:after="0" w:line="240" w:lineRule="auto"/>
-      </w:pPr>
-      <w:r>
-        <w:rPr>
-          <w:rFonts w:ascii="Consolas" w:hAnsi="Consolas"/>
-          <w:sz w:val="20"/>
-        </w:rPr>
-        <w:t xml:space="preserve"/>
-      </w:r>
-    </w:p>
-    <w:p>
-      <w:pPr>
-        <w:shd w:val="clear" w:fill="E6F0FA"/>
-        <w:spacing w:after="0" w:line="240" w:lineRule="auto"/>
-      </w:pPr>
-      <w:r>
-        <w:rPr>
-          <w:rFonts w:ascii="Consolas" w:hAnsi="Consolas"/>
-          <w:sz w:val="20"/>
-        </w:rPr>
-        <w:t xml:space="preserve">      </w:t>
-      </w:r>
-      <w:r>
-        <w:rPr>
-          <w:rFonts w:ascii="Consolas" w:hAnsi="Consolas"/>
-          <w:sz w:val="20"/>
-          <w:color w:val="808080"/>
-        </w:rPr>
-        <w:t xml:space="preserve">-</w:t>
-      </w:r>
-      <w:r>
-        <w:rPr>
-          <w:rFonts w:ascii="Consolas" w:hAnsi="Consolas"/>
-          <w:sz w:val="20"/>
-        </w:rPr>
-        <w:t xml:space="preserve"> </w:t>
-      </w:r>
-      <w:r>
-        <w:rPr>
-          <w:rFonts w:ascii="Consolas" w:hAnsi="Consolas"/>
-          <w:sz w:val="20"/>
-          <w:color w:val="000080"/>
-        </w:rPr>
-        <w:t xml:space="preserve">name</w:t>
-      </w:r>
-      <w:r>
-        <w:rPr>
-          <w:rFonts w:ascii="Consolas" w:hAnsi="Consolas"/>
-          <w:sz w:val="20"/>
-          <w:color w:val="808080"/>
-        </w:rPr>
-        <w:t xml:space="preserve">:</w:t>
-      </w:r>
-      <w:r>
-        <w:rPr>
-          <w:rFonts w:ascii="Consolas" w:hAnsi="Consolas"/>
-          <w:sz w:val="20"/>
-        </w:rPr>
-        <w:t xml:space="preserve"> </w:t>
-      </w:r>
-      <w:r>
-        <w:rPr>
-          <w:rFonts w:ascii="Consolas" w:hAnsi="Consolas"/>
-          <w:sz w:val="20"/>
-        </w:rPr>
-        <w:t xml:space="preserve">Convert</w:t>
-      </w:r>
-      <w:r>
-        <w:rPr>
-          <w:rFonts w:ascii="Consolas" w:hAnsi="Consolas"/>
-          <w:sz w:val="20"/>
-        </w:rPr>
-        <w:t xml:space="preserve"> </w:t>
-      </w:r>
-      <w:r>
-        <w:rPr>
-          <w:rFonts w:ascii="Consolas" w:hAnsi="Consolas"/>
-          <w:sz w:val="20"/>
-        </w:rPr>
-        <w:t xml:space="preserve">README</w:t>
-      </w:r>
-    </w:p>
-    <w:p>
-      <w:pPr>
-        <w:shd w:val="clear" w:fill="E6F0FA"/>
-        <w:spacing w:after="0" w:line="240" w:lineRule="auto"/>
-      </w:pPr>
-      <w:r>
-        <w:rPr>
-          <w:rFonts w:ascii="Consolas" w:hAnsi="Consolas"/>
-          <w:sz w:val="20"/>
-        </w:rPr>
-        <w:t xml:space="preserve">        </w:t>
-      </w:r>
-      <w:r>
-        <w:rPr>
-          <w:rFonts w:ascii="Consolas" w:hAnsi="Consolas"/>
-          <w:sz w:val="20"/>
-          <w:color w:val="000080"/>
-        </w:rPr>
-        <w:t xml:space="preserve">uses</w:t>
-      </w:r>
-      <w:r>
-        <w:rPr>
-          <w:rFonts w:ascii="Consolas" w:hAnsi="Consolas"/>
-          <w:sz w:val="20"/>
-          <w:color w:val="808080"/>
-        </w:rPr>
-        <w:t xml:space="preserve">:</w:t>
-      </w:r>
-      <w:r>
-        <w:rPr>
-          <w:rFonts w:ascii="Consolas" w:hAnsi="Consolas"/>
-          <w:sz w:val="20"/>
-        </w:rPr>
-        <w:t xml:space="preserve"> </w:t>
-      </w:r>
-      <w:r>
-        <w:rPr>
-          <w:rFonts w:ascii="Consolas" w:hAnsi="Consolas"/>
-          <w:sz w:val="20"/>
-        </w:rPr>
-        <w:t xml:space="preserve">./.github/actions/gh-readme2rtf-docx-txt</w:t>
-      </w:r>
-    </w:p>
-    <w:p>
-      <w:pPr>
-        <w:shd w:val="clear" w:fill="E6F0FA"/>
-        <w:spacing w:after="0" w:line="240" w:lineRule="auto"/>
-      </w:pPr>
-      <w:r>
-        <w:rPr>
-          <w:rFonts w:ascii="Consolas" w:hAnsi="Consolas"/>
-          <w:sz w:val="20"/>
-        </w:rPr>
-        <w:t xml:space="preserve"/>
-      </w:r>
-    </w:p>
-    <w:p>
-      <w:pPr>
-        <w:shd w:val="clear" w:fill="E6F0FA"/>
-        <w:spacing w:after="0" w:line="240" w:lineRule="auto"/>
-      </w:pPr>
-      <w:r>
-        <w:rPr>
-          <w:rFonts w:ascii="Consolas" w:hAnsi="Consolas"/>
-          <w:sz w:val="20"/>
-        </w:rPr>
-        <w:t xml:space="preserve">      </w:t>
-      </w:r>
-      <w:r>
-        <w:rPr>
-          <w:rFonts w:ascii="Consolas" w:hAnsi="Consolas"/>
-          <w:sz w:val="20"/>
-          <w:color w:val="808080"/>
-        </w:rPr>
-        <w:t xml:space="preserve">-</w:t>
-      </w:r>
-      <w:r>
-        <w:rPr>
-          <w:rFonts w:ascii="Consolas" w:hAnsi="Consolas"/>
-          <w:sz w:val="20"/>
-        </w:rPr>
-        <w:t xml:space="preserve"> </w:t>
-      </w:r>
-      <w:r>
-        <w:rPr>
-          <w:rFonts w:ascii="Consolas" w:hAnsi="Consolas"/>
-          <w:sz w:val="20"/>
-          <w:color w:val="000080"/>
-        </w:rPr>
-        <w:t xml:space="preserve">name</w:t>
-      </w:r>
-      <w:r>
-        <w:rPr>
-          <w:rFonts w:ascii="Consolas" w:hAnsi="Consolas"/>
-          <w:sz w:val="20"/>
-          <w:color w:val="808080"/>
-        </w:rPr>
-        <w:t xml:space="preserve">:</w:t>
-      </w:r>
-      <w:r>
-        <w:rPr>
-          <w:rFonts w:ascii="Consolas" w:hAnsi="Consolas"/>
-          <w:sz w:val="20"/>
-        </w:rPr>
-        <w:t xml:space="preserve"> </w:t>
-      </w:r>
-      <w:r>
-        <w:rPr>
-          <w:rFonts w:ascii="Consolas" w:hAnsi="Consolas"/>
-          <w:sz w:val="20"/>
-        </w:rPr>
-        <w:t xml:space="preserve">Configure</w:t>
-      </w:r>
-      <w:r>
-        <w:rPr>
-          <w:rFonts w:ascii="Consolas" w:hAnsi="Consolas"/>
-          <w:sz w:val="20"/>
-        </w:rPr>
-        <w:t xml:space="preserve"> </w:t>
-      </w:r>
-      <w:r>
-        <w:rPr>
-          <w:rFonts w:ascii="Consolas" w:hAnsi="Consolas"/>
-          <w:sz w:val="20"/>
-        </w:rPr>
-        <w:t xml:space="preserve">git</w:t>
-      </w:r>
-    </w:p>
-    <w:p>
-      <w:pPr>
-        <w:shd w:val="clear" w:fill="E6F0FA"/>
-        <w:spacing w:after="0" w:line="240" w:lineRule="auto"/>
-      </w:pPr>
-      <w:r>
-        <w:rPr>
-          <w:rFonts w:ascii="Consolas" w:hAnsi="Consolas"/>
-          <w:sz w:val="20"/>
-        </w:rPr>
-        <w:t xml:space="preserve">        </w:t>
-      </w:r>
-      <w:r>
-        <w:rPr>
-          <w:rFonts w:ascii="Consolas" w:hAnsi="Consolas"/>
-          <w:sz w:val="20"/>
-          <w:color w:val="000080"/>
-        </w:rPr>
-        <w:t xml:space="preserve">shell</w:t>
-      </w:r>
-      <w:r>
-        <w:rPr>
-          <w:rFonts w:ascii="Consolas" w:hAnsi="Consolas"/>
-          <w:sz w:val="20"/>
-          <w:color w:val="808080"/>
-        </w:rPr>
-        <w:t xml:space="preserve">:</w:t>
-      </w:r>
-      <w:r>
-        <w:rPr>
-          <w:rFonts w:ascii="Consolas" w:hAnsi="Consolas"/>
-          <w:sz w:val="20"/>
-        </w:rPr>
-        <w:t xml:space="preserve"> </w:t>
-      </w:r>
-      <w:r>
-        <w:rPr>
-          <w:rFonts w:ascii="Consolas" w:hAnsi="Consolas"/>
-          <w:sz w:val="20"/>
-        </w:rPr>
-        <w:t xml:space="preserve">bash</w:t>
-      </w:r>
-    </w:p>
-    <w:p>
-      <w:pPr>
-        <w:shd w:val="clear" w:fill="E6F0FA"/>
-        <w:spacing w:after="0" w:line="240" w:lineRule="auto"/>
-      </w:pPr>
-      <w:r>
-        <w:rPr>
-          <w:rFonts w:ascii="Consolas" w:hAnsi="Consolas"/>
-          <w:sz w:val="20"/>
-        </w:rPr>
-        <w:t xml:space="preserve">        </w:t>
-      </w:r>
-      <w:r>
-        <w:rPr>
-          <w:rFonts w:ascii="Consolas" w:hAnsi="Consolas"/>
-          <w:sz w:val="20"/>
-          <w:color w:val="000080"/>
-        </w:rPr>
-        <w:t xml:space="preserve">run</w:t>
-      </w:r>
-      <w:r>
-        <w:rPr>
-          <w:rFonts w:ascii="Consolas" w:hAnsi="Consolas"/>
-          <w:sz w:val="20"/>
-          <w:color w:val="808080"/>
-        </w:rPr>
-        <w:t xml:space="preserve">:</w:t>
-      </w:r>
-      <w:r>
-        <w:rPr>
-          <w:rFonts w:ascii="Consolas" w:hAnsi="Consolas"/>
-          <w:sz w:val="20"/>
-        </w:rPr>
-        <w:t xml:space="preserve"> </w:t>
-      </w:r>
-      <w:r>
-        <w:rPr>
-          <w:rFonts w:ascii="Consolas" w:hAnsi="Consolas"/>
-          <w:sz w:val="20"/>
-        </w:rPr>
-        <w:t xml:space="preserve">git</w:t>
-      </w:r>
-      <w:r>
-        <w:rPr>
-          <w:rFonts w:ascii="Consolas" w:hAnsi="Consolas"/>
-          <w:sz w:val="20"/>
-        </w:rPr>
-        <w:t xml:space="preserve"> </w:t>
-      </w:r>
-      <w:r>
-        <w:rPr>
-          <w:rFonts w:ascii="Consolas" w:hAnsi="Consolas"/>
-          <w:sz w:val="20"/>
-        </w:rPr>
-        <w:t xml:space="preserve">config</w:t>
-      </w:r>
-      <w:r>
-        <w:rPr>
-          <w:rFonts w:ascii="Consolas" w:hAnsi="Consolas"/>
-          <w:sz w:val="20"/>
-        </w:rPr>
-        <w:t xml:space="preserve"> </w:t>
-      </w:r>
-      <w:r>
-        <w:rPr>
-          <w:rFonts w:ascii="Consolas" w:hAnsi="Consolas"/>
-          <w:sz w:val="20"/>
-        </w:rPr>
-        <w:t xml:space="preserve">user.name</w:t>
-      </w:r>
-      <w:r>
-        <w:rPr>
-          <w:rFonts w:ascii="Consolas" w:hAnsi="Consolas"/>
-          <w:sz w:val="20"/>
-        </w:rPr>
-        <w:t xml:space="preserve"> </w:t>
-      </w:r>
-      <w:r>
-        <w:rPr>
-          <w:rFonts w:ascii="Consolas" w:hAnsi="Consolas"/>
-          <w:sz w:val="20"/>
-        </w:rPr>
-        <w:t xml:space="preserve">"github-actions[bot]"</w:t>
-      </w:r>
-    </w:p>
-    <w:p>
-      <w:pPr>
-        <w:shd w:val="clear" w:fill="E6F0FA"/>
-        <w:spacing w:after="0" w:line="240" w:lineRule="auto"/>
-      </w:pPr>
-      <w:r>
-        <w:rPr>
-          <w:rFonts w:ascii="Consolas" w:hAnsi="Consolas"/>
-          <w:sz w:val="20"/>
-        </w:rPr>
-        <w:t xml:space="preserve"/>
-      </w:r>
-    </w:p>
-    <w:p>
-      <w:pPr>
-        <w:shd w:val="clear" w:fill="E6F0FA"/>
-        <w:spacing w:after="0" w:line="240" w:lineRule="auto"/>
-      </w:pPr>
-      <w:r>
-        <w:rPr>
-          <w:rFonts w:ascii="Consolas" w:hAnsi="Consolas"/>
-          <w:sz w:val="20"/>
-        </w:rPr>
-        <w:t xml:space="preserve">      </w:t>
-      </w:r>
-      <w:r>
-        <w:rPr>
-          <w:rFonts w:ascii="Consolas" w:hAnsi="Consolas"/>
-          <w:sz w:val="20"/>
-          <w:color w:val="808080"/>
-        </w:rPr>
-        <w:t xml:space="preserve">-</w:t>
-      </w:r>
-      <w:r>
-        <w:rPr>
-          <w:rFonts w:ascii="Consolas" w:hAnsi="Consolas"/>
-          <w:sz w:val="20"/>
-        </w:rPr>
-        <w:t xml:space="preserve"> </w:t>
-      </w:r>
-      <w:r>
-        <w:rPr>
-          <w:rFonts w:ascii="Consolas" w:hAnsi="Consolas"/>
-          <w:sz w:val="20"/>
-          <w:color w:val="000080"/>
-        </w:rPr>
-        <w:t xml:space="preserve">name</w:t>
-      </w:r>
-      <w:r>
-        <w:rPr>
-          <w:rFonts w:ascii="Consolas" w:hAnsi="Consolas"/>
-          <w:sz w:val="20"/>
-          <w:color w:val="808080"/>
-        </w:rPr>
-        <w:t xml:space="preserve">:</w:t>
-      </w:r>
-      <w:r>
-        <w:rPr>
-          <w:rFonts w:ascii="Consolas" w:hAnsi="Consolas"/>
-          <w:sz w:val="20"/>
-        </w:rPr>
-        <w:t xml:space="preserve"> </w:t>
-      </w:r>
-      <w:r>
-        <w:rPr>
-          <w:rFonts w:ascii="Consolas" w:hAnsi="Consolas"/>
-          <w:sz w:val="20"/>
-        </w:rPr>
-        <w:t xml:space="preserve">Configure</w:t>
-      </w:r>
-      <w:r>
-        <w:rPr>
-          <w:rFonts w:ascii="Consolas" w:hAnsi="Consolas"/>
-          <w:sz w:val="20"/>
-        </w:rPr>
-        <w:t xml:space="preserve"> </w:t>
-      </w:r>
-      <w:r>
-        <w:rPr>
-          <w:rFonts w:ascii="Consolas" w:hAnsi="Consolas"/>
-          <w:sz w:val="20"/>
-        </w:rPr>
-        <w:t xml:space="preserve">git</w:t>
-      </w:r>
-      <w:r>
-        <w:rPr>
-          <w:rFonts w:ascii="Consolas" w:hAnsi="Consolas"/>
-          <w:sz w:val="20"/>
-        </w:rPr>
-        <w:t xml:space="preserve"> </w:t>
-      </w:r>
-      <w:r>
-        <w:rPr>
-          <w:rFonts w:ascii="Consolas" w:hAnsi="Consolas"/>
-          <w:sz w:val="20"/>
-        </w:rPr>
-        <w:t xml:space="preserve">email</w:t>
-      </w:r>
-    </w:p>
-    <w:p>
-      <w:pPr>
-        <w:shd w:val="clear" w:fill="E6F0FA"/>
-        <w:spacing w:after="0" w:line="240" w:lineRule="auto"/>
-      </w:pPr>
-      <w:r>
-        <w:rPr>
-          <w:rFonts w:ascii="Consolas" w:hAnsi="Consolas"/>
-          <w:sz w:val="20"/>
-        </w:rPr>
-        <w:t xml:space="preserve">        </w:t>
-      </w:r>
-      <w:r>
-        <w:rPr>
-          <w:rFonts w:ascii="Consolas" w:hAnsi="Consolas"/>
-          <w:sz w:val="20"/>
-          <w:color w:val="000080"/>
-        </w:rPr>
-        <w:t xml:space="preserve">shell</w:t>
-      </w:r>
-      <w:r>
-        <w:rPr>
-          <w:rFonts w:ascii="Consolas" w:hAnsi="Consolas"/>
-          <w:sz w:val="20"/>
-          <w:color w:val="808080"/>
-        </w:rPr>
-        <w:t xml:space="preserve">:</w:t>
-      </w:r>
-      <w:r>
-        <w:rPr>
-          <w:rFonts w:ascii="Consolas" w:hAnsi="Consolas"/>
-          <w:sz w:val="20"/>
-        </w:rPr>
-        <w:t xml:space="preserve"> </w:t>
-      </w:r>
-      <w:r>
-        <w:rPr>
-          <w:rFonts w:ascii="Consolas" w:hAnsi="Consolas"/>
-          <w:sz w:val="20"/>
-        </w:rPr>
-        <w:t xml:space="preserve">bash</w:t>
-      </w:r>
-    </w:p>
-    <w:p>
-      <w:pPr>
-        <w:shd w:val="clear" w:fill="E6F0FA"/>
-        <w:spacing w:after="0" w:line="240" w:lineRule="auto"/>
-      </w:pPr>
-      <w:r>
-        <w:rPr>
-          <w:rFonts w:ascii="Consolas" w:hAnsi="Consolas"/>
-          <w:sz w:val="20"/>
-        </w:rPr>
-        <w:t xml:space="preserve">        </w:t>
-      </w:r>
-      <w:r>
-        <w:rPr>
-          <w:rFonts w:ascii="Consolas" w:hAnsi="Consolas"/>
-          <w:sz w:val="20"/>
-          <w:color w:val="000080"/>
-        </w:rPr>
-        <w:t xml:space="preserve">run</w:t>
-      </w:r>
-      <w:r>
-        <w:rPr>
-          <w:rFonts w:ascii="Consolas" w:hAnsi="Consolas"/>
-          <w:sz w:val="20"/>
-          <w:color w:val="808080"/>
-        </w:rPr>
-        <w:t xml:space="preserve">:</w:t>
-      </w:r>
-      <w:r>
-        <w:rPr>
-          <w:rFonts w:ascii="Consolas" w:hAnsi="Consolas"/>
-          <w:sz w:val="20"/>
-        </w:rPr>
-        <w:t xml:space="preserve"> </w:t>
-      </w:r>
-      <w:r>
-        <w:rPr>
-          <w:rFonts w:ascii="Consolas" w:hAnsi="Consolas"/>
-          <w:sz w:val="20"/>
-        </w:rPr>
-        <w:t xml:space="preserve">git</w:t>
-      </w:r>
-      <w:r>
-        <w:rPr>
-          <w:rFonts w:ascii="Consolas" w:hAnsi="Consolas"/>
-          <w:sz w:val="20"/>
-        </w:rPr>
-        <w:t xml:space="preserve"> </w:t>
-      </w:r>
-      <w:r>
-        <w:rPr>
-          <w:rFonts w:ascii="Consolas" w:hAnsi="Consolas"/>
-          <w:sz w:val="20"/>
-        </w:rPr>
-        <w:t xml:space="preserve">config</w:t>
-      </w:r>
-      <w:r>
-        <w:rPr>
-          <w:rFonts w:ascii="Consolas" w:hAnsi="Consolas"/>
-          <w:sz w:val="20"/>
-        </w:rPr>
-        <w:t xml:space="preserve"> </w:t>
-      </w:r>
-      <w:r>
-        <w:rPr>
-          <w:rFonts w:ascii="Consolas" w:hAnsi="Consolas"/>
-          <w:sz w:val="20"/>
-        </w:rPr>
-        <w:t xml:space="preserve">user.email</w:t>
-      </w:r>
-      <w:r>
-        <w:rPr>
-          <w:rFonts w:ascii="Consolas" w:hAnsi="Consolas"/>
-          <w:sz w:val="20"/>
-        </w:rPr>
-        <w:t xml:space="preserve"> </w:t>
-      </w:r>
-      <w:r>
-        <w:rPr>
-          <w:rFonts w:ascii="Consolas" w:hAnsi="Consolas"/>
-          <w:sz w:val="20"/>
-        </w:rPr>
-        <w:t xml:space="preserve">"github-actions[bot]@users.noreply.github.com"</w:t>
-      </w:r>
-    </w:p>
-    <w:p>
-      <w:pPr>
-        <w:shd w:val="clear" w:fill="E6F0FA"/>
-        <w:spacing w:after="0" w:line="240" w:lineRule="auto"/>
-      </w:pPr>
-      <w:r>
-        <w:rPr>
-          <w:rFonts w:ascii="Consolas" w:hAnsi="Consolas"/>
-          <w:sz w:val="20"/>
-        </w:rPr>
-        <w:t xml:space="preserve"/>
-      </w:r>
-    </w:p>
-    <w:p>
-      <w:pPr>
-        <w:shd w:val="clear" w:fill="E6F0FA"/>
-        <w:spacing w:after="0" w:line="240" w:lineRule="auto"/>
-      </w:pPr>
-      <w:r>
-        <w:rPr>
-          <w:rFonts w:ascii="Consolas" w:hAnsi="Consolas"/>
-          <w:sz w:val="20"/>
-        </w:rPr>
-        <w:t xml:space="preserve">      </w:t>
-      </w:r>
-      <w:r>
-        <w:rPr>
-          <w:rFonts w:ascii="Consolas" w:hAnsi="Consolas"/>
-          <w:sz w:val="20"/>
-          <w:color w:val="808080"/>
-        </w:rPr>
-        <w:t xml:space="preserve">-</w:t>
-      </w:r>
-      <w:r>
-        <w:rPr>
-          <w:rFonts w:ascii="Consolas" w:hAnsi="Consolas"/>
-          <w:sz w:val="20"/>
-        </w:rPr>
-        <w:t xml:space="preserve"> </w:t>
-      </w:r>
-      <w:r>
-        <w:rPr>
-          <w:rFonts w:ascii="Consolas" w:hAnsi="Consolas"/>
-          <w:sz w:val="20"/>
-          <w:color w:val="000080"/>
-        </w:rPr>
-        <w:t xml:space="preserve">name</w:t>
-      </w:r>
-      <w:r>
-        <w:rPr>
-          <w:rFonts w:ascii="Consolas" w:hAnsi="Consolas"/>
-          <w:sz w:val="20"/>
-          <w:color w:val="808080"/>
-        </w:rPr>
-        <w:t xml:space="preserve">:</w:t>
-      </w:r>
-      <w:r>
-        <w:rPr>
-          <w:rFonts w:ascii="Consolas" w:hAnsi="Consolas"/>
-          <w:sz w:val="20"/>
-        </w:rPr>
-        <w:t xml:space="preserve"> </w:t>
-      </w:r>
-      <w:r>
-        <w:rPr>
-          <w:rFonts w:ascii="Consolas" w:hAnsi="Consolas"/>
-          <w:sz w:val="20"/>
-        </w:rPr>
-        <w:t xml:space="preserve">Stage</w:t>
-      </w:r>
-      <w:r>
-        <w:rPr>
-          <w:rFonts w:ascii="Consolas" w:hAnsi="Consolas"/>
-          <w:sz w:val="20"/>
-        </w:rPr>
-        <w:t xml:space="preserve"> </w:t>
-      </w:r>
-      <w:r>
-        <w:rPr>
-          <w:rFonts w:ascii="Consolas" w:hAnsi="Consolas"/>
-          <w:sz w:val="20"/>
-        </w:rPr>
-        <w:t xml:space="preserve">generated</w:t>
-      </w:r>
-      <w:r>
-        <w:rPr>
-          <w:rFonts w:ascii="Consolas" w:hAnsi="Consolas"/>
-          <w:sz w:val="20"/>
-        </w:rPr>
-        <w:t xml:space="preserve"> </w:t>
-      </w:r>
-      <w:r>
-        <w:rPr>
-          <w:rFonts w:ascii="Consolas" w:hAnsi="Consolas"/>
-          <w:sz w:val="20"/>
-        </w:rPr>
-        <w:t xml:space="preserve">files</w:t>
-      </w:r>
-    </w:p>
-    <w:p>
-      <w:pPr>
-        <w:shd w:val="clear" w:fill="E6F0FA"/>
-        <w:spacing w:after="0" w:line="240" w:lineRule="auto"/>
-      </w:pPr>
-      <w:r>
-        <w:rPr>
-          <w:rFonts w:ascii="Consolas" w:hAnsi="Consolas"/>
-          <w:sz w:val="20"/>
-        </w:rPr>
-        <w:t xml:space="preserve">        </w:t>
-      </w:r>
-      <w:r>
-        <w:rPr>
-          <w:rFonts w:ascii="Consolas" w:hAnsi="Consolas"/>
-          <w:sz w:val="20"/>
-          <w:color w:val="000080"/>
-        </w:rPr>
-        <w:t xml:space="preserve">shell</w:t>
-      </w:r>
-      <w:r>
-        <w:rPr>
-          <w:rFonts w:ascii="Consolas" w:hAnsi="Consolas"/>
-          <w:sz w:val="20"/>
-          <w:color w:val="808080"/>
-        </w:rPr>
-        <w:t xml:space="preserve">:</w:t>
-      </w:r>
-      <w:r>
-        <w:rPr>
-          <w:rFonts w:ascii="Consolas" w:hAnsi="Consolas"/>
-          <w:sz w:val="20"/>
-        </w:rPr>
-        <w:t xml:space="preserve"> </w:t>
-      </w:r>
-      <w:r>
-        <w:rPr>
-          <w:rFonts w:ascii="Consolas" w:hAnsi="Consolas"/>
-          <w:sz w:val="20"/>
-        </w:rPr>
-        <w:t xml:space="preserve">bash</w:t>
-      </w:r>
-    </w:p>
-    <w:p>
-      <w:pPr>
-        <w:shd w:val="clear" w:fill="E6F0FA"/>
-        <w:spacing w:after="0" w:line="240" w:lineRule="auto"/>
-      </w:pPr>
-      <w:r>
-        <w:rPr>
-          <w:rFonts w:ascii="Consolas" w:hAnsi="Consolas"/>
-          <w:sz w:val="20"/>
-        </w:rPr>
-        <w:t xml:space="preserve">        </w:t>
-      </w:r>
-      <w:r>
-        <w:rPr>
-          <w:rFonts w:ascii="Consolas" w:hAnsi="Consolas"/>
-          <w:sz w:val="20"/>
-          <w:color w:val="000080"/>
-        </w:rPr>
-        <w:t xml:space="preserve">run</w:t>
-      </w:r>
-      <w:r>
-        <w:rPr>
-          <w:rFonts w:ascii="Consolas" w:hAnsi="Consolas"/>
-          <w:sz w:val="20"/>
-          <w:color w:val="808080"/>
-        </w:rPr>
-        <w:t xml:space="preserve">:</w:t>
-      </w:r>
-      <w:r>
-        <w:rPr>
-          <w:rFonts w:ascii="Consolas" w:hAnsi="Consolas"/>
-          <w:sz w:val="20"/>
-        </w:rPr>
-        <w:t xml:space="preserve"> </w:t>
-      </w:r>
-      <w:r>
-        <w:rPr>
-          <w:rFonts w:ascii="Consolas" w:hAnsi="Consolas"/>
-          <w:sz w:val="20"/>
-        </w:rPr>
-        <w:t xml:space="preserve">git</w:t>
-      </w:r>
-      <w:r>
-        <w:rPr>
-          <w:rFonts w:ascii="Consolas" w:hAnsi="Consolas"/>
-          <w:sz w:val="20"/>
-        </w:rPr>
-        <w:t xml:space="preserve"> </w:t>
-      </w:r>
-      <w:r>
-        <w:rPr>
-          <w:rFonts w:ascii="Consolas" w:hAnsi="Consolas"/>
-          <w:sz w:val="20"/>
-        </w:rPr>
-        <w:t xml:space="preserve">add</w:t>
-      </w:r>
-      <w:r>
-        <w:rPr>
-          <w:rFonts w:ascii="Consolas" w:hAnsi="Consolas"/>
-          <w:sz w:val="20"/>
-        </w:rPr>
-        <w:t xml:space="preserve"> </w:t>
-      </w:r>
-      <w:r>
-        <w:rPr>
-          <w:rFonts w:ascii="Consolas" w:hAnsi="Consolas"/>
-          <w:sz w:val="20"/>
-        </w:rPr>
-        <w:t xml:space="preserve">*.rtf</w:t>
-      </w:r>
-      <w:r>
-        <w:rPr>
-          <w:rFonts w:ascii="Consolas" w:hAnsi="Consolas"/>
-          <w:sz w:val="20"/>
-        </w:rPr>
-        <w:t xml:space="preserve"> </w:t>
-      </w:r>
-      <w:r>
-        <w:rPr>
-          <w:rFonts w:ascii="Consolas" w:hAnsi="Consolas"/>
-          <w:sz w:val="20"/>
-        </w:rPr>
-        <w:t xml:space="preserve">*.docx</w:t>
-      </w:r>
-      <w:r>
-        <w:rPr>
-          <w:rFonts w:ascii="Consolas" w:hAnsi="Consolas"/>
-          <w:sz w:val="20"/>
-        </w:rPr>
-        <w:t xml:space="preserve"> </w:t>
-      </w:r>
-      <w:r>
-        <w:rPr>
-          <w:rFonts w:ascii="Consolas" w:hAnsi="Consolas"/>
-          <w:sz w:val="20"/>
-        </w:rPr>
-        <w:t xml:space="preserve">*.txt</w:t>
-      </w:r>
-      <w:r>
-        <w:rPr>
-          <w:rFonts w:ascii="Consolas" w:hAnsi="Consolas"/>
-          <w:sz w:val="20"/>
-        </w:rPr>
-        <w:t xml:space="preserve"> </w:t>
-      </w:r>
-      <w:r>
-        <w:rPr>
-          <w:rFonts w:ascii="Consolas" w:hAnsi="Consolas"/>
-          <w:sz w:val="20"/>
-        </w:rPr>
-        <w:t xml:space="preserve">2&gt;/dev/null</w:t>
-      </w:r>
-      <w:r>
-        <w:rPr>
-          <w:rFonts w:ascii="Consolas" w:hAnsi="Consolas"/>
-          <w:sz w:val="20"/>
-        </w:rPr>
-        <w:t xml:space="preserve"> </w:t>
-      </w:r>
-      <w:r>
-        <w:rPr>
-          <w:rFonts w:ascii="Consolas" w:hAnsi="Consolas"/>
-          <w:sz w:val="20"/>
-        </w:rPr>
-        <w:t xml:space="preserve">||</w:t>
-      </w:r>
-      <w:r>
-        <w:rPr>
-          <w:rFonts w:ascii="Consolas" w:hAnsi="Consolas"/>
-          <w:sz w:val="20"/>
-        </w:rPr>
-        <w:t xml:space="preserve"> </w:t>
-      </w:r>
-      <w:r>
-        <w:rPr>
-          <w:rFonts w:ascii="Consolas" w:hAnsi="Consolas"/>
-          <w:sz w:val="20"/>
-        </w:rPr>
-        <w:t xml:space="preserve">true</w:t>
-      </w:r>
-    </w:p>
-    <w:p>
-      <w:pPr>
-        <w:shd w:val="clear" w:fill="E6F0FA"/>
-        <w:spacing w:after="0" w:line="240" w:lineRule="auto"/>
-      </w:pPr>
-      <w:r>
-        <w:rPr>
-          <w:rFonts w:ascii="Consolas" w:hAnsi="Consolas"/>
-          <w:sz w:val="20"/>
-        </w:rPr>
-        <w:t xml:space="preserve"/>
-      </w:r>
-    </w:p>
-    <w:p>
-      <w:pPr>
-        <w:shd w:val="clear" w:fill="E6F0FA"/>
-        <w:spacing w:after="0" w:line="240" w:lineRule="auto"/>
-      </w:pPr>
-      <w:r>
-        <w:rPr>
-          <w:rFonts w:ascii="Consolas" w:hAnsi="Consolas"/>
-          <w:sz w:val="20"/>
-        </w:rPr>
-        <w:t xml:space="preserve">      </w:t>
-      </w:r>
-      <w:r>
-        <w:rPr>
-          <w:rFonts w:ascii="Consolas" w:hAnsi="Consolas"/>
-          <w:sz w:val="20"/>
-          <w:color w:val="808080"/>
-        </w:rPr>
-        <w:t xml:space="preserve">-</w:t>
-      </w:r>
-      <w:r>
-        <w:rPr>
-          <w:rFonts w:ascii="Consolas" w:hAnsi="Consolas"/>
-          <w:sz w:val="20"/>
-        </w:rPr>
-        <w:t xml:space="preserve"> </w:t>
-      </w:r>
-      <w:r>
-        <w:rPr>
-          <w:rFonts w:ascii="Consolas" w:hAnsi="Consolas"/>
-          <w:sz w:val="20"/>
-          <w:color w:val="000080"/>
-        </w:rPr>
-        <w:t xml:space="preserve">name</w:t>
-      </w:r>
-      <w:r>
-        <w:rPr>
-          <w:rFonts w:ascii="Consolas" w:hAnsi="Consolas"/>
-          <w:sz w:val="20"/>
-          <w:color w:val="808080"/>
-        </w:rPr>
-        <w:t xml:space="preserve">:</w:t>
-      </w:r>
-      <w:r>
-        <w:rPr>
-          <w:rFonts w:ascii="Consolas" w:hAnsi="Consolas"/>
-          <w:sz w:val="20"/>
-        </w:rPr>
-        <w:t xml:space="preserve"> </w:t>
-      </w:r>
-      <w:r>
-        <w:rPr>
-          <w:rFonts w:ascii="Consolas" w:hAnsi="Consolas"/>
-          <w:sz w:val="20"/>
-        </w:rPr>
-        <w:t xml:space="preserve">Commit</w:t>
-      </w:r>
-      <w:r>
-        <w:rPr>
-          <w:rFonts w:ascii="Consolas" w:hAnsi="Consolas"/>
-          <w:sz w:val="20"/>
-        </w:rPr>
-        <w:t xml:space="preserve"> </w:t>
-      </w:r>
-      <w:r>
-        <w:rPr>
-          <w:rFonts w:ascii="Consolas" w:hAnsi="Consolas"/>
-          <w:sz w:val="20"/>
-        </w:rPr>
-        <w:t xml:space="preserve">if</w:t>
-      </w:r>
-      <w:r>
-        <w:rPr>
-          <w:rFonts w:ascii="Consolas" w:hAnsi="Consolas"/>
-          <w:sz w:val="20"/>
-        </w:rPr>
-        <w:t xml:space="preserve"> </w:t>
-      </w:r>
-      <w:r>
-        <w:rPr>
-          <w:rFonts w:ascii="Consolas" w:hAnsi="Consolas"/>
-          <w:sz w:val="20"/>
-        </w:rPr>
-        <w:t xml:space="preserve">changed</w:t>
-      </w:r>
-    </w:p>
-    <w:p>
-      <w:pPr>
-        <w:shd w:val="clear" w:fill="E6F0FA"/>
-        <w:spacing w:after="0" w:line="240" w:lineRule="auto"/>
-      </w:pPr>
-      <w:r>
-        <w:rPr>
-          <w:rFonts w:ascii="Consolas" w:hAnsi="Consolas"/>
-          <w:sz w:val="20"/>
-        </w:rPr>
-        <w:t xml:space="preserve">        </w:t>
-      </w:r>
-      <w:r>
-        <w:rPr>
-          <w:rFonts w:ascii="Consolas" w:hAnsi="Consolas"/>
-          <w:sz w:val="20"/>
-          <w:color w:val="000080"/>
-        </w:rPr>
-        <w:t xml:space="preserve">shell</w:t>
-      </w:r>
-      <w:r>
-        <w:rPr>
-          <w:rFonts w:ascii="Consolas" w:hAnsi="Consolas"/>
-          <w:sz w:val="20"/>
-          <w:color w:val="808080"/>
-        </w:rPr>
-        <w:t xml:space="preserve">:</w:t>
-      </w:r>
-      <w:r>
-        <w:rPr>
-          <w:rFonts w:ascii="Consolas" w:hAnsi="Consolas"/>
-          <w:sz w:val="20"/>
-        </w:rPr>
-        <w:t xml:space="preserve"> </w:t>
-      </w:r>
-      <w:r>
-        <w:rPr>
-          <w:rFonts w:ascii="Consolas" w:hAnsi="Consolas"/>
-          <w:sz w:val="20"/>
-        </w:rPr>
-        <w:t xml:space="preserve">bash</w:t>
-      </w:r>
-    </w:p>
-    <w:p>
-      <w:pPr>
-        <w:shd w:val="clear" w:fill="E6F0FA"/>
-        <w:spacing w:after="0" w:line="240" w:lineRule="auto"/>
-      </w:pPr>
-      <w:r>
-        <w:rPr>
-          <w:rFonts w:ascii="Consolas" w:hAnsi="Consolas"/>
-          <w:sz w:val="20"/>
-        </w:rPr>
-        <w:t xml:space="preserve">        </w:t>
-      </w:r>
-      <w:r>
-        <w:rPr>
-          <w:rFonts w:ascii="Consolas" w:hAnsi="Consolas"/>
-          <w:sz w:val="20"/>
-          <w:color w:val="000080"/>
-        </w:rPr>
-        <w:t xml:space="preserve">run</w:t>
-      </w:r>
-      <w:r>
-        <w:rPr>
-          <w:rFonts w:ascii="Consolas" w:hAnsi="Consolas"/>
-          <w:sz w:val="20"/>
-          <w:color w:val="808080"/>
-        </w:rPr>
-        <w:t xml:space="preserve">:</w:t>
-      </w:r>
-      <w:r>
-        <w:rPr>
-          <w:rFonts w:ascii="Consolas" w:hAnsi="Consolas"/>
-          <w:sz w:val="20"/>
-        </w:rPr>
-        <w:t xml:space="preserve"> </w:t>
-      </w:r>
-      <w:r>
-        <w:rPr>
-          <w:rFonts w:ascii="Consolas" w:hAnsi="Consolas"/>
-          <w:sz w:val="20"/>
-          <w:color w:val="A31515"/>
-        </w:rPr>
-        <w:t xml:space="preserve">'</w:t>
-      </w:r>
-      <w:r>
-        <w:rPr>
-          <w:rFonts w:ascii="Consolas" w:hAnsi="Consolas"/>
-          <w:sz w:val="20"/>
-          <w:color w:val="A31515"/>
-        </w:rPr>
-        <w:t xml:space="preserve">git</w:t>
-      </w:r>
-      <w:r>
-        <w:rPr>
-          <w:rFonts w:ascii="Consolas" w:hAnsi="Consolas"/>
-          <w:sz w:val="20"/>
-        </w:rPr>
-        <w:t xml:space="preserve"> </w:t>
-      </w:r>
-      <w:r>
-        <w:rPr>
-          <w:rFonts w:ascii="Consolas" w:hAnsi="Consolas"/>
-          <w:sz w:val="20"/>
-          <w:color w:val="A31515"/>
-        </w:rPr>
-        <w:t xml:space="preserve">diff</w:t>
-      </w:r>
-      <w:r>
-        <w:rPr>
-          <w:rFonts w:ascii="Consolas" w:hAnsi="Consolas"/>
-          <w:sz w:val="20"/>
-        </w:rPr>
-        <w:t xml:space="preserve"> </w:t>
-      </w:r>
-      <w:r>
-        <w:rPr>
-          <w:rFonts w:ascii="Consolas" w:hAnsi="Consolas"/>
-          <w:sz w:val="20"/>
-          <w:color w:val="A31515"/>
-        </w:rPr>
-        <w:t xml:space="preserve">--cached</w:t>
-      </w:r>
-      <w:r>
-        <w:rPr>
-          <w:rFonts w:ascii="Consolas" w:hAnsi="Consolas"/>
-          <w:sz w:val="20"/>
-        </w:rPr>
-        <w:t xml:space="preserve"> </w:t>
-      </w:r>
-      <w:r>
-        <w:rPr>
-          <w:rFonts w:ascii="Consolas" w:hAnsi="Consolas"/>
-          <w:sz w:val="20"/>
-          <w:color w:val="A31515"/>
-        </w:rPr>
-        <w:t xml:space="preserve">--quiet</w:t>
-      </w:r>
-      <w:r>
-        <w:rPr>
-          <w:rFonts w:ascii="Consolas" w:hAnsi="Consolas"/>
-          <w:sz w:val="20"/>
-        </w:rPr>
-        <w:t xml:space="preserve"> </w:t>
-      </w:r>
-      <w:r>
-        <w:rPr>
-          <w:rFonts w:ascii="Consolas" w:hAnsi="Consolas"/>
-          <w:sz w:val="20"/>
-          <w:color w:val="A31515"/>
-        </w:rPr>
-        <w:t xml:space="preserve">||</w:t>
-      </w:r>
-      <w:r>
-        <w:rPr>
-          <w:rFonts w:ascii="Consolas" w:hAnsi="Consolas"/>
-          <w:sz w:val="20"/>
-        </w:rPr>
-        <w:t xml:space="preserve"> </w:t>
-      </w:r>
-      <w:r>
-        <w:rPr>
-          <w:rFonts w:ascii="Consolas" w:hAnsi="Consolas"/>
-          <w:sz w:val="20"/>
-          <w:color w:val="A31515"/>
-        </w:rPr>
-        <w:t xml:space="preserve">git</w:t>
-      </w:r>
-      <w:r>
-        <w:rPr>
-          <w:rFonts w:ascii="Consolas" w:hAnsi="Consolas"/>
-          <w:sz w:val="20"/>
-        </w:rPr>
-        <w:t xml:space="preserve"> </w:t>
-      </w:r>
-      <w:r>
-        <w:rPr>
-          <w:rFonts w:ascii="Consolas" w:hAnsi="Consolas"/>
-          <w:sz w:val="20"/>
-          <w:color w:val="A31515"/>
-        </w:rPr>
-        <w:t xml:space="preserve">commit</w:t>
-      </w:r>
-      <w:r>
-        <w:rPr>
-          <w:rFonts w:ascii="Consolas" w:hAnsi="Consolas"/>
-          <w:sz w:val="20"/>
-        </w:rPr>
-        <w:t xml:space="preserve"> </w:t>
-      </w:r>
-      <w:r>
-        <w:rPr>
-          <w:rFonts w:ascii="Consolas" w:hAnsi="Consolas"/>
-          <w:sz w:val="20"/>
-          <w:color w:val="A31515"/>
-        </w:rPr>
-        <w:t xml:space="preserve">-m</w:t>
-      </w:r>
-      <w:r>
-        <w:rPr>
-          <w:rFonts w:ascii="Consolas" w:hAnsi="Consolas"/>
-          <w:sz w:val="20"/>
-        </w:rPr>
-        <w:t xml:space="preserve"> </w:t>
-      </w:r>
-      <w:r>
-        <w:rPr>
-          <w:rFonts w:ascii="Consolas" w:hAnsi="Consolas"/>
-          <w:sz w:val="20"/>
-          <w:color w:val="A31515"/>
-        </w:rPr>
-        <w:t xml:space="preserve">"auto-regenerate</w:t>
-      </w:r>
-      <w:r>
-        <w:rPr>
-          <w:rFonts w:ascii="Consolas" w:hAnsi="Consolas"/>
-          <w:sz w:val="20"/>
-        </w:rPr>
-        <w:t xml:space="preserve"> </w:t>
-      </w:r>
-      <w:r>
-        <w:rPr>
-          <w:rFonts w:ascii="Consolas" w:hAnsi="Consolas"/>
-          <w:sz w:val="20"/>
-          <w:color w:val="A31515"/>
-        </w:rPr>
-        <w:t xml:space="preserve">README</w:t>
-      </w:r>
-      <w:r>
-        <w:rPr>
-          <w:rFonts w:ascii="Consolas" w:hAnsi="Consolas"/>
-          <w:sz w:val="20"/>
-        </w:rPr>
-        <w:t xml:space="preserve"> </w:t>
-      </w:r>
-      <w:r>
-        <w:rPr>
-          <w:rFonts w:ascii="Consolas" w:hAnsi="Consolas"/>
-          <w:sz w:val="20"/>
-          <w:color w:val="A31515"/>
-        </w:rPr>
-        <w:t xml:space="preserve">documents"</w:t>
-      </w:r>
-      <w:r>
-        <w:rPr>
-          <w:rFonts w:ascii="Consolas" w:hAnsi="Consolas"/>
-          <w:sz w:val="20"/>
-          <w:color w:val="A31515"/>
-        </w:rPr>
-        <w:t xml:space="preserve">'</w:t>
-      </w:r>
-    </w:p>
-    <w:p>
-      <w:pPr>
-        <w:shd w:val="clear" w:fill="E6F0FA"/>
-        <w:spacing w:after="0" w:line="240" w:lineRule="auto"/>
-      </w:pPr>
-      <w:r>
-        <w:rPr>
-          <w:rFonts w:ascii="Consolas" w:hAnsi="Consolas"/>
-          <w:sz w:val="20"/>
-        </w:rPr>
-        <w:t xml:space="preserve"/>
-      </w:r>
-    </w:p>
-    <w:p>
-      <w:pPr>
-        <w:shd w:val="clear" w:fill="E6F0FA"/>
-        <w:spacing w:after="0" w:line="240" w:lineRule="auto"/>
-      </w:pPr>
-      <w:r>
-        <w:rPr>
-          <w:rFonts w:ascii="Consolas" w:hAnsi="Consolas"/>
-          <w:sz w:val="20"/>
-        </w:rPr>
-        <w:t xml:space="preserve">      </w:t>
-      </w:r>
-      <w:r>
-        <w:rPr>
-          <w:rFonts w:ascii="Consolas" w:hAnsi="Consolas"/>
-          <w:sz w:val="20"/>
-          <w:color w:val="808080"/>
-        </w:rPr>
-        <w:t xml:space="preserve">-</w:t>
-      </w:r>
-      <w:r>
-        <w:rPr>
-          <w:rFonts w:ascii="Consolas" w:hAnsi="Consolas"/>
-          <w:sz w:val="20"/>
-        </w:rPr>
-        <w:t xml:space="preserve"> </w:t>
-      </w:r>
-      <w:r>
-        <w:rPr>
-          <w:rFonts w:ascii="Consolas" w:hAnsi="Consolas"/>
-          <w:sz w:val="20"/>
-          <w:color w:val="000080"/>
-        </w:rPr>
-        <w:t xml:space="preserve">name</w:t>
-      </w:r>
-      <w:r>
-        <w:rPr>
-          <w:rFonts w:ascii="Consolas" w:hAnsi="Consolas"/>
-          <w:sz w:val="20"/>
-          <w:color w:val="808080"/>
-        </w:rPr>
-        <w:t xml:space="preserve">:</w:t>
-      </w:r>
-      <w:r>
-        <w:rPr>
-          <w:rFonts w:ascii="Consolas" w:hAnsi="Consolas"/>
-          <w:sz w:val="20"/>
-        </w:rPr>
-        <w:t xml:space="preserve"> </w:t>
-      </w:r>
-      <w:r>
-        <w:rPr>
-          <w:rFonts w:ascii="Consolas" w:hAnsi="Consolas"/>
-          <w:sz w:val="20"/>
-        </w:rPr>
-        <w:t xml:space="preserve">Push</w:t>
-      </w:r>
-    </w:p>
-    <w:p>
-      <w:pPr>
-        <w:shd w:val="clear" w:fill="E6F0FA"/>
-        <w:spacing w:after="0" w:line="240" w:lineRule="auto"/>
-      </w:pPr>
-      <w:r>
-        <w:rPr>
-          <w:rFonts w:ascii="Consolas" w:hAnsi="Consolas"/>
-          <w:sz w:val="20"/>
-        </w:rPr>
-        <w:t xml:space="preserve">        </w:t>
-      </w:r>
-      <w:r>
-        <w:rPr>
-          <w:rFonts w:ascii="Consolas" w:hAnsi="Consolas"/>
-          <w:sz w:val="20"/>
-          <w:color w:val="000080"/>
-        </w:rPr>
-        <w:t xml:space="preserve">shell</w:t>
-      </w:r>
-      <w:r>
-        <w:rPr>
-          <w:rFonts w:ascii="Consolas" w:hAnsi="Consolas"/>
-          <w:sz w:val="20"/>
-          <w:color w:val="808080"/>
-        </w:rPr>
-        <w:t xml:space="preserve">:</w:t>
-      </w:r>
-      <w:r>
-        <w:rPr>
-          <w:rFonts w:ascii="Consolas" w:hAnsi="Consolas"/>
-          <w:sz w:val="20"/>
-        </w:rPr>
-        <w:t xml:space="preserve"> </w:t>
-      </w:r>
-      <w:r>
-        <w:rPr>
-          <w:rFonts w:ascii="Consolas" w:hAnsi="Consolas"/>
-          <w:sz w:val="20"/>
-        </w:rPr>
-        <w:t xml:space="preserve">bash</w:t>
-      </w:r>
-    </w:p>
-    <w:p>
-      <w:pPr>
-        <w:shd w:val="clear" w:fill="E6F0FA"/>
-        <w:spacing w:after="0" w:line="240" w:lineRule="auto"/>
-      </w:pPr>
-      <w:r>
-        <w:rPr>
-          <w:rFonts w:ascii="Consolas" w:hAnsi="Consolas"/>
-          <w:sz w:val="20"/>
-        </w:rPr>
-        <w:t xml:space="preserve">        </w:t>
-      </w:r>
-      <w:r>
-        <w:rPr>
-          <w:rFonts w:ascii="Consolas" w:hAnsi="Consolas"/>
-          <w:sz w:val="20"/>
-          <w:color w:val="000080"/>
-        </w:rPr>
-        <w:t xml:space="preserve">run</w:t>
-      </w:r>
-      <w:r>
-        <w:rPr>
-          <w:rFonts w:ascii="Consolas" w:hAnsi="Consolas"/>
-          <w:sz w:val="20"/>
-          <w:color w:val="808080"/>
-        </w:rPr>
-        <w:t xml:space="preserve">:</w:t>
-      </w:r>
-      <w:r>
-        <w:rPr>
-          <w:rFonts w:ascii="Consolas" w:hAnsi="Consolas"/>
-          <w:sz w:val="20"/>
-        </w:rPr>
-        <w:t xml:space="preserve"> </w:t>
-      </w:r>
-      <w:r>
-        <w:rPr>
-          <w:rFonts w:ascii="Consolas" w:hAnsi="Consolas"/>
-          <w:sz w:val="20"/>
-        </w:rPr>
-        <w:t xml:space="preserve">git</w:t>
-      </w:r>
-      <w:r>
-        <w:rPr>
-          <w:rFonts w:ascii="Consolas" w:hAnsi="Consolas"/>
-          <w:sz w:val="20"/>
-        </w:rPr>
-        <w:t xml:space="preserve"> </w:t>
-      </w:r>
-      <w:r>
-        <w:rPr>
-          <w:rFonts w:ascii="Consolas" w:hAnsi="Consolas"/>
-          <w:sz w:val="20"/>
-        </w:rPr>
-        <w:t xml:space="preserve">push</w:t>
-      </w:r>
-    </w:p>
-    <w:p>
-      <w:pPr>
-        <w:shd w:val="clear" w:fill="E6F0FA"/>
-        <w:spacing w:after="0" w:line="240" w:lineRule="auto"/>
-      </w:pPr>
-      <w:r>
-        <w:rPr>
-          <w:rFonts w:ascii="Consolas" w:hAnsi="Consolas"/>
-          <w:sz w:val="20"/>
-        </w:rPr>
-        <w:t xml:space="preserve"/>
+      <w:r>
+        <w:t xml:space="preserve">See the workflow file in this repo for the full listing.</w:t>
       </w:r>
     </w:p>
     <w:p>
       <w:pPr>
         <w:pStyle w:val="Heading3"/>
       </w:pPr>
-      <w:bookmarkStart w:id="3640" w:name="4-push-and-done"/>
-      <w:bookmarkEnd w:id="3640"/>
+      <w:bookmarkStart w:id="1601" w:name="4-push-and-done"/>
+      <w:bookmarkEnd w:id="1601"/>
       <w:r>
         <w:t xml:space="preserve">4. Push and done</w:t>
       </w:r>
     </w:p>
     <w:p>
       <w:r>
-        <w:t xml:space="preserve">Every time </w:t>
+        <w:t xml:space="preserve">The workflow is triggered by </w:t>
+      </w:r>
+      <w:r>
+        <w:rPr>
+          <w:b/>
+        </w:rPr>
+        <w:t xml:space="preserve">any push that modifies the settings file or one of the tracked input files</w:t>
+      </w:r>
+      <w:r>
+        <w:t xml:space="preserve">. It regenerates the configured outputs and commits them back. You can also trigger it manually from the Actions tab.</w:t>
+      </w:r>
+    </w:p>
+    <w:p>
+      <w:r>
+        <w:rPr>
+          <w:b/>
+        </w:rPr>
+        <w:t xml:space="preserve">How the trigger stays in sync:</w:t>
+      </w:r>
+      <w:r>
+        <w:t xml:space="preserve"> The </w:t>
       </w:r>
       <w:r>
         <w:rPr>
@@ -3575,18 +2593,54 @@
           <w:sz w:val="20"/>
           <w:shd w:val="clear" w:fill="E6F0FA"/>
         </w:rPr>
-        <w:t xml:space="preserve">README.md</w:t>
-      </w:r>
-      <w:r>
-        <w:t xml:space="preserve"> changes, the workflow regenerates the configured outputs and commits them back. You can also trigger it manually from the Actions tab.</w:t>
+        <w:t xml:space="preserve">paths:</w:t>
+      </w:r>
+      <w:r>
+        <w:t xml:space="preserve"> block starts seeded with just the settings file. On every run, the first step reads the settings file, computes the set of tracked inputs, and — if the workflow's </w:t>
+      </w:r>
+      <w:r>
+        <w:rPr>
+          <w:rFonts w:ascii="Consolas" w:hAnsi="Consolas"/>
+          <w:sz w:val="20"/>
+          <w:shd w:val="clear" w:fill="E6F0FA"/>
+        </w:rPr>
+        <w:t xml:space="preserve">paths:</w:t>
+      </w:r>
+      <w:r>
+        <w:t xml:space="preserve"> list doesn't already match — rewrites that block and commits the workflow file. So the next time you add or remove an </w:t>
+      </w:r>
+      <w:r>
+        <w:rPr>
+          <w:rFonts w:ascii="Consolas" w:hAnsi="Consolas"/>
+          <w:sz w:val="20"/>
+          <w:shd w:val="clear" w:fill="E6F0FA"/>
+        </w:rPr>
+        <w:t xml:space="preserve">input</w:t>
+      </w:r>
+      <w:r>
+        <w:t xml:space="preserve"> entry in the settings file, the workflow re-triggers itself, self-heals, and then future edits to the newly-tracked paths start firing the workflow automatically.</w:t>
+      </w:r>
+    </w:p>
+    <w:p>
+      <w:r>
+        <w:t xml:space="preserve">Converter source-code changes do </w:t>
+      </w:r>
+      <w:r>
+        <w:rPr>
+          <w:b/>
+        </w:rPr>
+        <w:t xml:space="preserve">not</w:t>
+      </w:r>
+      <w:r>
+        <w:t xml:space="preserve"> auto-trigger the workflow — run it manually from the Actions tab when you want to regenerate outputs after a code change.</w:t>
       </w:r>
     </w:p>
     <w:p>
       <w:pPr>
         <w:pStyle w:val="Heading2"/>
       </w:pPr>
-      <w:bookmarkStart w:id="5660" w:name="how-it-works"/>
-      <w:bookmarkEnd w:id="5660"/>
+      <w:bookmarkStart w:id="9797" w:name="how-it-works"/>
+      <w:bookmarkEnd w:id="9797"/>
       <w:r>
         <w:t xml:space="preserve">How It Works</w:t>
       </w:r>
@@ -3757,8 +2811,8 @@
       <w:pPr>
         <w:pStyle w:val="Heading3"/>
       </w:pPr>
-      <w:bookmarkStart w:id="1365" w:name="dependencies"/>
-      <w:bookmarkEnd w:id="1365"/>
+      <w:bookmarkStart w:id="3887" w:name="dependencies"/>
+      <w:bookmarkEnd w:id="3887"/>
       <w:r>
         <w:t xml:space="preserve">Dependencies</w:t>
       </w:r>
@@ -3843,8 +2897,8 @@
       <w:pPr>
         <w:pStyle w:val="Heading3"/>
       </w:pPr>
-      <w:bookmarkStart w:id="4257" w:name="run-locally"/>
-      <w:bookmarkEnd w:id="4257"/>
+      <w:bookmarkStart w:id="7151" w:name="run-locally"/>
+      <w:bookmarkEnd w:id="7151"/>
       <w:r>
         <w:t xml:space="preserve">Run Locally</w:t>
       </w:r>
@@ -4208,8 +3262,8 @@
       <w:pPr>
         <w:pStyle w:val="Heading2"/>
       </w:pPr>
-      <w:bookmarkStart w:id="8219" w:name="architecture-at-a-glance"/>
-      <w:bookmarkEnd w:id="8219"/>
+      <w:bookmarkStart w:id="8089" w:name="architecture-at-a-glance"/>
+      <w:bookmarkEnd w:id="8089"/>
       <w:r>
         <w:t xml:space="preserve">Architecture at a Glance</w:t>
       </w:r>
@@ -4270,8 +3324,8 @@
       <w:pPr>
         <w:pStyle w:val="Heading3"/>
       </w:pPr>
-      <w:bookmarkStart w:id="7911" w:name="1-parsing-read-it-line-by-line"/>
-      <w:bookmarkEnd w:id="7911"/>
+      <w:bookmarkStart w:id="5660" w:name="1-parsing-read-it-line-by-line"/>
+      <w:bookmarkEnd w:id="5660"/>
       <w:r>
         <w:t xml:space="preserve">1. Parsing — read it line by line</w:t>
       </w:r>
@@ -4325,8 +3379,8 @@
       <w:pPr>
         <w:pStyle w:val="Heading3"/>
       </w:pPr>
-      <w:bookmarkStart w:id="4686" w:name="2-the-conversion-table-strategy-pattern-expressed-as-data"/>
-      <w:bookmarkEnd w:id="4686"/>
+      <w:bookmarkStart w:id="9192" w:name="2-the-conversion-table-strategy-pattern-expressed-as-data"/>
+      <w:bookmarkEnd w:id="9192"/>
       <w:r>
         <w:t xml:space="preserve">2. The conversion table — strategy pattern, expressed as data</w:t>
       </w:r>
@@ -6370,8 +5424,8 @@
       <w:pPr>
         <w:pStyle w:val="Heading3"/>
       </w:pPr>
-      <w:bookmarkStart w:id="3805" w:name="3-post-cleanup-per-doc-type"/>
-      <w:bookmarkEnd w:id="3805"/>
+      <w:bookmarkStart w:id="3602" w:name="3-post-cleanup-per-doc-type"/>
+      <w:bookmarkEnd w:id="3602"/>
       <w:r>
         <w:t xml:space="preserve">3. Post-cleanup per doc type</w:t>
       </w:r>
@@ -6588,8 +5642,8 @@
       <w:pPr>
         <w:pStyle w:val="Heading2"/>
       </w:pPr>
-      <w:bookmarkStart w:id="1489" w:name="viewing-tips"/>
-      <w:bookmarkEnd w:id="1489"/>
+      <w:bookmarkStart w:id="8589" w:name="viewing-tips"/>
+      <w:bookmarkEnd w:id="8589"/>
       <w:r>
         <w:t xml:space="preserve">Viewing Tips</w:t>
       </w:r>
@@ -6677,8 +5731,8 @@
       <w:pPr>
         <w:pStyle w:val="Heading1"/>
       </w:pPr>
-      <w:bookmarkStart w:id="8495" w:name="test_tube-test-content"/>
-      <w:bookmarkEnd w:id="8495"/>
+      <w:bookmarkStart w:id="9765" w:name="test_tube-test-content"/>
+      <w:bookmarkEnd w:id="9765"/>
       <w:r>
         <w:t xml:space="preserve">🧪</w:t>
       </w:r>
@@ -6734,8 +5788,8 @@
       <w:pPr>
         <w:pStyle w:val="Heading2"/>
       </w:pPr>
-      <w:bookmarkStart w:id="1968" w:name="heading-level-2"/>
-      <w:bookmarkEnd w:id="1968"/>
+      <w:bookmarkStart w:id="4147" w:name="heading-level-2"/>
+      <w:bookmarkEnd w:id="4147"/>
       <w:r>
         <w:t xml:space="preserve">Heading Level 2</w:t>
       </w:r>
@@ -6744,8 +5798,8 @@
       <w:pPr>
         <w:pStyle w:val="Heading3"/>
       </w:pPr>
-      <w:bookmarkStart w:id="6912" w:name="heading-level-3"/>
-      <w:bookmarkEnd w:id="6912"/>
+      <w:bookmarkStart w:id="5811" w:name="heading-level-3"/>
+      <w:bookmarkEnd w:id="5811"/>
       <w:r>
         <w:t xml:space="preserve">Heading Level 3</w:t>
       </w:r>
@@ -6754,8 +5808,8 @@
       <w:pPr>
         <w:pStyle w:val="Heading4"/>
       </w:pPr>
-      <w:bookmarkStart w:id="8739" w:name="heading-level-4"/>
-      <w:bookmarkEnd w:id="8739"/>
+      <w:bookmarkStart w:id="9259" w:name="heading-level-4"/>
+      <w:bookmarkEnd w:id="9259"/>
       <w:r>
         <w:t xml:space="preserve">Heading Level 4</w:t>
       </w:r>
@@ -6764,8 +5818,8 @@
       <w:pPr>
         <w:pStyle w:val="Heading5"/>
       </w:pPr>
-      <w:bookmarkStart w:id="5690" w:name="heading-level-5"/>
-      <w:bookmarkEnd w:id="5690"/>
+      <w:bookmarkStart w:id="1416" w:name="heading-level-5"/>
+      <w:bookmarkEnd w:id="1416"/>
       <w:r>
         <w:t xml:space="preserve">Heading Level 5</w:t>
       </w:r>
@@ -6774,8 +5828,8 @@
       <w:pPr>
         <w:pStyle w:val="Heading6"/>
       </w:pPr>
-      <w:bookmarkStart w:id="9084" w:name="heading-level-6"/>
-      <w:bookmarkEnd w:id="9084"/>
+      <w:bookmarkStart w:id="7205" w:name="heading-level-6"/>
+      <w:bookmarkEnd w:id="7205"/>
       <w:r>
         <w:t xml:space="preserve">Heading Level 6</w:t>
       </w:r>
@@ -6784,8 +5838,8 @@
       <w:pPr>
         <w:pStyle w:val="Heading2"/>
       </w:pPr>
-      <w:bookmarkStart w:id="3503" w:name="text-formatting"/>
-      <w:bookmarkEnd w:id="3503"/>
+      <w:bookmarkStart w:id="5108" w:name="text-formatting"/>
+      <w:bookmarkEnd w:id="5108"/>
       <w:r>
         <w:t xml:space="preserve">Text Formatting</w:t>
       </w:r>
@@ -6916,8 +5970,8 @@
       <w:pPr>
         <w:pStyle w:val="Heading2"/>
       </w:pPr>
-      <w:bookmarkStart w:id="9338" w:name="links"/>
-      <w:bookmarkEnd w:id="9338"/>
+      <w:bookmarkStart w:id="7118" w:name="links"/>
+      <w:bookmarkEnd w:id="7118"/>
       <w:r>
         <w:t xml:space="preserve">Links</w:t>
       </w:r>
@@ -7075,8 +6129,8 @@
       <w:pPr>
         <w:pStyle w:val="Heading2"/>
       </w:pPr>
-      <w:bookmarkStart w:id="6233" w:name="images"/>
-      <w:bookmarkEnd w:id="6233"/>
+      <w:bookmarkStart w:id="5645" w:name="images"/>
+      <w:bookmarkEnd w:id="5645"/>
       <w:r>
         <w:t xml:space="preserve">Images</w:t>
       </w:r>
@@ -7437,8 +6491,8 @@
       <w:pPr>
         <w:pStyle w:val="Heading2"/>
       </w:pPr>
-      <w:bookmarkStart w:id="7020" w:name="blockquotes"/>
-      <w:bookmarkEnd w:id="7020"/>
+      <w:bookmarkStart w:id="7149" w:name="blockquotes"/>
+      <w:bookmarkEnd w:id="7149"/>
       <w:r>
         <w:t xml:space="preserve">Blockquotes</w:t>
       </w:r>
@@ -7488,8 +6542,8 @@
       <w:pPr>
         <w:pStyle w:val="Heading2"/>
       </w:pPr>
-      <w:bookmarkStart w:id="6731" w:name="alerts"/>
-      <w:bookmarkEnd w:id="6731"/>
+      <w:bookmarkStart w:id="4965" w:name="alerts"/>
+      <w:bookmarkEnd w:id="4965"/>
       <w:r>
         <w:t xml:space="preserve">Alerts</w:t>
       </w:r>
@@ -7628,8 +6682,8 @@
       <w:pPr>
         <w:pStyle w:val="Heading2"/>
       </w:pPr>
-      <w:bookmarkStart w:id="7533" w:name="unordered-lists"/>
-      <w:bookmarkEnd w:id="7533"/>
+      <w:bookmarkStart w:id="9930" w:name="unordered-lists"/>
+      <w:bookmarkEnd w:id="9930"/>
       <w:r>
         <w:t xml:space="preserve">Unordered Lists</w:t>
       </w:r>
@@ -7763,8 +6817,8 @@
       <w:pPr>
         <w:pStyle w:val="Heading2"/>
       </w:pPr>
-      <w:bookmarkStart w:id="6356" w:name="ordered-lists"/>
-      <w:bookmarkEnd w:id="6356"/>
+      <w:bookmarkStart w:id="119" w:name="ordered-lists"/>
+      <w:bookmarkEnd w:id="119"/>
       <w:r>
         <w:t xml:space="preserve">Ordered Lists</w:t>
       </w:r>
@@ -7833,8 +6887,8 @@
       <w:pPr>
         <w:pStyle w:val="Heading2"/>
       </w:pPr>
-      <w:bookmarkStart w:id="2437" w:name="task-lists"/>
-      <w:bookmarkEnd w:id="2437"/>
+      <w:bookmarkStart w:id="9529" w:name="task-lists"/>
+      <w:bookmarkEnd w:id="9529"/>
       <w:r>
         <w:t xml:space="preserve">Task Lists</w:t>
       </w:r>
@@ -7903,8 +6957,8 @@
       <w:pPr>
         <w:pStyle w:val="Heading2"/>
       </w:pPr>
-      <w:bookmarkStart w:id="558" w:name="inline-code"/>
-      <w:bookmarkEnd w:id="558"/>
+      <w:bookmarkStart w:id="4615" w:name="inline-code"/>
+      <w:bookmarkEnd w:id="4615"/>
       <w:r>
         <w:t xml:space="preserve">Inline Code</w:t>
       </w:r>
@@ -7940,8 +6994,8 @@
       <w:pPr>
         <w:pStyle w:val="Heading2"/>
       </w:pPr>
-      <w:bookmarkStart w:id="9993" w:name="fenced-code-blocks"/>
-      <w:bookmarkEnd w:id="9993"/>
+      <w:bookmarkStart w:id="5947" w:name="fenced-code-blocks"/>
+      <w:bookmarkEnd w:id="5947"/>
       <w:r>
         <w:t xml:space="preserve">Fenced Code Blocks</w:t>
       </w:r>
@@ -8295,8 +7349,8 @@
       <w:pPr>
         <w:pStyle w:val="Heading2"/>
       </w:pPr>
-      <w:bookmarkStart w:id="4668" w:name="tables"/>
-      <w:bookmarkEnd w:id="4668"/>
+      <w:bookmarkStart w:id="8739" w:name="tables"/>
+      <w:bookmarkEnd w:id="8739"/>
       <w:r>
         <w:t xml:space="preserve">Tables</w:t>
       </w:r>
@@ -8547,8 +7601,8 @@
       <w:pPr>
         <w:pStyle w:val="Heading2"/>
       </w:pPr>
-      <w:bookmarkStart w:id="8754" w:name="horizontal-rules"/>
-      <w:bookmarkEnd w:id="8754"/>
+      <w:bookmarkStart w:id="9100" w:name="horizontal-rules"/>
+      <w:bookmarkEnd w:id="9100"/>
       <w:r>
         <w:t xml:space="preserve">Horizontal Rules</w:t>
       </w:r>
@@ -8578,8 +7632,8 @@
       <w:pPr>
         <w:pStyle w:val="Heading2"/>
       </w:pPr>
-      <w:bookmarkStart w:id="6980" w:name="footnotes"/>
-      <w:bookmarkEnd w:id="6980"/>
+      <w:bookmarkStart w:id="3474" w:name="footnotes"/>
+      <w:bookmarkEnd w:id="3474"/>
       <w:r>
         <w:t xml:space="preserve">Footnotes</w:t>
       </w:r>
@@ -8639,8 +7693,8 @@
       <w:pPr>
         <w:pStyle w:val="Heading2"/>
       </w:pPr>
-      <w:bookmarkStart w:id="5450" w:name="emoji"/>
-      <w:bookmarkEnd w:id="5450"/>
+      <w:bookmarkStart w:id="6422" w:name="emoji"/>
+      <w:bookmarkEnd w:id="6422"/>
       <w:r>
         <w:t xml:space="preserve">Emoji</w:t>
       </w:r>
@@ -8702,8 +7756,8 @@
       <w:pPr>
         <w:pStyle w:val="Heading2"/>
       </w:pPr>
-      <w:bookmarkStart w:id="8645" w:name="color-codes"/>
-      <w:bookmarkEnd w:id="8645"/>
+      <w:bookmarkStart w:id="1368" w:name="color-codes"/>
+      <w:bookmarkEnd w:id="1368"/>
       <w:r>
         <w:t xml:space="preserve">Color Codes</w:t>
       </w:r>
@@ -8760,8 +7814,8 @@
       <w:pPr>
         <w:pStyle w:val="Heading2"/>
       </w:pPr>
-      <w:bookmarkStart w:id="5034" w:name="html-comments"/>
-      <w:bookmarkEnd w:id="5034"/>
+      <w:bookmarkStart w:id="8889" w:name="html-comments"/>
+      <w:bookmarkEnd w:id="8889"/>
       <w:r>
         <w:t xml:space="preserve">HTML Comments</w:t>
       </w:r>
@@ -8776,8 +7830,8 @@
       <w:pPr>
         <w:pStyle w:val="Heading2"/>
       </w:pPr>
-      <w:bookmarkStart w:id="221" w:name="mixed-nesting"/>
-      <w:bookmarkEnd w:id="221"/>
+      <w:bookmarkStart w:id="6090" w:name="mixed-nesting"/>
+      <w:bookmarkEnd w:id="6090"/>
       <w:r>
         <w:t xml:space="preserve">Mixed Nesting</w:t>
       </w:r>
@@ -9000,8 +8054,8 @@
         <w:ind w:left="360"/>
         <w:spacing w:after="40"/>
       </w:pPr>
-      <w:bookmarkStart w:id="3277" w:name="fn-1"/>
-      <w:bookmarkEnd w:id="3277"/>
+      <w:bookmarkStart w:id="6993" w:name="fn-1"/>
+      <w:bookmarkEnd w:id="6993"/>
       <w:r>
         <w:rPr>
           <w:b/>
@@ -9022,8 +8076,8 @@
           <w:pgMar w:top="1440" w:right="1440" w:bottom="1440" w:left="1440"/>
         </w:sectPr>
       </w:pPr>
-      <w:bookmarkStart w:id="4959" w:name="fn-longnote"/>
-      <w:bookmarkEnd w:id="4959"/>
+      <w:bookmarkStart w:id="2790" w:name="fn-longnote"/>
+      <w:bookmarkEnd w:id="2790"/>
       <w:r>
         <w:rPr>
           <w:b/>

--- a/README.docx
+++ b/README.docx
@@ -6,8 +6,8 @@
       <w:pPr>
         <w:pStyle w:val="Heading1"/>
       </w:pPr>
-      <w:bookmarkStart w:id="629" w:name="rocket-gh-readme2rtf-docx-txt-auto-convert-github-readmes-to-rtf-docx-txt-tada"/>
-      <w:bookmarkEnd w:id="629"/>
+      <w:bookmarkStart w:id="2250" w:name="rocket-gh-readme2rtf-docx-txt-auto-convert-github-readmes-to-rtf-docx-txt-tada"/>
+      <w:bookmarkEnd w:id="2250"/>
       <w:r>
         <w:t xml:space="preserve">🚀</w:t>
       </w:r>
@@ -171,8 +171,8 @@
       <w:pPr>
         <w:pStyle w:val="Heading2"/>
       </w:pPr>
-      <w:bookmarkStart w:id="4315" w:name="why"/>
-      <w:bookmarkEnd w:id="4315"/>
+      <w:bookmarkStart w:id="3755" w:name="why"/>
+      <w:bookmarkEnd w:id="3755"/>
       <w:r>
         <w:t xml:space="preserve">Why?</w:t>
       </w:r>
@@ -340,8 +340,8 @@
       <w:pPr>
         <w:pStyle w:val="Heading2"/>
       </w:pPr>
-      <w:bookmarkStart w:id="6514" w:name="what-you-get"/>
-      <w:bookmarkEnd w:id="6514"/>
+      <w:bookmarkStart w:id="9229" w:name="what-you-get"/>
+      <w:bookmarkEnd w:id="9229"/>
       <w:r>
         <w:t xml:space="preserve">What You Get</w:t>
       </w:r>
@@ -1042,8 +1042,8 @@
       <w:pPr>
         <w:pStyle w:val="Heading2"/>
       </w:pPr>
-      <w:bookmarkStart w:id="3357" w:name="quick-start"/>
-      <w:bookmarkEnd w:id="3357"/>
+      <w:bookmarkStart w:id="207" w:name="quick-start"/>
+      <w:bookmarkEnd w:id="207"/>
       <w:r>
         <w:t xml:space="preserve">Quick Start</w:t>
       </w:r>
@@ -1052,8 +1052,8 @@
       <w:pPr>
         <w:pStyle w:val="Heading3"/>
       </w:pPr>
-      <w:bookmarkStart w:id="2948" w:name="1-files-you-need-download-the-zip-from-releases-and-extract-at-your-repo-root"/>
-      <w:bookmarkEnd w:id="2948"/>
+      <w:bookmarkStart w:id="5429" w:name="1-files-you-need-download-the-zip-from-releases-and-extract-at-your-repo-root"/>
+      <w:bookmarkEnd w:id="5429"/>
       <w:r>
         <w:t xml:space="preserve">1. Files you need — download the zip from Releases and extract at your repo root</w:t>
       </w:r>
@@ -1310,10 +1310,228 @@
     </w:p>
     <w:p>
       <w:pPr>
+        <w:ind w:left="720"/>
+        <w:pBdr>
+          <w:left w:val="single" w:sz="16" w:space="4" w:color="9A6700"/>
+        </w:pBdr>
+      </w:pPr>
+      <w:r>
+        <w:rPr>
+          <w:b/>
+          <w:color w:val="9A6700"/>
+        </w:rPr>
+        <w:t>Warning</w:t>
+      </w:r>
+    </w:p>
+    <w:p>
+      <w:pPr>
+        <w:ind w:left="720"/>
+        <w:pBdr>
+          <w:left w:val="single" w:sz="16" w:space="4" w:color="9A6700"/>
+        </w:pBdr>
+      </w:pPr>
+      <w:r>
+        <w:rPr>
+          <w:b/>
+        </w:rPr>
+        <w:t xml:space="preserve">Committing generated files back to your repo complicates git operations.</w:t>
+      </w:r>
+      <w:r>
+        <w:t xml:space="preserve"> Every push that edits a tracked README will produce an auto-commit of regenerated </w:t>
+      </w:r>
+      <w:r>
+        <w:rPr>
+          <w:rFonts w:ascii="Consolas" w:hAnsi="Consolas"/>
+          <w:sz w:val="20"/>
+          <w:shd w:val="clear" w:fill="E6F0FA"/>
+        </w:rPr>
+        <w:t xml:space="preserve">.rtf</w:t>
+      </w:r>
+      <w:r>
+        <w:t xml:space="preserve"> / </w:t>
+      </w:r>
+      <w:r>
+        <w:rPr>
+          <w:rFonts w:ascii="Consolas" w:hAnsi="Consolas"/>
+          <w:sz w:val="20"/>
+          <w:shd w:val="clear" w:fill="E6F0FA"/>
+        </w:rPr>
+        <w:t xml:space="preserve">.docx</w:t>
+      </w:r>
+      <w:r>
+        <w:t xml:space="preserve"> / </w:t>
+      </w:r>
+      <w:r>
+        <w:rPr>
+          <w:rFonts w:ascii="Consolas" w:hAnsi="Consolas"/>
+          <w:sz w:val="20"/>
+          <w:shd w:val="clear" w:fill="E6F0FA"/>
+        </w:rPr>
+        <w:t xml:space="preserve">.txt</w:t>
+      </w:r>
+      <w:r>
+        <w:t xml:space="preserve"> files, meaning you must </w:t>
+      </w:r>
+      <w:r>
+        <w:rPr>
+          <w:b/>
+          <w:rFonts w:ascii="Consolas" w:hAnsi="Consolas"/>
+          <w:sz w:val="20"/>
+          <w:shd w:val="clear" w:fill="E6F0FA"/>
+        </w:rPr>
+        <w:t xml:space="preserve">git pull</w:t>
+      </w:r>
+      <w:r>
+        <w:t xml:space="preserve"> after every such push before continuing work — otherwise your next push will reject as non-fast-forward.</w:t>
+      </w:r>
+    </w:p>
+    <w:p>
+      <w:pPr>
+        <w:ind w:left="720"/>
+        <w:pBdr>
+          <w:left w:val="single" w:sz="16" w:space="4" w:color="9A6700"/>
+        </w:pBdr>
+      </w:pPr>
+    </w:p>
+    <w:p>
+      <w:pPr>
+        <w:ind w:left="720"/>
+        <w:pBdr>
+          <w:left w:val="single" w:sz="16" w:space="4" w:color="9A6700"/>
+        </w:pBdr>
+      </w:pPr>
+      <w:r>
+        <w:rPr>
+          <w:b/>
+        </w:rPr>
+        <w:t xml:space="preserve">Recommended setup: attach generated files to releases, not commits.</w:t>
+      </w:r>
+      <w:r>
+        <w:t xml:space="preserve"> Point the settings file's </w:t>
+      </w:r>
+      <w:r>
+        <w:rPr>
+          <w:rFonts w:ascii="Consolas" w:hAnsi="Consolas"/>
+          <w:sz w:val="20"/>
+          <w:shd w:val="clear" w:fill="E6F0FA"/>
+        </w:rPr>
+        <w:t xml:space="preserve">commit_to_repo</w:t>
+      </w:r>
+      <w:r>
+        <w:t xml:space="preserve"> flag to </w:t>
+      </w:r>
+      <w:r>
+        <w:rPr>
+          <w:rFonts w:ascii="Consolas" w:hAnsi="Consolas"/>
+          <w:sz w:val="20"/>
+          <w:shd w:val="clear" w:fill="E6F0FA"/>
+        </w:rPr>
+        <w:t xml:space="preserve">false</w:t>
+      </w:r>
+      <w:r>
+        <w:t xml:space="preserve"> and </w:t>
+      </w:r>
+      <w:r>
+        <w:rPr>
+          <w:rFonts w:ascii="Consolas" w:hAnsi="Consolas"/>
+          <w:sz w:val="20"/>
+          <w:shd w:val="clear" w:fill="E6F0FA"/>
+        </w:rPr>
+        <w:t xml:space="preserve">attach_to_release</w:t>
+      </w:r>
+      <w:r>
+        <w:t xml:space="preserve"> to </w:t>
+      </w:r>
+      <w:r>
+        <w:rPr>
+          <w:rFonts w:ascii="Consolas" w:hAnsi="Consolas"/>
+          <w:sz w:val="20"/>
+          <w:shd w:val="clear" w:fill="E6F0FA"/>
+        </w:rPr>
+        <w:t xml:space="preserve">true</w:t>
+      </w:r>
+      <w:r>
+        <w:t xml:space="preserve">; then create a release (or trigger the workflow from a </w:t>
+      </w:r>
+      <w:r>
+        <w:rPr>
+          <w:rFonts w:ascii="Consolas" w:hAnsi="Consolas"/>
+          <w:sz w:val="20"/>
+          <w:shd w:val="clear" w:fill="E6F0FA"/>
+        </w:rPr>
+        <w:t xml:space="preserve">release: published</w:t>
+      </w:r>
+      <w:r>
+        <w:t xml:space="preserve"> event) whenever you want a fresh rendered set. The workflow will upload assets to whatever tag is currently active, the same way </w:t>
+      </w:r>
+      <w:r>
+        <w:rPr>
+          <w:rFonts w:ascii="Consolas" w:hAnsi="Consolas"/>
+          <w:sz w:val="20"/>
+          <w:shd w:val="clear" w:fill="E6F0FA"/>
+        </w:rPr>
+        <w:t xml:space="preserve">gh release upload</w:t>
+      </w:r>
+      <w:r>
+        <w:t xml:space="preserve"> does in other workflows. No in-repo binary churn.</w:t>
+      </w:r>
+    </w:p>
+    <w:p>
+      <w:pPr>
+        <w:ind w:left="720"/>
+        <w:pBdr>
+          <w:left w:val="single" w:sz="16" w:space="4" w:color="9A6700"/>
+        </w:pBdr>
+      </w:pPr>
+    </w:p>
+    <w:p>
+      <w:pPr>
+        <w:ind w:left="720"/>
+        <w:pBdr>
+          <w:left w:val="single" w:sz="16" w:space="4" w:color="9A6700"/>
+        </w:pBdr>
+      </w:pPr>
+      <w:r>
+        <w:t xml:space="preserve">If </w:t>
+      </w:r>
+      <w:r>
+        <w:rPr>
+          <w:rFonts w:ascii="Consolas" w:hAnsi="Consolas"/>
+          <w:sz w:val="20"/>
+          <w:shd w:val="clear" w:fill="E6F0FA"/>
+        </w:rPr>
+        <w:t xml:space="preserve">attach_to_release: true</w:t>
+      </w:r>
+      <w:r>
+        <w:t xml:space="preserve"> is set in the settings but no release tag is active (no release exists and the workflow wasn't triggered by a release event), the workflow will </w:t>
+      </w:r>
+      <w:r>
+        <w:rPr>
+          <w:b/>
+        </w:rPr>
+        <w:t xml:space="preserve">error out with a clear message</w:t>
+      </w:r>
+      <w:r>
+        <w:t xml:space="preserve">, while still committing any files that have </w:t>
+      </w:r>
+      <w:r>
+        <w:rPr>
+          <w:rFonts w:ascii="Consolas" w:hAnsi="Consolas"/>
+          <w:sz w:val="20"/>
+          <w:shd w:val="clear" w:fill="E6F0FA"/>
+        </w:rPr>
+        <w:t xml:space="preserve">commit_to_repo: true</w:t>
+      </w:r>
+      <w:r>
+        <w:t xml:space="preserve"> — so you don't lose work.</w:t>
+      </w:r>
+    </w:p>
+    <w:p>
+      <w:pPr>
         <w:pStyle w:val="Heading3"/>
       </w:pPr>
-      <w:bookmarkStart w:id="4003" w:name="2-configure-which-files-and-formats-to-generate"/>
-      <w:bookmarkEnd w:id="4003"/>
+      <w:bookmarkStart w:id="5800" w:name="2-configure-which-files-and-formats-to-generate"/>
+      <w:bookmarkEnd w:id="5800"/>
       <w:r>
         <w:t xml:space="preserve">2. Configure which files and formats to generate</w:t>
       </w:r>
@@ -1763,8 +1981,8 @@
       <w:pPr>
         <w:pStyle w:val="Heading3"/>
       </w:pPr>
-      <w:bookmarkStart w:id="7992" w:name="3-add-the-workflow"/>
-      <w:bookmarkEnd w:id="7992"/>
+      <w:bookmarkStart w:id="9163" w:name="3-add-the-workflow"/>
+      <w:bookmarkEnd w:id="9163"/>
       <w:r>
         <w:t xml:space="preserve">3. Add the workflow</w:t>
       </w:r>
@@ -2622,8 +2840,8 @@
       <w:pPr>
         <w:pStyle w:val="Heading3"/>
       </w:pPr>
-      <w:bookmarkStart w:id="9275" w:name="4-push-and-done"/>
-      <w:bookmarkEnd w:id="9275"/>
+      <w:bookmarkStart w:id="1777" w:name="4-push-and-done"/>
+      <w:bookmarkEnd w:id="1777"/>
       <w:r>
         <w:t xml:space="preserve">4. Push and done</w:t>
       </w:r>
@@ -2704,8 +2922,8 @@
       <w:pPr>
         <w:pStyle w:val="Heading2"/>
       </w:pPr>
-      <w:bookmarkStart w:id="6977" w:name="how-it-works"/>
-      <w:bookmarkEnd w:id="6977"/>
+      <w:bookmarkStart w:id="3718" w:name="how-it-works"/>
+      <w:bookmarkEnd w:id="3718"/>
       <w:r>
         <w:t xml:space="preserve">How It Works</w:t>
       </w:r>
@@ -2876,8 +3094,8 @@
       <w:pPr>
         <w:pStyle w:val="Heading3"/>
       </w:pPr>
-      <w:bookmarkStart w:id="2434" w:name="dependencies"/>
-      <w:bookmarkEnd w:id="2434"/>
+      <w:bookmarkStart w:id="966" w:name="dependencies"/>
+      <w:bookmarkEnd w:id="966"/>
       <w:r>
         <w:t xml:space="preserve">Dependencies</w:t>
       </w:r>
@@ -2962,8 +3180,8 @@
       <w:pPr>
         <w:pStyle w:val="Heading3"/>
       </w:pPr>
-      <w:bookmarkStart w:id="9876" w:name="run-locally"/>
-      <w:bookmarkEnd w:id="9876"/>
+      <w:bookmarkStart w:id="984" w:name="run-locally"/>
+      <w:bookmarkEnd w:id="984"/>
       <w:r>
         <w:t xml:space="preserve">Run Locally</w:t>
       </w:r>
@@ -3327,8 +3545,8 @@
       <w:pPr>
         <w:pStyle w:val="Heading2"/>
       </w:pPr>
-      <w:bookmarkStart w:id="9862" w:name="architecture-at-a-glance"/>
-      <w:bookmarkEnd w:id="9862"/>
+      <w:bookmarkStart w:id="2558" w:name="architecture-at-a-glance"/>
+      <w:bookmarkEnd w:id="2558"/>
       <w:r>
         <w:t xml:space="preserve">Architecture at a Glance</w:t>
       </w:r>
@@ -3389,8 +3607,8 @@
       <w:pPr>
         <w:pStyle w:val="Heading3"/>
       </w:pPr>
-      <w:bookmarkStart w:id="2831" w:name="1-parsing-read-it-line-by-line"/>
-      <w:bookmarkEnd w:id="2831"/>
+      <w:bookmarkStart w:id="8959" w:name="1-parsing-read-it-line-by-line"/>
+      <w:bookmarkEnd w:id="8959"/>
       <w:r>
         <w:t xml:space="preserve">1. Parsing — read it line by line</w:t>
       </w:r>
@@ -3444,8 +3662,8 @@
       <w:pPr>
         <w:pStyle w:val="Heading3"/>
       </w:pPr>
-      <w:bookmarkStart w:id="1394" w:name="2-the-conversion-table-strategy-pattern-expressed-as-data"/>
-      <w:bookmarkEnd w:id="1394"/>
+      <w:bookmarkStart w:id="1980" w:name="2-the-conversion-table-strategy-pattern-expressed-as-data"/>
+      <w:bookmarkEnd w:id="1980"/>
       <w:r>
         <w:t xml:space="preserve">2. The conversion table — strategy pattern, expressed as data</w:t>
       </w:r>
@@ -5489,8 +5707,8 @@
       <w:pPr>
         <w:pStyle w:val="Heading3"/>
       </w:pPr>
-      <w:bookmarkStart w:id="973" w:name="3-post-cleanup-per-doc-type"/>
-      <w:bookmarkEnd w:id="973"/>
+      <w:bookmarkStart w:id="9511" w:name="3-post-cleanup-per-doc-type"/>
+      <w:bookmarkEnd w:id="9511"/>
       <w:r>
         <w:t xml:space="preserve">3. Post-cleanup per doc type</w:t>
       </w:r>
@@ -5707,8 +5925,8 @@
       <w:pPr>
         <w:pStyle w:val="Heading2"/>
       </w:pPr>
-      <w:bookmarkStart w:id="7739" w:name="viewing-tips"/>
-      <w:bookmarkEnd w:id="7739"/>
+      <w:bookmarkStart w:id="9971" w:name="viewing-tips"/>
+      <w:bookmarkEnd w:id="9971"/>
       <w:r>
         <w:t xml:space="preserve">Viewing Tips</w:t>
       </w:r>
@@ -5796,8 +6014,8 @@
       <w:pPr>
         <w:pStyle w:val="Heading1"/>
       </w:pPr>
-      <w:bookmarkStart w:id="953" w:name="test_tube-test-content"/>
-      <w:bookmarkEnd w:id="953"/>
+      <w:bookmarkStart w:id="8270" w:name="test_tube-test-content"/>
+      <w:bookmarkEnd w:id="8270"/>
       <w:r>
         <w:t xml:space="preserve">🧪</w:t>
       </w:r>
@@ -5853,8 +6071,8 @@
       <w:pPr>
         <w:pStyle w:val="Heading2"/>
       </w:pPr>
-      <w:bookmarkStart w:id="4467" w:name="heading-level-2"/>
-      <w:bookmarkEnd w:id="4467"/>
+      <w:bookmarkStart w:id="5223" w:name="heading-level-2"/>
+      <w:bookmarkEnd w:id="5223"/>
       <w:r>
         <w:t xml:space="preserve">Heading Level 2</w:t>
       </w:r>
@@ -5863,8 +6081,8 @@
       <w:pPr>
         <w:pStyle w:val="Heading3"/>
       </w:pPr>
-      <w:bookmarkStart w:id="9818" w:name="heading-level-3"/>
-      <w:bookmarkEnd w:id="9818"/>
+      <w:bookmarkStart w:id="789" w:name="heading-level-3"/>
+      <w:bookmarkEnd w:id="789"/>
       <w:r>
         <w:t xml:space="preserve">Heading Level 3</w:t>
       </w:r>
@@ -5873,8 +6091,8 @@
       <w:pPr>
         <w:pStyle w:val="Heading4"/>
       </w:pPr>
-      <w:bookmarkStart w:id="6906" w:name="heading-level-4"/>
-      <w:bookmarkEnd w:id="6906"/>
+      <w:bookmarkStart w:id="563" w:name="heading-level-4"/>
+      <w:bookmarkEnd w:id="563"/>
       <w:r>
         <w:t xml:space="preserve">Heading Level 4</w:t>
       </w:r>
@@ -5883,8 +6101,8 @@
       <w:pPr>
         <w:pStyle w:val="Heading5"/>
       </w:pPr>
-      <w:bookmarkStart w:id="7759" w:name="heading-level-5"/>
-      <w:bookmarkEnd w:id="7759"/>
+      <w:bookmarkStart w:id="524" w:name="heading-level-5"/>
+      <w:bookmarkEnd w:id="524"/>
       <w:r>
         <w:t xml:space="preserve">Heading Level 5</w:t>
       </w:r>
@@ -5893,8 +6111,8 @@
       <w:pPr>
         <w:pStyle w:val="Heading6"/>
       </w:pPr>
-      <w:bookmarkStart w:id="8041" w:name="heading-level-6"/>
-      <w:bookmarkEnd w:id="8041"/>
+      <w:bookmarkStart w:id="6126" w:name="heading-level-6"/>
+      <w:bookmarkEnd w:id="6126"/>
       <w:r>
         <w:t xml:space="preserve">Heading Level 6</w:t>
       </w:r>
@@ -5903,8 +6121,8 @@
       <w:pPr>
         <w:pStyle w:val="Heading2"/>
       </w:pPr>
-      <w:bookmarkStart w:id="8538" w:name="text-formatting"/>
-      <w:bookmarkEnd w:id="8538"/>
+      <w:bookmarkStart w:id="9361" w:name="text-formatting"/>
+      <w:bookmarkEnd w:id="9361"/>
       <w:r>
         <w:t xml:space="preserve">Text Formatting</w:t>
       </w:r>
@@ -6035,8 +6253,8 @@
       <w:pPr>
         <w:pStyle w:val="Heading2"/>
       </w:pPr>
-      <w:bookmarkStart w:id="5959" w:name="links"/>
-      <w:bookmarkEnd w:id="5959"/>
+      <w:bookmarkStart w:id="2547" w:name="links"/>
+      <w:bookmarkEnd w:id="2547"/>
       <w:r>
         <w:t xml:space="preserve">Links</w:t>
       </w:r>
@@ -6194,8 +6412,8 @@
       <w:pPr>
         <w:pStyle w:val="Heading2"/>
       </w:pPr>
-      <w:bookmarkStart w:id="4677" w:name="images"/>
-      <w:bookmarkEnd w:id="4677"/>
+      <w:bookmarkStart w:id="260" w:name="images"/>
+      <w:bookmarkEnd w:id="260"/>
       <w:r>
         <w:t xml:space="preserve">Images</w:t>
       </w:r>
@@ -6556,8 +6774,8 @@
       <w:pPr>
         <w:pStyle w:val="Heading2"/>
       </w:pPr>
-      <w:bookmarkStart w:id="6474" w:name="blockquotes"/>
-      <w:bookmarkEnd w:id="6474"/>
+      <w:bookmarkStart w:id="6073" w:name="blockquotes"/>
+      <w:bookmarkEnd w:id="6073"/>
       <w:r>
         <w:t xml:space="preserve">Blockquotes</w:t>
       </w:r>
@@ -6607,8 +6825,8 @@
       <w:pPr>
         <w:pStyle w:val="Heading2"/>
       </w:pPr>
-      <w:bookmarkStart w:id="582" w:name="alerts"/>
-      <w:bookmarkEnd w:id="582"/>
+      <w:bookmarkStart w:id="5838" w:name="alerts"/>
+      <w:bookmarkEnd w:id="5838"/>
       <w:r>
         <w:t xml:space="preserve">Alerts</w:t>
       </w:r>
@@ -6747,8 +6965,8 @@
       <w:pPr>
         <w:pStyle w:val="Heading2"/>
       </w:pPr>
-      <w:bookmarkStart w:id="9321" w:name="unordered-lists"/>
-      <w:bookmarkEnd w:id="9321"/>
+      <w:bookmarkStart w:id="301" w:name="unordered-lists"/>
+      <w:bookmarkEnd w:id="301"/>
       <w:r>
         <w:t xml:space="preserve">Unordered Lists</w:t>
       </w:r>
@@ -6882,8 +7100,8 @@
       <w:pPr>
         <w:pStyle w:val="Heading2"/>
       </w:pPr>
-      <w:bookmarkStart w:id="616" w:name="ordered-lists"/>
-      <w:bookmarkEnd w:id="616"/>
+      <w:bookmarkStart w:id="800" w:name="ordered-lists"/>
+      <w:bookmarkEnd w:id="800"/>
       <w:r>
         <w:t xml:space="preserve">Ordered Lists</w:t>
       </w:r>
@@ -6952,8 +7170,8 @@
       <w:pPr>
         <w:pStyle w:val="Heading2"/>
       </w:pPr>
-      <w:bookmarkStart w:id="1697" w:name="task-lists"/>
-      <w:bookmarkEnd w:id="1697"/>
+      <w:bookmarkStart w:id="9096" w:name="task-lists"/>
+      <w:bookmarkEnd w:id="9096"/>
       <w:r>
         <w:t xml:space="preserve">Task Lists</w:t>
       </w:r>
@@ -7022,8 +7240,8 @@
       <w:pPr>
         <w:pStyle w:val="Heading2"/>
       </w:pPr>
-      <w:bookmarkStart w:id="1994" w:name="inline-code"/>
-      <w:bookmarkEnd w:id="1994"/>
+      <w:bookmarkStart w:id="2936" w:name="inline-code"/>
+      <w:bookmarkEnd w:id="2936"/>
       <w:r>
         <w:t xml:space="preserve">Inline Code</w:t>
       </w:r>
@@ -7059,8 +7277,8 @@
       <w:pPr>
         <w:pStyle w:val="Heading2"/>
       </w:pPr>
-      <w:bookmarkStart w:id="9043" w:name="fenced-code-blocks"/>
-      <w:bookmarkEnd w:id="9043"/>
+      <w:bookmarkStart w:id="9510" w:name="fenced-code-blocks"/>
+      <w:bookmarkEnd w:id="9510"/>
       <w:r>
         <w:t xml:space="preserve">Fenced Code Blocks</w:t>
       </w:r>
@@ -7414,8 +7632,8 @@
       <w:pPr>
         <w:pStyle w:val="Heading2"/>
       </w:pPr>
-      <w:bookmarkStart w:id="6948" w:name="tables"/>
-      <w:bookmarkEnd w:id="6948"/>
+      <w:bookmarkStart w:id="103" w:name="tables"/>
+      <w:bookmarkEnd w:id="103"/>
       <w:r>
         <w:t xml:space="preserve">Tables</w:t>
       </w:r>
@@ -7666,8 +7884,8 @@
       <w:pPr>
         <w:pStyle w:val="Heading2"/>
       </w:pPr>
-      <w:bookmarkStart w:id="3049" w:name="horizontal-rules"/>
-      <w:bookmarkEnd w:id="3049"/>
+      <w:bookmarkStart w:id="275" w:name="horizontal-rules"/>
+      <w:bookmarkEnd w:id="275"/>
       <w:r>
         <w:t xml:space="preserve">Horizontal Rules</w:t>
       </w:r>
@@ -7697,8 +7915,8 @@
       <w:pPr>
         <w:pStyle w:val="Heading2"/>
       </w:pPr>
-      <w:bookmarkStart w:id="7526" w:name="footnotes"/>
-      <w:bookmarkEnd w:id="7526"/>
+      <w:bookmarkStart w:id="386" w:name="footnotes"/>
+      <w:bookmarkEnd w:id="386"/>
       <w:r>
         <w:t xml:space="preserve">Footnotes</w:t>
       </w:r>
@@ -7758,8 +7976,8 @@
       <w:pPr>
         <w:pStyle w:val="Heading2"/>
       </w:pPr>
-      <w:bookmarkStart w:id="7181" w:name="emoji"/>
-      <w:bookmarkEnd w:id="7181"/>
+      <w:bookmarkStart w:id="9183" w:name="emoji"/>
+      <w:bookmarkEnd w:id="9183"/>
       <w:r>
         <w:t xml:space="preserve">Emoji</w:t>
       </w:r>
@@ -7821,8 +8039,8 @@
       <w:pPr>
         <w:pStyle w:val="Heading2"/>
       </w:pPr>
-      <w:bookmarkStart w:id="2458" w:name="color-codes"/>
-      <w:bookmarkEnd w:id="2458"/>
+      <w:bookmarkStart w:id="9463" w:name="color-codes"/>
+      <w:bookmarkEnd w:id="9463"/>
       <w:r>
         <w:t xml:space="preserve">Color Codes</w:t>
       </w:r>
@@ -7879,8 +8097,8 @@
       <w:pPr>
         <w:pStyle w:val="Heading2"/>
       </w:pPr>
-      <w:bookmarkStart w:id="2223" w:name="html-comments"/>
-      <w:bookmarkEnd w:id="2223"/>
+      <w:bookmarkStart w:id="1372" w:name="html-comments"/>
+      <w:bookmarkEnd w:id="1372"/>
       <w:r>
         <w:t xml:space="preserve">HTML Comments</w:t>
       </w:r>
@@ -7895,8 +8113,8 @@
       <w:pPr>
         <w:pStyle w:val="Heading2"/>
       </w:pPr>
-      <w:bookmarkStart w:id="6517" w:name="mixed-nesting"/>
-      <w:bookmarkEnd w:id="6517"/>
+      <w:bookmarkStart w:id="5363" w:name="mixed-nesting"/>
+      <w:bookmarkEnd w:id="5363"/>
       <w:r>
         <w:t xml:space="preserve">Mixed Nesting</w:t>
       </w:r>
@@ -8119,8 +8337,8 @@
         <w:ind w:left="360"/>
         <w:spacing w:after="40"/>
       </w:pPr>
-      <w:bookmarkStart w:id="1425" w:name="fn-1"/>
-      <w:bookmarkEnd w:id="1425"/>
+      <w:bookmarkStart w:id="7270" w:name="fn-1"/>
+      <w:bookmarkEnd w:id="7270"/>
       <w:r>
         <w:rPr>
           <w:b/>
@@ -8141,8 +8359,8 @@
           <w:pgMar w:top="1440" w:right="1440" w:bottom="1440" w:left="1440"/>
         </w:sectPr>
       </w:pPr>
-      <w:bookmarkStart w:id="8506" w:name="fn-longnote"/>
-      <w:bookmarkEnd w:id="8506"/>
+      <w:bookmarkStart w:id="1993" w:name="fn-longnote"/>
+      <w:bookmarkEnd w:id="1993"/>
       <w:r>
         <w:rPr>
           <w:b/>

--- a/README.docx
+++ b/README.docx
@@ -6,8 +6,8 @@
       <w:pPr>
         <w:pStyle w:val="Heading1"/>
       </w:pPr>
-      <w:bookmarkStart w:id="2250" w:name="rocket-gh-readme2rtf-docx-txt-auto-convert-github-readmes-to-rtf-docx-txt-tada"/>
-      <w:bookmarkEnd w:id="2250"/>
+      <w:bookmarkStart w:id="3116" w:name="rocket-gh-readme2rtf-docx-txt-auto-convert-github-readmes-to-rtf-docx-txt-tada"/>
+      <w:bookmarkEnd w:id="3116"/>
       <w:r>
         <w:t xml:space="preserve">🚀</w:t>
       </w:r>
@@ -29,7 +29,7 @@
         <w:rPr>
           <w:b/>
         </w:rPr>
-        <w:t xml:space="preserve">Your README.md, rendered as shareable RTF, DOCX, and TXT files — automatically, on every push.</w:t>
+        <w:t xml:space="preserve">Your README.md, rendered as shareable RTF, DOCX, and TXT files — automatically, on every push or release.</w:t>
       </w:r>
     </w:p>
     <w:p>
@@ -171,8 +171,8 @@
       <w:pPr>
         <w:pStyle w:val="Heading2"/>
       </w:pPr>
-      <w:bookmarkStart w:id="3755" w:name="why"/>
-      <w:bookmarkEnd w:id="3755"/>
+      <w:bookmarkStart w:id="1719" w:name="why"/>
+      <w:bookmarkEnd w:id="1719"/>
       <w:r>
         <w:t xml:space="preserve">Why?</w:t>
       </w:r>
@@ -340,8 +340,8 @@
       <w:pPr>
         <w:pStyle w:val="Heading2"/>
       </w:pPr>
-      <w:bookmarkStart w:id="9229" w:name="what-you-get"/>
-      <w:bookmarkEnd w:id="9229"/>
+      <w:bookmarkStart w:id="1166" w:name="what-you-get"/>
+      <w:bookmarkEnd w:id="1166"/>
       <w:r>
         <w:t xml:space="preserve">What You Get</w:t>
       </w:r>
@@ -1042,8 +1042,8 @@
       <w:pPr>
         <w:pStyle w:val="Heading2"/>
       </w:pPr>
-      <w:bookmarkStart w:id="207" w:name="quick-start"/>
-      <w:bookmarkEnd w:id="207"/>
+      <w:bookmarkStart w:id="2541" w:name="quick-start"/>
+      <w:bookmarkEnd w:id="2541"/>
       <w:r>
         <w:t xml:space="preserve">Quick Start</w:t>
       </w:r>
@@ -1052,8 +1052,8 @@
       <w:pPr>
         <w:pStyle w:val="Heading3"/>
       </w:pPr>
-      <w:bookmarkStart w:id="5429" w:name="1-files-you-need-download-the-zip-from-releases-and-extract-at-your-repo-root"/>
-      <w:bookmarkEnd w:id="5429"/>
+      <w:bookmarkStart w:id="1140" w:name="1-files-you-need-download-the-zip-from-releases-and-extract-at-your-repo-root"/>
+      <w:bookmarkEnd w:id="1140"/>
       <w:r>
         <w:t xml:space="preserve">1. Files you need — download the zip from Releases and extract at your repo root</w:t>
       </w:r>
@@ -1530,8 +1530,8 @@
       <w:pPr>
         <w:pStyle w:val="Heading3"/>
       </w:pPr>
-      <w:bookmarkStart w:id="5800" w:name="2-configure-which-files-and-formats-to-generate"/>
-      <w:bookmarkEnd w:id="5800"/>
+      <w:bookmarkStart w:id="9824" w:name="2-configure-which-files-and-formats-to-generate"/>
+      <w:bookmarkEnd w:id="9824"/>
       <w:r>
         <w:t xml:space="preserve">2. Configure which files and formats to generate</w:t>
       </w:r>
@@ -1981,8 +1981,8 @@
       <w:pPr>
         <w:pStyle w:val="Heading3"/>
       </w:pPr>
-      <w:bookmarkStart w:id="9163" w:name="3-add-the-workflow"/>
-      <w:bookmarkEnd w:id="9163"/>
+      <w:bookmarkStart w:id="5317" w:name="3-add-the-workflow"/>
+      <w:bookmarkEnd w:id="5317"/>
       <w:r>
         <w:t xml:space="preserve">3. Add the workflow</w:t>
       </w:r>
@@ -2840,8 +2840,8 @@
       <w:pPr>
         <w:pStyle w:val="Heading3"/>
       </w:pPr>
-      <w:bookmarkStart w:id="1777" w:name="4-push-and-done"/>
-      <w:bookmarkEnd w:id="1777"/>
+      <w:bookmarkStart w:id="5646" w:name="4-push-and-done"/>
+      <w:bookmarkEnd w:id="5646"/>
       <w:r>
         <w:t xml:space="preserve">4. Push and done</w:t>
       </w:r>
@@ -2922,8 +2922,8 @@
       <w:pPr>
         <w:pStyle w:val="Heading2"/>
       </w:pPr>
-      <w:bookmarkStart w:id="3718" w:name="how-it-works"/>
-      <w:bookmarkEnd w:id="3718"/>
+      <w:bookmarkStart w:id="1450" w:name="how-it-works"/>
+      <w:bookmarkEnd w:id="1450"/>
       <w:r>
         <w:t xml:space="preserve">How It Works</w:t>
       </w:r>
@@ -3094,8 +3094,8 @@
       <w:pPr>
         <w:pStyle w:val="Heading3"/>
       </w:pPr>
-      <w:bookmarkStart w:id="966" w:name="dependencies"/>
-      <w:bookmarkEnd w:id="966"/>
+      <w:bookmarkStart w:id="9516" w:name="dependencies"/>
+      <w:bookmarkEnd w:id="9516"/>
       <w:r>
         <w:t xml:space="preserve">Dependencies</w:t>
       </w:r>
@@ -3180,8 +3180,8 @@
       <w:pPr>
         <w:pStyle w:val="Heading3"/>
       </w:pPr>
-      <w:bookmarkStart w:id="984" w:name="run-locally"/>
-      <w:bookmarkEnd w:id="984"/>
+      <w:bookmarkStart w:id="5884" w:name="run-locally"/>
+      <w:bookmarkEnd w:id="5884"/>
       <w:r>
         <w:t xml:space="preserve">Run Locally</w:t>
       </w:r>
@@ -3545,8 +3545,8 @@
       <w:pPr>
         <w:pStyle w:val="Heading2"/>
       </w:pPr>
-      <w:bookmarkStart w:id="2558" w:name="architecture-at-a-glance"/>
-      <w:bookmarkEnd w:id="2558"/>
+      <w:bookmarkStart w:id="4345" w:name="architecture-at-a-glance"/>
+      <w:bookmarkEnd w:id="4345"/>
       <w:r>
         <w:t xml:space="preserve">Architecture at a Glance</w:t>
       </w:r>
@@ -3607,8 +3607,8 @@
       <w:pPr>
         <w:pStyle w:val="Heading3"/>
       </w:pPr>
-      <w:bookmarkStart w:id="8959" w:name="1-parsing-read-it-line-by-line"/>
-      <w:bookmarkEnd w:id="8959"/>
+      <w:bookmarkStart w:id="4021" w:name="1-parsing-read-it-line-by-line"/>
+      <w:bookmarkEnd w:id="4021"/>
       <w:r>
         <w:t xml:space="preserve">1. Parsing — read it line by line</w:t>
       </w:r>
@@ -3662,8 +3662,8 @@
       <w:pPr>
         <w:pStyle w:val="Heading3"/>
       </w:pPr>
-      <w:bookmarkStart w:id="1980" w:name="2-the-conversion-table-strategy-pattern-expressed-as-data"/>
-      <w:bookmarkEnd w:id="1980"/>
+      <w:bookmarkStart w:id="2881" w:name="2-the-conversion-table-strategy-pattern-expressed-as-data"/>
+      <w:bookmarkEnd w:id="2881"/>
       <w:r>
         <w:t xml:space="preserve">2. The conversion table — strategy pattern, expressed as data</w:t>
       </w:r>
@@ -5707,8 +5707,8 @@
       <w:pPr>
         <w:pStyle w:val="Heading3"/>
       </w:pPr>
-      <w:bookmarkStart w:id="9511" w:name="3-post-cleanup-per-doc-type"/>
-      <w:bookmarkEnd w:id="9511"/>
+      <w:bookmarkStart w:id="7321" w:name="3-post-cleanup-per-doc-type"/>
+      <w:bookmarkEnd w:id="7321"/>
       <w:r>
         <w:t xml:space="preserve">3. Post-cleanup per doc type</w:t>
       </w:r>
@@ -5925,8 +5925,8 @@
       <w:pPr>
         <w:pStyle w:val="Heading2"/>
       </w:pPr>
-      <w:bookmarkStart w:id="9971" w:name="viewing-tips"/>
-      <w:bookmarkEnd w:id="9971"/>
+      <w:bookmarkStart w:id="158" w:name="viewing-tips"/>
+      <w:bookmarkEnd w:id="158"/>
       <w:r>
         <w:t xml:space="preserve">Viewing Tips</w:t>
       </w:r>
@@ -6014,8 +6014,8 @@
       <w:pPr>
         <w:pStyle w:val="Heading1"/>
       </w:pPr>
-      <w:bookmarkStart w:id="8270" w:name="test_tube-test-content"/>
-      <w:bookmarkEnd w:id="8270"/>
+      <w:bookmarkStart w:id="102" w:name="test_tube-test-content"/>
+      <w:bookmarkEnd w:id="102"/>
       <w:r>
         <w:t xml:space="preserve">🧪</w:t>
       </w:r>
@@ -6071,8 +6071,8 @@
       <w:pPr>
         <w:pStyle w:val="Heading2"/>
       </w:pPr>
-      <w:bookmarkStart w:id="5223" w:name="heading-level-2"/>
-      <w:bookmarkEnd w:id="5223"/>
+      <w:bookmarkStart w:id="5942" w:name="heading-level-2"/>
+      <w:bookmarkEnd w:id="5942"/>
       <w:r>
         <w:t xml:space="preserve">Heading Level 2</w:t>
       </w:r>
@@ -6081,8 +6081,8 @@
       <w:pPr>
         <w:pStyle w:val="Heading3"/>
       </w:pPr>
-      <w:bookmarkStart w:id="789" w:name="heading-level-3"/>
-      <w:bookmarkEnd w:id="789"/>
+      <w:bookmarkStart w:id="3184" w:name="heading-level-3"/>
+      <w:bookmarkEnd w:id="3184"/>
       <w:r>
         <w:t xml:space="preserve">Heading Level 3</w:t>
       </w:r>
@@ -6091,8 +6091,8 @@
       <w:pPr>
         <w:pStyle w:val="Heading4"/>
       </w:pPr>
-      <w:bookmarkStart w:id="563" w:name="heading-level-4"/>
-      <w:bookmarkEnd w:id="563"/>
+      <w:bookmarkStart w:id="4330" w:name="heading-level-4"/>
+      <w:bookmarkEnd w:id="4330"/>
       <w:r>
         <w:t xml:space="preserve">Heading Level 4</w:t>
       </w:r>
@@ -6101,8 +6101,8 @@
       <w:pPr>
         <w:pStyle w:val="Heading5"/>
       </w:pPr>
-      <w:bookmarkStart w:id="524" w:name="heading-level-5"/>
-      <w:bookmarkEnd w:id="524"/>
+      <w:bookmarkStart w:id="7691" w:name="heading-level-5"/>
+      <w:bookmarkEnd w:id="7691"/>
       <w:r>
         <w:t xml:space="preserve">Heading Level 5</w:t>
       </w:r>
@@ -6111,8 +6111,8 @@
       <w:pPr>
         <w:pStyle w:val="Heading6"/>
       </w:pPr>
-      <w:bookmarkStart w:id="6126" w:name="heading-level-6"/>
-      <w:bookmarkEnd w:id="6126"/>
+      <w:bookmarkStart w:id="5095" w:name="heading-level-6"/>
+      <w:bookmarkEnd w:id="5095"/>
       <w:r>
         <w:t xml:space="preserve">Heading Level 6</w:t>
       </w:r>
@@ -6121,8 +6121,8 @@
       <w:pPr>
         <w:pStyle w:val="Heading2"/>
       </w:pPr>
-      <w:bookmarkStart w:id="9361" w:name="text-formatting"/>
-      <w:bookmarkEnd w:id="9361"/>
+      <w:bookmarkStart w:id="6995" w:name="text-formatting"/>
+      <w:bookmarkEnd w:id="6995"/>
       <w:r>
         <w:t xml:space="preserve">Text Formatting</w:t>
       </w:r>
@@ -6253,8 +6253,8 @@
       <w:pPr>
         <w:pStyle w:val="Heading2"/>
       </w:pPr>
-      <w:bookmarkStart w:id="2547" w:name="links"/>
-      <w:bookmarkEnd w:id="2547"/>
+      <w:bookmarkStart w:id="4898" w:name="links"/>
+      <w:bookmarkEnd w:id="4898"/>
       <w:r>
         <w:t xml:space="preserve">Links</w:t>
       </w:r>
@@ -6412,8 +6412,8 @@
       <w:pPr>
         <w:pStyle w:val="Heading2"/>
       </w:pPr>
-      <w:bookmarkStart w:id="260" w:name="images"/>
-      <w:bookmarkEnd w:id="260"/>
+      <w:bookmarkStart w:id="6397" w:name="images"/>
+      <w:bookmarkEnd w:id="6397"/>
       <w:r>
         <w:t xml:space="preserve">Images</w:t>
       </w:r>
@@ -6774,8 +6774,8 @@
       <w:pPr>
         <w:pStyle w:val="Heading2"/>
       </w:pPr>
-      <w:bookmarkStart w:id="6073" w:name="blockquotes"/>
-      <w:bookmarkEnd w:id="6073"/>
+      <w:bookmarkStart w:id="2097" w:name="blockquotes"/>
+      <w:bookmarkEnd w:id="2097"/>
       <w:r>
         <w:t xml:space="preserve">Blockquotes</w:t>
       </w:r>
@@ -6825,8 +6825,8 @@
       <w:pPr>
         <w:pStyle w:val="Heading2"/>
       </w:pPr>
-      <w:bookmarkStart w:id="5838" w:name="alerts"/>
-      <w:bookmarkEnd w:id="5838"/>
+      <w:bookmarkStart w:id="4111" w:name="alerts"/>
+      <w:bookmarkEnd w:id="4111"/>
       <w:r>
         <w:t xml:space="preserve">Alerts</w:t>
       </w:r>
@@ -6965,8 +6965,8 @@
       <w:pPr>
         <w:pStyle w:val="Heading2"/>
       </w:pPr>
-      <w:bookmarkStart w:id="301" w:name="unordered-lists"/>
-      <w:bookmarkEnd w:id="301"/>
+      <w:bookmarkStart w:id="7975" w:name="unordered-lists"/>
+      <w:bookmarkEnd w:id="7975"/>
       <w:r>
         <w:t xml:space="preserve">Unordered Lists</w:t>
       </w:r>
@@ -7100,8 +7100,8 @@
       <w:pPr>
         <w:pStyle w:val="Heading2"/>
       </w:pPr>
-      <w:bookmarkStart w:id="800" w:name="ordered-lists"/>
-      <w:bookmarkEnd w:id="800"/>
+      <w:bookmarkStart w:id="1453" w:name="ordered-lists"/>
+      <w:bookmarkEnd w:id="1453"/>
       <w:r>
         <w:t xml:space="preserve">Ordered Lists</w:t>
       </w:r>
@@ -7170,8 +7170,8 @@
       <w:pPr>
         <w:pStyle w:val="Heading2"/>
       </w:pPr>
-      <w:bookmarkStart w:id="9096" w:name="task-lists"/>
-      <w:bookmarkEnd w:id="9096"/>
+      <w:bookmarkStart w:id="3715" w:name="task-lists"/>
+      <w:bookmarkEnd w:id="3715"/>
       <w:r>
         <w:t xml:space="preserve">Task Lists</w:t>
       </w:r>
@@ -7240,8 +7240,8 @@
       <w:pPr>
         <w:pStyle w:val="Heading2"/>
       </w:pPr>
-      <w:bookmarkStart w:id="2936" w:name="inline-code"/>
-      <w:bookmarkEnd w:id="2936"/>
+      <w:bookmarkStart w:id="9738" w:name="inline-code"/>
+      <w:bookmarkEnd w:id="9738"/>
       <w:r>
         <w:t xml:space="preserve">Inline Code</w:t>
       </w:r>
@@ -7277,8 +7277,8 @@
       <w:pPr>
         <w:pStyle w:val="Heading2"/>
       </w:pPr>
-      <w:bookmarkStart w:id="9510" w:name="fenced-code-blocks"/>
-      <w:bookmarkEnd w:id="9510"/>
+      <w:bookmarkStart w:id="3221" w:name="fenced-code-blocks"/>
+      <w:bookmarkEnd w:id="3221"/>
       <w:r>
         <w:t xml:space="preserve">Fenced Code Blocks</w:t>
       </w:r>
@@ -7632,8 +7632,8 @@
       <w:pPr>
         <w:pStyle w:val="Heading2"/>
       </w:pPr>
-      <w:bookmarkStart w:id="103" w:name="tables"/>
-      <w:bookmarkEnd w:id="103"/>
+      <w:bookmarkStart w:id="4401" w:name="tables"/>
+      <w:bookmarkEnd w:id="4401"/>
       <w:r>
         <w:t xml:space="preserve">Tables</w:t>
       </w:r>
@@ -7884,8 +7884,8 @@
       <w:pPr>
         <w:pStyle w:val="Heading2"/>
       </w:pPr>
-      <w:bookmarkStart w:id="275" w:name="horizontal-rules"/>
-      <w:bookmarkEnd w:id="275"/>
+      <w:bookmarkStart w:id="6922" w:name="horizontal-rules"/>
+      <w:bookmarkEnd w:id="6922"/>
       <w:r>
         <w:t xml:space="preserve">Horizontal Rules</w:t>
       </w:r>
@@ -7915,8 +7915,8 @@
       <w:pPr>
         <w:pStyle w:val="Heading2"/>
       </w:pPr>
-      <w:bookmarkStart w:id="386" w:name="footnotes"/>
-      <w:bookmarkEnd w:id="386"/>
+      <w:bookmarkStart w:id="1669" w:name="footnotes"/>
+      <w:bookmarkEnd w:id="1669"/>
       <w:r>
         <w:t xml:space="preserve">Footnotes</w:t>
       </w:r>
@@ -7976,8 +7976,8 @@
       <w:pPr>
         <w:pStyle w:val="Heading2"/>
       </w:pPr>
-      <w:bookmarkStart w:id="9183" w:name="emoji"/>
-      <w:bookmarkEnd w:id="9183"/>
+      <w:bookmarkStart w:id="6953" w:name="emoji"/>
+      <w:bookmarkEnd w:id="6953"/>
       <w:r>
         <w:t xml:space="preserve">Emoji</w:t>
       </w:r>
@@ -8039,8 +8039,8 @@
       <w:pPr>
         <w:pStyle w:val="Heading2"/>
       </w:pPr>
-      <w:bookmarkStart w:id="9463" w:name="color-codes"/>
-      <w:bookmarkEnd w:id="9463"/>
+      <w:bookmarkStart w:id="6805" w:name="color-codes"/>
+      <w:bookmarkEnd w:id="6805"/>
       <w:r>
         <w:t xml:space="preserve">Color Codes</w:t>
       </w:r>
@@ -8097,8 +8097,8 @@
       <w:pPr>
         <w:pStyle w:val="Heading2"/>
       </w:pPr>
-      <w:bookmarkStart w:id="1372" w:name="html-comments"/>
-      <w:bookmarkEnd w:id="1372"/>
+      <w:bookmarkStart w:id="6319" w:name="html-comments"/>
+      <w:bookmarkEnd w:id="6319"/>
       <w:r>
         <w:t xml:space="preserve">HTML Comments</w:t>
       </w:r>
@@ -8113,8 +8113,8 @@
       <w:pPr>
         <w:pStyle w:val="Heading2"/>
       </w:pPr>
-      <w:bookmarkStart w:id="5363" w:name="mixed-nesting"/>
-      <w:bookmarkEnd w:id="5363"/>
+      <w:bookmarkStart w:id="6490" w:name="mixed-nesting"/>
+      <w:bookmarkEnd w:id="6490"/>
       <w:r>
         <w:t xml:space="preserve">Mixed Nesting</w:t>
       </w:r>
@@ -8337,8 +8337,8 @@
         <w:ind w:left="360"/>
         <w:spacing w:after="40"/>
       </w:pPr>
-      <w:bookmarkStart w:id="7270" w:name="fn-1"/>
-      <w:bookmarkEnd w:id="7270"/>
+      <w:bookmarkStart w:id="823" w:name="fn-1"/>
+      <w:bookmarkEnd w:id="823"/>
       <w:r>
         <w:rPr>
           <w:b/>
@@ -8359,8 +8359,8 @@
           <w:pgMar w:top="1440" w:right="1440" w:bottom="1440" w:left="1440"/>
         </w:sectPr>
       </w:pPr>
-      <w:bookmarkStart w:id="1993" w:name="fn-longnote"/>
-      <w:bookmarkEnd w:id="1993"/>
+      <w:bookmarkStart w:id="1335" w:name="fn-longnote"/>
+      <w:bookmarkEnd w:id="1335"/>
       <w:r>
         <w:rPr>
           <w:b/>

--- a/README.docx
+++ b/README.docx
@@ -6,8 +6,8 @@
       <w:pPr>
         <w:pStyle w:val="Heading1"/>
       </w:pPr>
-      <w:bookmarkStart w:id="3116" w:name="rocket-gh-readme2rtf-docx-txt-auto-convert-github-readmes-to-rtf-docx-txt-tada"/>
-      <w:bookmarkEnd w:id="3116"/>
+      <w:bookmarkStart w:id="7215" w:name="rocket-gh-readme2rtf-docx-txt-auto-convert-github-readmes-to-rtf-docx-txt-tada"/>
+      <w:bookmarkEnd w:id="7215"/>
       <w:r>
         <w:t xml:space="preserve">🚀</w:t>
       </w:r>
@@ -171,8 +171,8 @@
       <w:pPr>
         <w:pStyle w:val="Heading2"/>
       </w:pPr>
-      <w:bookmarkStart w:id="1719" w:name="why"/>
-      <w:bookmarkEnd w:id="1719"/>
+      <w:bookmarkStart w:id="5306" w:name="why"/>
+      <w:bookmarkEnd w:id="5306"/>
       <w:r>
         <w:t xml:space="preserve">Why?</w:t>
       </w:r>
@@ -340,8 +340,8 @@
       <w:pPr>
         <w:pStyle w:val="Heading2"/>
       </w:pPr>
-      <w:bookmarkStart w:id="1166" w:name="what-you-get"/>
-      <w:bookmarkEnd w:id="1166"/>
+      <w:bookmarkStart w:id="9318" w:name="what-you-get"/>
+      <w:bookmarkEnd w:id="9318"/>
       <w:r>
         <w:t xml:space="preserve">What You Get</w:t>
       </w:r>
@@ -1042,8 +1042,8 @@
       <w:pPr>
         <w:pStyle w:val="Heading2"/>
       </w:pPr>
-      <w:bookmarkStart w:id="2541" w:name="quick-start"/>
-      <w:bookmarkEnd w:id="2541"/>
+      <w:bookmarkStart w:id="9614" w:name="quick-start"/>
+      <w:bookmarkEnd w:id="9614"/>
       <w:r>
         <w:t xml:space="preserve">Quick Start</w:t>
       </w:r>
@@ -1052,8 +1052,8 @@
       <w:pPr>
         <w:pStyle w:val="Heading3"/>
       </w:pPr>
-      <w:bookmarkStart w:id="1140" w:name="1-files-you-need-download-the-zip-from-releases-and-extract-at-your-repo-root"/>
-      <w:bookmarkEnd w:id="1140"/>
+      <w:bookmarkStart w:id="3499" w:name="1-files-you-need-download-the-zip-from-releases-and-extract-at-your-repo-root"/>
+      <w:bookmarkEnd w:id="3499"/>
       <w:r>
         <w:t xml:space="preserve">1. Files you need — download the zip from Releases and extract at your repo root</w:t>
       </w:r>
@@ -1530,8 +1530,8 @@
       <w:pPr>
         <w:pStyle w:val="Heading3"/>
       </w:pPr>
-      <w:bookmarkStart w:id="9824" w:name="2-configure-which-files-and-formats-to-generate"/>
-      <w:bookmarkEnd w:id="9824"/>
+      <w:bookmarkStart w:id="2438" w:name="2-configure-which-files-and-formats-to-generate"/>
+      <w:bookmarkEnd w:id="2438"/>
       <w:r>
         <w:t xml:space="preserve">2. Configure which files and formats to generate</w:t>
       </w:r>
@@ -1981,8 +1981,8 @@
       <w:pPr>
         <w:pStyle w:val="Heading3"/>
       </w:pPr>
-      <w:bookmarkStart w:id="5317" w:name="3-add-the-workflow"/>
-      <w:bookmarkEnd w:id="5317"/>
+      <w:bookmarkStart w:id="4202" w:name="3-add-the-workflow"/>
+      <w:bookmarkEnd w:id="4202"/>
       <w:r>
         <w:t xml:space="preserve">3. Add the workflow</w:t>
       </w:r>
@@ -2840,8 +2840,8 @@
       <w:pPr>
         <w:pStyle w:val="Heading3"/>
       </w:pPr>
-      <w:bookmarkStart w:id="5646" w:name="4-push-and-done"/>
-      <w:bookmarkEnd w:id="5646"/>
+      <w:bookmarkStart w:id="927" w:name="4-push-and-done"/>
+      <w:bookmarkEnd w:id="927"/>
       <w:r>
         <w:t xml:space="preserve">4. Push and done</w:t>
       </w:r>
@@ -2922,8 +2922,8 @@
       <w:pPr>
         <w:pStyle w:val="Heading2"/>
       </w:pPr>
-      <w:bookmarkStart w:id="1450" w:name="how-it-works"/>
-      <w:bookmarkEnd w:id="1450"/>
+      <w:bookmarkStart w:id="2987" w:name="how-it-works"/>
+      <w:bookmarkEnd w:id="2987"/>
       <w:r>
         <w:t xml:space="preserve">How It Works</w:t>
       </w:r>
@@ -3094,8 +3094,8 @@
       <w:pPr>
         <w:pStyle w:val="Heading3"/>
       </w:pPr>
-      <w:bookmarkStart w:id="9516" w:name="dependencies"/>
-      <w:bookmarkEnd w:id="9516"/>
+      <w:bookmarkStart w:id="7033" w:name="dependencies"/>
+      <w:bookmarkEnd w:id="7033"/>
       <w:r>
         <w:t xml:space="preserve">Dependencies</w:t>
       </w:r>
@@ -3180,8 +3180,8 @@
       <w:pPr>
         <w:pStyle w:val="Heading3"/>
       </w:pPr>
-      <w:bookmarkStart w:id="5884" w:name="run-locally"/>
-      <w:bookmarkEnd w:id="5884"/>
+      <w:bookmarkStart w:id="692" w:name="run-locally"/>
+      <w:bookmarkEnd w:id="692"/>
       <w:r>
         <w:t xml:space="preserve">Run Locally</w:t>
       </w:r>
@@ -3545,8 +3545,8 @@
       <w:pPr>
         <w:pStyle w:val="Heading2"/>
       </w:pPr>
-      <w:bookmarkStart w:id="4345" w:name="architecture-at-a-glance"/>
-      <w:bookmarkEnd w:id="4345"/>
+      <w:bookmarkStart w:id="8194" w:name="architecture-at-a-glance"/>
+      <w:bookmarkEnd w:id="8194"/>
       <w:r>
         <w:t xml:space="preserve">Architecture at a Glance</w:t>
       </w:r>
@@ -3607,8 +3607,8 @@
       <w:pPr>
         <w:pStyle w:val="Heading3"/>
       </w:pPr>
-      <w:bookmarkStart w:id="4021" w:name="1-parsing-read-it-line-by-line"/>
-      <w:bookmarkEnd w:id="4021"/>
+      <w:bookmarkStart w:id="4474" w:name="1-parsing-read-it-line-by-line"/>
+      <w:bookmarkEnd w:id="4474"/>
       <w:r>
         <w:t xml:space="preserve">1. Parsing — read it line by line</w:t>
       </w:r>
@@ -3662,8 +3662,8 @@
       <w:pPr>
         <w:pStyle w:val="Heading3"/>
       </w:pPr>
-      <w:bookmarkStart w:id="2881" w:name="2-the-conversion-table-strategy-pattern-expressed-as-data"/>
-      <w:bookmarkEnd w:id="2881"/>
+      <w:bookmarkStart w:id="8749" w:name="2-the-conversion-table-strategy-pattern-expressed-as-data"/>
+      <w:bookmarkEnd w:id="8749"/>
       <w:r>
         <w:t xml:space="preserve">2. The conversion table — strategy pattern, expressed as data</w:t>
       </w:r>
@@ -5707,8 +5707,8 @@
       <w:pPr>
         <w:pStyle w:val="Heading3"/>
       </w:pPr>
-      <w:bookmarkStart w:id="7321" w:name="3-post-cleanup-per-doc-type"/>
-      <w:bookmarkEnd w:id="7321"/>
+      <w:bookmarkStart w:id="8670" w:name="3-post-cleanup-per-doc-type"/>
+      <w:bookmarkEnd w:id="8670"/>
       <w:r>
         <w:t xml:space="preserve">3. Post-cleanup per doc type</w:t>
       </w:r>
@@ -5925,8 +5925,8 @@
       <w:pPr>
         <w:pStyle w:val="Heading2"/>
       </w:pPr>
-      <w:bookmarkStart w:id="158" w:name="viewing-tips"/>
-      <w:bookmarkEnd w:id="158"/>
+      <w:bookmarkStart w:id="6418" w:name="viewing-tips"/>
+      <w:bookmarkEnd w:id="6418"/>
       <w:r>
         <w:t xml:space="preserve">Viewing Tips</w:t>
       </w:r>
@@ -6014,8 +6014,8 @@
       <w:pPr>
         <w:pStyle w:val="Heading1"/>
       </w:pPr>
-      <w:bookmarkStart w:id="102" w:name="test_tube-test-content"/>
-      <w:bookmarkEnd w:id="102"/>
+      <w:bookmarkStart w:id="7637" w:name="test_tube-test-content"/>
+      <w:bookmarkEnd w:id="7637"/>
       <w:r>
         <w:t xml:space="preserve">🧪</w:t>
       </w:r>
@@ -6071,8 +6071,8 @@
       <w:pPr>
         <w:pStyle w:val="Heading2"/>
       </w:pPr>
-      <w:bookmarkStart w:id="5942" w:name="heading-level-2"/>
-      <w:bookmarkEnd w:id="5942"/>
+      <w:bookmarkStart w:id="4460" w:name="heading-level-2"/>
+      <w:bookmarkEnd w:id="4460"/>
       <w:r>
         <w:t xml:space="preserve">Heading Level 2</w:t>
       </w:r>
@@ -6081,8 +6081,8 @@
       <w:pPr>
         <w:pStyle w:val="Heading3"/>
       </w:pPr>
-      <w:bookmarkStart w:id="3184" w:name="heading-level-3"/>
-      <w:bookmarkEnd w:id="3184"/>
+      <w:bookmarkStart w:id="7736" w:name="heading-level-3"/>
+      <w:bookmarkEnd w:id="7736"/>
       <w:r>
         <w:t xml:space="preserve">Heading Level 3</w:t>
       </w:r>
@@ -6091,8 +6091,8 @@
       <w:pPr>
         <w:pStyle w:val="Heading4"/>
       </w:pPr>
-      <w:bookmarkStart w:id="4330" w:name="heading-level-4"/>
-      <w:bookmarkEnd w:id="4330"/>
+      <w:bookmarkStart w:id="4634" w:name="heading-level-4"/>
+      <w:bookmarkEnd w:id="4634"/>
       <w:r>
         <w:t xml:space="preserve">Heading Level 4</w:t>
       </w:r>
@@ -6101,8 +6101,8 @@
       <w:pPr>
         <w:pStyle w:val="Heading5"/>
       </w:pPr>
-      <w:bookmarkStart w:id="7691" w:name="heading-level-5"/>
-      <w:bookmarkEnd w:id="7691"/>
+      <w:bookmarkStart w:id="6301" w:name="heading-level-5"/>
+      <w:bookmarkEnd w:id="6301"/>
       <w:r>
         <w:t xml:space="preserve">Heading Level 5</w:t>
       </w:r>
@@ -6111,8 +6111,8 @@
       <w:pPr>
         <w:pStyle w:val="Heading6"/>
       </w:pPr>
-      <w:bookmarkStart w:id="5095" w:name="heading-level-6"/>
-      <w:bookmarkEnd w:id="5095"/>
+      <w:bookmarkStart w:id="9367" w:name="heading-level-6"/>
+      <w:bookmarkEnd w:id="9367"/>
       <w:r>
         <w:t xml:space="preserve">Heading Level 6</w:t>
       </w:r>
@@ -6121,8 +6121,8 @@
       <w:pPr>
         <w:pStyle w:val="Heading2"/>
       </w:pPr>
-      <w:bookmarkStart w:id="6995" w:name="text-formatting"/>
-      <w:bookmarkEnd w:id="6995"/>
+      <w:bookmarkStart w:id="5918" w:name="text-formatting"/>
+      <w:bookmarkEnd w:id="5918"/>
       <w:r>
         <w:t xml:space="preserve">Text Formatting</w:t>
       </w:r>
@@ -6253,8 +6253,8 @@
       <w:pPr>
         <w:pStyle w:val="Heading2"/>
       </w:pPr>
-      <w:bookmarkStart w:id="4898" w:name="links"/>
-      <w:bookmarkEnd w:id="4898"/>
+      <w:bookmarkStart w:id="7155" w:name="links"/>
+      <w:bookmarkEnd w:id="7155"/>
       <w:r>
         <w:t xml:space="preserve">Links</w:t>
       </w:r>
@@ -6412,8 +6412,8 @@
       <w:pPr>
         <w:pStyle w:val="Heading2"/>
       </w:pPr>
-      <w:bookmarkStart w:id="6397" w:name="images"/>
-      <w:bookmarkEnd w:id="6397"/>
+      <w:bookmarkStart w:id="7335" w:name="images"/>
+      <w:bookmarkEnd w:id="7335"/>
       <w:r>
         <w:t xml:space="preserve">Images</w:t>
       </w:r>
@@ -6774,8 +6774,8 @@
       <w:pPr>
         <w:pStyle w:val="Heading2"/>
       </w:pPr>
-      <w:bookmarkStart w:id="2097" w:name="blockquotes"/>
-      <w:bookmarkEnd w:id="2097"/>
+      <w:bookmarkStart w:id="4720" w:name="blockquotes"/>
+      <w:bookmarkEnd w:id="4720"/>
       <w:r>
         <w:t xml:space="preserve">Blockquotes</w:t>
       </w:r>
@@ -6825,8 +6825,8 @@
       <w:pPr>
         <w:pStyle w:val="Heading2"/>
       </w:pPr>
-      <w:bookmarkStart w:id="4111" w:name="alerts"/>
-      <w:bookmarkEnd w:id="4111"/>
+      <w:bookmarkStart w:id="7307" w:name="alerts"/>
+      <w:bookmarkEnd w:id="7307"/>
       <w:r>
         <w:t xml:space="preserve">Alerts</w:t>
       </w:r>
@@ -6965,8 +6965,8 @@
       <w:pPr>
         <w:pStyle w:val="Heading2"/>
       </w:pPr>
-      <w:bookmarkStart w:id="7975" w:name="unordered-lists"/>
-      <w:bookmarkEnd w:id="7975"/>
+      <w:bookmarkStart w:id="8583" w:name="unordered-lists"/>
+      <w:bookmarkEnd w:id="8583"/>
       <w:r>
         <w:t xml:space="preserve">Unordered Lists</w:t>
       </w:r>
@@ -7100,8 +7100,8 @@
       <w:pPr>
         <w:pStyle w:val="Heading2"/>
       </w:pPr>
-      <w:bookmarkStart w:id="1453" w:name="ordered-lists"/>
-      <w:bookmarkEnd w:id="1453"/>
+      <w:bookmarkStart w:id="431" w:name="ordered-lists"/>
+      <w:bookmarkEnd w:id="431"/>
       <w:r>
         <w:t xml:space="preserve">Ordered Lists</w:t>
       </w:r>
@@ -7170,8 +7170,8 @@
       <w:pPr>
         <w:pStyle w:val="Heading2"/>
       </w:pPr>
-      <w:bookmarkStart w:id="3715" w:name="task-lists"/>
-      <w:bookmarkEnd w:id="3715"/>
+      <w:bookmarkStart w:id="1424" w:name="task-lists"/>
+      <w:bookmarkEnd w:id="1424"/>
       <w:r>
         <w:t xml:space="preserve">Task Lists</w:t>
       </w:r>
@@ -7240,8 +7240,8 @@
       <w:pPr>
         <w:pStyle w:val="Heading2"/>
       </w:pPr>
-      <w:bookmarkStart w:id="9738" w:name="inline-code"/>
-      <w:bookmarkEnd w:id="9738"/>
+      <w:bookmarkStart w:id="5769" w:name="inline-code"/>
+      <w:bookmarkEnd w:id="5769"/>
       <w:r>
         <w:t xml:space="preserve">Inline Code</w:t>
       </w:r>
@@ -7277,8 +7277,8 @@
       <w:pPr>
         <w:pStyle w:val="Heading2"/>
       </w:pPr>
-      <w:bookmarkStart w:id="3221" w:name="fenced-code-blocks"/>
-      <w:bookmarkEnd w:id="3221"/>
+      <w:bookmarkStart w:id="9016" w:name="fenced-code-blocks"/>
+      <w:bookmarkEnd w:id="9016"/>
       <w:r>
         <w:t xml:space="preserve">Fenced Code Blocks</w:t>
       </w:r>
@@ -7632,8 +7632,8 @@
       <w:pPr>
         <w:pStyle w:val="Heading2"/>
       </w:pPr>
-      <w:bookmarkStart w:id="4401" w:name="tables"/>
-      <w:bookmarkEnd w:id="4401"/>
+      <w:bookmarkStart w:id="4739" w:name="tables"/>
+      <w:bookmarkEnd w:id="4739"/>
       <w:r>
         <w:t xml:space="preserve">Tables</w:t>
       </w:r>
@@ -7884,8 +7884,8 @@
       <w:pPr>
         <w:pStyle w:val="Heading2"/>
       </w:pPr>
-      <w:bookmarkStart w:id="6922" w:name="horizontal-rules"/>
-      <w:bookmarkEnd w:id="6922"/>
+      <w:bookmarkStart w:id="4806" w:name="horizontal-rules"/>
+      <w:bookmarkEnd w:id="4806"/>
       <w:r>
         <w:t xml:space="preserve">Horizontal Rules</w:t>
       </w:r>
@@ -7915,8 +7915,8 @@
       <w:pPr>
         <w:pStyle w:val="Heading2"/>
       </w:pPr>
-      <w:bookmarkStart w:id="1669" w:name="footnotes"/>
-      <w:bookmarkEnd w:id="1669"/>
+      <w:bookmarkStart w:id="2639" w:name="footnotes"/>
+      <w:bookmarkEnd w:id="2639"/>
       <w:r>
         <w:t xml:space="preserve">Footnotes</w:t>
       </w:r>
@@ -7976,8 +7976,8 @@
       <w:pPr>
         <w:pStyle w:val="Heading2"/>
       </w:pPr>
-      <w:bookmarkStart w:id="6953" w:name="emoji"/>
-      <w:bookmarkEnd w:id="6953"/>
+      <w:bookmarkStart w:id="5745" w:name="emoji"/>
+      <w:bookmarkEnd w:id="5745"/>
       <w:r>
         <w:t xml:space="preserve">Emoji</w:t>
       </w:r>
@@ -8039,8 +8039,8 @@
       <w:pPr>
         <w:pStyle w:val="Heading2"/>
       </w:pPr>
-      <w:bookmarkStart w:id="6805" w:name="color-codes"/>
-      <w:bookmarkEnd w:id="6805"/>
+      <w:bookmarkStart w:id="5072" w:name="color-codes"/>
+      <w:bookmarkEnd w:id="5072"/>
       <w:r>
         <w:t xml:space="preserve">Color Codes</w:t>
       </w:r>
@@ -8097,8 +8097,8 @@
       <w:pPr>
         <w:pStyle w:val="Heading2"/>
       </w:pPr>
-      <w:bookmarkStart w:id="6319" w:name="html-comments"/>
-      <w:bookmarkEnd w:id="6319"/>
+      <w:bookmarkStart w:id="2330" w:name="html-comments"/>
+      <w:bookmarkEnd w:id="2330"/>
       <w:r>
         <w:t xml:space="preserve">HTML Comments</w:t>
       </w:r>
@@ -8113,8 +8113,8 @@
       <w:pPr>
         <w:pStyle w:val="Heading2"/>
       </w:pPr>
-      <w:bookmarkStart w:id="6490" w:name="mixed-nesting"/>
-      <w:bookmarkEnd w:id="6490"/>
+      <w:bookmarkStart w:id="250" w:name="mixed-nesting"/>
+      <w:bookmarkEnd w:id="250"/>
       <w:r>
         <w:t xml:space="preserve">Mixed Nesting</w:t>
       </w:r>
@@ -8337,8 +8337,8 @@
         <w:ind w:left="360"/>
         <w:spacing w:after="40"/>
       </w:pPr>
-      <w:bookmarkStart w:id="823" w:name="fn-1"/>
-      <w:bookmarkEnd w:id="823"/>
+      <w:bookmarkStart w:id="8887" w:name="fn-1"/>
+      <w:bookmarkEnd w:id="8887"/>
       <w:r>
         <w:rPr>
           <w:b/>
@@ -8359,8 +8359,8 @@
           <w:pgMar w:top="1440" w:right="1440" w:bottom="1440" w:left="1440"/>
         </w:sectPr>
       </w:pPr>
-      <w:bookmarkStart w:id="1335" w:name="fn-longnote"/>
-      <w:bookmarkEnd w:id="1335"/>
+      <w:bookmarkStart w:id="6235" w:name="fn-longnote"/>
+      <w:bookmarkEnd w:id="6235"/>
       <w:r>
         <w:rPr>
           <w:b/>

--- a/README.docx
+++ b/README.docx
@@ -6,8 +6,8 @@
       <w:pPr>
         <w:pStyle w:val="Heading1"/>
       </w:pPr>
-      <w:bookmarkStart w:id="7215" w:name="rocket-gh-readme2rtf-docx-txt-auto-convert-github-readmes-to-rtf-docx-txt-tada"/>
-      <w:bookmarkEnd w:id="7215"/>
+      <w:bookmarkStart w:id="6297" w:name="rocket-gh-readme2rtf-docx-txt-auto-convert-github-readmes-to-rtf-docx-txt-tada"/>
+      <w:bookmarkEnd w:id="6297"/>
       <w:r>
         <w:t xml:space="preserve">🚀</w:t>
       </w:r>
@@ -171,8 +171,8 @@
       <w:pPr>
         <w:pStyle w:val="Heading2"/>
       </w:pPr>
-      <w:bookmarkStart w:id="5306" w:name="why"/>
-      <w:bookmarkEnd w:id="5306"/>
+      <w:bookmarkStart w:id="6451" w:name="why"/>
+      <w:bookmarkEnd w:id="6451"/>
       <w:r>
         <w:t xml:space="preserve">Why?</w:t>
       </w:r>
@@ -340,8 +340,8 @@
       <w:pPr>
         <w:pStyle w:val="Heading2"/>
       </w:pPr>
-      <w:bookmarkStart w:id="9318" w:name="what-you-get"/>
-      <w:bookmarkEnd w:id="9318"/>
+      <w:bookmarkStart w:id="458" w:name="what-you-get"/>
+      <w:bookmarkEnd w:id="458"/>
       <w:r>
         <w:t xml:space="preserve">What You Get</w:t>
       </w:r>
@@ -1042,8 +1042,8 @@
       <w:pPr>
         <w:pStyle w:val="Heading2"/>
       </w:pPr>
-      <w:bookmarkStart w:id="9614" w:name="quick-start"/>
-      <w:bookmarkEnd w:id="9614"/>
+      <w:bookmarkStart w:id="8376" w:name="quick-start"/>
+      <w:bookmarkEnd w:id="8376"/>
       <w:r>
         <w:t xml:space="preserve">Quick Start</w:t>
       </w:r>
@@ -1052,8 +1052,8 @@
       <w:pPr>
         <w:pStyle w:val="Heading3"/>
       </w:pPr>
-      <w:bookmarkStart w:id="3499" w:name="1-files-you-need-download-the-zip-from-releases-and-extract-at-your-repo-root"/>
-      <w:bookmarkEnd w:id="3499"/>
+      <w:bookmarkStart w:id="755" w:name="1-files-you-need-download-the-zip-from-releases-and-extract-at-your-repo-root"/>
+      <w:bookmarkEnd w:id="755"/>
       <w:r>
         <w:t xml:space="preserve">1. Files you need — download the zip from Releases and extract at your repo root</w:t>
       </w:r>
@@ -1530,8 +1530,8 @@
       <w:pPr>
         <w:pStyle w:val="Heading3"/>
       </w:pPr>
-      <w:bookmarkStart w:id="2438" w:name="2-configure-which-files-and-formats-to-generate"/>
-      <w:bookmarkEnd w:id="2438"/>
+      <w:bookmarkStart w:id="6990" w:name="2-configure-which-files-and-formats-to-generate"/>
+      <w:bookmarkEnd w:id="6990"/>
       <w:r>
         <w:t xml:space="preserve">2. Configure which files and formats to generate</w:t>
       </w:r>
@@ -1908,3832 +1908,11 @@
       </w:r>
     </w:p>
     <w:p>
-      <w:pPr>
-        <w:ind w:left="720"/>
-        <w:pBdr>
-          <w:left w:val="single" w:sz="12" w:space="4" w:color="CCCCCC"/>
-        </w:pBdr>
-      </w:pPr>
       <w:r>
         <w:rPr>
           <w:b/>
         </w:rPr>
-        <w:t xml:space="preserve">Settings location note:</w:t>
-      </w:r>
-      <w:r>
-        <w:t xml:space="preserve"> the settings file lives at the repo root by default. If you prefer a different location (e.g. </w:t>
-      </w:r>
-      <w:r>
-        <w:rPr>
-          <w:rFonts w:ascii="Consolas" w:hAnsi="Consolas"/>
-          <w:sz w:val="20"/>
-          <w:shd w:val="clear" w:fill="E6F0FA"/>
-        </w:rPr>
-        <w:t xml:space="preserve">config/readme-docs.json</w:t>
-      </w:r>
-      <w:r>
-        <w:t xml:space="preserve">), update the path in two places in </w:t>
-      </w:r>
-      <w:r>
-        <w:rPr>
-          <w:rFonts w:ascii="Consolas" w:hAnsi="Consolas"/>
-          <w:sz w:val="20"/>
-          <w:shd w:val="clear" w:fill="E6F0FA"/>
-        </w:rPr>
-        <w:t xml:space="preserve">.github/workflows/gh-readme2rtf-docx-txt.yml</w:t>
-      </w:r>
-      <w:r>
-        <w:t xml:space="preserve">: the </w:t>
-      </w:r>
-      <w:r>
-        <w:rPr>
-          <w:rFonts w:ascii="Consolas" w:hAnsi="Consolas"/>
-          <w:sz w:val="20"/>
-          <w:shd w:val="clear" w:fill="E6F0FA"/>
-        </w:rPr>
-        <w:t xml:space="preserve">paths:</w:t>
-      </w:r>
-      <w:r>
-        <w:t xml:space="preserve"> trigger entry </w:t>
-      </w:r>
-      <w:r>
-        <w:rPr>
-          <w:b/>
-        </w:rPr>
-        <w:t xml:space="preserve">and</w:t>
-      </w:r>
-      <w:r>
-        <w:t xml:space="preserve"> the </w:t>
-      </w:r>
-      <w:r>
-        <w:rPr>
-          <w:rFonts w:ascii="Consolas" w:hAnsi="Consolas"/>
-          <w:sz w:val="20"/>
-          <w:shd w:val="clear" w:fill="E6F0FA"/>
-        </w:rPr>
-        <w:t xml:space="preserve">SETTINGS_PATH</w:t>
-      </w:r>
-      <w:r>
-        <w:t xml:space="preserve"> env var of the sync step. The workflow's self-sync logic keeps everything else in step from there.</w:t>
-      </w:r>
-    </w:p>
-    <w:p>
-      <w:pPr>
-        <w:pStyle w:val="Heading3"/>
-      </w:pPr>
-      <w:bookmarkStart w:id="4202" w:name="3-add-the-workflow"/>
-      <w:bookmarkEnd w:id="4202"/>
-      <w:r>
-        <w:t xml:space="preserve">3. Add the workflow</w:t>
-      </w:r>
-    </w:p>
-    <w:p>
-      <w:r>
-        <w:t xml:space="preserve">Copy </w:t>
-      </w:r>
-      <w:r>
-        <w:rPr>
-          <w:rFonts w:ascii="Consolas" w:hAnsi="Consolas"/>
-          <w:sz w:val="20"/>
-          <w:shd w:val="clear" w:fill="E6F0FA"/>
-        </w:rPr>
-        <w:t xml:space="preserve">.github/workflows/gh-readme2rtf-docx-txt.yml</w:t>
-      </w:r>
-      <w:r>
-        <w:t xml:space="preserve"> from this repo into your own — it's already wired up. Key pieces:</w:t>
-      </w:r>
-    </w:p>
-    <w:p>
-      <w:pPr>
-        <w:shd w:val="clear" w:fill="E6F0FA"/>
-        <w:spacing w:after="0" w:line="240" w:lineRule="auto"/>
-      </w:pPr>
-      <w:r>
-        <w:rPr>
-          <w:rFonts w:ascii="Consolas" w:hAnsi="Consolas"/>
-          <w:sz w:val="20"/>
-          <w:color w:val="000080"/>
-        </w:rPr>
-        <w:t xml:space="preserve">on</w:t>
-      </w:r>
-      <w:r>
-        <w:rPr>
-          <w:rFonts w:ascii="Consolas" w:hAnsi="Consolas"/>
-          <w:sz w:val="20"/>
-          <w:color w:val="808080"/>
-        </w:rPr>
-        <w:t xml:space="preserve">:</w:t>
-      </w:r>
-    </w:p>
-    <w:p>
-      <w:pPr>
-        <w:shd w:val="clear" w:fill="E6F0FA"/>
-        <w:spacing w:after="0" w:line="240" w:lineRule="auto"/>
-      </w:pPr>
-      <w:r>
-        <w:rPr>
-          <w:rFonts w:ascii="Consolas" w:hAnsi="Consolas"/>
-          <w:sz w:val="20"/>
-        </w:rPr>
-        <w:t xml:space="preserve">  </w:t>
-      </w:r>
-      <w:r>
-        <w:rPr>
-          <w:rFonts w:ascii="Consolas" w:hAnsi="Consolas"/>
-          <w:sz w:val="20"/>
-          <w:color w:val="000080"/>
-        </w:rPr>
-        <w:t xml:space="preserve">workflow_dispatch</w:t>
-      </w:r>
-      <w:r>
-        <w:rPr>
-          <w:rFonts w:ascii="Consolas" w:hAnsi="Consolas"/>
-          <w:sz w:val="20"/>
-          <w:color w:val="808080"/>
-        </w:rPr>
-        <w:t xml:space="preserve">:</w:t>
-      </w:r>
-    </w:p>
-    <w:p>
-      <w:pPr>
-        <w:shd w:val="clear" w:fill="E6F0FA"/>
-        <w:spacing w:after="0" w:line="240" w:lineRule="auto"/>
-      </w:pPr>
-      <w:r>
-        <w:rPr>
-          <w:rFonts w:ascii="Consolas" w:hAnsi="Consolas"/>
-          <w:sz w:val="20"/>
-        </w:rPr>
-        <w:t xml:space="preserve">  </w:t>
-      </w:r>
-      <w:r>
-        <w:rPr>
-          <w:rFonts w:ascii="Consolas" w:hAnsi="Consolas"/>
-          <w:sz w:val="20"/>
-          <w:color w:val="000080"/>
-        </w:rPr>
-        <w:t xml:space="preserve">push</w:t>
-      </w:r>
-      <w:r>
-        <w:rPr>
-          <w:rFonts w:ascii="Consolas" w:hAnsi="Consolas"/>
-          <w:sz w:val="20"/>
-          <w:color w:val="808080"/>
-        </w:rPr>
-        <w:t xml:space="preserve">:</w:t>
-      </w:r>
-    </w:p>
-    <w:p>
-      <w:pPr>
-        <w:shd w:val="clear" w:fill="E6F0FA"/>
-        <w:spacing w:after="0" w:line="240" w:lineRule="auto"/>
-      </w:pPr>
-      <w:r>
-        <w:rPr>
-          <w:rFonts w:ascii="Consolas" w:hAnsi="Consolas"/>
-          <w:sz w:val="20"/>
-        </w:rPr>
-        <w:t xml:space="preserve">    </w:t>
-      </w:r>
-      <w:r>
-        <w:rPr>
-          <w:rFonts w:ascii="Consolas" w:hAnsi="Consolas"/>
-          <w:sz w:val="20"/>
-          <w:color w:val="000080"/>
-        </w:rPr>
-        <w:t xml:space="preserve">paths</w:t>
-      </w:r>
-      <w:r>
-        <w:rPr>
-          <w:rFonts w:ascii="Consolas" w:hAnsi="Consolas"/>
-          <w:sz w:val="20"/>
-          <w:color w:val="808080"/>
-        </w:rPr>
-        <w:t xml:space="preserve">:</w:t>
-      </w:r>
-    </w:p>
-    <w:p>
-      <w:pPr>
-        <w:shd w:val="clear" w:fill="E6F0FA"/>
-        <w:spacing w:after="0" w:line="240" w:lineRule="auto"/>
-      </w:pPr>
-      <w:r>
-        <w:rPr>
-          <w:rFonts w:ascii="Consolas" w:hAnsi="Consolas"/>
-          <w:sz w:val="20"/>
-        </w:rPr>
-        <w:t xml:space="preserve">      </w:t>
-      </w:r>
-      <w:r>
-        <w:rPr>
-          <w:rFonts w:ascii="Consolas" w:hAnsi="Consolas"/>
-          <w:sz w:val="20"/>
-          <w:color w:val="808080"/>
-        </w:rPr>
-        <w:t xml:space="preserve">-</w:t>
-      </w:r>
-      <w:r>
-        <w:rPr>
-          <w:rFonts w:ascii="Consolas" w:hAnsi="Consolas"/>
-          <w:sz w:val="20"/>
-        </w:rPr>
-        <w:t xml:space="preserve"> </w:t>
-      </w:r>
-      <w:r>
-        <w:rPr>
-          <w:rFonts w:ascii="Consolas" w:hAnsi="Consolas"/>
-          <w:sz w:val="20"/>
-          <w:color w:val="A31515"/>
-        </w:rPr>
-        <w:t xml:space="preserve">'</w:t>
-      </w:r>
-      <w:r>
-        <w:rPr>
-          <w:rFonts w:ascii="Consolas" w:hAnsi="Consolas"/>
-          <w:sz w:val="20"/>
-          <w:color w:val="A31515"/>
-        </w:rPr>
-        <w:t xml:space="preserve">gh-readme2rtf-docx-txt-settings.json</w:t>
-      </w:r>
-      <w:r>
-        <w:rPr>
-          <w:rFonts w:ascii="Consolas" w:hAnsi="Consolas"/>
-          <w:sz w:val="20"/>
-          <w:color w:val="A31515"/>
-        </w:rPr>
-        <w:t xml:space="preserve">'</w:t>
-      </w:r>
-    </w:p>
-    <w:p>
-      <w:pPr>
-        <w:shd w:val="clear" w:fill="E6F0FA"/>
-        <w:spacing w:after="0" w:line="240" w:lineRule="auto"/>
-      </w:pPr>
-      <w:r>
-        <w:rPr>
-          <w:rFonts w:ascii="Consolas" w:hAnsi="Consolas"/>
-          <w:sz w:val="20"/>
-        </w:rPr>
-        <w:t xml:space="preserve">      </w:t>
-      </w:r>
-      <w:r>
-        <w:rPr>
-          <w:rFonts w:ascii="Consolas" w:hAnsi="Consolas"/>
-          <w:sz w:val="20"/>
-          <w:color w:val="008000"/>
-        </w:rPr>
-        <w:t xml:space="preserve"># ↓ additional entries are auto-appended by the sync step below,</w:t>
-      </w:r>
-    </w:p>
-    <w:p>
-      <w:pPr>
-        <w:shd w:val="clear" w:fill="E6F0FA"/>
-        <w:spacing w:after="0" w:line="240" w:lineRule="auto"/>
-      </w:pPr>
-      <w:r>
-        <w:rPr>
-          <w:rFonts w:ascii="Consolas" w:hAnsi="Consolas"/>
-          <w:sz w:val="20"/>
-        </w:rPr>
-        <w:t xml:space="preserve">      </w:t>
-      </w:r>
-      <w:r>
-        <w:rPr>
-          <w:rFonts w:ascii="Consolas" w:hAnsi="Consolas"/>
-          <w:sz w:val="20"/>
-          <w:color w:val="008000"/>
-        </w:rPr>
-        <w:t xml:space="preserve">#   mirroring every `input` path from the settings file.</w:t>
-      </w:r>
-    </w:p>
-    <w:p>
-      <w:pPr>
-        <w:shd w:val="clear" w:fill="E6F0FA"/>
-        <w:spacing w:after="0" w:line="240" w:lineRule="auto"/>
-      </w:pPr>
-      <w:r>
-        <w:rPr>
-          <w:rFonts w:ascii="Consolas" w:hAnsi="Consolas"/>
-          <w:sz w:val="20"/>
-        </w:rPr>
-        <w:t xml:space="preserve">      </w:t>
-      </w:r>
-      <w:r>
-        <w:rPr>
-          <w:rFonts w:ascii="Consolas" w:hAnsi="Consolas"/>
-          <w:sz w:val="20"/>
-          <w:color w:val="808080"/>
-        </w:rPr>
-        <w:t xml:space="preserve">-</w:t>
-      </w:r>
-      <w:r>
-        <w:rPr>
-          <w:rFonts w:ascii="Consolas" w:hAnsi="Consolas"/>
-          <w:sz w:val="20"/>
-        </w:rPr>
-        <w:t xml:space="preserve"> </w:t>
-      </w:r>
-      <w:r>
-        <w:rPr>
-          <w:rFonts w:ascii="Consolas" w:hAnsi="Consolas"/>
-          <w:sz w:val="20"/>
-          <w:color w:val="A31515"/>
-        </w:rPr>
-        <w:t xml:space="preserve">'</w:t>
-      </w:r>
-      <w:r>
-        <w:rPr>
-          <w:rFonts w:ascii="Consolas" w:hAnsi="Consolas"/>
-          <w:sz w:val="20"/>
-          <w:color w:val="A31515"/>
-        </w:rPr>
-        <w:t xml:space="preserve">README.md</w:t>
-      </w:r>
-      <w:r>
-        <w:rPr>
-          <w:rFonts w:ascii="Consolas" w:hAnsi="Consolas"/>
-          <w:sz w:val="20"/>
-          <w:color w:val="A31515"/>
-        </w:rPr>
-        <w:t xml:space="preserve">'</w:t>
-      </w:r>
-    </w:p>
-    <w:p>
-      <w:pPr>
-        <w:shd w:val="clear" w:fill="E6F0FA"/>
-        <w:spacing w:after="0" w:line="240" w:lineRule="auto"/>
-      </w:pPr>
-      <w:r>
-        <w:rPr>
-          <w:rFonts w:ascii="Consolas" w:hAnsi="Consolas"/>
-          <w:sz w:val="20"/>
-        </w:rPr>
-        <w:t xml:space="preserve"/>
-      </w:r>
-    </w:p>
-    <w:p>
-      <w:pPr>
-        <w:shd w:val="clear" w:fill="E6F0FA"/>
-        <w:spacing w:after="0" w:line="240" w:lineRule="auto"/>
-      </w:pPr>
-      <w:r>
-        <w:rPr>
-          <w:rFonts w:ascii="Consolas" w:hAnsi="Consolas"/>
-          <w:sz w:val="20"/>
-          <w:color w:val="000080"/>
-        </w:rPr>
-        <w:t xml:space="preserve">jobs</w:t>
-      </w:r>
-      <w:r>
-        <w:rPr>
-          <w:rFonts w:ascii="Consolas" w:hAnsi="Consolas"/>
-          <w:sz w:val="20"/>
-          <w:color w:val="808080"/>
-        </w:rPr>
-        <w:t xml:space="preserve">:</w:t>
-      </w:r>
-    </w:p>
-    <w:p>
-      <w:pPr>
-        <w:shd w:val="clear" w:fill="E6F0FA"/>
-        <w:spacing w:after="0" w:line="240" w:lineRule="auto"/>
-      </w:pPr>
-      <w:r>
-        <w:rPr>
-          <w:rFonts w:ascii="Consolas" w:hAnsi="Consolas"/>
-          <w:sz w:val="20"/>
-        </w:rPr>
-        <w:t xml:space="preserve">  </w:t>
-      </w:r>
-      <w:r>
-        <w:rPr>
-          <w:rFonts w:ascii="Consolas" w:hAnsi="Consolas"/>
-          <w:sz w:val="20"/>
-          <w:color w:val="000080"/>
-        </w:rPr>
-        <w:t xml:space="preserve">convert</w:t>
-      </w:r>
-      <w:r>
-        <w:rPr>
-          <w:rFonts w:ascii="Consolas" w:hAnsi="Consolas"/>
-          <w:sz w:val="20"/>
-          <w:color w:val="808080"/>
-        </w:rPr>
-        <w:t xml:space="preserve">:</w:t>
-      </w:r>
-    </w:p>
-    <w:p>
-      <w:pPr>
-        <w:shd w:val="clear" w:fill="E6F0FA"/>
-        <w:spacing w:after="0" w:line="240" w:lineRule="auto"/>
-      </w:pPr>
-      <w:r>
-        <w:rPr>
-          <w:rFonts w:ascii="Consolas" w:hAnsi="Consolas"/>
-          <w:sz w:val="20"/>
-        </w:rPr>
-        <w:t xml:space="preserve">    </w:t>
-      </w:r>
-      <w:r>
-        <w:rPr>
-          <w:rFonts w:ascii="Consolas" w:hAnsi="Consolas"/>
-          <w:sz w:val="20"/>
-          <w:color w:val="000080"/>
-        </w:rPr>
-        <w:t xml:space="preserve">steps</w:t>
-      </w:r>
-      <w:r>
-        <w:rPr>
-          <w:rFonts w:ascii="Consolas" w:hAnsi="Consolas"/>
-          <w:sz w:val="20"/>
-          <w:color w:val="808080"/>
-        </w:rPr>
-        <w:t xml:space="preserve">:</w:t>
-      </w:r>
-    </w:p>
-    <w:p>
-      <w:pPr>
-        <w:shd w:val="clear" w:fill="E6F0FA"/>
-        <w:spacing w:after="0" w:line="240" w:lineRule="auto"/>
-      </w:pPr>
-      <w:r>
-        <w:rPr>
-          <w:rFonts w:ascii="Consolas" w:hAnsi="Consolas"/>
-          <w:sz w:val="20"/>
-        </w:rPr>
-        <w:t xml:space="preserve">      </w:t>
-      </w:r>
-      <w:r>
-        <w:rPr>
-          <w:rFonts w:ascii="Consolas" w:hAnsi="Consolas"/>
-          <w:sz w:val="20"/>
-          <w:color w:val="808080"/>
-        </w:rPr>
-        <w:t xml:space="preserve">-</w:t>
-      </w:r>
-      <w:r>
-        <w:rPr>
-          <w:rFonts w:ascii="Consolas" w:hAnsi="Consolas"/>
-          <w:sz w:val="20"/>
-        </w:rPr>
-        <w:t xml:space="preserve"> </w:t>
-      </w:r>
-      <w:r>
-        <w:rPr>
-          <w:rFonts w:ascii="Consolas" w:hAnsi="Consolas"/>
-          <w:sz w:val="20"/>
-          <w:color w:val="000080"/>
-        </w:rPr>
-        <w:t xml:space="preserve">uses</w:t>
-      </w:r>
-      <w:r>
-        <w:rPr>
-          <w:rFonts w:ascii="Consolas" w:hAnsi="Consolas"/>
-          <w:sz w:val="20"/>
-          <w:color w:val="808080"/>
-        </w:rPr>
-        <w:t xml:space="preserve">:</w:t>
-      </w:r>
-      <w:r>
-        <w:rPr>
-          <w:rFonts w:ascii="Consolas" w:hAnsi="Consolas"/>
-          <w:sz w:val="20"/>
-        </w:rPr>
-        <w:t xml:space="preserve"> </w:t>
-      </w:r>
-      <w:r>
-        <w:rPr>
-          <w:rFonts w:ascii="Consolas" w:hAnsi="Consolas"/>
-          <w:sz w:val="20"/>
-        </w:rPr>
-        <w:t xml:space="preserve">actions/checkout@v4</w:t>
-      </w:r>
-    </w:p>
-    <w:p>
-      <w:pPr>
-        <w:shd w:val="clear" w:fill="E6F0FA"/>
-        <w:spacing w:after="0" w:line="240" w:lineRule="auto"/>
-      </w:pPr>
-      <w:r>
-        <w:rPr>
-          <w:rFonts w:ascii="Consolas" w:hAnsi="Consolas"/>
-          <w:sz w:val="20"/>
-        </w:rPr>
-        <w:t xml:space="preserve"/>
-      </w:r>
-    </w:p>
-    <w:p>
-      <w:pPr>
-        <w:shd w:val="clear" w:fill="E6F0FA"/>
-        <w:spacing w:after="0" w:line="240" w:lineRule="auto"/>
-      </w:pPr>
-      <w:r>
-        <w:rPr>
-          <w:rFonts w:ascii="Consolas" w:hAnsi="Consolas"/>
-          <w:sz w:val="20"/>
-        </w:rPr>
-        <w:t xml:space="preserve">      </w:t>
-      </w:r>
-      <w:r>
-        <w:rPr>
-          <w:rFonts w:ascii="Consolas" w:hAnsi="Consolas"/>
-          <w:sz w:val="20"/>
-          <w:color w:val="808080"/>
-        </w:rPr>
-        <w:t xml:space="preserve">-</w:t>
-      </w:r>
-      <w:r>
-        <w:rPr>
-          <w:rFonts w:ascii="Consolas" w:hAnsi="Consolas"/>
-          <w:sz w:val="20"/>
-        </w:rPr>
-        <w:t xml:space="preserve"> </w:t>
-      </w:r>
-      <w:r>
-        <w:rPr>
-          <w:rFonts w:ascii="Consolas" w:hAnsi="Consolas"/>
-          <w:sz w:val="20"/>
-          <w:color w:val="000080"/>
-        </w:rPr>
-        <w:t xml:space="preserve">name</w:t>
-      </w:r>
-      <w:r>
-        <w:rPr>
-          <w:rFonts w:ascii="Consolas" w:hAnsi="Consolas"/>
-          <w:sz w:val="20"/>
-          <w:color w:val="808080"/>
-        </w:rPr>
-        <w:t xml:space="preserve">:</w:t>
-      </w:r>
-      <w:r>
-        <w:rPr>
-          <w:rFonts w:ascii="Consolas" w:hAnsi="Consolas"/>
-          <w:sz w:val="20"/>
-        </w:rPr>
-        <w:t xml:space="preserve"> </w:t>
-      </w:r>
-      <w:r>
-        <w:rPr>
-          <w:rFonts w:ascii="Consolas" w:hAnsi="Consolas"/>
-          <w:sz w:val="20"/>
-        </w:rPr>
-        <w:t xml:space="preserve">Sync</w:t>
-      </w:r>
-      <w:r>
-        <w:rPr>
-          <w:rFonts w:ascii="Consolas" w:hAnsi="Consolas"/>
-          <w:sz w:val="20"/>
-        </w:rPr>
-        <w:t xml:space="preserve"> </w:t>
-      </w:r>
-      <w:r>
-        <w:rPr>
-          <w:rFonts w:ascii="Consolas" w:hAnsi="Consolas"/>
-          <w:sz w:val="20"/>
-        </w:rPr>
-        <w:t xml:space="preserve">workflow</w:t>
-      </w:r>
-      <w:r>
-        <w:rPr>
-          <w:rFonts w:ascii="Consolas" w:hAnsi="Consolas"/>
-          <w:sz w:val="20"/>
-        </w:rPr>
-        <w:t xml:space="preserve"> </w:t>
-      </w:r>
-      <w:r>
-        <w:rPr>
-          <w:rFonts w:ascii="Consolas" w:hAnsi="Consolas"/>
-          <w:sz w:val="20"/>
-        </w:rPr>
-        <w:t xml:space="preserve">trigger</w:t>
-      </w:r>
-      <w:r>
-        <w:rPr>
-          <w:rFonts w:ascii="Consolas" w:hAnsi="Consolas"/>
-          <w:sz w:val="20"/>
-        </w:rPr>
-        <w:t xml:space="preserve"> </w:t>
-      </w:r>
-      <w:r>
-        <w:rPr>
-          <w:rFonts w:ascii="Consolas" w:hAnsi="Consolas"/>
-          <w:sz w:val="20"/>
-        </w:rPr>
-        <w:t xml:space="preserve">paths</w:t>
-      </w:r>
-      <w:r>
-        <w:rPr>
-          <w:rFonts w:ascii="Consolas" w:hAnsi="Consolas"/>
-          <w:sz w:val="20"/>
-        </w:rPr>
-        <w:t xml:space="preserve"> </w:t>
-      </w:r>
-      <w:r>
-        <w:rPr>
-          <w:rFonts w:ascii="Consolas" w:hAnsi="Consolas"/>
-          <w:sz w:val="20"/>
-        </w:rPr>
-        <w:t xml:space="preserve">to</w:t>
-      </w:r>
-      <w:r>
-        <w:rPr>
-          <w:rFonts w:ascii="Consolas" w:hAnsi="Consolas"/>
-          <w:sz w:val="20"/>
-        </w:rPr>
-        <w:t xml:space="preserve"> </w:t>
-      </w:r>
-      <w:r>
-        <w:rPr>
-          <w:rFonts w:ascii="Consolas" w:hAnsi="Consolas"/>
-          <w:sz w:val="20"/>
-        </w:rPr>
-        <w:t xml:space="preserve">settings</w:t>
-      </w:r>
-      <w:r>
-        <w:rPr>
-          <w:rFonts w:ascii="Consolas" w:hAnsi="Consolas"/>
-          <w:sz w:val="20"/>
-        </w:rPr>
-        <w:t xml:space="preserve"> </w:t>
-      </w:r>
-      <w:r>
-        <w:rPr>
-          <w:rFonts w:ascii="Consolas" w:hAnsi="Consolas"/>
-          <w:sz w:val="20"/>
-        </w:rPr>
-        <w:t xml:space="preserve">file</w:t>
-      </w:r>
-    </w:p>
-    <w:p>
-      <w:pPr>
-        <w:shd w:val="clear" w:fill="E6F0FA"/>
-        <w:spacing w:after="0" w:line="240" w:lineRule="auto"/>
-      </w:pPr>
-      <w:r>
-        <w:rPr>
-          <w:rFonts w:ascii="Consolas" w:hAnsi="Consolas"/>
-          <w:sz w:val="20"/>
-        </w:rPr>
-        <w:t xml:space="preserve">        </w:t>
-      </w:r>
-      <w:r>
-        <w:rPr>
-          <w:rFonts w:ascii="Consolas" w:hAnsi="Consolas"/>
-          <w:sz w:val="20"/>
-          <w:color w:val="008000"/>
-        </w:rPr>
-        <w:t xml:space="preserve"># Reads the settings JSON, rewrites this file's `paths:` block if it</w:t>
-      </w:r>
-    </w:p>
-    <w:p>
-      <w:pPr>
-        <w:shd w:val="clear" w:fill="E6F0FA"/>
-        <w:spacing w:after="0" w:line="240" w:lineRule="auto"/>
-      </w:pPr>
-      <w:r>
-        <w:rPr>
-          <w:rFonts w:ascii="Consolas" w:hAnsi="Consolas"/>
-          <w:sz w:val="20"/>
-        </w:rPr>
-        <w:t xml:space="preserve">        </w:t>
-      </w:r>
-      <w:r>
-        <w:rPr>
-          <w:rFonts w:ascii="Consolas" w:hAnsi="Consolas"/>
-          <w:sz w:val="20"/>
-          <w:color w:val="008000"/>
-        </w:rPr>
-        <w:t xml:space="preserve"># drifts. Commits a small workflow-only update when it changes.</w:t>
-      </w:r>
-    </w:p>
-    <w:p>
-      <w:pPr>
-        <w:shd w:val="clear" w:fill="E6F0FA"/>
-        <w:spacing w:after="0" w:line="240" w:lineRule="auto"/>
-      </w:pPr>
-      <w:r>
-        <w:rPr>
-          <w:rFonts w:ascii="Consolas" w:hAnsi="Consolas"/>
-          <w:sz w:val="20"/>
-        </w:rPr>
-        <w:t xml:space="preserve">        </w:t>
-      </w:r>
-      <w:r>
-        <w:rPr>
-          <w:rFonts w:ascii="Consolas" w:hAnsi="Consolas"/>
-          <w:sz w:val="20"/>
-          <w:color w:val="000080"/>
-        </w:rPr>
-        <w:t xml:space="preserve">shell</w:t>
-      </w:r>
-      <w:r>
-        <w:rPr>
-          <w:rFonts w:ascii="Consolas" w:hAnsi="Consolas"/>
-          <w:sz w:val="20"/>
-          <w:color w:val="808080"/>
-        </w:rPr>
-        <w:t xml:space="preserve">:</w:t>
-      </w:r>
-      <w:r>
-        <w:rPr>
-          <w:rFonts w:ascii="Consolas" w:hAnsi="Consolas"/>
-          <w:sz w:val="20"/>
-        </w:rPr>
-        <w:t xml:space="preserve"> </w:t>
-      </w:r>
-      <w:r>
-        <w:rPr>
-          <w:rFonts w:ascii="Consolas" w:hAnsi="Consolas"/>
-          <w:sz w:val="20"/>
-        </w:rPr>
-        <w:t xml:space="preserve">python</w:t>
-      </w:r>
-    </w:p>
-    <w:p>
-      <w:pPr>
-        <w:shd w:val="clear" w:fill="E6F0FA"/>
-        <w:spacing w:after="0" w:line="240" w:lineRule="auto"/>
-      </w:pPr>
-      <w:r>
-        <w:rPr>
-          <w:rFonts w:ascii="Consolas" w:hAnsi="Consolas"/>
-          <w:sz w:val="20"/>
-        </w:rPr>
-        <w:t xml:space="preserve">        </w:t>
-      </w:r>
-      <w:r>
-        <w:rPr>
-          <w:rFonts w:ascii="Consolas" w:hAnsi="Consolas"/>
-          <w:sz w:val="20"/>
-        </w:rPr>
-        <w:t xml:space="preserve">...</w:t>
-      </w:r>
-    </w:p>
-    <w:p>
-      <w:pPr>
-        <w:shd w:val="clear" w:fill="E6F0FA"/>
-        <w:spacing w:after="0" w:line="240" w:lineRule="auto"/>
-      </w:pPr>
-      <w:r>
-        <w:rPr>
-          <w:rFonts w:ascii="Consolas" w:hAnsi="Consolas"/>
-          <w:sz w:val="20"/>
-        </w:rPr>
-        <w:t xml:space="preserve"/>
-      </w:r>
-    </w:p>
-    <w:p>
-      <w:pPr>
-        <w:shd w:val="clear" w:fill="E6F0FA"/>
-        <w:spacing w:after="0" w:line="240" w:lineRule="auto"/>
-      </w:pPr>
-      <w:r>
-        <w:rPr>
-          <w:rFonts w:ascii="Consolas" w:hAnsi="Consolas"/>
-          <w:sz w:val="20"/>
-        </w:rPr>
-        <w:t xml:space="preserve">      </w:t>
-      </w:r>
-      <w:r>
-        <w:rPr>
-          <w:rFonts w:ascii="Consolas" w:hAnsi="Consolas"/>
-          <w:sz w:val="20"/>
-          <w:color w:val="808080"/>
-        </w:rPr>
-        <w:t xml:space="preserve">-</w:t>
-      </w:r>
-      <w:r>
-        <w:rPr>
-          <w:rFonts w:ascii="Consolas" w:hAnsi="Consolas"/>
-          <w:sz w:val="20"/>
-        </w:rPr>
-        <w:t xml:space="preserve"> </w:t>
-      </w:r>
-      <w:r>
-        <w:rPr>
-          <w:rFonts w:ascii="Consolas" w:hAnsi="Consolas"/>
-          <w:sz w:val="20"/>
-          <w:color w:val="000080"/>
-        </w:rPr>
-        <w:t xml:space="preserve">name</w:t>
-      </w:r>
-      <w:r>
-        <w:rPr>
-          <w:rFonts w:ascii="Consolas" w:hAnsi="Consolas"/>
-          <w:sz w:val="20"/>
-          <w:color w:val="808080"/>
-        </w:rPr>
-        <w:t xml:space="preserve">:</w:t>
-      </w:r>
-      <w:r>
-        <w:rPr>
-          <w:rFonts w:ascii="Consolas" w:hAnsi="Consolas"/>
-          <w:sz w:val="20"/>
-        </w:rPr>
-        <w:t xml:space="preserve"> </w:t>
-      </w:r>
-      <w:r>
-        <w:rPr>
-          <w:rFonts w:ascii="Consolas" w:hAnsi="Consolas"/>
-          <w:sz w:val="20"/>
-        </w:rPr>
-        <w:t xml:space="preserve">Convert</w:t>
-      </w:r>
-      <w:r>
-        <w:rPr>
-          <w:rFonts w:ascii="Consolas" w:hAnsi="Consolas"/>
-          <w:sz w:val="20"/>
-        </w:rPr>
-        <w:t xml:space="preserve"> </w:t>
-      </w:r>
-      <w:r>
-        <w:rPr>
-          <w:rFonts w:ascii="Consolas" w:hAnsi="Consolas"/>
-          <w:sz w:val="20"/>
-        </w:rPr>
-        <w:t xml:space="preserve">README</w:t>
-      </w:r>
-    </w:p>
-    <w:p>
-      <w:pPr>
-        <w:shd w:val="clear" w:fill="E6F0FA"/>
-        <w:spacing w:after="0" w:line="240" w:lineRule="auto"/>
-      </w:pPr>
-      <w:r>
-        <w:rPr>
-          <w:rFonts w:ascii="Consolas" w:hAnsi="Consolas"/>
-          <w:sz w:val="20"/>
-        </w:rPr>
-        <w:t xml:space="preserve">        </w:t>
-      </w:r>
-      <w:r>
-        <w:rPr>
-          <w:rFonts w:ascii="Consolas" w:hAnsi="Consolas"/>
-          <w:sz w:val="20"/>
-          <w:color w:val="000080"/>
-        </w:rPr>
-        <w:t xml:space="preserve">uses</w:t>
-      </w:r>
-      <w:r>
-        <w:rPr>
-          <w:rFonts w:ascii="Consolas" w:hAnsi="Consolas"/>
-          <w:sz w:val="20"/>
-          <w:color w:val="808080"/>
-        </w:rPr>
-        <w:t xml:space="preserve">:</w:t>
-      </w:r>
-      <w:r>
-        <w:rPr>
-          <w:rFonts w:ascii="Consolas" w:hAnsi="Consolas"/>
-          <w:sz w:val="20"/>
-        </w:rPr>
-        <w:t xml:space="preserve"> </w:t>
-      </w:r>
-      <w:r>
-        <w:rPr>
-          <w:rFonts w:ascii="Consolas" w:hAnsi="Consolas"/>
-          <w:sz w:val="20"/>
-        </w:rPr>
-        <w:t xml:space="preserve">./.github/actions/gh-readme2rtf-docx-txt</w:t>
-      </w:r>
-    </w:p>
-    <w:p>
-      <w:pPr>
-        <w:shd w:val="clear" w:fill="E6F0FA"/>
-        <w:spacing w:after="0" w:line="240" w:lineRule="auto"/>
-      </w:pPr>
-      <w:r>
-        <w:rPr>
-          <w:rFonts w:ascii="Consolas" w:hAnsi="Consolas"/>
-          <w:sz w:val="20"/>
-        </w:rPr>
-        <w:t xml:space="preserve">      </w:t>
-      </w:r>
-      <w:r>
-        <w:rPr>
-          <w:rFonts w:ascii="Consolas" w:hAnsi="Consolas"/>
-          <w:sz w:val="20"/>
-          <w:color w:val="008000"/>
-        </w:rPr>
-        <w:t xml:space="preserve"># ... stage, commit, push generated files</w:t>
-      </w:r>
-    </w:p>
-    <w:p>
-      <w:pPr>
-        <w:shd w:val="clear" w:fill="E6F0FA"/>
-        <w:spacing w:after="0" w:line="240" w:lineRule="auto"/>
-      </w:pPr>
-      <w:r>
-        <w:rPr>
-          <w:rFonts w:ascii="Consolas" w:hAnsi="Consolas"/>
-          <w:sz w:val="20"/>
-        </w:rPr>
-        <w:t xml:space="preserve"/>
-      </w:r>
-    </w:p>
-    <w:p>
-      <w:r>
-        <w:t xml:space="preserve">See the workflow file in this repo for the full listing.</w:t>
-      </w:r>
-    </w:p>
-    <w:p>
-      <w:pPr>
-        <w:pStyle w:val="Heading3"/>
-      </w:pPr>
-      <w:bookmarkStart w:id="927" w:name="4-push-and-done"/>
-      <w:bookmarkEnd w:id="927"/>
-      <w:r>
-        <w:t xml:space="preserve">4. Push and done</w:t>
-      </w:r>
-    </w:p>
-    <w:p>
-      <w:r>
-        <w:t xml:space="preserve">The workflow is triggered by </w:t>
-      </w:r>
-      <w:r>
-        <w:rPr>
-          <w:b/>
-        </w:rPr>
-        <w:t xml:space="preserve">any push that modifies the settings file or one of the tracked input files</w:t>
-      </w:r>
-      <w:r>
-        <w:t xml:space="preserve">. It regenerates the configured outputs and commits them back. You can also trigger it manually from the Actions tab.</w:t>
-      </w:r>
-    </w:p>
-    <w:p>
-      <w:r>
-        <w:rPr>
-          <w:b/>
-        </w:rPr>
-        <w:t xml:space="preserve">How the trigger stays in sync:</w:t>
-      </w:r>
-      <w:r>
-        <w:t xml:space="preserve"> The </w:t>
-      </w:r>
-      <w:r>
-        <w:rPr>
-          <w:rFonts w:ascii="Consolas" w:hAnsi="Consolas"/>
-          <w:sz w:val="20"/>
-          <w:shd w:val="clear" w:fill="E6F0FA"/>
-        </w:rPr>
-        <w:t xml:space="preserve">paths:</w:t>
-      </w:r>
-      <w:r>
-        <w:t xml:space="preserve"> block starts seeded with just the settings file. On every run, the first step reads the settings file, computes the set of tracked inputs, and — if the workflow's </w:t>
-      </w:r>
-      <w:r>
-        <w:rPr>
-          <w:rFonts w:ascii="Consolas" w:hAnsi="Consolas"/>
-          <w:sz w:val="20"/>
-          <w:shd w:val="clear" w:fill="E6F0FA"/>
-        </w:rPr>
-        <w:t xml:space="preserve">paths:</w:t>
-      </w:r>
-      <w:r>
-        <w:t xml:space="preserve"> list doesn't already match — rewrites that block and commits the workflow file. So the next time you add or remove an </w:t>
-      </w:r>
-      <w:r>
-        <w:rPr>
-          <w:rFonts w:ascii="Consolas" w:hAnsi="Consolas"/>
-          <w:sz w:val="20"/>
-          <w:shd w:val="clear" w:fill="E6F0FA"/>
-        </w:rPr>
-        <w:t xml:space="preserve">input</w:t>
-      </w:r>
-      <w:r>
-        <w:t xml:space="preserve"> entry in the settings file, the workflow re-triggers itself, self-heals, and then future edits to the newly-tracked paths start firing the workflow automatically.</w:t>
-      </w:r>
-    </w:p>
-    <w:p>
-      <w:r>
-        <w:t xml:space="preserve">Converter source-code changes do </w:t>
-      </w:r>
-      <w:r>
-        <w:rPr>
-          <w:b/>
-        </w:rPr>
-        <w:t xml:space="preserve">not</w:t>
-      </w:r>
-      <w:r>
-        <w:t xml:space="preserve"> auto-trigger the workflow — run it manually from the Actions tab when you want to regenerate outputs after a code change.</w:t>
-      </w:r>
-    </w:p>
-    <w:p>
-      <w:pPr>
-        <w:pStyle w:val="Heading2"/>
-      </w:pPr>
-      <w:bookmarkStart w:id="2987" w:name="how-it-works"/>
-      <w:bookmarkEnd w:id="2987"/>
-      <w:r>
-        <w:t xml:space="preserve">How It Works</w:t>
-      </w:r>
-    </w:p>
-    <w:p>
-      <w:r>
-        <w:t xml:space="preserve">Two Python files, zero heavy dependencies:</w:t>
-      </w:r>
-    </w:p>
-    <w:p>
-      <w:pPr>
-        <w:ind w:left="720"/>
-        <w:spacing w:after="40"/>
-      </w:pPr>
-      <w:r>
-        <w:t xml:space="preserve">1. </w:t>
-      </w:r>
-      <w:r>
-        <w:rPr>
-          <w:b/>
-          <w:rFonts w:ascii="Consolas" w:hAnsi="Consolas"/>
-          <w:sz w:val="20"/>
-          <w:shd w:val="clear" w:fill="E6F0FA"/>
-        </w:rPr>
-        <w:t xml:space="preserve">gh-readme2rtf-docx-txt.py</w:t>
-      </w:r>
-      <w:r>
-        <w:t xml:space="preserve"> — Single converter driven by a data-driven rule engine. Parses GitHub-Flavored Markdown and emits RTF, DOCX, or TXT based on the output extension. Uses </w:t>
-      </w:r>
-      <w:r>
-        <w:fldChar w:fldCharType="begin"/>
-      </w:r>
-      <w:r>
-        <w:instrText xml:space="preserve"> HYPERLINK "https://pygments.org/" </w:instrText>
-      </w:r>
-      <w:r>
-        <w:fldChar w:fldCharType="separate"/>
-      </w:r>
-      <w:r>
-        <w:rPr>
-          <w:color w:val="365F91"/>
-          <w:u w:val="single"/>
-        </w:rPr>
-        <w:t xml:space="preserve">Pygments</w:t>
-      </w:r>
-      <w:r>
-        <w:fldChar w:fldCharType="end"/>
-      </w:r>
-      <w:r>
-        <w:t xml:space="preserve"> for syntax highlighting across both RTF and DOCX. Resolves </w:t>
-      </w:r>
-      <w:r>
-        <w:rPr>
-          <w:rFonts w:ascii="Consolas" w:hAnsi="Consolas"/>
-          <w:sz w:val="20"/>
-          <w:shd w:val="clear" w:fill="E6F0FA"/>
-        </w:rPr>
-        <w:t xml:space="preserve">@mentions</w:t>
-      </w:r>
-      <w:r>
-        <w:t xml:space="preserve">, </w:t>
-      </w:r>
-      <w:r>
-        <w:rPr>
-          <w:rFonts w:ascii="Consolas" w:hAnsi="Consolas"/>
-          <w:sz w:val="20"/>
-          <w:shd w:val="clear" w:fill="E6F0FA"/>
-        </w:rPr>
-        <w:t xml:space="preserve">#issues</w:t>
-      </w:r>
-      <w:r>
-        <w:t xml:space="preserve">, and relative links to GitHub URLs automatically.</w:t>
-      </w:r>
-    </w:p>
-    <w:p>
-      <w:pPr>
-        <w:ind w:left="720"/>
-        <w:spacing w:after="40"/>
-      </w:pPr>
-      <w:r>
-        <w:t xml:space="preserve">2. </w:t>
-      </w:r>
-      <w:r>
-        <w:rPr>
-          <w:b/>
-          <w:rFonts w:ascii="Consolas" w:hAnsi="Consolas"/>
-          <w:sz w:val="20"/>
-          <w:shd w:val="clear" w:fill="E6F0FA"/>
-        </w:rPr>
-        <w:t xml:space="preserve">rtf_image_embedder.py</w:t>
-      </w:r>
-      <w:r>
-        <w:t xml:space="preserve"> — Post-processor for the RTF path only. Finds </w:t>
-      </w:r>
-      <w:r>
-        <w:rPr>
-          <w:rFonts w:ascii="Consolas" w:hAnsi="Consolas"/>
-          <w:sz w:val="20"/>
-          <w:shd w:val="clear" w:fill="E6F0FA"/>
-        </w:rPr>
-        <w:t xml:space="preserve">[Image: ...]</w:t>
-      </w:r>
-      <w:r>
-        <w:t xml:space="preserve"> placeholders, reads referenced local images, downscales them with </w:t>
-      </w:r>
-      <w:r>
-        <w:fldChar w:fldCharType="begin"/>
-      </w:r>
-      <w:r>
-        <w:instrText xml:space="preserve"> HYPERLINK "https://pillow.readthedocs.io/" </w:instrText>
-      </w:r>
-      <w:r>
-        <w:fldChar w:fldCharType="separate"/>
-      </w:r>
-      <w:r>
-        <w:rPr>
-          <w:color w:val="365F91"/>
-          <w:u w:val="single"/>
-        </w:rPr>
-        <w:t xml:space="preserve">Pillow</w:t>
-      </w:r>
-      <w:r>
-        <w:fldChar w:fldCharType="end"/>
-      </w:r>
-      <w:r>
-        <w:t xml:space="preserve"> to fit page bounds, and embeds them as hex-encoded </w:t>
-      </w:r>
-      <w:r>
-        <w:rPr>
-          <w:rFonts w:ascii="Consolas" w:hAnsi="Consolas"/>
-          <w:sz w:val="20"/>
-          <w:shd w:val="clear" w:fill="E6F0FA"/>
-        </w:rPr>
-        <w:t xml:space="preserve">\pict</w:t>
-      </w:r>
-      <w:r>
-        <w:t xml:space="preserve"> blocks. DOCX image embedding is handled inside the main converter using the OOXML package's native image relationships.</w:t>
-      </w:r>
-    </w:p>
-    <w:p>
-      <w:r>
-        <w:t xml:space="preserve">The composite action (</w:t>
-      </w:r>
-      <w:r>
-        <w:rPr>
-          <w:rFonts w:ascii="Consolas" w:hAnsi="Consolas"/>
-          <w:sz w:val="20"/>
-          <w:shd w:val="clear" w:fill="E6F0FA"/>
-        </w:rPr>
-        <w:t xml:space="preserve">action.yml</w:t>
-      </w:r>
-      <w:r>
-        <w:t xml:space="preserve">) reads </w:t>
-      </w:r>
-      <w:r>
-        <w:rPr>
-          <w:rFonts w:ascii="Consolas" w:hAnsi="Consolas"/>
-          <w:sz w:val="20"/>
-          <w:shd w:val="clear" w:fill="E6F0FA"/>
-        </w:rPr>
-        <w:t xml:space="preserve">gh-readme2rtf-docx-txt-settings.json</w:t>
-      </w:r>
-      <w:r>
-        <w:t xml:space="preserve"> and dispatches the converter per file/format.</w:t>
-      </w:r>
-    </w:p>
-    <w:p>
-      <w:pPr>
-        <w:pStyle w:val="Heading3"/>
-      </w:pPr>
-      <w:bookmarkStart w:id="7033" w:name="dependencies"/>
-      <w:bookmarkEnd w:id="7033"/>
-      <w:r>
-        <w:t xml:space="preserve">Dependencies</w:t>
-      </w:r>
-    </w:p>
-    <w:p>
-      <w:pPr>
-        <w:ind w:left="720"/>
-        <w:spacing w:after="40"/>
-      </w:pPr>
-      <w:r>
-        <w:t xml:space="preserve">• </w:t>
-      </w:r>
-      <w:r>
-        <w:rPr>
-          <w:b/>
-        </w:rPr>
-        <w:t xml:space="preserve">Python 3</w:t>
-      </w:r>
-      <w:r>
-        <w:t xml:space="preserve"> (preinstalled on GitHub Actions runners)</w:t>
-      </w:r>
-    </w:p>
-    <w:p>
-      <w:pPr>
-        <w:ind w:left="720"/>
-        <w:spacing w:after="40"/>
-      </w:pPr>
-      <w:r>
-        <w:t xml:space="preserve">• </w:t>
-      </w:r>
-      <w:r>
-        <w:rPr>
-          <w:b/>
-        </w:rPr>
-        <w:t xml:space="preserve">Pygments</w:t>
-      </w:r>
-      <w:r>
-        <w:t xml:space="preserve"> (</w:t>
-      </w:r>
-      <w:r>
-        <w:rPr>
-          <w:rFonts w:ascii="Consolas" w:hAnsi="Consolas"/>
-          <w:sz w:val="20"/>
-          <w:shd w:val="clear" w:fill="E6F0FA"/>
-        </w:rPr>
-        <w:t xml:space="preserve">pip install pygments</w:t>
-      </w:r>
-      <w:r>
-        <w:t xml:space="preserve">) — syntax highlighting for 500+ languages</w:t>
-      </w:r>
-    </w:p>
-    <w:p>
-      <w:pPr>
-        <w:ind w:left="720"/>
-        <w:spacing w:after="40"/>
-      </w:pPr>
-      <w:r>
-        <w:t xml:space="preserve">• </w:t>
-      </w:r>
-      <w:r>
-        <w:rPr>
-          <w:b/>
-        </w:rPr>
-        <w:t xml:space="preserve">Pillow</w:t>
-      </w:r>
-      <w:r>
-        <w:t xml:space="preserve"> (</w:t>
-      </w:r>
-      <w:r>
-        <w:rPr>
-          <w:rFonts w:ascii="Consolas" w:hAnsi="Consolas"/>
-          <w:sz w:val="20"/>
-          <w:shd w:val="clear" w:fill="E6F0FA"/>
-        </w:rPr>
-        <w:t xml:space="preserve">pip install pillow</w:t>
-      </w:r>
-      <w:r>
-        <w:t xml:space="preserve">) — image processing for embedding and downscaling</w:t>
-      </w:r>
-    </w:p>
-    <w:p>
-      <w:pPr>
-        <w:pStyle w:val="Heading3"/>
-      </w:pPr>
-      <w:bookmarkStart w:id="692" w:name="run-locally"/>
-      <w:bookmarkEnd w:id="692"/>
-      <w:r>
-        <w:t xml:space="preserve">Run Locally</w:t>
-      </w:r>
-    </w:p>
-    <w:p>
-      <w:pPr>
-        <w:shd w:val="clear" w:fill="E6F0FA"/>
-        <w:spacing w:after="0" w:line="240" w:lineRule="auto"/>
-      </w:pPr>
-      <w:r>
-        <w:rPr>
-          <w:rFonts w:ascii="Consolas" w:hAnsi="Consolas"/>
-          <w:sz w:val="20"/>
-        </w:rPr>
-        <w:t xml:space="preserve">pip</w:t>
-      </w:r>
-      <w:r>
-        <w:rPr>
-          <w:rFonts w:ascii="Consolas" w:hAnsi="Consolas"/>
-          <w:sz w:val="20"/>
-        </w:rPr>
-        <w:t xml:space="preserve"> </w:t>
-      </w:r>
-      <w:r>
-        <w:rPr>
-          <w:rFonts w:ascii="Consolas" w:hAnsi="Consolas"/>
-          <w:sz w:val="20"/>
-        </w:rPr>
-        <w:t xml:space="preserve">install</w:t>
-      </w:r>
-      <w:r>
-        <w:rPr>
-          <w:rFonts w:ascii="Consolas" w:hAnsi="Consolas"/>
-          <w:sz w:val="20"/>
-        </w:rPr>
-        <w:t xml:space="preserve"> </w:t>
-      </w:r>
-      <w:r>
-        <w:rPr>
-          <w:rFonts w:ascii="Consolas" w:hAnsi="Consolas"/>
-          <w:sz w:val="20"/>
-        </w:rPr>
-        <w:t xml:space="preserve">pygments</w:t>
-      </w:r>
-      <w:r>
-        <w:rPr>
-          <w:rFonts w:ascii="Consolas" w:hAnsi="Consolas"/>
-          <w:sz w:val="20"/>
-        </w:rPr>
-        <w:t xml:space="preserve"> </w:t>
-      </w:r>
-      <w:r>
-        <w:rPr>
-          <w:rFonts w:ascii="Consolas" w:hAnsi="Consolas"/>
-          <w:sz w:val="20"/>
-        </w:rPr>
-        <w:t xml:space="preserve">pillow</w:t>
-      </w:r>
-    </w:p>
-    <w:p>
-      <w:pPr>
-        <w:shd w:val="clear" w:fill="E6F0FA"/>
-        <w:spacing w:after="0" w:line="240" w:lineRule="auto"/>
-      </w:pPr>
-      <w:r>
-        <w:rPr>
-          <w:rFonts w:ascii="Consolas" w:hAnsi="Consolas"/>
-          <w:sz w:val="20"/>
-        </w:rPr>
-        <w:t xml:space="preserve"/>
-      </w:r>
-    </w:p>
-    <w:p>
-      <w:pPr>
-        <w:shd w:val="clear" w:fill="E6F0FA"/>
-        <w:spacing w:after="0" w:line="240" w:lineRule="auto"/>
-      </w:pPr>
-      <w:r>
-        <w:rPr>
-          <w:rFonts w:ascii="Consolas" w:hAnsi="Consolas"/>
-          <w:sz w:val="20"/>
-          <w:color w:val="008000"/>
-        </w:rPr>
-        <w:t xml:space="preserve"># RTF (two steps: convert, then embed images)</w:t>
-      </w:r>
-    </w:p>
-    <w:p>
-      <w:pPr>
-        <w:shd w:val="clear" w:fill="E6F0FA"/>
-        <w:spacing w:after="0" w:line="240" w:lineRule="auto"/>
-      </w:pPr>
-      <w:r>
-        <w:rPr>
-          <w:rFonts w:ascii="Consolas" w:hAnsi="Consolas"/>
-          <w:sz w:val="20"/>
-        </w:rPr>
-        <w:t xml:space="preserve">python3</w:t>
-      </w:r>
-      <w:r>
-        <w:rPr>
-          <w:rFonts w:ascii="Consolas" w:hAnsi="Consolas"/>
-          <w:sz w:val="20"/>
-        </w:rPr>
-        <w:t xml:space="preserve"> </w:t>
-      </w:r>
-      <w:r>
-        <w:rPr>
-          <w:rFonts w:ascii="Consolas" w:hAnsi="Consolas"/>
-          <w:sz w:val="20"/>
-        </w:rPr>
-        <w:t xml:space="preserve">gh-readme2rtf-docx-txt.py</w:t>
-      </w:r>
-      <w:r>
-        <w:rPr>
-          <w:rFonts w:ascii="Consolas" w:hAnsi="Consolas"/>
-          <w:sz w:val="20"/>
-        </w:rPr>
-        <w:t xml:space="preserve"> </w:t>
-      </w:r>
-      <w:r>
-        <w:rPr>
-          <w:rFonts w:ascii="Consolas" w:hAnsi="Consolas"/>
-          <w:sz w:val="20"/>
-        </w:rPr>
-        <w:t xml:space="preserve">README.md</w:t>
-      </w:r>
-      <w:r>
-        <w:rPr>
-          <w:rFonts w:ascii="Consolas" w:hAnsi="Consolas"/>
-          <w:sz w:val="20"/>
-        </w:rPr>
-        <w:t xml:space="preserve"> </w:t>
-      </w:r>
-      <w:r>
-        <w:rPr>
-          <w:rFonts w:ascii="Consolas" w:hAnsi="Consolas"/>
-          <w:sz w:val="20"/>
-        </w:rPr>
-        <w:t xml:space="preserve">README.rtf</w:t>
-      </w:r>
-    </w:p>
-    <w:p>
-      <w:pPr>
-        <w:shd w:val="clear" w:fill="E6F0FA"/>
-        <w:spacing w:after="0" w:line="240" w:lineRule="auto"/>
-      </w:pPr>
-      <w:r>
-        <w:rPr>
-          <w:rFonts w:ascii="Consolas" w:hAnsi="Consolas"/>
-          <w:sz w:val="20"/>
-        </w:rPr>
-        <w:t xml:space="preserve">python3</w:t>
-      </w:r>
-      <w:r>
-        <w:rPr>
-          <w:rFonts w:ascii="Consolas" w:hAnsi="Consolas"/>
-          <w:sz w:val="20"/>
-        </w:rPr>
-        <w:t xml:space="preserve"> </w:t>
-      </w:r>
-      <w:r>
-        <w:rPr>
-          <w:rFonts w:ascii="Consolas" w:hAnsi="Consolas"/>
-          <w:sz w:val="20"/>
-        </w:rPr>
-        <w:t xml:space="preserve">rtf_image_embedder.py</w:t>
-      </w:r>
-      <w:r>
-        <w:rPr>
-          <w:rFonts w:ascii="Consolas" w:hAnsi="Consolas"/>
-          <w:sz w:val="20"/>
-        </w:rPr>
-        <w:t xml:space="preserve"> </w:t>
-      </w:r>
-      <w:r>
-        <w:rPr>
-          <w:rFonts w:ascii="Consolas" w:hAnsi="Consolas"/>
-          <w:sz w:val="20"/>
-        </w:rPr>
-        <w:t xml:space="preserve">README.rtf</w:t>
-      </w:r>
-    </w:p>
-    <w:p>
-      <w:pPr>
-        <w:shd w:val="clear" w:fill="E6F0FA"/>
-        <w:spacing w:after="0" w:line="240" w:lineRule="auto"/>
-      </w:pPr>
-      <w:r>
-        <w:rPr>
-          <w:rFonts w:ascii="Consolas" w:hAnsi="Consolas"/>
-          <w:sz w:val="20"/>
-        </w:rPr>
-        <w:t xml:space="preserve"/>
-      </w:r>
-    </w:p>
-    <w:p>
-      <w:pPr>
-        <w:shd w:val="clear" w:fill="E6F0FA"/>
-        <w:spacing w:after="0" w:line="240" w:lineRule="auto"/>
-      </w:pPr>
-      <w:r>
-        <w:rPr>
-          <w:rFonts w:ascii="Consolas" w:hAnsi="Consolas"/>
-          <w:sz w:val="20"/>
-          <w:color w:val="008000"/>
-        </w:rPr>
-        <w:t xml:space="preserve"># DOCX (single step — images embedded inline)</w:t>
-      </w:r>
-    </w:p>
-    <w:p>
-      <w:pPr>
-        <w:shd w:val="clear" w:fill="E6F0FA"/>
-        <w:spacing w:after="0" w:line="240" w:lineRule="auto"/>
-      </w:pPr>
-      <w:r>
-        <w:rPr>
-          <w:rFonts w:ascii="Consolas" w:hAnsi="Consolas"/>
-          <w:sz w:val="20"/>
-        </w:rPr>
-        <w:t xml:space="preserve">python3</w:t>
-      </w:r>
-      <w:r>
-        <w:rPr>
-          <w:rFonts w:ascii="Consolas" w:hAnsi="Consolas"/>
-          <w:sz w:val="20"/>
-        </w:rPr>
-        <w:t xml:space="preserve"> </w:t>
-      </w:r>
-      <w:r>
-        <w:rPr>
-          <w:rFonts w:ascii="Consolas" w:hAnsi="Consolas"/>
-          <w:sz w:val="20"/>
-        </w:rPr>
-        <w:t xml:space="preserve">gh-readme2rtf-docx-txt.py</w:t>
-      </w:r>
-      <w:r>
-        <w:rPr>
-          <w:rFonts w:ascii="Consolas" w:hAnsi="Consolas"/>
-          <w:sz w:val="20"/>
-        </w:rPr>
-        <w:t xml:space="preserve"> </w:t>
-      </w:r>
-      <w:r>
-        <w:rPr>
-          <w:rFonts w:ascii="Consolas" w:hAnsi="Consolas"/>
-          <w:sz w:val="20"/>
-        </w:rPr>
-        <w:t xml:space="preserve">README.md</w:t>
-      </w:r>
-      <w:r>
-        <w:rPr>
-          <w:rFonts w:ascii="Consolas" w:hAnsi="Consolas"/>
-          <w:sz w:val="20"/>
-        </w:rPr>
-        <w:t xml:space="preserve"> </w:t>
-      </w:r>
-      <w:r>
-        <w:rPr>
-          <w:rFonts w:ascii="Consolas" w:hAnsi="Consolas"/>
-          <w:sz w:val="20"/>
-        </w:rPr>
-        <w:t xml:space="preserve">README.docx</w:t>
-      </w:r>
-    </w:p>
-    <w:p>
-      <w:pPr>
-        <w:shd w:val="clear" w:fill="E6F0FA"/>
-        <w:spacing w:after="0" w:line="240" w:lineRule="auto"/>
-      </w:pPr>
-      <w:r>
-        <w:rPr>
-          <w:rFonts w:ascii="Consolas" w:hAnsi="Consolas"/>
-          <w:sz w:val="20"/>
-        </w:rPr>
-        <w:t xml:space="preserve"/>
-      </w:r>
-    </w:p>
-    <w:p>
-      <w:pPr>
-        <w:shd w:val="clear" w:fill="E6F0FA"/>
-        <w:spacing w:after="0" w:line="240" w:lineRule="auto"/>
-      </w:pPr>
-      <w:r>
-        <w:rPr>
-          <w:rFonts w:ascii="Consolas" w:hAnsi="Consolas"/>
-          <w:sz w:val="20"/>
-          <w:color w:val="008000"/>
-        </w:rPr>
-        <w:t xml:space="preserve"># TXT (link-resolved plain text)</w:t>
-      </w:r>
-    </w:p>
-    <w:p>
-      <w:pPr>
-        <w:shd w:val="clear" w:fill="E6F0FA"/>
-        <w:spacing w:after="0" w:line="240" w:lineRule="auto"/>
-      </w:pPr>
-      <w:r>
-        <w:rPr>
-          <w:rFonts w:ascii="Consolas" w:hAnsi="Consolas"/>
-          <w:sz w:val="20"/>
-        </w:rPr>
-        <w:t xml:space="preserve">python3</w:t>
-      </w:r>
-      <w:r>
-        <w:rPr>
-          <w:rFonts w:ascii="Consolas" w:hAnsi="Consolas"/>
-          <w:sz w:val="20"/>
-        </w:rPr>
-        <w:t xml:space="preserve"> </w:t>
-      </w:r>
-      <w:r>
-        <w:rPr>
-          <w:rFonts w:ascii="Consolas" w:hAnsi="Consolas"/>
-          <w:sz w:val="20"/>
-        </w:rPr>
-        <w:t xml:space="preserve">gh-readme2rtf-docx-txt.py</w:t>
-      </w:r>
-      <w:r>
-        <w:rPr>
-          <w:rFonts w:ascii="Consolas" w:hAnsi="Consolas"/>
-          <w:sz w:val="20"/>
-        </w:rPr>
-        <w:t xml:space="preserve"> </w:t>
-      </w:r>
-      <w:r>
-        <w:rPr>
-          <w:rFonts w:ascii="Consolas" w:hAnsi="Consolas"/>
-          <w:sz w:val="20"/>
-        </w:rPr>
-        <w:t xml:space="preserve">README.md</w:t>
-      </w:r>
-      <w:r>
-        <w:rPr>
-          <w:rFonts w:ascii="Consolas" w:hAnsi="Consolas"/>
-          <w:sz w:val="20"/>
-        </w:rPr>
-        <w:t xml:space="preserve"> </w:t>
-      </w:r>
-      <w:r>
-        <w:rPr>
-          <w:rFonts w:ascii="Consolas" w:hAnsi="Consolas"/>
-          <w:sz w:val="20"/>
-        </w:rPr>
-        <w:t xml:space="preserve">README.txt</w:t>
-      </w:r>
-    </w:p>
-    <w:p>
-      <w:pPr>
-        <w:shd w:val="clear" w:fill="E6F0FA"/>
-        <w:spacing w:after="0" w:line="240" w:lineRule="auto"/>
-      </w:pPr>
-      <w:r>
-        <w:rPr>
-          <w:rFonts w:ascii="Consolas" w:hAnsi="Consolas"/>
-          <w:sz w:val="20"/>
-        </w:rPr>
-        <w:t xml:space="preserve"/>
-      </w:r>
-    </w:p>
-    <w:p>
-      <w:pPr>
-        <w:pStyle w:val="Heading2"/>
-      </w:pPr>
-      <w:bookmarkStart w:id="8194" w:name="architecture-at-a-glance"/>
-      <w:bookmarkEnd w:id="8194"/>
-      <w:r>
-        <w:t xml:space="preserve">Architecture at a Glance</w:t>
-      </w:r>
-    </w:p>
-    <w:p>
-      <w:pPr>
-        <w:shd w:val="clear" w:fill="E6F0FA"/>
-        <w:spacing w:after="0" w:line="240" w:lineRule="auto"/>
-      </w:pPr>
-      <w:r>
-        <w:rPr>
-          <w:rFonts w:ascii="Consolas" w:hAnsi="Consolas"/>
-          <w:sz w:val="20"/>
-        </w:rPr>
-        <w:t xml:space="preserve">README.md  ──▶  [ PARSER ]  ──▶  [ CONVERSION TABLE ]  ──▶  [ FORMAT POST-PASS ]  ──▶  output</w:t>
-      </w:r>
-    </w:p>
-    <w:p>
-      <w:pPr>
-        <w:shd w:val="clear" w:fill="E6F0FA"/>
-        <w:spacing w:after="0" w:line="240" w:lineRule="auto"/>
-      </w:pPr>
-      <w:r>
-        <w:rPr>
-          <w:rFonts w:ascii="Consolas" w:hAnsi="Consolas"/>
-          <w:sz w:val="20"/>
-        </w:rPr>
-        <w:t xml:space="preserve">                 block + inline     GFM element ─┬─▶ rtf       one cleanup pass</w:t>
-      </w:r>
-    </w:p>
-    <w:p>
-      <w:pPr>
-        <w:shd w:val="clear" w:fill="E6F0FA"/>
-        <w:spacing w:after="0" w:line="240" w:lineRule="auto"/>
-      </w:pPr>
-      <w:r>
-        <w:rPr>
-          <w:rFonts w:ascii="Consolas" w:hAnsi="Consolas"/>
-          <w:sz w:val="20"/>
-        </w:rPr>
-        <w:t xml:space="preserve">                 line by line                    ├─▶ docx      per file format</w:t>
-      </w:r>
-    </w:p>
-    <w:p>
-      <w:pPr>
-        <w:shd w:val="clear" w:fill="E6F0FA"/>
-        <w:spacing w:after="0" w:line="240" w:lineRule="auto"/>
-      </w:pPr>
-      <w:r>
-        <w:rPr>
-          <w:rFonts w:ascii="Consolas" w:hAnsi="Consolas"/>
-          <w:sz w:val="20"/>
-        </w:rPr>
-        <w:t xml:space="preserve">                                                 └─▶ txt</w:t>
-      </w:r>
-    </w:p>
-    <w:p>
-      <w:pPr>
-        <w:pStyle w:val="Heading3"/>
-      </w:pPr>
-      <w:bookmarkStart w:id="4474" w:name="1-parsing-read-it-line-by-line"/>
-      <w:bookmarkEnd w:id="4474"/>
-      <w:r>
-        <w:t xml:space="preserve">1. Parsing — read it line by line</w:t>
-      </w:r>
-    </w:p>
-    <w:p>
-      <w:r>
-        <w:t xml:space="preserve">The converter walks </w:t>
-      </w:r>
-      <w:r>
-        <w:rPr>
-          <w:rFonts w:ascii="Consolas" w:hAnsi="Consolas"/>
-          <w:sz w:val="20"/>
-          <w:shd w:val="clear" w:fill="E6F0FA"/>
-        </w:rPr>
-        <w:t xml:space="preserve">README.md</w:t>
-      </w:r>
-      <w:r>
-        <w:t xml:space="preserve"> top-to-bottom. Each line tries the </w:t>
-      </w:r>
-      <w:r>
-        <w:rPr>
-          <w:b/>
-        </w:rPr>
-        <w:t xml:space="preserve">block handlers</w:t>
-      </w:r>
-      <w:r>
-        <w:t xml:space="preserve"> in order (heading, fenced code, table, list, blockquote, footnote-def, paragraph…); first match wins. The matched block's text then flows through the </w:t>
-      </w:r>
-      <w:r>
-        <w:rPr>
-          <w:b/>
-        </w:rPr>
-        <w:t xml:space="preserve">inline conversion table</w:t>
-      </w:r>
-      <w:r>
-        <w:t xml:space="preserve"> for emphasis, links, emoji, </w:t>
-      </w:r>
-      <w:r>
-        <w:rPr>
-          <w:rFonts w:ascii="Consolas" w:hAnsi="Consolas"/>
-          <w:sz w:val="20"/>
-          <w:shd w:val="clear" w:fill="E6F0FA"/>
-        </w:rPr>
-        <w:t xml:space="preserve">@mentions</w:t>
-      </w:r>
-      <w:r>
-        <w:t xml:space="preserve">, and so on.</w:t>
-      </w:r>
-    </w:p>
-    <w:p>
-      <w:pPr>
-        <w:pStyle w:val="Heading3"/>
-      </w:pPr>
-      <w:bookmarkStart w:id="8749" w:name="2-the-conversion-table-strategy-pattern-expressed-as-data"/>
-      <w:bookmarkEnd w:id="8749"/>
-      <w:r>
-        <w:t xml:space="preserve">2. The conversion table — strategy pattern, expressed as data</w:t>
-      </w:r>
-    </w:p>
-    <w:p>
-      <w:r>
-        <w:t xml:space="preserve">Instead of three parallel converters (</w:t>
-      </w:r>
-      <w:r>
-        <w:rPr>
-          <w:rFonts w:ascii="Consolas" w:hAnsi="Consolas"/>
-          <w:sz w:val="20"/>
-          <w:shd w:val="clear" w:fill="E6F0FA"/>
-        </w:rPr>
-        <w:t xml:space="preserve">MarkdownToRtf</w:t>
-      </w:r>
-      <w:r>
-        <w:t xml:space="preserve">, </w:t>
-      </w:r>
-      <w:r>
-        <w:rPr>
-          <w:rFonts w:ascii="Consolas" w:hAnsi="Consolas"/>
-          <w:sz w:val="20"/>
-          <w:shd w:val="clear" w:fill="E6F0FA"/>
-        </w:rPr>
-        <w:t xml:space="preserve">MarkdownToDocx</w:t>
-      </w:r>
-      <w:r>
-        <w:t xml:space="preserve">, </w:t>
-      </w:r>
-      <w:r>
-        <w:rPr>
-          <w:rFonts w:ascii="Consolas" w:hAnsi="Consolas"/>
-          <w:sz w:val="20"/>
-          <w:shd w:val="clear" w:fill="E6F0FA"/>
-        </w:rPr>
-        <w:t xml:space="preserve">MarkdownToTxt</w:t>
-      </w:r>
-      <w:r>
-        <w:t xml:space="preserve">) with overridden methods, the codebase uses </w:t>
-      </w:r>
-      <w:r>
-        <w:rPr>
-          <w:b/>
-        </w:rPr>
-        <w:t xml:space="preserve">one table</w:t>
-      </w:r>
-      <w:r>
-        <w:t xml:space="preserve"> where each row is a GFM element and each column is a pure function that emits that element in one target format:</w:t>
-      </w:r>
-    </w:p>
-    <w:p>
-      <w:pPr>
-        <w:shd w:val="clear" w:fill="E6F0FA"/>
-        <w:spacing w:after="0" w:line="240" w:lineRule="auto"/>
-      </w:pPr>
-      <w:r>
-        <w:rPr>
-          <w:rFonts w:ascii="Consolas" w:hAnsi="Consolas"/>
-          <w:sz w:val="20"/>
-        </w:rPr>
-        <w:t xml:space="preserve">INLINE_RULES</w:t>
-      </w:r>
-      <w:r>
-        <w:rPr>
-          <w:rFonts w:ascii="Consolas" w:hAnsi="Consolas"/>
-          <w:sz w:val="20"/>
-        </w:rPr>
-        <w:t xml:space="preserve"> </w:t>
-      </w:r>
-      <w:r>
-        <w:rPr>
-          <w:rFonts w:ascii="Consolas" w:hAnsi="Consolas"/>
-          <w:sz w:val="20"/>
-          <w:color w:val="000000"/>
-        </w:rPr>
-        <w:t xml:space="preserve">=</w:t>
-      </w:r>
-      <w:r>
-        <w:rPr>
-          <w:rFonts w:ascii="Consolas" w:hAnsi="Consolas"/>
-          <w:sz w:val="20"/>
-        </w:rPr>
-        <w:t xml:space="preserve"> </w:t>
-      </w:r>
-      <w:r>
-        <w:rPr>
-          <w:rFonts w:ascii="Consolas" w:hAnsi="Consolas"/>
-          <w:sz w:val="20"/>
-          <w:color w:val="808080"/>
-        </w:rPr>
-        <w:t xml:space="preserve">[</w:t>
-      </w:r>
-    </w:p>
-    <w:p>
-      <w:pPr>
-        <w:shd w:val="clear" w:fill="E6F0FA"/>
-        <w:spacing w:after="0" w:line="240" w:lineRule="auto"/>
-      </w:pPr>
-      <w:r>
-        <w:rPr>
-          <w:rFonts w:ascii="Consolas" w:hAnsi="Consolas"/>
-          <w:sz w:val="20"/>
-        </w:rPr>
-        <w:t xml:space="preserve">    </w:t>
-      </w:r>
-      <w:r>
-        <w:rPr>
-          <w:rFonts w:ascii="Consolas" w:hAnsi="Consolas"/>
-          <w:sz w:val="20"/>
-          <w:color w:val="008000"/>
-        </w:rPr>
-        <w:t xml:space="preserve"># (name,           (pattern,                    {'rtf': ...,       'docx': ...}))</w:t>
-      </w:r>
-    </w:p>
-    <w:p>
-      <w:pPr>
-        <w:shd w:val="clear" w:fill="E6F0FA"/>
-        <w:spacing w:after="0" w:line="240" w:lineRule="auto"/>
-      </w:pPr>
-      <w:r>
-        <w:rPr>
-          <w:rFonts w:ascii="Consolas" w:hAnsi="Consolas"/>
-          <w:sz w:val="20"/>
-        </w:rPr>
-        <w:t xml:space="preserve">    </w:t>
-      </w:r>
-      <w:r>
-        <w:rPr>
-          <w:rFonts w:ascii="Consolas" w:hAnsi="Consolas"/>
-          <w:sz w:val="20"/>
-          <w:color w:val="808080"/>
-        </w:rPr>
-        <w:t xml:space="preserve">(</w:t>
-      </w:r>
-      <w:r>
-        <w:rPr>
-          <w:rFonts w:ascii="Consolas" w:hAnsi="Consolas"/>
-          <w:sz w:val="20"/>
-          <w:color w:val="A31515"/>
-        </w:rPr>
-        <w:t xml:space="preserve">'</w:t>
-      </w:r>
-      <w:r>
-        <w:rPr>
-          <w:rFonts w:ascii="Consolas" w:hAnsi="Consolas"/>
-          <w:sz w:val="20"/>
-          <w:color w:val="A31515"/>
-        </w:rPr>
-        <w:t xml:space="preserve">bold_star</w:t>
-      </w:r>
-      <w:r>
-        <w:rPr>
-          <w:rFonts w:ascii="Consolas" w:hAnsi="Consolas"/>
-          <w:sz w:val="20"/>
-          <w:color w:val="A31515"/>
-        </w:rPr>
-        <w:t xml:space="preserve">'</w:t>
-      </w:r>
-      <w:r>
-        <w:rPr>
-          <w:rFonts w:ascii="Consolas" w:hAnsi="Consolas"/>
-          <w:sz w:val="20"/>
-          <w:color w:val="808080"/>
-        </w:rPr>
-        <w:t xml:space="preserve">,</w:t>
-      </w:r>
-      <w:r>
-        <w:rPr>
-          <w:rFonts w:ascii="Consolas" w:hAnsi="Consolas"/>
-          <w:sz w:val="20"/>
-        </w:rPr>
-        <w:t xml:space="preserve">      </w:t>
-      </w:r>
-      <w:r>
-        <w:rPr>
-          <w:rFonts w:ascii="Consolas" w:hAnsi="Consolas"/>
-          <w:sz w:val="20"/>
-          <w:color w:val="808080"/>
-        </w:rPr>
-        <w:t xml:space="preserve">(</w:t>
-      </w:r>
-      <w:r>
-        <w:rPr>
-          <w:rFonts w:ascii="Consolas" w:hAnsi="Consolas"/>
-          <w:sz w:val="20"/>
-          <w:color w:val="A31515"/>
-        </w:rPr>
-        <w:t xml:space="preserve">r</w:t>
-      </w:r>
-      <w:r>
-        <w:rPr>
-          <w:rFonts w:ascii="Consolas" w:hAnsi="Consolas"/>
-          <w:sz w:val="20"/>
-          <w:color w:val="A31515"/>
-        </w:rPr>
-        <w:t xml:space="preserve">'</w:t>
-      </w:r>
-      <w:r>
-        <w:rPr>
-          <w:rFonts w:ascii="Consolas" w:hAnsi="Consolas"/>
-          <w:sz w:val="20"/>
-          <w:color w:val="A31515"/>
-        </w:rPr>
-        <w:t xml:space="preserve">\</w:t>
-      </w:r>
-      <w:r>
-        <w:rPr>
-          <w:rFonts w:ascii="Consolas" w:hAnsi="Consolas"/>
-          <w:sz w:val="20"/>
-          <w:color w:val="A31515"/>
-        </w:rPr>
-        <w:t xml:space="preserve">*</w:t>
-      </w:r>
-      <w:r>
-        <w:rPr>
-          <w:rFonts w:ascii="Consolas" w:hAnsi="Consolas"/>
-          <w:sz w:val="20"/>
-          <w:color w:val="A31515"/>
-        </w:rPr>
-        <w:t xml:space="preserve">\</w:t>
-      </w:r>
-      <w:r>
-        <w:rPr>
-          <w:rFonts w:ascii="Consolas" w:hAnsi="Consolas"/>
-          <w:sz w:val="20"/>
-          <w:color w:val="A31515"/>
-        </w:rPr>
-        <w:t xml:space="preserve">*(.+?)</w:t>
-      </w:r>
-      <w:r>
-        <w:rPr>
-          <w:rFonts w:ascii="Consolas" w:hAnsi="Consolas"/>
-          <w:sz w:val="20"/>
-          <w:color w:val="A31515"/>
-        </w:rPr>
-        <w:t xml:space="preserve">\</w:t>
-      </w:r>
-      <w:r>
-        <w:rPr>
-          <w:rFonts w:ascii="Consolas" w:hAnsi="Consolas"/>
-          <w:sz w:val="20"/>
-          <w:color w:val="A31515"/>
-        </w:rPr>
-        <w:t xml:space="preserve">*</w:t>
-      </w:r>
-      <w:r>
-        <w:rPr>
-          <w:rFonts w:ascii="Consolas" w:hAnsi="Consolas"/>
-          <w:sz w:val="20"/>
-          <w:color w:val="A31515"/>
-        </w:rPr>
-        <w:t xml:space="preserve">\</w:t>
-      </w:r>
-      <w:r>
-        <w:rPr>
-          <w:rFonts w:ascii="Consolas" w:hAnsi="Consolas"/>
-          <w:sz w:val="20"/>
-          <w:color w:val="A31515"/>
-        </w:rPr>
-        <w:t xml:space="preserve">*</w:t>
-      </w:r>
-      <w:r>
-        <w:rPr>
-          <w:rFonts w:ascii="Consolas" w:hAnsi="Consolas"/>
-          <w:sz w:val="20"/>
-          <w:color w:val="A31515"/>
-        </w:rPr>
-        <w:t xml:space="preserve">'</w:t>
-      </w:r>
-      <w:r>
-        <w:rPr>
-          <w:rFonts w:ascii="Consolas" w:hAnsi="Consolas"/>
-          <w:sz w:val="20"/>
-          <w:color w:val="808080"/>
-        </w:rPr>
-        <w:t xml:space="preserve">,</w:t>
-      </w:r>
-      <w:r>
-        <w:rPr>
-          <w:rFonts w:ascii="Consolas" w:hAnsi="Consolas"/>
-          <w:sz w:val="20"/>
-        </w:rPr>
-        <w:t xml:space="preserve">           </w:t>
-      </w:r>
-      <w:r>
-        <w:rPr>
-          <w:rFonts w:ascii="Consolas" w:hAnsi="Consolas"/>
-          <w:sz w:val="20"/>
-          <w:color w:val="808080"/>
-        </w:rPr>
-        <w:t xml:space="preserve">{</w:t>
-      </w:r>
-      <w:r>
-        <w:rPr>
-          <w:rFonts w:ascii="Consolas" w:hAnsi="Consolas"/>
-          <w:sz w:val="20"/>
-          <w:color w:val="A31515"/>
-        </w:rPr>
-        <w:t xml:space="preserve">'</w:t>
-      </w:r>
-      <w:r>
-        <w:rPr>
-          <w:rFonts w:ascii="Consolas" w:hAnsi="Consolas"/>
-          <w:sz w:val="20"/>
-          <w:color w:val="A31515"/>
-        </w:rPr>
-        <w:t xml:space="preserve">rtf</w:t>
-      </w:r>
-      <w:r>
-        <w:rPr>
-          <w:rFonts w:ascii="Consolas" w:hAnsi="Consolas"/>
-          <w:sz w:val="20"/>
-          <w:color w:val="A31515"/>
-        </w:rPr>
-        <w:t xml:space="preserve">'</w:t>
-      </w:r>
-      <w:r>
-        <w:rPr>
-          <w:rFonts w:ascii="Consolas" w:hAnsi="Consolas"/>
-          <w:sz w:val="20"/>
-          <w:color w:val="808080"/>
-        </w:rPr>
-        <w:t xml:space="preserve">:</w:t>
-      </w:r>
-      <w:r>
-        <w:rPr>
-          <w:rFonts w:ascii="Consolas" w:hAnsi="Consolas"/>
-          <w:sz w:val="20"/>
-        </w:rPr>
-        <w:t xml:space="preserve"> </w:t>
-      </w:r>
-      <w:r>
-        <w:rPr>
-          <w:rFonts w:ascii="Consolas" w:hAnsi="Consolas"/>
-          <w:sz w:val="20"/>
-          <w:color w:val="A31515"/>
-        </w:rPr>
-        <w:t xml:space="preserve">r</w:t>
-      </w:r>
-      <w:r>
-        <w:rPr>
-          <w:rFonts w:ascii="Consolas" w:hAnsi="Consolas"/>
-          <w:sz w:val="20"/>
-          <w:color w:val="A31515"/>
-        </w:rPr>
-        <w:t xml:space="preserve">'</w:t>
-      </w:r>
-      <w:r>
-        <w:rPr>
-          <w:rFonts w:ascii="Consolas" w:hAnsi="Consolas"/>
-          <w:sz w:val="20"/>
-          <w:color w:val="A31515"/>
-        </w:rPr>
-        <w:t xml:space="preserve">{</w:t>
-      </w:r>
-      <w:r>
-        <w:rPr>
-          <w:rFonts w:ascii="Consolas" w:hAnsi="Consolas"/>
-          <w:sz w:val="20"/>
-          <w:color w:val="A31515"/>
-        </w:rPr>
-        <w:t xml:space="preserve">\</w:t>
-      </w:r>
-      <w:r>
-        <w:rPr>
-          <w:rFonts w:ascii="Consolas" w:hAnsi="Consolas"/>
-          <w:sz w:val="20"/>
-          <w:color w:val="A31515"/>
-        </w:rPr>
-        <w:t xml:space="preserve">b </w:t>
-      </w:r>
-      <w:r>
-        <w:rPr>
-          <w:rFonts w:ascii="Consolas" w:hAnsi="Consolas"/>
-          <w:sz w:val="20"/>
-          <w:color w:val="A31515"/>
-        </w:rPr>
-        <w:t xml:space="preserve">\</w:t>
-      </w:r>
-      <w:r>
-        <w:rPr>
-          <w:rFonts w:ascii="Consolas" w:hAnsi="Consolas"/>
-          <w:sz w:val="20"/>
-          <w:color w:val="A31515"/>
-        </w:rPr>
-        <w:t xml:space="preserve">1}</w:t>
-      </w:r>
-      <w:r>
-        <w:rPr>
-          <w:rFonts w:ascii="Consolas" w:hAnsi="Consolas"/>
-          <w:sz w:val="20"/>
-          <w:color w:val="A31515"/>
-        </w:rPr>
-        <w:t xml:space="preserve">'</w:t>
-      </w:r>
-      <w:r>
-        <w:rPr>
-          <w:rFonts w:ascii="Consolas" w:hAnsi="Consolas"/>
-          <w:sz w:val="20"/>
-          <w:color w:val="808080"/>
-        </w:rPr>
-        <w:t xml:space="preserve">,</w:t>
-      </w:r>
-      <w:r>
-        <w:rPr>
-          <w:rFonts w:ascii="Consolas" w:hAnsi="Consolas"/>
-          <w:sz w:val="20"/>
-        </w:rPr>
-        <w:t xml:space="preserve">       </w:t>
-      </w:r>
-      <w:r>
-        <w:rPr>
-          <w:rFonts w:ascii="Consolas" w:hAnsi="Consolas"/>
-          <w:sz w:val="20"/>
-          <w:color w:val="A31515"/>
-        </w:rPr>
-        <w:t xml:space="preserve">'</w:t>
-      </w:r>
-      <w:r>
-        <w:rPr>
-          <w:rFonts w:ascii="Consolas" w:hAnsi="Consolas"/>
-          <w:sz w:val="20"/>
-          <w:color w:val="A31515"/>
-        </w:rPr>
-        <w:t xml:space="preserve">docx</w:t>
-      </w:r>
-      <w:r>
-        <w:rPr>
-          <w:rFonts w:ascii="Consolas" w:hAnsi="Consolas"/>
-          <w:sz w:val="20"/>
-          <w:color w:val="A31515"/>
-        </w:rPr>
-        <w:t xml:space="preserve">'</w:t>
-      </w:r>
-      <w:r>
-        <w:rPr>
-          <w:rFonts w:ascii="Consolas" w:hAnsi="Consolas"/>
-          <w:sz w:val="20"/>
-          <w:color w:val="808080"/>
-        </w:rPr>
-        <w:t xml:space="preserve">:</w:t>
-      </w:r>
-      <w:r>
-        <w:rPr>
-          <w:rFonts w:ascii="Consolas" w:hAnsi="Consolas"/>
-          <w:sz w:val="20"/>
-        </w:rPr>
-        <w:t xml:space="preserve"> </w:t>
-      </w:r>
-      <w:r>
-        <w:rPr>
-          <w:rFonts w:ascii="Consolas" w:hAnsi="Consolas"/>
-          <w:sz w:val="20"/>
-        </w:rPr>
-        <w:t xml:space="preserve">docx_bold</w:t>
-      </w:r>
-      <w:r>
-        <w:rPr>
-          <w:rFonts w:ascii="Consolas" w:hAnsi="Consolas"/>
-          <w:sz w:val="20"/>
-          <w:color w:val="808080"/>
-        </w:rPr>
-        <w:t xml:space="preserve">}</w:t>
-      </w:r>
-      <w:r>
-        <w:rPr>
-          <w:rFonts w:ascii="Consolas" w:hAnsi="Consolas"/>
-          <w:sz w:val="20"/>
-          <w:color w:val="808080"/>
-        </w:rPr>
-        <w:t xml:space="preserve">)</w:t>
-      </w:r>
-      <w:r>
-        <w:rPr>
-          <w:rFonts w:ascii="Consolas" w:hAnsi="Consolas"/>
-          <w:sz w:val="20"/>
-          <w:color w:val="808080"/>
-        </w:rPr>
-        <w:t xml:space="preserve">)</w:t>
-      </w:r>
-      <w:r>
-        <w:rPr>
-          <w:rFonts w:ascii="Consolas" w:hAnsi="Consolas"/>
-          <w:sz w:val="20"/>
-          <w:color w:val="808080"/>
-        </w:rPr>
-        <w:t xml:space="preserve">,</w:t>
-      </w:r>
-    </w:p>
-    <w:p>
-      <w:pPr>
-        <w:shd w:val="clear" w:fill="E6F0FA"/>
-        <w:spacing w:after="0" w:line="240" w:lineRule="auto"/>
-      </w:pPr>
-      <w:r>
-        <w:rPr>
-          <w:rFonts w:ascii="Consolas" w:hAnsi="Consolas"/>
-          <w:sz w:val="20"/>
-        </w:rPr>
-        <w:t xml:space="preserve">    </w:t>
-      </w:r>
-      <w:r>
-        <w:rPr>
-          <w:rFonts w:ascii="Consolas" w:hAnsi="Consolas"/>
-          <w:sz w:val="20"/>
-          <w:color w:val="808080"/>
-        </w:rPr>
-        <w:t xml:space="preserve">(</w:t>
-      </w:r>
-      <w:r>
-        <w:rPr>
-          <w:rFonts w:ascii="Consolas" w:hAnsi="Consolas"/>
-          <w:sz w:val="20"/>
-          <w:color w:val="A31515"/>
-        </w:rPr>
-        <w:t xml:space="preserve">'</w:t>
-      </w:r>
-      <w:r>
-        <w:rPr>
-          <w:rFonts w:ascii="Consolas" w:hAnsi="Consolas"/>
-          <w:sz w:val="20"/>
-          <w:color w:val="A31515"/>
-        </w:rPr>
-        <w:t xml:space="preserve">md_link</w:t>
-      </w:r>
-      <w:r>
-        <w:rPr>
-          <w:rFonts w:ascii="Consolas" w:hAnsi="Consolas"/>
-          <w:sz w:val="20"/>
-          <w:color w:val="A31515"/>
-        </w:rPr>
-        <w:t xml:space="preserve">'</w:t>
-      </w:r>
-      <w:r>
-        <w:rPr>
-          <w:rFonts w:ascii="Consolas" w:hAnsi="Consolas"/>
-          <w:sz w:val="20"/>
-          <w:color w:val="808080"/>
-        </w:rPr>
-        <w:t xml:space="preserve">,</w:t>
-      </w:r>
-      <w:r>
-        <w:rPr>
-          <w:rFonts w:ascii="Consolas" w:hAnsi="Consolas"/>
-          <w:sz w:val="20"/>
-        </w:rPr>
-        <w:t xml:space="preserve">        </w:t>
-      </w:r>
-      <w:r>
-        <w:rPr>
-          <w:rFonts w:ascii="Consolas" w:hAnsi="Consolas"/>
-          <w:sz w:val="20"/>
-          <w:color w:val="808080"/>
-        </w:rPr>
-        <w:t xml:space="preserve">(</w:t>
-      </w:r>
-      <w:r>
-        <w:rPr>
-          <w:rFonts w:ascii="Consolas" w:hAnsi="Consolas"/>
-          <w:sz w:val="20"/>
-          <w:color w:val="A31515"/>
-        </w:rPr>
-        <w:t xml:space="preserve">r</w:t>
-      </w:r>
-      <w:r>
-        <w:rPr>
-          <w:rFonts w:ascii="Consolas" w:hAnsi="Consolas"/>
-          <w:sz w:val="20"/>
-          <w:color w:val="A31515"/>
-        </w:rPr>
-        <w:t xml:space="preserve">'</w:t>
-      </w:r>
-      <w:r>
-        <w:rPr>
-          <w:rFonts w:ascii="Consolas" w:hAnsi="Consolas"/>
-          <w:sz w:val="20"/>
-          <w:color w:val="A31515"/>
-        </w:rPr>
-        <w:t xml:space="preserve">\</w:t>
-      </w:r>
-      <w:r>
-        <w:rPr>
-          <w:rFonts w:ascii="Consolas" w:hAnsi="Consolas"/>
-          <w:sz w:val="20"/>
-          <w:color w:val="A31515"/>
-        </w:rPr>
-        <w:t xml:space="preserve">[([^</w:t>
-      </w:r>
-      <w:r>
-        <w:rPr>
-          <w:rFonts w:ascii="Consolas" w:hAnsi="Consolas"/>
-          <w:sz w:val="20"/>
-          <w:color w:val="A31515"/>
-        </w:rPr>
-        <w:t xml:space="preserve">\</w:t>
-      </w:r>
-      <w:r>
-        <w:rPr>
-          <w:rFonts w:ascii="Consolas" w:hAnsi="Consolas"/>
-          <w:sz w:val="20"/>
-          <w:color w:val="A31515"/>
-        </w:rPr>
-        <w:t xml:space="preserve">]]+)</w:t>
-      </w:r>
-      <w:r>
-        <w:rPr>
-          <w:rFonts w:ascii="Consolas" w:hAnsi="Consolas"/>
-          <w:sz w:val="20"/>
-          <w:color w:val="A31515"/>
-        </w:rPr>
-        <w:t xml:space="preserve">\</w:t>
-      </w:r>
-      <w:r>
-        <w:rPr>
-          <w:rFonts w:ascii="Consolas" w:hAnsi="Consolas"/>
-          <w:sz w:val="20"/>
-          <w:color w:val="A31515"/>
-        </w:rPr>
-        <w:t xml:space="preserve">]</w:t>
-      </w:r>
-      <w:r>
-        <w:rPr>
-          <w:rFonts w:ascii="Consolas" w:hAnsi="Consolas"/>
-          <w:sz w:val="20"/>
-          <w:color w:val="A31515"/>
-        </w:rPr>
-        <w:t xml:space="preserve">\</w:t>
-      </w:r>
-      <w:r>
-        <w:rPr>
-          <w:rFonts w:ascii="Consolas" w:hAnsi="Consolas"/>
-          <w:sz w:val="20"/>
-          <w:color w:val="A31515"/>
-        </w:rPr>
-        <w:t xml:space="preserve">(([^)]+)</w:t>
-      </w:r>
-      <w:r>
-        <w:rPr>
-          <w:rFonts w:ascii="Consolas" w:hAnsi="Consolas"/>
-          <w:sz w:val="20"/>
-          <w:color w:val="A31515"/>
-        </w:rPr>
-        <w:t xml:space="preserve">\</w:t>
-      </w:r>
-      <w:r>
-        <w:rPr>
-          <w:rFonts w:ascii="Consolas" w:hAnsi="Consolas"/>
-          <w:sz w:val="20"/>
-          <w:color w:val="A31515"/>
-        </w:rPr>
-        <w:t xml:space="preserve">)</w:t>
-      </w:r>
-      <w:r>
-        <w:rPr>
-          <w:rFonts w:ascii="Consolas" w:hAnsi="Consolas"/>
-          <w:sz w:val="20"/>
-          <w:color w:val="A31515"/>
-        </w:rPr>
-        <w:t xml:space="preserve">'</w:t>
-      </w:r>
-      <w:r>
-        <w:rPr>
-          <w:rFonts w:ascii="Consolas" w:hAnsi="Consolas"/>
-          <w:sz w:val="20"/>
-          <w:color w:val="808080"/>
-        </w:rPr>
-        <w:t xml:space="preserve">,</w:t>
-      </w:r>
-      <w:r>
-        <w:rPr>
-          <w:rFonts w:ascii="Consolas" w:hAnsi="Consolas"/>
-          <w:sz w:val="20"/>
-        </w:rPr>
-        <w:t xml:space="preserve"> </w:t>
-      </w:r>
-      <w:r>
-        <w:rPr>
-          <w:rFonts w:ascii="Consolas" w:hAnsi="Consolas"/>
-          <w:sz w:val="20"/>
-          <w:color w:val="808080"/>
-        </w:rPr>
-        <w:t xml:space="preserve">{</w:t>
-      </w:r>
-      <w:r>
-        <w:rPr>
-          <w:rFonts w:ascii="Consolas" w:hAnsi="Consolas"/>
-          <w:sz w:val="20"/>
-          <w:color w:val="A31515"/>
-        </w:rPr>
-        <w:t xml:space="preserve">'</w:t>
-      </w:r>
-      <w:r>
-        <w:rPr>
-          <w:rFonts w:ascii="Consolas" w:hAnsi="Consolas"/>
-          <w:sz w:val="20"/>
-          <w:color w:val="A31515"/>
-        </w:rPr>
-        <w:t xml:space="preserve">rtf</w:t>
-      </w:r>
-      <w:r>
-        <w:rPr>
-          <w:rFonts w:ascii="Consolas" w:hAnsi="Consolas"/>
-          <w:sz w:val="20"/>
-          <w:color w:val="A31515"/>
-        </w:rPr>
-        <w:t xml:space="preserve">'</w:t>
-      </w:r>
-      <w:r>
-        <w:rPr>
-          <w:rFonts w:ascii="Consolas" w:hAnsi="Consolas"/>
-          <w:sz w:val="20"/>
-          <w:color w:val="808080"/>
-        </w:rPr>
-        <w:t xml:space="preserve">:</w:t>
-      </w:r>
-      <w:r>
-        <w:rPr>
-          <w:rFonts w:ascii="Consolas" w:hAnsi="Consolas"/>
-          <w:sz w:val="20"/>
-        </w:rPr>
-        <w:t xml:space="preserve"> </w:t>
-      </w:r>
-      <w:r>
-        <w:rPr>
-          <w:rFonts w:ascii="Consolas" w:hAnsi="Consolas"/>
-          <w:sz w:val="20"/>
-        </w:rPr>
-        <w:t xml:space="preserve">rtf_link</w:t>
-      </w:r>
-      <w:r>
-        <w:rPr>
-          <w:rFonts w:ascii="Consolas" w:hAnsi="Consolas"/>
-          <w:sz w:val="20"/>
-          <w:color w:val="808080"/>
-        </w:rPr>
-        <w:t xml:space="preserve">,</w:t>
-      </w:r>
-      <w:r>
-        <w:rPr>
-          <w:rFonts w:ascii="Consolas" w:hAnsi="Consolas"/>
-          <w:sz w:val="20"/>
-        </w:rPr>
-        <w:t xml:space="preserve">         </w:t>
-      </w:r>
-      <w:r>
-        <w:rPr>
-          <w:rFonts w:ascii="Consolas" w:hAnsi="Consolas"/>
-          <w:sz w:val="20"/>
-          <w:color w:val="A31515"/>
-        </w:rPr>
-        <w:t xml:space="preserve">'</w:t>
-      </w:r>
-      <w:r>
-        <w:rPr>
-          <w:rFonts w:ascii="Consolas" w:hAnsi="Consolas"/>
-          <w:sz w:val="20"/>
-          <w:color w:val="A31515"/>
-        </w:rPr>
-        <w:t xml:space="preserve">docx</w:t>
-      </w:r>
-      <w:r>
-        <w:rPr>
-          <w:rFonts w:ascii="Consolas" w:hAnsi="Consolas"/>
-          <w:sz w:val="20"/>
-          <w:color w:val="A31515"/>
-        </w:rPr>
-        <w:t xml:space="preserve">'</w:t>
-      </w:r>
-      <w:r>
-        <w:rPr>
-          <w:rFonts w:ascii="Consolas" w:hAnsi="Consolas"/>
-          <w:sz w:val="20"/>
-          <w:color w:val="808080"/>
-        </w:rPr>
-        <w:t xml:space="preserve">:</w:t>
-      </w:r>
-      <w:r>
-        <w:rPr>
-          <w:rFonts w:ascii="Consolas" w:hAnsi="Consolas"/>
-          <w:sz w:val="20"/>
-        </w:rPr>
-        <w:t xml:space="preserve"> </w:t>
-      </w:r>
-      <w:r>
-        <w:rPr>
-          <w:rFonts w:ascii="Consolas" w:hAnsi="Consolas"/>
-          <w:sz w:val="20"/>
-        </w:rPr>
-        <w:t xml:space="preserve">docx_link</w:t>
-      </w:r>
-      <w:r>
-        <w:rPr>
-          <w:rFonts w:ascii="Consolas" w:hAnsi="Consolas"/>
-          <w:sz w:val="20"/>
-          <w:color w:val="808080"/>
-        </w:rPr>
-        <w:t xml:space="preserve">}</w:t>
-      </w:r>
-      <w:r>
-        <w:rPr>
-          <w:rFonts w:ascii="Consolas" w:hAnsi="Consolas"/>
-          <w:sz w:val="20"/>
-          <w:color w:val="808080"/>
-        </w:rPr>
-        <w:t xml:space="preserve">)</w:t>
-      </w:r>
-      <w:r>
-        <w:rPr>
-          <w:rFonts w:ascii="Consolas" w:hAnsi="Consolas"/>
-          <w:sz w:val="20"/>
-          <w:color w:val="808080"/>
-        </w:rPr>
-        <w:t xml:space="preserve">)</w:t>
-      </w:r>
-      <w:r>
-        <w:rPr>
-          <w:rFonts w:ascii="Consolas" w:hAnsi="Consolas"/>
-          <w:sz w:val="20"/>
-          <w:color w:val="808080"/>
-        </w:rPr>
-        <w:t xml:space="preserve">,</w:t>
-      </w:r>
-    </w:p>
-    <w:p>
-      <w:pPr>
-        <w:shd w:val="clear" w:fill="E6F0FA"/>
-        <w:spacing w:after="0" w:line="240" w:lineRule="auto"/>
-      </w:pPr>
-      <w:r>
-        <w:rPr>
-          <w:rFonts w:ascii="Consolas" w:hAnsi="Consolas"/>
-          <w:sz w:val="20"/>
-        </w:rPr>
-        <w:t xml:space="preserve">    </w:t>
-      </w:r>
-      <w:r>
-        <w:rPr>
-          <w:rFonts w:ascii="Consolas" w:hAnsi="Consolas"/>
-          <w:sz w:val="20"/>
-          <w:color w:val="808080"/>
-        </w:rPr>
-        <w:t xml:space="preserve">(</w:t>
-      </w:r>
-      <w:r>
-        <w:rPr>
-          <w:rFonts w:ascii="Consolas" w:hAnsi="Consolas"/>
-          <w:sz w:val="20"/>
-          <w:color w:val="A31515"/>
-        </w:rPr>
-        <w:t xml:space="preserve">'</w:t>
-      </w:r>
-      <w:r>
-        <w:rPr>
-          <w:rFonts w:ascii="Consolas" w:hAnsi="Consolas"/>
-          <w:sz w:val="20"/>
-          <w:color w:val="A31515"/>
-        </w:rPr>
-        <w:t xml:space="preserve">emoji</w:t>
-      </w:r>
-      <w:r>
-        <w:rPr>
-          <w:rFonts w:ascii="Consolas" w:hAnsi="Consolas"/>
-          <w:sz w:val="20"/>
-          <w:color w:val="A31515"/>
-        </w:rPr>
-        <w:t xml:space="preserve">'</w:t>
-      </w:r>
-      <w:r>
-        <w:rPr>
-          <w:rFonts w:ascii="Consolas" w:hAnsi="Consolas"/>
-          <w:sz w:val="20"/>
-          <w:color w:val="808080"/>
-        </w:rPr>
-        <w:t xml:space="preserve">,</w:t>
-      </w:r>
-      <w:r>
-        <w:rPr>
-          <w:rFonts w:ascii="Consolas" w:hAnsi="Consolas"/>
-          <w:sz w:val="20"/>
-        </w:rPr>
-        <w:t xml:space="preserve">          </w:t>
-      </w:r>
-      <w:r>
-        <w:rPr>
-          <w:rFonts w:ascii="Consolas" w:hAnsi="Consolas"/>
-          <w:sz w:val="20"/>
-          <w:color w:val="808080"/>
-        </w:rPr>
-        <w:t xml:space="preserve">(</w:t>
-      </w:r>
-      <w:r>
-        <w:rPr>
-          <w:rFonts w:ascii="Consolas" w:hAnsi="Consolas"/>
-          <w:sz w:val="20"/>
-          <w:color w:val="A31515"/>
-        </w:rPr>
-        <w:t xml:space="preserve">r</w:t>
-      </w:r>
-      <w:r>
-        <w:rPr>
-          <w:rFonts w:ascii="Consolas" w:hAnsi="Consolas"/>
-          <w:sz w:val="20"/>
-          <w:color w:val="A31515"/>
-        </w:rPr>
-        <w:t xml:space="preserve">'</w:t>
-      </w:r>
-      <w:r>
-        <w:rPr>
-          <w:rFonts w:ascii="Consolas" w:hAnsi="Consolas"/>
-          <w:sz w:val="20"/>
-          <w:color w:val="A31515"/>
-        </w:rPr>
-        <w:t xml:space="preserve">:</w:t>
-      </w:r>
-      <w:r>
-        <w:rPr>
-          <w:rFonts w:ascii="Consolas" w:hAnsi="Consolas"/>
-          <w:sz w:val="20"/>
-          <w:color w:val="A31515"/>
-        </w:rPr>
-        <w:t xml:space="preserve">\</w:t>
-      </w:r>
-      <w:r>
-        <w:rPr>
-          <w:rFonts w:ascii="Consolas" w:hAnsi="Consolas"/>
-          <w:sz w:val="20"/>
-          <w:color w:val="A31515"/>
-        </w:rPr>
-        <w:t xml:space="preserve">w+:</w:t>
-      </w:r>
-      <w:r>
-        <w:rPr>
-          <w:rFonts w:ascii="Consolas" w:hAnsi="Consolas"/>
-          <w:sz w:val="20"/>
-          <w:color w:val="A31515"/>
-        </w:rPr>
-        <w:t xml:space="preserve">'</w:t>
-      </w:r>
-      <w:r>
-        <w:rPr>
-          <w:rFonts w:ascii="Consolas" w:hAnsi="Consolas"/>
-          <w:sz w:val="20"/>
-          <w:color w:val="808080"/>
-        </w:rPr>
-        <w:t xml:space="preserve">,</w:t>
-      </w:r>
-      <w:r>
-        <w:rPr>
-          <w:rFonts w:ascii="Consolas" w:hAnsi="Consolas"/>
-          <w:sz w:val="20"/>
-        </w:rPr>
-        <w:t xml:space="preserve">                   </w:t>
-      </w:r>
-      <w:r>
-        <w:rPr>
-          <w:rFonts w:ascii="Consolas" w:hAnsi="Consolas"/>
-          <w:sz w:val="20"/>
-          <w:color w:val="808080"/>
-        </w:rPr>
-        <w:t xml:space="preserve">{</w:t>
-      </w:r>
-      <w:r>
-        <w:rPr>
-          <w:rFonts w:ascii="Consolas" w:hAnsi="Consolas"/>
-          <w:sz w:val="20"/>
-          <w:color w:val="A31515"/>
-        </w:rPr>
-        <w:t xml:space="preserve">'</w:t>
-      </w:r>
-      <w:r>
-        <w:rPr>
-          <w:rFonts w:ascii="Consolas" w:hAnsi="Consolas"/>
-          <w:sz w:val="20"/>
-          <w:color w:val="A31515"/>
-        </w:rPr>
-        <w:t xml:space="preserve">rtf</w:t>
-      </w:r>
-      <w:r>
-        <w:rPr>
-          <w:rFonts w:ascii="Consolas" w:hAnsi="Consolas"/>
-          <w:sz w:val="20"/>
-          <w:color w:val="A31515"/>
-        </w:rPr>
-        <w:t xml:space="preserve">'</w:t>
-      </w:r>
-      <w:r>
-        <w:rPr>
-          <w:rFonts w:ascii="Consolas" w:hAnsi="Consolas"/>
-          <w:sz w:val="20"/>
-          <w:color w:val="808080"/>
-        </w:rPr>
-        <w:t xml:space="preserve">:</w:t>
-      </w:r>
-      <w:r>
-        <w:rPr>
-          <w:rFonts w:ascii="Consolas" w:hAnsi="Consolas"/>
-          <w:sz w:val="20"/>
-        </w:rPr>
-        <w:t xml:space="preserve"> </w:t>
-      </w:r>
-      <w:r>
-        <w:rPr>
-          <w:rFonts w:ascii="Consolas" w:hAnsi="Consolas"/>
-          <w:sz w:val="20"/>
-        </w:rPr>
-        <w:t xml:space="preserve">rtf_emoji</w:t>
-      </w:r>
-      <w:r>
-        <w:rPr>
-          <w:rFonts w:ascii="Consolas" w:hAnsi="Consolas"/>
-          <w:sz w:val="20"/>
-          <w:color w:val="808080"/>
-        </w:rPr>
-        <w:t xml:space="preserve">,</w:t>
-      </w:r>
-      <w:r>
-        <w:rPr>
-          <w:rFonts w:ascii="Consolas" w:hAnsi="Consolas"/>
-          <w:sz w:val="20"/>
-        </w:rPr>
-        <w:t xml:space="preserve">        </w:t>
-      </w:r>
-      <w:r>
-        <w:rPr>
-          <w:rFonts w:ascii="Consolas" w:hAnsi="Consolas"/>
-          <w:sz w:val="20"/>
-          <w:color w:val="A31515"/>
-        </w:rPr>
-        <w:t xml:space="preserve">'</w:t>
-      </w:r>
-      <w:r>
-        <w:rPr>
-          <w:rFonts w:ascii="Consolas" w:hAnsi="Consolas"/>
-          <w:sz w:val="20"/>
-          <w:color w:val="A31515"/>
-        </w:rPr>
-        <w:t xml:space="preserve">docx</w:t>
-      </w:r>
-      <w:r>
-        <w:rPr>
-          <w:rFonts w:ascii="Consolas" w:hAnsi="Consolas"/>
-          <w:sz w:val="20"/>
-          <w:color w:val="A31515"/>
-        </w:rPr>
-        <w:t xml:space="preserve">'</w:t>
-      </w:r>
-      <w:r>
-        <w:rPr>
-          <w:rFonts w:ascii="Consolas" w:hAnsi="Consolas"/>
-          <w:sz w:val="20"/>
-          <w:color w:val="808080"/>
-        </w:rPr>
-        <w:t xml:space="preserve">:</w:t>
-      </w:r>
-      <w:r>
-        <w:rPr>
-          <w:rFonts w:ascii="Consolas" w:hAnsi="Consolas"/>
-          <w:sz w:val="20"/>
-        </w:rPr>
-        <w:t xml:space="preserve"> </w:t>
-      </w:r>
-      <w:r>
-        <w:rPr>
-          <w:rFonts w:ascii="Consolas" w:hAnsi="Consolas"/>
-          <w:sz w:val="20"/>
-        </w:rPr>
-        <w:t xml:space="preserve">docx_emoji</w:t>
-      </w:r>
-      <w:r>
-        <w:rPr>
-          <w:rFonts w:ascii="Consolas" w:hAnsi="Consolas"/>
-          <w:sz w:val="20"/>
-          <w:color w:val="808080"/>
-        </w:rPr>
-        <w:t xml:space="preserve">}</w:t>
-      </w:r>
-      <w:r>
-        <w:rPr>
-          <w:rFonts w:ascii="Consolas" w:hAnsi="Consolas"/>
-          <w:sz w:val="20"/>
-          <w:color w:val="808080"/>
-        </w:rPr>
-        <w:t xml:space="preserve">)</w:t>
-      </w:r>
-      <w:r>
-        <w:rPr>
-          <w:rFonts w:ascii="Consolas" w:hAnsi="Consolas"/>
-          <w:sz w:val="20"/>
-          <w:color w:val="808080"/>
-        </w:rPr>
-        <w:t xml:space="preserve">)</w:t>
-      </w:r>
-      <w:r>
-        <w:rPr>
-          <w:rFonts w:ascii="Consolas" w:hAnsi="Consolas"/>
-          <w:sz w:val="20"/>
-          <w:color w:val="808080"/>
-        </w:rPr>
-        <w:t xml:space="preserve">,</w:t>
-      </w:r>
-    </w:p>
-    <w:p>
-      <w:pPr>
-        <w:shd w:val="clear" w:fill="E6F0FA"/>
-        <w:spacing w:after="0" w:line="240" w:lineRule="auto"/>
-      </w:pPr>
-      <w:r>
-        <w:rPr>
-          <w:rFonts w:ascii="Consolas" w:hAnsi="Consolas"/>
-          <w:sz w:val="20"/>
-        </w:rPr>
-        <w:t xml:space="preserve">    </w:t>
-      </w:r>
-      <w:r>
-        <w:rPr>
-          <w:rFonts w:ascii="Consolas" w:hAnsi="Consolas"/>
-          <w:sz w:val="20"/>
-          <w:color w:val="808080"/>
-        </w:rPr>
-        <w:t xml:space="preserve">(</w:t>
-      </w:r>
-      <w:r>
-        <w:rPr>
-          <w:rFonts w:ascii="Consolas" w:hAnsi="Consolas"/>
-          <w:sz w:val="20"/>
-          <w:color w:val="A31515"/>
-        </w:rPr>
-        <w:t xml:space="preserve">'</w:t>
-      </w:r>
-      <w:r>
-        <w:rPr>
-          <w:rFonts w:ascii="Consolas" w:hAnsi="Consolas"/>
-          <w:sz w:val="20"/>
-          <w:color w:val="A31515"/>
-        </w:rPr>
-        <w:t xml:space="preserve">footnote_ref</w:t>
-      </w:r>
-      <w:r>
-        <w:rPr>
-          <w:rFonts w:ascii="Consolas" w:hAnsi="Consolas"/>
-          <w:sz w:val="20"/>
-          <w:color w:val="A31515"/>
-        </w:rPr>
-        <w:t xml:space="preserve">'</w:t>
-      </w:r>
-      <w:r>
-        <w:rPr>
-          <w:rFonts w:ascii="Consolas" w:hAnsi="Consolas"/>
-          <w:sz w:val="20"/>
-          <w:color w:val="808080"/>
-        </w:rPr>
-        <w:t xml:space="preserve">,</w:t>
-      </w:r>
-      <w:r>
-        <w:rPr>
-          <w:rFonts w:ascii="Consolas" w:hAnsi="Consolas"/>
-          <w:sz w:val="20"/>
-        </w:rPr>
-        <w:t xml:space="preserve">   </w:t>
-      </w:r>
-      <w:r>
-        <w:rPr>
-          <w:rFonts w:ascii="Consolas" w:hAnsi="Consolas"/>
-          <w:sz w:val="20"/>
-          <w:color w:val="808080"/>
-        </w:rPr>
-        <w:t xml:space="preserve">(</w:t>
-      </w:r>
-      <w:r>
-        <w:rPr>
-          <w:rFonts w:ascii="Consolas" w:hAnsi="Consolas"/>
-          <w:sz w:val="20"/>
-          <w:color w:val="A31515"/>
-        </w:rPr>
-        <w:t xml:space="preserve">r</w:t>
-      </w:r>
-      <w:r>
-        <w:rPr>
-          <w:rFonts w:ascii="Consolas" w:hAnsi="Consolas"/>
-          <w:sz w:val="20"/>
-          <w:color w:val="A31515"/>
-        </w:rPr>
-        <w:t xml:space="preserve">'</w:t>
-      </w:r>
-      <w:r>
-        <w:rPr>
-          <w:rFonts w:ascii="Consolas" w:hAnsi="Consolas"/>
-          <w:sz w:val="20"/>
-          <w:color w:val="A31515"/>
-        </w:rPr>
-        <w:t xml:space="preserve">\</w:t>
-      </w:r>
-      <w:r>
-        <w:rPr>
-          <w:rFonts w:ascii="Consolas" w:hAnsi="Consolas"/>
-          <w:sz w:val="20"/>
-          <w:color w:val="A31515"/>
-        </w:rPr>
-        <w:t xml:space="preserve">[</w:t>
-      </w:r>
-      <w:r>
-        <w:rPr>
-          <w:rFonts w:ascii="Consolas" w:hAnsi="Consolas"/>
-          <w:sz w:val="20"/>
-          <w:color w:val="A31515"/>
-        </w:rPr>
-        <w:t xml:space="preserve">\</w:t>
-      </w:r>
-      <w:r>
-        <w:rPr>
-          <w:rFonts w:ascii="Consolas" w:hAnsi="Consolas"/>
-          <w:sz w:val="20"/>
-          <w:color w:val="A31515"/>
-        </w:rPr>
-        <w:t xml:space="preserve">^([^</w:t>
-      </w:r>
-      <w:r>
-        <w:rPr>
-          <w:rFonts w:ascii="Consolas" w:hAnsi="Consolas"/>
-          <w:sz w:val="20"/>
-          <w:color w:val="A31515"/>
-        </w:rPr>
-        <w:t xml:space="preserve">\</w:t>
-      </w:r>
-      <w:r>
-        <w:rPr>
-          <w:rFonts w:ascii="Consolas" w:hAnsi="Consolas"/>
-          <w:sz w:val="20"/>
-          <w:color w:val="A31515"/>
-        </w:rPr>
-        <w:t xml:space="preserve">]]+)</w:t>
-      </w:r>
-      <w:r>
-        <w:rPr>
-          <w:rFonts w:ascii="Consolas" w:hAnsi="Consolas"/>
-          <w:sz w:val="20"/>
-          <w:color w:val="A31515"/>
-        </w:rPr>
-        <w:t xml:space="preserve">\</w:t>
-      </w:r>
-      <w:r>
-        <w:rPr>
-          <w:rFonts w:ascii="Consolas" w:hAnsi="Consolas"/>
-          <w:sz w:val="20"/>
-          <w:color w:val="A31515"/>
-        </w:rPr>
-        <w:t xml:space="preserve">]</w:t>
-      </w:r>
-      <w:r>
-        <w:rPr>
-          <w:rFonts w:ascii="Consolas" w:hAnsi="Consolas"/>
-          <w:sz w:val="20"/>
-          <w:color w:val="A31515"/>
-        </w:rPr>
-        <w:t xml:space="preserve">'</w:t>
-      </w:r>
-      <w:r>
-        <w:rPr>
-          <w:rFonts w:ascii="Consolas" w:hAnsi="Consolas"/>
-          <w:sz w:val="20"/>
-          <w:color w:val="808080"/>
-        </w:rPr>
-        <w:t xml:space="preserve">,</w:t>
-      </w:r>
-      <w:r>
-        <w:rPr>
-          <w:rFonts w:ascii="Consolas" w:hAnsi="Consolas"/>
-          <w:sz w:val="20"/>
-        </w:rPr>
-        <w:t xml:space="preserve">          </w:t>
-      </w:r>
-      <w:r>
-        <w:rPr>
-          <w:rFonts w:ascii="Consolas" w:hAnsi="Consolas"/>
-          <w:sz w:val="20"/>
-          <w:color w:val="808080"/>
-        </w:rPr>
-        <w:t xml:space="preserve">{</w:t>
-      </w:r>
-      <w:r>
-        <w:rPr>
-          <w:rFonts w:ascii="Consolas" w:hAnsi="Consolas"/>
-          <w:sz w:val="20"/>
-          <w:color w:val="A31515"/>
-        </w:rPr>
-        <w:t xml:space="preserve">'</w:t>
-      </w:r>
-      <w:r>
-        <w:rPr>
-          <w:rFonts w:ascii="Consolas" w:hAnsi="Consolas"/>
-          <w:sz w:val="20"/>
-          <w:color w:val="A31515"/>
-        </w:rPr>
-        <w:t xml:space="preserve">rtf</w:t>
-      </w:r>
-      <w:r>
-        <w:rPr>
-          <w:rFonts w:ascii="Consolas" w:hAnsi="Consolas"/>
-          <w:sz w:val="20"/>
-          <w:color w:val="A31515"/>
-        </w:rPr>
-        <w:t xml:space="preserve">'</w:t>
-      </w:r>
-      <w:r>
-        <w:rPr>
-          <w:rFonts w:ascii="Consolas" w:hAnsi="Consolas"/>
-          <w:sz w:val="20"/>
-          <w:color w:val="808080"/>
-        </w:rPr>
-        <w:t xml:space="preserve">:</w:t>
-      </w:r>
-      <w:r>
-        <w:rPr>
-          <w:rFonts w:ascii="Consolas" w:hAnsi="Consolas"/>
-          <w:sz w:val="20"/>
-        </w:rPr>
-        <w:t xml:space="preserve"> </w:t>
-      </w:r>
-      <w:r>
-        <w:rPr>
-          <w:rFonts w:ascii="Consolas" w:hAnsi="Consolas"/>
-          <w:sz w:val="20"/>
-        </w:rPr>
-        <w:t xml:space="preserve">rtf_footnote_ref</w:t>
-      </w:r>
-      <w:r>
-        <w:rPr>
-          <w:rFonts w:ascii="Consolas" w:hAnsi="Consolas"/>
-          <w:sz w:val="20"/>
-          <w:color w:val="808080"/>
-        </w:rPr>
-        <w:t xml:space="preserve">,</w:t>
-      </w:r>
-      <w:r>
-        <w:rPr>
-          <w:rFonts w:ascii="Consolas" w:hAnsi="Consolas"/>
-          <w:sz w:val="20"/>
-        </w:rPr>
-        <w:t xml:space="preserve"> </w:t>
-      </w:r>
-      <w:r>
-        <w:rPr>
-          <w:rFonts w:ascii="Consolas" w:hAnsi="Consolas"/>
-          <w:sz w:val="20"/>
-          <w:color w:val="A31515"/>
-        </w:rPr>
-        <w:t xml:space="preserve">'</w:t>
-      </w:r>
-      <w:r>
-        <w:rPr>
-          <w:rFonts w:ascii="Consolas" w:hAnsi="Consolas"/>
-          <w:sz w:val="20"/>
-          <w:color w:val="A31515"/>
-        </w:rPr>
-        <w:t xml:space="preserve">docx</w:t>
-      </w:r>
-      <w:r>
-        <w:rPr>
-          <w:rFonts w:ascii="Consolas" w:hAnsi="Consolas"/>
-          <w:sz w:val="20"/>
-          <w:color w:val="A31515"/>
-        </w:rPr>
-        <w:t xml:space="preserve">'</w:t>
-      </w:r>
-      <w:r>
-        <w:rPr>
-          <w:rFonts w:ascii="Consolas" w:hAnsi="Consolas"/>
-          <w:sz w:val="20"/>
-          <w:color w:val="808080"/>
-        </w:rPr>
-        <w:t xml:space="preserve">:</w:t>
-      </w:r>
-      <w:r>
-        <w:rPr>
-          <w:rFonts w:ascii="Consolas" w:hAnsi="Consolas"/>
-          <w:sz w:val="20"/>
-        </w:rPr>
-        <w:t xml:space="preserve"> </w:t>
-      </w:r>
-      <w:r>
-        <w:rPr>
-          <w:rFonts w:ascii="Consolas" w:hAnsi="Consolas"/>
-          <w:sz w:val="20"/>
-        </w:rPr>
-        <w:t xml:space="preserve">docx_footnote_ref</w:t>
-      </w:r>
-      <w:r>
-        <w:rPr>
-          <w:rFonts w:ascii="Consolas" w:hAnsi="Consolas"/>
-          <w:sz w:val="20"/>
-          <w:color w:val="808080"/>
-        </w:rPr>
-        <w:t xml:space="preserve">}</w:t>
-      </w:r>
-      <w:r>
-        <w:rPr>
-          <w:rFonts w:ascii="Consolas" w:hAnsi="Consolas"/>
-          <w:sz w:val="20"/>
-          <w:color w:val="808080"/>
-        </w:rPr>
-        <w:t xml:space="preserve">)</w:t>
-      </w:r>
-      <w:r>
-        <w:rPr>
-          <w:rFonts w:ascii="Consolas" w:hAnsi="Consolas"/>
-          <w:sz w:val="20"/>
-          <w:color w:val="808080"/>
-        </w:rPr>
-        <w:t xml:space="preserve">)</w:t>
-      </w:r>
-      <w:r>
-        <w:rPr>
-          <w:rFonts w:ascii="Consolas" w:hAnsi="Consolas"/>
-          <w:sz w:val="20"/>
-          <w:color w:val="808080"/>
-        </w:rPr>
-        <w:t xml:space="preserve">,</w:t>
-      </w:r>
-    </w:p>
-    <w:p>
-      <w:pPr>
-        <w:shd w:val="clear" w:fill="E6F0FA"/>
-        <w:spacing w:after="0" w:line="240" w:lineRule="auto"/>
-      </w:pPr>
-      <w:r>
-        <w:rPr>
-          <w:rFonts w:ascii="Consolas" w:hAnsi="Consolas"/>
-          <w:sz w:val="20"/>
-        </w:rPr>
-        <w:t xml:space="preserve">    </w:t>
-      </w:r>
-      <w:r>
-        <w:rPr>
-          <w:rFonts w:ascii="Consolas" w:hAnsi="Consolas"/>
-          <w:sz w:val="20"/>
-          <w:color w:val="008000"/>
-        </w:rPr>
-        <w:t xml:space="preserve"># ...</w:t>
-      </w:r>
-    </w:p>
-    <w:p>
-      <w:pPr>
-        <w:shd w:val="clear" w:fill="E6F0FA"/>
-        <w:spacing w:after="0" w:line="240" w:lineRule="auto"/>
-      </w:pPr>
-      <w:r>
-        <w:rPr>
-          <w:rFonts w:ascii="Consolas" w:hAnsi="Consolas"/>
-          <w:sz w:val="20"/>
-          <w:color w:val="808080"/>
-        </w:rPr>
-        <w:t xml:space="preserve">]</w:t>
-      </w:r>
-    </w:p>
-    <w:p>
-      <w:pPr>
-        <w:shd w:val="clear" w:fill="E6F0FA"/>
-        <w:spacing w:after="0" w:line="240" w:lineRule="auto"/>
-      </w:pPr>
-      <w:r>
-        <w:rPr>
-          <w:rFonts w:ascii="Consolas" w:hAnsi="Consolas"/>
-          <w:sz w:val="20"/>
-        </w:rPr>
-        <w:t xml:space="preserve"/>
-      </w:r>
-    </w:p>
-    <w:p>
-      <w:pPr>
-        <w:shd w:val="clear" w:fill="E6F0FA"/>
-        <w:spacing w:after="0" w:line="240" w:lineRule="auto"/>
-      </w:pPr>
-      <w:r>
-        <w:rPr>
-          <w:rFonts w:ascii="Consolas" w:hAnsi="Consolas"/>
-          <w:sz w:val="20"/>
-        </w:rPr>
-        <w:t xml:space="preserve">BLOCK_RULES</w:t>
-      </w:r>
-      <w:r>
-        <w:rPr>
-          <w:rFonts w:ascii="Consolas" w:hAnsi="Consolas"/>
-          <w:sz w:val="20"/>
-        </w:rPr>
-        <w:t xml:space="preserve"> </w:t>
-      </w:r>
-      <w:r>
-        <w:rPr>
-          <w:rFonts w:ascii="Consolas" w:hAnsi="Consolas"/>
-          <w:sz w:val="20"/>
-          <w:color w:val="000000"/>
-        </w:rPr>
-        <w:t xml:space="preserve">=</w:t>
-      </w:r>
-      <w:r>
-        <w:rPr>
-          <w:rFonts w:ascii="Consolas" w:hAnsi="Consolas"/>
-          <w:sz w:val="20"/>
-        </w:rPr>
-        <w:t xml:space="preserve"> </w:t>
-      </w:r>
-      <w:r>
-        <w:rPr>
-          <w:rFonts w:ascii="Consolas" w:hAnsi="Consolas"/>
-          <w:sz w:val="20"/>
-          <w:color w:val="808080"/>
-        </w:rPr>
-        <w:t xml:space="preserve">{</w:t>
-      </w:r>
-    </w:p>
-    <w:p>
-      <w:pPr>
-        <w:shd w:val="clear" w:fill="E6F0FA"/>
-        <w:spacing w:after="0" w:line="240" w:lineRule="auto"/>
-      </w:pPr>
-      <w:r>
-        <w:rPr>
-          <w:rFonts w:ascii="Consolas" w:hAnsi="Consolas"/>
-          <w:sz w:val="20"/>
-        </w:rPr>
-        <w:t xml:space="preserve">    </w:t>
-      </w:r>
-      <w:r>
-        <w:rPr>
-          <w:rFonts w:ascii="Consolas" w:hAnsi="Consolas"/>
-          <w:sz w:val="20"/>
-          <w:color w:val="A31515"/>
-        </w:rPr>
-        <w:t xml:space="preserve">'</w:t>
-      </w:r>
-      <w:r>
-        <w:rPr>
-          <w:rFonts w:ascii="Consolas" w:hAnsi="Consolas"/>
-          <w:sz w:val="20"/>
-          <w:color w:val="A31515"/>
-        </w:rPr>
-        <w:t xml:space="preserve">rtf</w:t>
-      </w:r>
-      <w:r>
-        <w:rPr>
-          <w:rFonts w:ascii="Consolas" w:hAnsi="Consolas"/>
-          <w:sz w:val="20"/>
-          <w:color w:val="A31515"/>
-        </w:rPr>
-        <w:t xml:space="preserve">'</w:t>
-      </w:r>
-      <w:r>
-        <w:rPr>
-          <w:rFonts w:ascii="Consolas" w:hAnsi="Consolas"/>
-          <w:sz w:val="20"/>
-          <w:color w:val="808080"/>
-        </w:rPr>
-        <w:t xml:space="preserve">:</w:t>
-      </w:r>
-      <w:r>
-        <w:rPr>
-          <w:rFonts w:ascii="Consolas" w:hAnsi="Consolas"/>
-          <w:sz w:val="20"/>
-        </w:rPr>
-        <w:t xml:space="preserve">  </w:t>
-      </w:r>
-      <w:r>
-        <w:rPr>
-          <w:rFonts w:ascii="Consolas" w:hAnsi="Consolas"/>
-          <w:sz w:val="20"/>
-          <w:color w:val="808080"/>
-        </w:rPr>
-        <w:t xml:space="preserve">[</w:t>
-      </w:r>
-      <w:r>
-        <w:rPr>
-          <w:rFonts w:ascii="Consolas" w:hAnsi="Consolas"/>
-          <w:sz w:val="20"/>
-        </w:rPr>
-        <w:t xml:space="preserve">block_heading</w:t>
-      </w:r>
-      <w:r>
-        <w:rPr>
-          <w:rFonts w:ascii="Consolas" w:hAnsi="Consolas"/>
-          <w:sz w:val="20"/>
-          <w:color w:val="808080"/>
-        </w:rPr>
-        <w:t xml:space="preserve">,</w:t>
-      </w:r>
-      <w:r>
-        <w:rPr>
-          <w:rFonts w:ascii="Consolas" w:hAnsi="Consolas"/>
-          <w:sz w:val="20"/>
-        </w:rPr>
-        <w:t xml:space="preserve"> </w:t>
-      </w:r>
-      <w:r>
-        <w:rPr>
-          <w:rFonts w:ascii="Consolas" w:hAnsi="Consolas"/>
-          <w:sz w:val="20"/>
-        </w:rPr>
-        <w:t xml:space="preserve">block_fenced_code</w:t>
-      </w:r>
-      <w:r>
-        <w:rPr>
-          <w:rFonts w:ascii="Consolas" w:hAnsi="Consolas"/>
-          <w:sz w:val="20"/>
-          <w:color w:val="808080"/>
-        </w:rPr>
-        <w:t xml:space="preserve">,</w:t>
-      </w:r>
-      <w:r>
-        <w:rPr>
-          <w:rFonts w:ascii="Consolas" w:hAnsi="Consolas"/>
-          <w:sz w:val="20"/>
-        </w:rPr>
-        <w:t xml:space="preserve"> </w:t>
-      </w:r>
-      <w:r>
-        <w:rPr>
-          <w:rFonts w:ascii="Consolas" w:hAnsi="Consolas"/>
-          <w:sz w:val="20"/>
-        </w:rPr>
-        <w:t xml:space="preserve">block_table</w:t>
-      </w:r>
-      <w:r>
-        <w:rPr>
-          <w:rFonts w:ascii="Consolas" w:hAnsi="Consolas"/>
-          <w:sz w:val="20"/>
-          <w:color w:val="808080"/>
-        </w:rPr>
-        <w:t xml:space="preserve">,</w:t>
-      </w:r>
-      <w:r>
-        <w:rPr>
-          <w:rFonts w:ascii="Consolas" w:hAnsi="Consolas"/>
-          <w:sz w:val="20"/>
-        </w:rPr>
-        <w:t xml:space="preserve"> </w:t>
-      </w:r>
-      <w:r>
-        <w:rPr>
-          <w:rFonts w:ascii="Consolas" w:hAnsi="Consolas"/>
-          <w:sz w:val="20"/>
-        </w:rPr>
-        <w:t xml:space="preserve">block_list</w:t>
-      </w:r>
-      <w:r>
-        <w:rPr>
-          <w:rFonts w:ascii="Consolas" w:hAnsi="Consolas"/>
-          <w:sz w:val="20"/>
-          <w:color w:val="808080"/>
-        </w:rPr>
-        <w:t xml:space="preserve">,</w:t>
-      </w:r>
-      <w:r>
-        <w:rPr>
-          <w:rFonts w:ascii="Consolas" w:hAnsi="Consolas"/>
-          <w:sz w:val="20"/>
-        </w:rPr>
-        <w:t xml:space="preserve"> </w:t>
-      </w:r>
-      <w:r>
-        <w:rPr>
-          <w:rFonts w:ascii="Consolas" w:hAnsi="Consolas"/>
-          <w:sz w:val="20"/>
-          <w:color w:val="000000"/>
-        </w:rPr>
-        <w:t xml:space="preserve">.</w:t>
-      </w:r>
-      <w:r>
-        <w:rPr>
-          <w:rFonts w:ascii="Consolas" w:hAnsi="Consolas"/>
-          <w:sz w:val="20"/>
-          <w:color w:val="000000"/>
-        </w:rPr>
-        <w:t xml:space="preserve">.</w:t>
-      </w:r>
-      <w:r>
-        <w:rPr>
-          <w:rFonts w:ascii="Consolas" w:hAnsi="Consolas"/>
-          <w:sz w:val="20"/>
-          <w:color w:val="000000"/>
-        </w:rPr>
-        <w:t xml:space="preserve">.</w:t>
-      </w:r>
-      <w:r>
-        <w:rPr>
-          <w:rFonts w:ascii="Consolas" w:hAnsi="Consolas"/>
-          <w:sz w:val="20"/>
-          <w:color w:val="808080"/>
-        </w:rPr>
-        <w:t xml:space="preserve">]</w:t>
-      </w:r>
-      <w:r>
-        <w:rPr>
-          <w:rFonts w:ascii="Consolas" w:hAnsi="Consolas"/>
-          <w:sz w:val="20"/>
-          <w:color w:val="808080"/>
-        </w:rPr>
-        <w:t xml:space="preserve">,</w:t>
-      </w:r>
-    </w:p>
-    <w:p>
-      <w:pPr>
-        <w:shd w:val="clear" w:fill="E6F0FA"/>
-        <w:spacing w:after="0" w:line="240" w:lineRule="auto"/>
-      </w:pPr>
-      <w:r>
-        <w:rPr>
-          <w:rFonts w:ascii="Consolas" w:hAnsi="Consolas"/>
-          <w:sz w:val="20"/>
-        </w:rPr>
-        <w:t xml:space="preserve">    </w:t>
-      </w:r>
-      <w:r>
-        <w:rPr>
-          <w:rFonts w:ascii="Consolas" w:hAnsi="Consolas"/>
-          <w:sz w:val="20"/>
-          <w:color w:val="A31515"/>
-        </w:rPr>
-        <w:t xml:space="preserve">'</w:t>
-      </w:r>
-      <w:r>
-        <w:rPr>
-          <w:rFonts w:ascii="Consolas" w:hAnsi="Consolas"/>
-          <w:sz w:val="20"/>
-          <w:color w:val="A31515"/>
-        </w:rPr>
-        <w:t xml:space="preserve">docx</w:t>
-      </w:r>
-      <w:r>
-        <w:rPr>
-          <w:rFonts w:ascii="Consolas" w:hAnsi="Consolas"/>
-          <w:sz w:val="20"/>
-          <w:color w:val="A31515"/>
-        </w:rPr>
-        <w:t xml:space="preserve">'</w:t>
-      </w:r>
-      <w:r>
-        <w:rPr>
-          <w:rFonts w:ascii="Consolas" w:hAnsi="Consolas"/>
-          <w:sz w:val="20"/>
-          <w:color w:val="808080"/>
-        </w:rPr>
-        <w:t xml:space="preserve">:</w:t>
-      </w:r>
-      <w:r>
-        <w:rPr>
-          <w:rFonts w:ascii="Consolas" w:hAnsi="Consolas"/>
-          <w:sz w:val="20"/>
-        </w:rPr>
-        <w:t xml:space="preserve"> </w:t>
-      </w:r>
-      <w:r>
-        <w:rPr>
-          <w:rFonts w:ascii="Consolas" w:hAnsi="Consolas"/>
-          <w:sz w:val="20"/>
-          <w:color w:val="808080"/>
-        </w:rPr>
-        <w:t xml:space="preserve">[</w:t>
-      </w:r>
-      <w:r>
-        <w:rPr>
-          <w:rFonts w:ascii="Consolas" w:hAnsi="Consolas"/>
-          <w:sz w:val="20"/>
-        </w:rPr>
-        <w:t xml:space="preserve">docx_block_heading</w:t>
-      </w:r>
-      <w:r>
-        <w:rPr>
-          <w:rFonts w:ascii="Consolas" w:hAnsi="Consolas"/>
-          <w:sz w:val="20"/>
-          <w:color w:val="808080"/>
-        </w:rPr>
-        <w:t xml:space="preserve">,</w:t>
-      </w:r>
-      <w:r>
-        <w:rPr>
-          <w:rFonts w:ascii="Consolas" w:hAnsi="Consolas"/>
-          <w:sz w:val="20"/>
-        </w:rPr>
-        <w:t xml:space="preserve"> </w:t>
-      </w:r>
-      <w:r>
-        <w:rPr>
-          <w:rFonts w:ascii="Consolas" w:hAnsi="Consolas"/>
-          <w:sz w:val="20"/>
-        </w:rPr>
-        <w:t xml:space="preserve">docx_block_fenced_code</w:t>
-      </w:r>
-      <w:r>
-        <w:rPr>
-          <w:rFonts w:ascii="Consolas" w:hAnsi="Consolas"/>
-          <w:sz w:val="20"/>
-          <w:color w:val="808080"/>
-        </w:rPr>
-        <w:t xml:space="preserve">,</w:t>
-      </w:r>
-      <w:r>
-        <w:rPr>
-          <w:rFonts w:ascii="Consolas" w:hAnsi="Consolas"/>
-          <w:sz w:val="20"/>
-        </w:rPr>
-        <w:t xml:space="preserve"> </w:t>
-      </w:r>
-      <w:r>
-        <w:rPr>
-          <w:rFonts w:ascii="Consolas" w:hAnsi="Consolas"/>
-          <w:sz w:val="20"/>
-        </w:rPr>
-        <w:t xml:space="preserve">docx_block_table</w:t>
-      </w:r>
-      <w:r>
-        <w:rPr>
-          <w:rFonts w:ascii="Consolas" w:hAnsi="Consolas"/>
-          <w:sz w:val="20"/>
-          <w:color w:val="808080"/>
-        </w:rPr>
-        <w:t xml:space="preserve">,</w:t>
-      </w:r>
-      <w:r>
-        <w:rPr>
-          <w:rFonts w:ascii="Consolas" w:hAnsi="Consolas"/>
-          <w:sz w:val="20"/>
-        </w:rPr>
-        <w:t xml:space="preserve"> </w:t>
-      </w:r>
-      <w:r>
-        <w:rPr>
-          <w:rFonts w:ascii="Consolas" w:hAnsi="Consolas"/>
-          <w:sz w:val="20"/>
-          <w:color w:val="000000"/>
-        </w:rPr>
-        <w:t xml:space="preserve">.</w:t>
-      </w:r>
-      <w:r>
-        <w:rPr>
-          <w:rFonts w:ascii="Consolas" w:hAnsi="Consolas"/>
-          <w:sz w:val="20"/>
-          <w:color w:val="000000"/>
-        </w:rPr>
-        <w:t xml:space="preserve">.</w:t>
-      </w:r>
-      <w:r>
-        <w:rPr>
-          <w:rFonts w:ascii="Consolas" w:hAnsi="Consolas"/>
-          <w:sz w:val="20"/>
-          <w:color w:val="000000"/>
-        </w:rPr>
-        <w:t xml:space="preserve">.</w:t>
-      </w:r>
-      <w:r>
-        <w:rPr>
-          <w:rFonts w:ascii="Consolas" w:hAnsi="Consolas"/>
-          <w:sz w:val="20"/>
-          <w:color w:val="808080"/>
-        </w:rPr>
-        <w:t xml:space="preserve">]</w:t>
-      </w:r>
-      <w:r>
-        <w:rPr>
-          <w:rFonts w:ascii="Consolas" w:hAnsi="Consolas"/>
-          <w:sz w:val="20"/>
-          <w:color w:val="808080"/>
-        </w:rPr>
-        <w:t xml:space="preserve">,</w:t>
-      </w:r>
-    </w:p>
-    <w:p>
-      <w:pPr>
-        <w:shd w:val="clear" w:fill="E6F0FA"/>
-        <w:spacing w:after="0" w:line="240" w:lineRule="auto"/>
-      </w:pPr>
-      <w:r>
-        <w:rPr>
-          <w:rFonts w:ascii="Consolas" w:hAnsi="Consolas"/>
-          <w:sz w:val="20"/>
-          <w:color w:val="808080"/>
-        </w:rPr>
-        <w:t xml:space="preserve">}</w:t>
-      </w:r>
-    </w:p>
-    <w:p>
-      <w:pPr>
-        <w:shd w:val="clear" w:fill="E6F0FA"/>
-        <w:spacing w:after="0" w:line="240" w:lineRule="auto"/>
-      </w:pPr>
-      <w:r>
-        <w:rPr>
-          <w:rFonts w:ascii="Consolas" w:hAnsi="Consolas"/>
-          <w:sz w:val="20"/>
-        </w:rPr>
-        <w:t xml:space="preserve"/>
-      </w:r>
-    </w:p>
-    <w:p>
-      <w:r>
-        <w:t xml:space="preserve">The dispatcher is four lines: </w:t>
-      </w:r>
-      <w:r>
-        <w:rPr>
-          <w:b/>
-        </w:rPr>
-        <w:t xml:space="preserve">look up the active format in the row's dict, call the function (or substitute the string), move on</w:t>
-      </w:r>
-      <w:r>
-        <w:t xml:space="preserve">. That's the </w:t>
-      </w:r>
-      <w:r>
-        <w:rPr>
-          <w:b/>
-        </w:rPr>
-        <w:t xml:space="preserve">strategy pattern implemented functionally</w:t>
-      </w:r>
-      <w:r>
-        <w:t xml:space="preserve"> — each strategy is a small pure function (or an </w:t>
-      </w:r>
-      <w:r>
-        <w:rPr>
-          <w:rFonts w:ascii="Consolas" w:hAnsi="Consolas"/>
-          <w:sz w:val="20"/>
-          <w:shd w:val="clear" w:fill="E6F0FA"/>
-        </w:rPr>
-        <w:t xml:space="preserve">re.sub</w:t>
-      </w:r>
-      <w:r>
-        <w:t xml:space="preserve"> replacement string), chosen by dict key at runtime. No base class, no subclass hierarchy, no visitor.</w:t>
-      </w:r>
-    </w:p>
-    <w:p>
-      <w:r>
-        <w:t xml:space="preserve">What this feels like when you edit the code:</w:t>
-      </w:r>
-    </w:p>
-    <w:p>
-      <w:pPr>
-        <w:ind w:left="720"/>
-        <w:spacing w:after="40"/>
-      </w:pPr>
-      <w:r>
-        <w:t xml:space="preserve">• </w:t>
-      </w:r>
-      <w:r>
-        <w:rPr>
-          <w:b/>
-        </w:rPr>
-        <w:t xml:space="preserve">Add a markdown feature</w:t>
-      </w:r>
-      <w:r>
-        <w:t xml:space="preserve"> → add one row. (This is how </w:t>
-      </w:r>
-      <w:r>
-        <w:rPr>
-          <w:rFonts w:ascii="Consolas" w:hAnsi="Consolas"/>
-          <w:sz w:val="20"/>
-          <w:shd w:val="clear" w:fill="E6F0FA"/>
-        </w:rPr>
-        <w:t xml:space="preserve">&lt;sub&gt;</w:t>
-      </w:r>
-      <w:r>
-        <w:t xml:space="preserve">, </w:t>
-      </w:r>
-      <w:r>
-        <w:rPr>
-          <w:rFonts w:ascii="Consolas" w:hAnsi="Consolas"/>
-          <w:sz w:val="20"/>
-          <w:shd w:val="clear" w:fill="E6F0FA"/>
-        </w:rPr>
-        <w:t xml:space="preserve">&lt;sup&gt;</w:t>
-      </w:r>
-      <w:r>
-        <w:t xml:space="preserve">, </w:t>
-      </w:r>
-      <w:r>
-        <w:rPr>
-          <w:rFonts w:ascii="Consolas" w:hAnsi="Consolas"/>
-          <w:sz w:val="20"/>
-          <w:shd w:val="clear" w:fill="E6F0FA"/>
-        </w:rPr>
-        <w:t xml:space="preserve">&lt;ins&gt;</w:t>
-      </w:r>
-      <w:r>
-        <w:t xml:space="preserve">, and the emoji shortcode map were added.)</w:t>
-      </w:r>
-    </w:p>
-    <w:p>
-      <w:pPr>
-        <w:ind w:left="720"/>
-        <w:spacing w:after="40"/>
-      </w:pPr>
-      <w:r>
-        <w:t xml:space="preserve">• </w:t>
-      </w:r>
-      <w:r>
-        <w:rPr>
-          <w:b/>
-        </w:rPr>
-        <w:t xml:space="preserve">Add a new output format</w:t>
-      </w:r>
-      <w:r>
-        <w:t xml:space="preserve"> → add one key to every row. Dispatcher doesn't change.</w:t>
-      </w:r>
-    </w:p>
-    <w:p>
-      <w:pPr>
-        <w:ind w:left="720"/>
-        <w:spacing w:after="40"/>
-      </w:pPr>
-      <w:r>
-        <w:t xml:space="preserve">• </w:t>
-      </w:r>
-      <w:r>
-        <w:rPr>
-          <w:b/>
-        </w:rPr>
-        <w:t xml:space="preserve">Tweak how bold renders in DOCX</w:t>
-      </w:r>
-      <w:r>
-        <w:t xml:space="preserve"> → edit one cell. Other formats untouched.</w:t>
-      </w:r>
-    </w:p>
-    <w:p>
-      <w:pPr>
-        <w:ind w:left="720"/>
-        <w:spacing w:after="40"/>
-      </w:pPr>
-      <w:r>
-        <w:t xml:space="preserve">• </w:t>
-      </w:r>
-      <w:r>
-        <w:t xml:space="preserve">Rules run in </w:t>
-      </w:r>
-      <w:r>
-        <w:rPr>
-          <w:b/>
-        </w:rPr>
-        <w:t xml:space="preserve">phases</w:t>
-      </w:r>
-      <w:r>
-        <w:t xml:space="preserve"> (HTML strip → escapes → links/images → inline code stash → GitHub refs → formatting), so later rows can assume earlier phases have already happened.</w:t>
-      </w:r>
-    </w:p>
-    <w:p>
-      <w:pPr>
-        <w:pStyle w:val="Heading3"/>
-      </w:pPr>
-      <w:bookmarkStart w:id="8670" w:name="3-post-cleanup-per-doc-type"/>
-      <w:bookmarkEnd w:id="8670"/>
-      <w:r>
-        <w:t xml:space="preserve">3. Post-cleanup per doc type</w:t>
-      </w:r>
-    </w:p>
-    <w:p>
-      <w:r>
-        <w:t xml:space="preserve">The conversion table handles </w:t>
-      </w:r>
-      <w:r>
-        <w:rPr>
-          <w:i/>
-        </w:rPr>
-        <w:t xml:space="preserve">content</w:t>
-      </w:r>
-      <w:r>
-        <w:t xml:space="preserve">. Format-specific </w:t>
-      </w:r>
-      <w:r>
-        <w:rPr>
-          <w:i/>
-        </w:rPr>
-        <w:t xml:space="preserve">plumbing</w:t>
-      </w:r>
-      <w:r>
-        <w:t xml:space="preserve"> lives in a small post-pass so the core stays format-agnostic:</w:t>
+        <w:t xml:space="preserve">Per-entry flags:</w:t>
       </w:r>
     </w:p>
     <w:tbl>
@@ -5757,6 +1936,4150 @@
               <w:rPr>
                 <w:b/>
               </w:rPr>
+              <w:t xml:space="preserve">Key</w:t>
+            </w:r>
+          </w:p>
+        </w:tc>
+        <w:tc>
+          <w:p>
+            <w:pPr>
+              <w:jc w:val="center"/>
+            </w:pPr>
+            <w:r>
+              <w:rPr>
+                <w:b/>
+              </w:rPr>
+              <w:t xml:space="preserve">Type</w:t>
+            </w:r>
+          </w:p>
+        </w:tc>
+        <w:tc>
+          <w:p>
+            <w:pPr>
+              <w:jc w:val="center"/>
+            </w:pPr>
+            <w:r>
+              <w:rPr>
+                <w:b/>
+              </w:rPr>
+              <w:t xml:space="preserve">Default</w:t>
+            </w:r>
+          </w:p>
+        </w:tc>
+        <w:tc>
+          <w:p>
+            <w:pPr>
+              <w:jc w:val="center"/>
+            </w:pPr>
+            <w:r>
+              <w:rPr>
+                <w:b/>
+              </w:rPr>
+              <w:t xml:space="preserve">What it does</w:t>
+            </w:r>
+          </w:p>
+        </w:tc>
+      </w:tr>
+      <w:tr>
+        <w:tc>
+          <w:p>
+            <w:r>
+              <w:rPr>
+                <w:rFonts w:ascii="Consolas" w:hAnsi="Consolas"/>
+                <w:sz w:val="20"/>
+                <w:shd w:val="clear" w:fill="E6F0FA"/>
+              </w:rPr>
+              <w:t xml:space="preserve">input</w:t>
+            </w:r>
+          </w:p>
+        </w:tc>
+        <w:tc>
+          <w:p>
+            <w:r>
+              <w:t xml:space="preserve">string</w:t>
+            </w:r>
+          </w:p>
+        </w:tc>
+        <w:tc>
+          <w:p>
+            <w:r>
+              <w:rPr>
+                <w:i/>
+              </w:rPr>
+              <w:t xml:space="preserve">required</w:t>
+            </w:r>
+          </w:p>
+        </w:tc>
+        <w:tc>
+          <w:p>
+            <w:r>
+              <w:t xml:space="preserve">Path to the markdown file to convert</w:t>
+            </w:r>
+          </w:p>
+        </w:tc>
+      </w:tr>
+      <w:tr>
+        <w:tc>
+          <w:p>
+            <w:r>
+              <w:rPr>
+                <w:rFonts w:ascii="Consolas" w:hAnsi="Consolas"/>
+                <w:sz w:val="20"/>
+                <w:shd w:val="clear" w:fill="E6F0FA"/>
+              </w:rPr>
+              <w:t xml:space="preserve">output_formats</w:t>
+            </w:r>
+          </w:p>
+        </w:tc>
+        <w:tc>
+          <w:p>
+            <w:r>
+              <w:t xml:space="preserve">`["rtf"\</w:t>
+            </w:r>
+          </w:p>
+        </w:tc>
+        <w:tc>
+          <w:p>
+            <w:r>
+              <w:t xml:space="preserve">"docx"\</w:t>
+            </w:r>
+          </w:p>
+        </w:tc>
+        <w:tc>
+          <w:p>
+            <w:r>
+              <w:t xml:space="preserve">"txt"]`</w:t>
+            </w:r>
+          </w:p>
+        </w:tc>
+      </w:tr>
+      <w:tr>
+        <w:tc>
+          <w:p>
+            <w:r>
+              <w:rPr>
+                <w:rFonts w:ascii="Consolas" w:hAnsi="Consolas"/>
+                <w:sz w:val="20"/>
+                <w:shd w:val="clear" w:fill="E6F0FA"/>
+              </w:rPr>
+              <w:t xml:space="preserve">enabled</w:t>
+            </w:r>
+          </w:p>
+        </w:tc>
+        <w:tc>
+          <w:p>
+            <w:r>
+              <w:t xml:space="preserve">bool</w:t>
+            </w:r>
+          </w:p>
+        </w:tc>
+        <w:tc>
+          <w:p>
+            <w:r>
+              <w:rPr>
+                <w:rFonts w:ascii="Consolas" w:hAnsi="Consolas"/>
+                <w:sz w:val="20"/>
+                <w:shd w:val="clear" w:fill="E6F0FA"/>
+              </w:rPr>
+              <w:t xml:space="preserve">true</w:t>
+            </w:r>
+          </w:p>
+        </w:tc>
+        <w:tc>
+          <w:p>
+            <w:r>
+              <w:t xml:space="preserve">Set to </w:t>
+            </w:r>
+            <w:r>
+              <w:rPr>
+                <w:rFonts w:ascii="Consolas" w:hAnsi="Consolas"/>
+                <w:sz w:val="20"/>
+                <w:shd w:val="clear" w:fill="E6F0FA"/>
+              </w:rPr>
+              <w:t xml:space="preserve">false</w:t>
+            </w:r>
+            <w:r>
+              <w:t xml:space="preserve"> to </w:t>
+            </w:r>
+            <w:r>
+              <w:rPr>
+                <w:b/>
+              </w:rPr>
+              <w:t xml:space="preserve">skip this entry entirely</w:t>
+            </w:r>
+            <w:r>
+              <w:t xml:space="preserve"> — useful for temporarily disabling an entry without deleting it, or for stubbing out a pointer to a file you haven't created yet.</w:t>
+            </w:r>
+          </w:p>
+        </w:tc>
+      </w:tr>
+      <w:tr>
+        <w:tc>
+          <w:p>
+            <w:r>
+              <w:rPr>
+                <w:rFonts w:ascii="Consolas" w:hAnsi="Consolas"/>
+                <w:sz w:val="20"/>
+                <w:shd w:val="clear" w:fill="E6F0FA"/>
+              </w:rPr>
+              <w:t xml:space="preserve">attach_to_release</w:t>
+            </w:r>
+          </w:p>
+        </w:tc>
+        <w:tc>
+          <w:p>
+            <w:r>
+              <w:t xml:space="preserve">bool</w:t>
+            </w:r>
+          </w:p>
+        </w:tc>
+        <w:tc>
+          <w:p>
+            <w:r>
+              <w:rPr>
+                <w:rFonts w:ascii="Consolas" w:hAnsi="Consolas"/>
+                <w:sz w:val="20"/>
+                <w:shd w:val="clear" w:fill="E6F0FA"/>
+              </w:rPr>
+              <w:t xml:space="preserve">false</w:t>
+            </w:r>
+          </w:p>
+        </w:tc>
+        <w:tc>
+          <w:p>
+            <w:r>
+              <w:t xml:space="preserve">Upload the generated files as assets on the active release tag</w:t>
+            </w:r>
+          </w:p>
+        </w:tc>
+      </w:tr>
+      <w:tr>
+        <w:tc>
+          <w:p>
+            <w:r>
+              <w:rPr>
+                <w:rFonts w:ascii="Consolas" w:hAnsi="Consolas"/>
+                <w:sz w:val="20"/>
+                <w:shd w:val="clear" w:fill="E6F0FA"/>
+              </w:rPr>
+              <w:t xml:space="preserve">commit_to_repo</w:t>
+            </w:r>
+          </w:p>
+        </w:tc>
+        <w:tc>
+          <w:p>
+            <w:r>
+              <w:t xml:space="preserve">bool</w:t>
+            </w:r>
+          </w:p>
+        </w:tc>
+        <w:tc>
+          <w:p>
+            <w:r>
+              <w:rPr>
+                <w:rFonts w:ascii="Consolas" w:hAnsi="Consolas"/>
+                <w:sz w:val="20"/>
+                <w:shd w:val="clear" w:fill="E6F0FA"/>
+              </w:rPr>
+              <w:t xml:space="preserve">true</w:t>
+            </w:r>
+          </w:p>
+        </w:tc>
+        <w:tc>
+          <w:p>
+            <w:r>
+              <w:t xml:space="preserve">Commit the generated files back into the repo (reserved for future wiring — currently the workflow always commits)</w:t>
+            </w:r>
+          </w:p>
+        </w:tc>
+      </w:tr>
+    </w:tbl>
+    <w:p>
+      <w:r>
+        <w:t xml:space="preserve">If an entry's </w:t>
+      </w:r>
+      <w:r>
+        <w:rPr>
+          <w:rFonts w:ascii="Consolas" w:hAnsi="Consolas"/>
+          <w:sz w:val="20"/>
+          <w:shd w:val="clear" w:fill="E6F0FA"/>
+        </w:rPr>
+        <w:t xml:space="preserve">input</w:t>
+      </w:r>
+      <w:r>
+        <w:t xml:space="preserve"> file doesn't exist and the entry is </w:t>
+      </w:r>
+      <w:r>
+        <w:rPr>
+          <w:rFonts w:ascii="Consolas" w:hAnsi="Consolas"/>
+          <w:sz w:val="20"/>
+          <w:shd w:val="clear" w:fill="E6F0FA"/>
+        </w:rPr>
+        <w:t xml:space="preserve">enabled</w:t>
+      </w:r>
+      <w:r>
+        <w:t xml:space="preserve">, the workflow reports a clear error but </w:t>
+      </w:r>
+      <w:r>
+        <w:rPr>
+          <w:b/>
+        </w:rPr>
+        <w:t xml:space="preserve">continues processing the other entries</w:t>
+      </w:r>
+      <w:r>
+        <w:t xml:space="preserve"> — successfully-converted files are still committed/uploaded.</w:t>
+      </w:r>
+    </w:p>
+    <w:p>
+      <w:pPr>
+        <w:ind w:left="720"/>
+        <w:pBdr>
+          <w:left w:val="single" w:sz="12" w:space="4" w:color="CCCCCC"/>
+        </w:pBdr>
+      </w:pPr>
+      <w:r>
+        <w:rPr>
+          <w:b/>
+        </w:rPr>
+        <w:t xml:space="preserve">Settings location note:</w:t>
+      </w:r>
+      <w:r>
+        <w:t xml:space="preserve"> the settings file lives at the repo root by default. If you prefer a different location (e.g. </w:t>
+      </w:r>
+      <w:r>
+        <w:rPr>
+          <w:rFonts w:ascii="Consolas" w:hAnsi="Consolas"/>
+          <w:sz w:val="20"/>
+          <w:shd w:val="clear" w:fill="E6F0FA"/>
+        </w:rPr>
+        <w:t xml:space="preserve">config/readme-docs.json</w:t>
+      </w:r>
+      <w:r>
+        <w:t xml:space="preserve">), update the path in two places in </w:t>
+      </w:r>
+      <w:r>
+        <w:rPr>
+          <w:rFonts w:ascii="Consolas" w:hAnsi="Consolas"/>
+          <w:sz w:val="20"/>
+          <w:shd w:val="clear" w:fill="E6F0FA"/>
+        </w:rPr>
+        <w:t xml:space="preserve">.github/workflows/gh-readme2rtf-docx-txt.yml</w:t>
+      </w:r>
+      <w:r>
+        <w:t xml:space="preserve">: the </w:t>
+      </w:r>
+      <w:r>
+        <w:rPr>
+          <w:rFonts w:ascii="Consolas" w:hAnsi="Consolas"/>
+          <w:sz w:val="20"/>
+          <w:shd w:val="clear" w:fill="E6F0FA"/>
+        </w:rPr>
+        <w:t xml:space="preserve">paths:</w:t>
+      </w:r>
+      <w:r>
+        <w:t xml:space="preserve"> trigger entry </w:t>
+      </w:r>
+      <w:r>
+        <w:rPr>
+          <w:b/>
+        </w:rPr>
+        <w:t xml:space="preserve">and</w:t>
+      </w:r>
+      <w:r>
+        <w:t xml:space="preserve"> the </w:t>
+      </w:r>
+      <w:r>
+        <w:rPr>
+          <w:rFonts w:ascii="Consolas" w:hAnsi="Consolas"/>
+          <w:sz w:val="20"/>
+          <w:shd w:val="clear" w:fill="E6F0FA"/>
+        </w:rPr>
+        <w:t xml:space="preserve">SETTINGS_PATH</w:t>
+      </w:r>
+      <w:r>
+        <w:t xml:space="preserve"> env var of the sync step. The workflow's self-sync logic keeps everything else in step from there.</w:t>
+      </w:r>
+    </w:p>
+    <w:p>
+      <w:pPr>
+        <w:pStyle w:val="Heading3"/>
+      </w:pPr>
+      <w:bookmarkStart w:id="9465" w:name="3-add-the-workflow"/>
+      <w:bookmarkEnd w:id="9465"/>
+      <w:r>
+        <w:t xml:space="preserve">3. Add the workflow</w:t>
+      </w:r>
+    </w:p>
+    <w:p>
+      <w:r>
+        <w:t xml:space="preserve">Copy </w:t>
+      </w:r>
+      <w:r>
+        <w:rPr>
+          <w:rFonts w:ascii="Consolas" w:hAnsi="Consolas"/>
+          <w:sz w:val="20"/>
+          <w:shd w:val="clear" w:fill="E6F0FA"/>
+        </w:rPr>
+        <w:t xml:space="preserve">.github/workflows/gh-readme2rtf-docx-txt.yml</w:t>
+      </w:r>
+      <w:r>
+        <w:t xml:space="preserve"> from this repo into your own — it's already wired up. Key pieces:</w:t>
+      </w:r>
+    </w:p>
+    <w:p>
+      <w:pPr>
+        <w:shd w:val="clear" w:fill="E6F0FA"/>
+        <w:spacing w:after="0" w:line="240" w:lineRule="auto"/>
+      </w:pPr>
+      <w:r>
+        <w:rPr>
+          <w:rFonts w:ascii="Consolas" w:hAnsi="Consolas"/>
+          <w:sz w:val="20"/>
+          <w:color w:val="000080"/>
+        </w:rPr>
+        <w:t xml:space="preserve">on</w:t>
+      </w:r>
+      <w:r>
+        <w:rPr>
+          <w:rFonts w:ascii="Consolas" w:hAnsi="Consolas"/>
+          <w:sz w:val="20"/>
+          <w:color w:val="808080"/>
+        </w:rPr>
+        <w:t xml:space="preserve">:</w:t>
+      </w:r>
+    </w:p>
+    <w:p>
+      <w:pPr>
+        <w:shd w:val="clear" w:fill="E6F0FA"/>
+        <w:spacing w:after="0" w:line="240" w:lineRule="auto"/>
+      </w:pPr>
+      <w:r>
+        <w:rPr>
+          <w:rFonts w:ascii="Consolas" w:hAnsi="Consolas"/>
+          <w:sz w:val="20"/>
+        </w:rPr>
+        <w:t xml:space="preserve">  </w:t>
+      </w:r>
+      <w:r>
+        <w:rPr>
+          <w:rFonts w:ascii="Consolas" w:hAnsi="Consolas"/>
+          <w:sz w:val="20"/>
+          <w:color w:val="000080"/>
+        </w:rPr>
+        <w:t xml:space="preserve">workflow_dispatch</w:t>
+      </w:r>
+      <w:r>
+        <w:rPr>
+          <w:rFonts w:ascii="Consolas" w:hAnsi="Consolas"/>
+          <w:sz w:val="20"/>
+          <w:color w:val="808080"/>
+        </w:rPr>
+        <w:t xml:space="preserve">:</w:t>
+      </w:r>
+    </w:p>
+    <w:p>
+      <w:pPr>
+        <w:shd w:val="clear" w:fill="E6F0FA"/>
+        <w:spacing w:after="0" w:line="240" w:lineRule="auto"/>
+      </w:pPr>
+      <w:r>
+        <w:rPr>
+          <w:rFonts w:ascii="Consolas" w:hAnsi="Consolas"/>
+          <w:sz w:val="20"/>
+        </w:rPr>
+        <w:t xml:space="preserve">  </w:t>
+      </w:r>
+      <w:r>
+        <w:rPr>
+          <w:rFonts w:ascii="Consolas" w:hAnsi="Consolas"/>
+          <w:sz w:val="20"/>
+          <w:color w:val="000080"/>
+        </w:rPr>
+        <w:t xml:space="preserve">push</w:t>
+      </w:r>
+      <w:r>
+        <w:rPr>
+          <w:rFonts w:ascii="Consolas" w:hAnsi="Consolas"/>
+          <w:sz w:val="20"/>
+          <w:color w:val="808080"/>
+        </w:rPr>
+        <w:t xml:space="preserve">:</w:t>
+      </w:r>
+    </w:p>
+    <w:p>
+      <w:pPr>
+        <w:shd w:val="clear" w:fill="E6F0FA"/>
+        <w:spacing w:after="0" w:line="240" w:lineRule="auto"/>
+      </w:pPr>
+      <w:r>
+        <w:rPr>
+          <w:rFonts w:ascii="Consolas" w:hAnsi="Consolas"/>
+          <w:sz w:val="20"/>
+        </w:rPr>
+        <w:t xml:space="preserve">    </w:t>
+      </w:r>
+      <w:r>
+        <w:rPr>
+          <w:rFonts w:ascii="Consolas" w:hAnsi="Consolas"/>
+          <w:sz w:val="20"/>
+          <w:color w:val="000080"/>
+        </w:rPr>
+        <w:t xml:space="preserve">paths</w:t>
+      </w:r>
+      <w:r>
+        <w:rPr>
+          <w:rFonts w:ascii="Consolas" w:hAnsi="Consolas"/>
+          <w:sz w:val="20"/>
+          <w:color w:val="808080"/>
+        </w:rPr>
+        <w:t xml:space="preserve">:</w:t>
+      </w:r>
+    </w:p>
+    <w:p>
+      <w:pPr>
+        <w:shd w:val="clear" w:fill="E6F0FA"/>
+        <w:spacing w:after="0" w:line="240" w:lineRule="auto"/>
+      </w:pPr>
+      <w:r>
+        <w:rPr>
+          <w:rFonts w:ascii="Consolas" w:hAnsi="Consolas"/>
+          <w:sz w:val="20"/>
+        </w:rPr>
+        <w:t xml:space="preserve">      </w:t>
+      </w:r>
+      <w:r>
+        <w:rPr>
+          <w:rFonts w:ascii="Consolas" w:hAnsi="Consolas"/>
+          <w:sz w:val="20"/>
+          <w:color w:val="808080"/>
+        </w:rPr>
+        <w:t xml:space="preserve">-</w:t>
+      </w:r>
+      <w:r>
+        <w:rPr>
+          <w:rFonts w:ascii="Consolas" w:hAnsi="Consolas"/>
+          <w:sz w:val="20"/>
+        </w:rPr>
+        <w:t xml:space="preserve"> </w:t>
+      </w:r>
+      <w:r>
+        <w:rPr>
+          <w:rFonts w:ascii="Consolas" w:hAnsi="Consolas"/>
+          <w:sz w:val="20"/>
+          <w:color w:val="A31515"/>
+        </w:rPr>
+        <w:t xml:space="preserve">'</w:t>
+      </w:r>
+      <w:r>
+        <w:rPr>
+          <w:rFonts w:ascii="Consolas" w:hAnsi="Consolas"/>
+          <w:sz w:val="20"/>
+          <w:color w:val="A31515"/>
+        </w:rPr>
+        <w:t xml:space="preserve">gh-readme2rtf-docx-txt-settings.json</w:t>
+      </w:r>
+      <w:r>
+        <w:rPr>
+          <w:rFonts w:ascii="Consolas" w:hAnsi="Consolas"/>
+          <w:sz w:val="20"/>
+          <w:color w:val="A31515"/>
+        </w:rPr>
+        <w:t xml:space="preserve">'</w:t>
+      </w:r>
+    </w:p>
+    <w:p>
+      <w:pPr>
+        <w:shd w:val="clear" w:fill="E6F0FA"/>
+        <w:spacing w:after="0" w:line="240" w:lineRule="auto"/>
+      </w:pPr>
+      <w:r>
+        <w:rPr>
+          <w:rFonts w:ascii="Consolas" w:hAnsi="Consolas"/>
+          <w:sz w:val="20"/>
+        </w:rPr>
+        <w:t xml:space="preserve">      </w:t>
+      </w:r>
+      <w:r>
+        <w:rPr>
+          <w:rFonts w:ascii="Consolas" w:hAnsi="Consolas"/>
+          <w:sz w:val="20"/>
+          <w:color w:val="008000"/>
+        </w:rPr>
+        <w:t xml:space="preserve"># ↓ additional entries are auto-appended by the sync step below,</w:t>
+      </w:r>
+    </w:p>
+    <w:p>
+      <w:pPr>
+        <w:shd w:val="clear" w:fill="E6F0FA"/>
+        <w:spacing w:after="0" w:line="240" w:lineRule="auto"/>
+      </w:pPr>
+      <w:r>
+        <w:rPr>
+          <w:rFonts w:ascii="Consolas" w:hAnsi="Consolas"/>
+          <w:sz w:val="20"/>
+        </w:rPr>
+        <w:t xml:space="preserve">      </w:t>
+      </w:r>
+      <w:r>
+        <w:rPr>
+          <w:rFonts w:ascii="Consolas" w:hAnsi="Consolas"/>
+          <w:sz w:val="20"/>
+          <w:color w:val="008000"/>
+        </w:rPr>
+        <w:t xml:space="preserve">#   mirroring every `input` path from the settings file.</w:t>
+      </w:r>
+    </w:p>
+    <w:p>
+      <w:pPr>
+        <w:shd w:val="clear" w:fill="E6F0FA"/>
+        <w:spacing w:after="0" w:line="240" w:lineRule="auto"/>
+      </w:pPr>
+      <w:r>
+        <w:rPr>
+          <w:rFonts w:ascii="Consolas" w:hAnsi="Consolas"/>
+          <w:sz w:val="20"/>
+        </w:rPr>
+        <w:t xml:space="preserve">      </w:t>
+      </w:r>
+      <w:r>
+        <w:rPr>
+          <w:rFonts w:ascii="Consolas" w:hAnsi="Consolas"/>
+          <w:sz w:val="20"/>
+          <w:color w:val="808080"/>
+        </w:rPr>
+        <w:t xml:space="preserve">-</w:t>
+      </w:r>
+      <w:r>
+        <w:rPr>
+          <w:rFonts w:ascii="Consolas" w:hAnsi="Consolas"/>
+          <w:sz w:val="20"/>
+        </w:rPr>
+        <w:t xml:space="preserve"> </w:t>
+      </w:r>
+      <w:r>
+        <w:rPr>
+          <w:rFonts w:ascii="Consolas" w:hAnsi="Consolas"/>
+          <w:sz w:val="20"/>
+          <w:color w:val="A31515"/>
+        </w:rPr>
+        <w:t xml:space="preserve">'</w:t>
+      </w:r>
+      <w:r>
+        <w:rPr>
+          <w:rFonts w:ascii="Consolas" w:hAnsi="Consolas"/>
+          <w:sz w:val="20"/>
+          <w:color w:val="A31515"/>
+        </w:rPr>
+        <w:t xml:space="preserve">README.md</w:t>
+      </w:r>
+      <w:r>
+        <w:rPr>
+          <w:rFonts w:ascii="Consolas" w:hAnsi="Consolas"/>
+          <w:sz w:val="20"/>
+          <w:color w:val="A31515"/>
+        </w:rPr>
+        <w:t xml:space="preserve">'</w:t>
+      </w:r>
+    </w:p>
+    <w:p>
+      <w:pPr>
+        <w:shd w:val="clear" w:fill="E6F0FA"/>
+        <w:spacing w:after="0" w:line="240" w:lineRule="auto"/>
+      </w:pPr>
+      <w:r>
+        <w:rPr>
+          <w:rFonts w:ascii="Consolas" w:hAnsi="Consolas"/>
+          <w:sz w:val="20"/>
+        </w:rPr>
+        <w:t xml:space="preserve"/>
+      </w:r>
+    </w:p>
+    <w:p>
+      <w:pPr>
+        <w:shd w:val="clear" w:fill="E6F0FA"/>
+        <w:spacing w:after="0" w:line="240" w:lineRule="auto"/>
+      </w:pPr>
+      <w:r>
+        <w:rPr>
+          <w:rFonts w:ascii="Consolas" w:hAnsi="Consolas"/>
+          <w:sz w:val="20"/>
+          <w:color w:val="000080"/>
+        </w:rPr>
+        <w:t xml:space="preserve">jobs</w:t>
+      </w:r>
+      <w:r>
+        <w:rPr>
+          <w:rFonts w:ascii="Consolas" w:hAnsi="Consolas"/>
+          <w:sz w:val="20"/>
+          <w:color w:val="808080"/>
+        </w:rPr>
+        <w:t xml:space="preserve">:</w:t>
+      </w:r>
+    </w:p>
+    <w:p>
+      <w:pPr>
+        <w:shd w:val="clear" w:fill="E6F0FA"/>
+        <w:spacing w:after="0" w:line="240" w:lineRule="auto"/>
+      </w:pPr>
+      <w:r>
+        <w:rPr>
+          <w:rFonts w:ascii="Consolas" w:hAnsi="Consolas"/>
+          <w:sz w:val="20"/>
+        </w:rPr>
+        <w:t xml:space="preserve">  </w:t>
+      </w:r>
+      <w:r>
+        <w:rPr>
+          <w:rFonts w:ascii="Consolas" w:hAnsi="Consolas"/>
+          <w:sz w:val="20"/>
+          <w:color w:val="000080"/>
+        </w:rPr>
+        <w:t xml:space="preserve">convert</w:t>
+      </w:r>
+      <w:r>
+        <w:rPr>
+          <w:rFonts w:ascii="Consolas" w:hAnsi="Consolas"/>
+          <w:sz w:val="20"/>
+          <w:color w:val="808080"/>
+        </w:rPr>
+        <w:t xml:space="preserve">:</w:t>
+      </w:r>
+    </w:p>
+    <w:p>
+      <w:pPr>
+        <w:shd w:val="clear" w:fill="E6F0FA"/>
+        <w:spacing w:after="0" w:line="240" w:lineRule="auto"/>
+      </w:pPr>
+      <w:r>
+        <w:rPr>
+          <w:rFonts w:ascii="Consolas" w:hAnsi="Consolas"/>
+          <w:sz w:val="20"/>
+        </w:rPr>
+        <w:t xml:space="preserve">    </w:t>
+      </w:r>
+      <w:r>
+        <w:rPr>
+          <w:rFonts w:ascii="Consolas" w:hAnsi="Consolas"/>
+          <w:sz w:val="20"/>
+          <w:color w:val="000080"/>
+        </w:rPr>
+        <w:t xml:space="preserve">steps</w:t>
+      </w:r>
+      <w:r>
+        <w:rPr>
+          <w:rFonts w:ascii="Consolas" w:hAnsi="Consolas"/>
+          <w:sz w:val="20"/>
+          <w:color w:val="808080"/>
+        </w:rPr>
+        <w:t xml:space="preserve">:</w:t>
+      </w:r>
+    </w:p>
+    <w:p>
+      <w:pPr>
+        <w:shd w:val="clear" w:fill="E6F0FA"/>
+        <w:spacing w:after="0" w:line="240" w:lineRule="auto"/>
+      </w:pPr>
+      <w:r>
+        <w:rPr>
+          <w:rFonts w:ascii="Consolas" w:hAnsi="Consolas"/>
+          <w:sz w:val="20"/>
+        </w:rPr>
+        <w:t xml:space="preserve">      </w:t>
+      </w:r>
+      <w:r>
+        <w:rPr>
+          <w:rFonts w:ascii="Consolas" w:hAnsi="Consolas"/>
+          <w:sz w:val="20"/>
+          <w:color w:val="808080"/>
+        </w:rPr>
+        <w:t xml:space="preserve">-</w:t>
+      </w:r>
+      <w:r>
+        <w:rPr>
+          <w:rFonts w:ascii="Consolas" w:hAnsi="Consolas"/>
+          <w:sz w:val="20"/>
+        </w:rPr>
+        <w:t xml:space="preserve"> </w:t>
+      </w:r>
+      <w:r>
+        <w:rPr>
+          <w:rFonts w:ascii="Consolas" w:hAnsi="Consolas"/>
+          <w:sz w:val="20"/>
+          <w:color w:val="000080"/>
+        </w:rPr>
+        <w:t xml:space="preserve">uses</w:t>
+      </w:r>
+      <w:r>
+        <w:rPr>
+          <w:rFonts w:ascii="Consolas" w:hAnsi="Consolas"/>
+          <w:sz w:val="20"/>
+          <w:color w:val="808080"/>
+        </w:rPr>
+        <w:t xml:space="preserve">:</w:t>
+      </w:r>
+      <w:r>
+        <w:rPr>
+          <w:rFonts w:ascii="Consolas" w:hAnsi="Consolas"/>
+          <w:sz w:val="20"/>
+        </w:rPr>
+        <w:t xml:space="preserve"> </w:t>
+      </w:r>
+      <w:r>
+        <w:rPr>
+          <w:rFonts w:ascii="Consolas" w:hAnsi="Consolas"/>
+          <w:sz w:val="20"/>
+        </w:rPr>
+        <w:t xml:space="preserve">actions/checkout@v4</w:t>
+      </w:r>
+    </w:p>
+    <w:p>
+      <w:pPr>
+        <w:shd w:val="clear" w:fill="E6F0FA"/>
+        <w:spacing w:after="0" w:line="240" w:lineRule="auto"/>
+      </w:pPr>
+      <w:r>
+        <w:rPr>
+          <w:rFonts w:ascii="Consolas" w:hAnsi="Consolas"/>
+          <w:sz w:val="20"/>
+        </w:rPr>
+        <w:t xml:space="preserve"/>
+      </w:r>
+    </w:p>
+    <w:p>
+      <w:pPr>
+        <w:shd w:val="clear" w:fill="E6F0FA"/>
+        <w:spacing w:after="0" w:line="240" w:lineRule="auto"/>
+      </w:pPr>
+      <w:r>
+        <w:rPr>
+          <w:rFonts w:ascii="Consolas" w:hAnsi="Consolas"/>
+          <w:sz w:val="20"/>
+        </w:rPr>
+        <w:t xml:space="preserve">      </w:t>
+      </w:r>
+      <w:r>
+        <w:rPr>
+          <w:rFonts w:ascii="Consolas" w:hAnsi="Consolas"/>
+          <w:sz w:val="20"/>
+          <w:color w:val="808080"/>
+        </w:rPr>
+        <w:t xml:space="preserve">-</w:t>
+      </w:r>
+      <w:r>
+        <w:rPr>
+          <w:rFonts w:ascii="Consolas" w:hAnsi="Consolas"/>
+          <w:sz w:val="20"/>
+        </w:rPr>
+        <w:t xml:space="preserve"> </w:t>
+      </w:r>
+      <w:r>
+        <w:rPr>
+          <w:rFonts w:ascii="Consolas" w:hAnsi="Consolas"/>
+          <w:sz w:val="20"/>
+          <w:color w:val="000080"/>
+        </w:rPr>
+        <w:t xml:space="preserve">name</w:t>
+      </w:r>
+      <w:r>
+        <w:rPr>
+          <w:rFonts w:ascii="Consolas" w:hAnsi="Consolas"/>
+          <w:sz w:val="20"/>
+          <w:color w:val="808080"/>
+        </w:rPr>
+        <w:t xml:space="preserve">:</w:t>
+      </w:r>
+      <w:r>
+        <w:rPr>
+          <w:rFonts w:ascii="Consolas" w:hAnsi="Consolas"/>
+          <w:sz w:val="20"/>
+        </w:rPr>
+        <w:t xml:space="preserve"> </w:t>
+      </w:r>
+      <w:r>
+        <w:rPr>
+          <w:rFonts w:ascii="Consolas" w:hAnsi="Consolas"/>
+          <w:sz w:val="20"/>
+        </w:rPr>
+        <w:t xml:space="preserve">Sync</w:t>
+      </w:r>
+      <w:r>
+        <w:rPr>
+          <w:rFonts w:ascii="Consolas" w:hAnsi="Consolas"/>
+          <w:sz w:val="20"/>
+        </w:rPr>
+        <w:t xml:space="preserve"> </w:t>
+      </w:r>
+      <w:r>
+        <w:rPr>
+          <w:rFonts w:ascii="Consolas" w:hAnsi="Consolas"/>
+          <w:sz w:val="20"/>
+        </w:rPr>
+        <w:t xml:space="preserve">workflow</w:t>
+      </w:r>
+      <w:r>
+        <w:rPr>
+          <w:rFonts w:ascii="Consolas" w:hAnsi="Consolas"/>
+          <w:sz w:val="20"/>
+        </w:rPr>
+        <w:t xml:space="preserve"> </w:t>
+      </w:r>
+      <w:r>
+        <w:rPr>
+          <w:rFonts w:ascii="Consolas" w:hAnsi="Consolas"/>
+          <w:sz w:val="20"/>
+        </w:rPr>
+        <w:t xml:space="preserve">trigger</w:t>
+      </w:r>
+      <w:r>
+        <w:rPr>
+          <w:rFonts w:ascii="Consolas" w:hAnsi="Consolas"/>
+          <w:sz w:val="20"/>
+        </w:rPr>
+        <w:t xml:space="preserve"> </w:t>
+      </w:r>
+      <w:r>
+        <w:rPr>
+          <w:rFonts w:ascii="Consolas" w:hAnsi="Consolas"/>
+          <w:sz w:val="20"/>
+        </w:rPr>
+        <w:t xml:space="preserve">paths</w:t>
+      </w:r>
+      <w:r>
+        <w:rPr>
+          <w:rFonts w:ascii="Consolas" w:hAnsi="Consolas"/>
+          <w:sz w:val="20"/>
+        </w:rPr>
+        <w:t xml:space="preserve"> </w:t>
+      </w:r>
+      <w:r>
+        <w:rPr>
+          <w:rFonts w:ascii="Consolas" w:hAnsi="Consolas"/>
+          <w:sz w:val="20"/>
+        </w:rPr>
+        <w:t xml:space="preserve">to</w:t>
+      </w:r>
+      <w:r>
+        <w:rPr>
+          <w:rFonts w:ascii="Consolas" w:hAnsi="Consolas"/>
+          <w:sz w:val="20"/>
+        </w:rPr>
+        <w:t xml:space="preserve"> </w:t>
+      </w:r>
+      <w:r>
+        <w:rPr>
+          <w:rFonts w:ascii="Consolas" w:hAnsi="Consolas"/>
+          <w:sz w:val="20"/>
+        </w:rPr>
+        <w:t xml:space="preserve">settings</w:t>
+      </w:r>
+      <w:r>
+        <w:rPr>
+          <w:rFonts w:ascii="Consolas" w:hAnsi="Consolas"/>
+          <w:sz w:val="20"/>
+        </w:rPr>
+        <w:t xml:space="preserve"> </w:t>
+      </w:r>
+      <w:r>
+        <w:rPr>
+          <w:rFonts w:ascii="Consolas" w:hAnsi="Consolas"/>
+          <w:sz w:val="20"/>
+        </w:rPr>
+        <w:t xml:space="preserve">file</w:t>
+      </w:r>
+    </w:p>
+    <w:p>
+      <w:pPr>
+        <w:shd w:val="clear" w:fill="E6F0FA"/>
+        <w:spacing w:after="0" w:line="240" w:lineRule="auto"/>
+      </w:pPr>
+      <w:r>
+        <w:rPr>
+          <w:rFonts w:ascii="Consolas" w:hAnsi="Consolas"/>
+          <w:sz w:val="20"/>
+        </w:rPr>
+        <w:t xml:space="preserve">        </w:t>
+      </w:r>
+      <w:r>
+        <w:rPr>
+          <w:rFonts w:ascii="Consolas" w:hAnsi="Consolas"/>
+          <w:sz w:val="20"/>
+          <w:color w:val="008000"/>
+        </w:rPr>
+        <w:t xml:space="preserve"># Reads the settings JSON, rewrites this file's `paths:` block if it</w:t>
+      </w:r>
+    </w:p>
+    <w:p>
+      <w:pPr>
+        <w:shd w:val="clear" w:fill="E6F0FA"/>
+        <w:spacing w:after="0" w:line="240" w:lineRule="auto"/>
+      </w:pPr>
+      <w:r>
+        <w:rPr>
+          <w:rFonts w:ascii="Consolas" w:hAnsi="Consolas"/>
+          <w:sz w:val="20"/>
+        </w:rPr>
+        <w:t xml:space="preserve">        </w:t>
+      </w:r>
+      <w:r>
+        <w:rPr>
+          <w:rFonts w:ascii="Consolas" w:hAnsi="Consolas"/>
+          <w:sz w:val="20"/>
+          <w:color w:val="008000"/>
+        </w:rPr>
+        <w:t xml:space="preserve"># drifts. Commits a small workflow-only update when it changes.</w:t>
+      </w:r>
+    </w:p>
+    <w:p>
+      <w:pPr>
+        <w:shd w:val="clear" w:fill="E6F0FA"/>
+        <w:spacing w:after="0" w:line="240" w:lineRule="auto"/>
+      </w:pPr>
+      <w:r>
+        <w:rPr>
+          <w:rFonts w:ascii="Consolas" w:hAnsi="Consolas"/>
+          <w:sz w:val="20"/>
+        </w:rPr>
+        <w:t xml:space="preserve">        </w:t>
+      </w:r>
+      <w:r>
+        <w:rPr>
+          <w:rFonts w:ascii="Consolas" w:hAnsi="Consolas"/>
+          <w:sz w:val="20"/>
+          <w:color w:val="000080"/>
+        </w:rPr>
+        <w:t xml:space="preserve">shell</w:t>
+      </w:r>
+      <w:r>
+        <w:rPr>
+          <w:rFonts w:ascii="Consolas" w:hAnsi="Consolas"/>
+          <w:sz w:val="20"/>
+          <w:color w:val="808080"/>
+        </w:rPr>
+        <w:t xml:space="preserve">:</w:t>
+      </w:r>
+      <w:r>
+        <w:rPr>
+          <w:rFonts w:ascii="Consolas" w:hAnsi="Consolas"/>
+          <w:sz w:val="20"/>
+        </w:rPr>
+        <w:t xml:space="preserve"> </w:t>
+      </w:r>
+      <w:r>
+        <w:rPr>
+          <w:rFonts w:ascii="Consolas" w:hAnsi="Consolas"/>
+          <w:sz w:val="20"/>
+        </w:rPr>
+        <w:t xml:space="preserve">python</w:t>
+      </w:r>
+    </w:p>
+    <w:p>
+      <w:pPr>
+        <w:shd w:val="clear" w:fill="E6F0FA"/>
+        <w:spacing w:after="0" w:line="240" w:lineRule="auto"/>
+      </w:pPr>
+      <w:r>
+        <w:rPr>
+          <w:rFonts w:ascii="Consolas" w:hAnsi="Consolas"/>
+          <w:sz w:val="20"/>
+        </w:rPr>
+        <w:t xml:space="preserve">        </w:t>
+      </w:r>
+      <w:r>
+        <w:rPr>
+          <w:rFonts w:ascii="Consolas" w:hAnsi="Consolas"/>
+          <w:sz w:val="20"/>
+        </w:rPr>
+        <w:t xml:space="preserve">...</w:t>
+      </w:r>
+    </w:p>
+    <w:p>
+      <w:pPr>
+        <w:shd w:val="clear" w:fill="E6F0FA"/>
+        <w:spacing w:after="0" w:line="240" w:lineRule="auto"/>
+      </w:pPr>
+      <w:r>
+        <w:rPr>
+          <w:rFonts w:ascii="Consolas" w:hAnsi="Consolas"/>
+          <w:sz w:val="20"/>
+        </w:rPr>
+        <w:t xml:space="preserve"/>
+      </w:r>
+    </w:p>
+    <w:p>
+      <w:pPr>
+        <w:shd w:val="clear" w:fill="E6F0FA"/>
+        <w:spacing w:after="0" w:line="240" w:lineRule="auto"/>
+      </w:pPr>
+      <w:r>
+        <w:rPr>
+          <w:rFonts w:ascii="Consolas" w:hAnsi="Consolas"/>
+          <w:sz w:val="20"/>
+        </w:rPr>
+        <w:t xml:space="preserve">      </w:t>
+      </w:r>
+      <w:r>
+        <w:rPr>
+          <w:rFonts w:ascii="Consolas" w:hAnsi="Consolas"/>
+          <w:sz w:val="20"/>
+          <w:color w:val="808080"/>
+        </w:rPr>
+        <w:t xml:space="preserve">-</w:t>
+      </w:r>
+      <w:r>
+        <w:rPr>
+          <w:rFonts w:ascii="Consolas" w:hAnsi="Consolas"/>
+          <w:sz w:val="20"/>
+        </w:rPr>
+        <w:t xml:space="preserve"> </w:t>
+      </w:r>
+      <w:r>
+        <w:rPr>
+          <w:rFonts w:ascii="Consolas" w:hAnsi="Consolas"/>
+          <w:sz w:val="20"/>
+          <w:color w:val="000080"/>
+        </w:rPr>
+        <w:t xml:space="preserve">name</w:t>
+      </w:r>
+      <w:r>
+        <w:rPr>
+          <w:rFonts w:ascii="Consolas" w:hAnsi="Consolas"/>
+          <w:sz w:val="20"/>
+          <w:color w:val="808080"/>
+        </w:rPr>
+        <w:t xml:space="preserve">:</w:t>
+      </w:r>
+      <w:r>
+        <w:rPr>
+          <w:rFonts w:ascii="Consolas" w:hAnsi="Consolas"/>
+          <w:sz w:val="20"/>
+        </w:rPr>
+        <w:t xml:space="preserve"> </w:t>
+      </w:r>
+      <w:r>
+        <w:rPr>
+          <w:rFonts w:ascii="Consolas" w:hAnsi="Consolas"/>
+          <w:sz w:val="20"/>
+        </w:rPr>
+        <w:t xml:space="preserve">Convert</w:t>
+      </w:r>
+      <w:r>
+        <w:rPr>
+          <w:rFonts w:ascii="Consolas" w:hAnsi="Consolas"/>
+          <w:sz w:val="20"/>
+        </w:rPr>
+        <w:t xml:space="preserve"> </w:t>
+      </w:r>
+      <w:r>
+        <w:rPr>
+          <w:rFonts w:ascii="Consolas" w:hAnsi="Consolas"/>
+          <w:sz w:val="20"/>
+        </w:rPr>
+        <w:t xml:space="preserve">README</w:t>
+      </w:r>
+    </w:p>
+    <w:p>
+      <w:pPr>
+        <w:shd w:val="clear" w:fill="E6F0FA"/>
+        <w:spacing w:after="0" w:line="240" w:lineRule="auto"/>
+      </w:pPr>
+      <w:r>
+        <w:rPr>
+          <w:rFonts w:ascii="Consolas" w:hAnsi="Consolas"/>
+          <w:sz w:val="20"/>
+        </w:rPr>
+        <w:t xml:space="preserve">        </w:t>
+      </w:r>
+      <w:r>
+        <w:rPr>
+          <w:rFonts w:ascii="Consolas" w:hAnsi="Consolas"/>
+          <w:sz w:val="20"/>
+          <w:color w:val="000080"/>
+        </w:rPr>
+        <w:t xml:space="preserve">uses</w:t>
+      </w:r>
+      <w:r>
+        <w:rPr>
+          <w:rFonts w:ascii="Consolas" w:hAnsi="Consolas"/>
+          <w:sz w:val="20"/>
+          <w:color w:val="808080"/>
+        </w:rPr>
+        <w:t xml:space="preserve">:</w:t>
+      </w:r>
+      <w:r>
+        <w:rPr>
+          <w:rFonts w:ascii="Consolas" w:hAnsi="Consolas"/>
+          <w:sz w:val="20"/>
+        </w:rPr>
+        <w:t xml:space="preserve"> </w:t>
+      </w:r>
+      <w:r>
+        <w:rPr>
+          <w:rFonts w:ascii="Consolas" w:hAnsi="Consolas"/>
+          <w:sz w:val="20"/>
+        </w:rPr>
+        <w:t xml:space="preserve">./.github/actions/gh-readme2rtf-docx-txt</w:t>
+      </w:r>
+    </w:p>
+    <w:p>
+      <w:pPr>
+        <w:shd w:val="clear" w:fill="E6F0FA"/>
+        <w:spacing w:after="0" w:line="240" w:lineRule="auto"/>
+      </w:pPr>
+      <w:r>
+        <w:rPr>
+          <w:rFonts w:ascii="Consolas" w:hAnsi="Consolas"/>
+          <w:sz w:val="20"/>
+        </w:rPr>
+        <w:t xml:space="preserve">      </w:t>
+      </w:r>
+      <w:r>
+        <w:rPr>
+          <w:rFonts w:ascii="Consolas" w:hAnsi="Consolas"/>
+          <w:sz w:val="20"/>
+          <w:color w:val="008000"/>
+        </w:rPr>
+        <w:t xml:space="preserve"># ... stage, commit, push generated files</w:t>
+      </w:r>
+    </w:p>
+    <w:p>
+      <w:pPr>
+        <w:shd w:val="clear" w:fill="E6F0FA"/>
+        <w:spacing w:after="0" w:line="240" w:lineRule="auto"/>
+      </w:pPr>
+      <w:r>
+        <w:rPr>
+          <w:rFonts w:ascii="Consolas" w:hAnsi="Consolas"/>
+          <w:sz w:val="20"/>
+        </w:rPr>
+        <w:t xml:space="preserve"/>
+      </w:r>
+    </w:p>
+    <w:p>
+      <w:r>
+        <w:t xml:space="preserve">See the workflow file in this repo for the full listing.</w:t>
+      </w:r>
+    </w:p>
+    <w:p>
+      <w:pPr>
+        <w:pStyle w:val="Heading3"/>
+      </w:pPr>
+      <w:bookmarkStart w:id="9239" w:name="4-push-and-done"/>
+      <w:bookmarkEnd w:id="9239"/>
+      <w:r>
+        <w:t xml:space="preserve">4. Push and done</w:t>
+      </w:r>
+    </w:p>
+    <w:p>
+      <w:r>
+        <w:t xml:space="preserve">The workflow is triggered by </w:t>
+      </w:r>
+      <w:r>
+        <w:rPr>
+          <w:b/>
+        </w:rPr>
+        <w:t xml:space="preserve">any push that modifies the settings file or one of the tracked input files</w:t>
+      </w:r>
+      <w:r>
+        <w:t xml:space="preserve">. It regenerates the configured outputs and commits them back. You can also trigger it manually from the Actions tab.</w:t>
+      </w:r>
+    </w:p>
+    <w:p>
+      <w:r>
+        <w:rPr>
+          <w:b/>
+        </w:rPr>
+        <w:t xml:space="preserve">How the trigger stays in sync:</w:t>
+      </w:r>
+      <w:r>
+        <w:t xml:space="preserve"> The </w:t>
+      </w:r>
+      <w:r>
+        <w:rPr>
+          <w:rFonts w:ascii="Consolas" w:hAnsi="Consolas"/>
+          <w:sz w:val="20"/>
+          <w:shd w:val="clear" w:fill="E6F0FA"/>
+        </w:rPr>
+        <w:t xml:space="preserve">paths:</w:t>
+      </w:r>
+      <w:r>
+        <w:t xml:space="preserve"> block starts seeded with just the settings file. On every run, the first step reads the settings file, computes the set of tracked inputs, and — if the workflow's </w:t>
+      </w:r>
+      <w:r>
+        <w:rPr>
+          <w:rFonts w:ascii="Consolas" w:hAnsi="Consolas"/>
+          <w:sz w:val="20"/>
+          <w:shd w:val="clear" w:fill="E6F0FA"/>
+        </w:rPr>
+        <w:t xml:space="preserve">paths:</w:t>
+      </w:r>
+      <w:r>
+        <w:t xml:space="preserve"> list doesn't already match — rewrites that block and commits the workflow file. So the next time you add or remove an </w:t>
+      </w:r>
+      <w:r>
+        <w:rPr>
+          <w:rFonts w:ascii="Consolas" w:hAnsi="Consolas"/>
+          <w:sz w:val="20"/>
+          <w:shd w:val="clear" w:fill="E6F0FA"/>
+        </w:rPr>
+        <w:t xml:space="preserve">input</w:t>
+      </w:r>
+      <w:r>
+        <w:t xml:space="preserve"> entry in the settings file, the workflow re-triggers itself, self-heals, and then future edits to the newly-tracked paths start firing the workflow automatically.</w:t>
+      </w:r>
+    </w:p>
+    <w:p>
+      <w:r>
+        <w:t xml:space="preserve">Converter source-code changes do </w:t>
+      </w:r>
+      <w:r>
+        <w:rPr>
+          <w:b/>
+        </w:rPr>
+        <w:t xml:space="preserve">not</w:t>
+      </w:r>
+      <w:r>
+        <w:t xml:space="preserve"> auto-trigger the workflow — run it manually from the Actions tab when you want to regenerate outputs after a code change.</w:t>
+      </w:r>
+    </w:p>
+    <w:p>
+      <w:pPr>
+        <w:pStyle w:val="Heading2"/>
+      </w:pPr>
+      <w:bookmarkStart w:id="7520" w:name="how-it-works"/>
+      <w:bookmarkEnd w:id="7520"/>
+      <w:r>
+        <w:t xml:space="preserve">How It Works</w:t>
+      </w:r>
+    </w:p>
+    <w:p>
+      <w:r>
+        <w:t xml:space="preserve">Two Python files, zero heavy dependencies:</w:t>
+      </w:r>
+    </w:p>
+    <w:p>
+      <w:pPr>
+        <w:ind w:left="720"/>
+        <w:spacing w:after="40"/>
+      </w:pPr>
+      <w:r>
+        <w:t xml:space="preserve">1. </w:t>
+      </w:r>
+      <w:r>
+        <w:rPr>
+          <w:b/>
+          <w:rFonts w:ascii="Consolas" w:hAnsi="Consolas"/>
+          <w:sz w:val="20"/>
+          <w:shd w:val="clear" w:fill="E6F0FA"/>
+        </w:rPr>
+        <w:t xml:space="preserve">gh-readme2rtf-docx-txt.py</w:t>
+      </w:r>
+      <w:r>
+        <w:t xml:space="preserve"> — Single converter driven by a data-driven rule engine. Parses GitHub-Flavored Markdown and emits RTF, DOCX, or TXT based on the output extension. Uses </w:t>
+      </w:r>
+      <w:r>
+        <w:fldChar w:fldCharType="begin"/>
+      </w:r>
+      <w:r>
+        <w:instrText xml:space="preserve"> HYPERLINK "https://pygments.org/" </w:instrText>
+      </w:r>
+      <w:r>
+        <w:fldChar w:fldCharType="separate"/>
+      </w:r>
+      <w:r>
+        <w:rPr>
+          <w:color w:val="365F91"/>
+          <w:u w:val="single"/>
+        </w:rPr>
+        <w:t xml:space="preserve">Pygments</w:t>
+      </w:r>
+      <w:r>
+        <w:fldChar w:fldCharType="end"/>
+      </w:r>
+      <w:r>
+        <w:t xml:space="preserve"> for syntax highlighting across both RTF and DOCX. Resolves </w:t>
+      </w:r>
+      <w:r>
+        <w:rPr>
+          <w:rFonts w:ascii="Consolas" w:hAnsi="Consolas"/>
+          <w:sz w:val="20"/>
+          <w:shd w:val="clear" w:fill="E6F0FA"/>
+        </w:rPr>
+        <w:t xml:space="preserve">@mentions</w:t>
+      </w:r>
+      <w:r>
+        <w:t xml:space="preserve">, </w:t>
+      </w:r>
+      <w:r>
+        <w:rPr>
+          <w:rFonts w:ascii="Consolas" w:hAnsi="Consolas"/>
+          <w:sz w:val="20"/>
+          <w:shd w:val="clear" w:fill="E6F0FA"/>
+        </w:rPr>
+        <w:t xml:space="preserve">#issues</w:t>
+      </w:r>
+      <w:r>
+        <w:t xml:space="preserve">, and relative links to GitHub URLs automatically.</w:t>
+      </w:r>
+    </w:p>
+    <w:p>
+      <w:pPr>
+        <w:ind w:left="720"/>
+        <w:spacing w:after="40"/>
+      </w:pPr>
+      <w:r>
+        <w:t xml:space="preserve">2. </w:t>
+      </w:r>
+      <w:r>
+        <w:rPr>
+          <w:b/>
+          <w:rFonts w:ascii="Consolas" w:hAnsi="Consolas"/>
+          <w:sz w:val="20"/>
+          <w:shd w:val="clear" w:fill="E6F0FA"/>
+        </w:rPr>
+        <w:t xml:space="preserve">rtf_image_embedder.py</w:t>
+      </w:r>
+      <w:r>
+        <w:t xml:space="preserve"> — Post-processor for the RTF path only. Finds </w:t>
+      </w:r>
+      <w:r>
+        <w:rPr>
+          <w:rFonts w:ascii="Consolas" w:hAnsi="Consolas"/>
+          <w:sz w:val="20"/>
+          <w:shd w:val="clear" w:fill="E6F0FA"/>
+        </w:rPr>
+        <w:t xml:space="preserve">[Image: ...]</w:t>
+      </w:r>
+      <w:r>
+        <w:t xml:space="preserve"> placeholders, reads referenced local images, downscales them with </w:t>
+      </w:r>
+      <w:r>
+        <w:fldChar w:fldCharType="begin"/>
+      </w:r>
+      <w:r>
+        <w:instrText xml:space="preserve"> HYPERLINK "https://pillow.readthedocs.io/" </w:instrText>
+      </w:r>
+      <w:r>
+        <w:fldChar w:fldCharType="separate"/>
+      </w:r>
+      <w:r>
+        <w:rPr>
+          <w:color w:val="365F91"/>
+          <w:u w:val="single"/>
+        </w:rPr>
+        <w:t xml:space="preserve">Pillow</w:t>
+      </w:r>
+      <w:r>
+        <w:fldChar w:fldCharType="end"/>
+      </w:r>
+      <w:r>
+        <w:t xml:space="preserve"> to fit page bounds, and embeds them as hex-encoded </w:t>
+      </w:r>
+      <w:r>
+        <w:rPr>
+          <w:rFonts w:ascii="Consolas" w:hAnsi="Consolas"/>
+          <w:sz w:val="20"/>
+          <w:shd w:val="clear" w:fill="E6F0FA"/>
+        </w:rPr>
+        <w:t xml:space="preserve">\pict</w:t>
+      </w:r>
+      <w:r>
+        <w:t xml:space="preserve"> blocks. DOCX image embedding is handled inside the main converter using the OOXML package's native image relationships.</w:t>
+      </w:r>
+    </w:p>
+    <w:p>
+      <w:r>
+        <w:t xml:space="preserve">The composite action (</w:t>
+      </w:r>
+      <w:r>
+        <w:rPr>
+          <w:rFonts w:ascii="Consolas" w:hAnsi="Consolas"/>
+          <w:sz w:val="20"/>
+          <w:shd w:val="clear" w:fill="E6F0FA"/>
+        </w:rPr>
+        <w:t xml:space="preserve">action.yml</w:t>
+      </w:r>
+      <w:r>
+        <w:t xml:space="preserve">) reads </w:t>
+      </w:r>
+      <w:r>
+        <w:rPr>
+          <w:rFonts w:ascii="Consolas" w:hAnsi="Consolas"/>
+          <w:sz w:val="20"/>
+          <w:shd w:val="clear" w:fill="E6F0FA"/>
+        </w:rPr>
+        <w:t xml:space="preserve">gh-readme2rtf-docx-txt-settings.json</w:t>
+      </w:r>
+      <w:r>
+        <w:t xml:space="preserve"> and dispatches the converter per file/format.</w:t>
+      </w:r>
+    </w:p>
+    <w:p>
+      <w:pPr>
+        <w:pStyle w:val="Heading3"/>
+      </w:pPr>
+      <w:bookmarkStart w:id="6513" w:name="dependencies"/>
+      <w:bookmarkEnd w:id="6513"/>
+      <w:r>
+        <w:t xml:space="preserve">Dependencies</w:t>
+      </w:r>
+    </w:p>
+    <w:p>
+      <w:pPr>
+        <w:ind w:left="720"/>
+        <w:spacing w:after="40"/>
+      </w:pPr>
+      <w:r>
+        <w:t xml:space="preserve">• </w:t>
+      </w:r>
+      <w:r>
+        <w:rPr>
+          <w:b/>
+        </w:rPr>
+        <w:t xml:space="preserve">Python 3</w:t>
+      </w:r>
+      <w:r>
+        <w:t xml:space="preserve"> (preinstalled on GitHub Actions runners)</w:t>
+      </w:r>
+    </w:p>
+    <w:p>
+      <w:pPr>
+        <w:ind w:left="720"/>
+        <w:spacing w:after="40"/>
+      </w:pPr>
+      <w:r>
+        <w:t xml:space="preserve">• </w:t>
+      </w:r>
+      <w:r>
+        <w:rPr>
+          <w:b/>
+        </w:rPr>
+        <w:t xml:space="preserve">Pygments</w:t>
+      </w:r>
+      <w:r>
+        <w:t xml:space="preserve"> (</w:t>
+      </w:r>
+      <w:r>
+        <w:rPr>
+          <w:rFonts w:ascii="Consolas" w:hAnsi="Consolas"/>
+          <w:sz w:val="20"/>
+          <w:shd w:val="clear" w:fill="E6F0FA"/>
+        </w:rPr>
+        <w:t xml:space="preserve">pip install pygments</w:t>
+      </w:r>
+      <w:r>
+        <w:t xml:space="preserve">) — syntax highlighting for 500+ languages</w:t>
+      </w:r>
+    </w:p>
+    <w:p>
+      <w:pPr>
+        <w:ind w:left="720"/>
+        <w:spacing w:after="40"/>
+      </w:pPr>
+      <w:r>
+        <w:t xml:space="preserve">• </w:t>
+      </w:r>
+      <w:r>
+        <w:rPr>
+          <w:b/>
+        </w:rPr>
+        <w:t xml:space="preserve">Pillow</w:t>
+      </w:r>
+      <w:r>
+        <w:t xml:space="preserve"> (</w:t>
+      </w:r>
+      <w:r>
+        <w:rPr>
+          <w:rFonts w:ascii="Consolas" w:hAnsi="Consolas"/>
+          <w:sz w:val="20"/>
+          <w:shd w:val="clear" w:fill="E6F0FA"/>
+        </w:rPr>
+        <w:t xml:space="preserve">pip install pillow</w:t>
+      </w:r>
+      <w:r>
+        <w:t xml:space="preserve">) — image processing for embedding and downscaling</w:t>
+      </w:r>
+    </w:p>
+    <w:p>
+      <w:pPr>
+        <w:pStyle w:val="Heading3"/>
+      </w:pPr>
+      <w:bookmarkStart w:id="9693" w:name="run-locally"/>
+      <w:bookmarkEnd w:id="9693"/>
+      <w:r>
+        <w:t xml:space="preserve">Run Locally</w:t>
+      </w:r>
+    </w:p>
+    <w:p>
+      <w:pPr>
+        <w:shd w:val="clear" w:fill="E6F0FA"/>
+        <w:spacing w:after="0" w:line="240" w:lineRule="auto"/>
+      </w:pPr>
+      <w:r>
+        <w:rPr>
+          <w:rFonts w:ascii="Consolas" w:hAnsi="Consolas"/>
+          <w:sz w:val="20"/>
+        </w:rPr>
+        <w:t xml:space="preserve">pip</w:t>
+      </w:r>
+      <w:r>
+        <w:rPr>
+          <w:rFonts w:ascii="Consolas" w:hAnsi="Consolas"/>
+          <w:sz w:val="20"/>
+        </w:rPr>
+        <w:t xml:space="preserve"> </w:t>
+      </w:r>
+      <w:r>
+        <w:rPr>
+          <w:rFonts w:ascii="Consolas" w:hAnsi="Consolas"/>
+          <w:sz w:val="20"/>
+        </w:rPr>
+        <w:t xml:space="preserve">install</w:t>
+      </w:r>
+      <w:r>
+        <w:rPr>
+          <w:rFonts w:ascii="Consolas" w:hAnsi="Consolas"/>
+          <w:sz w:val="20"/>
+        </w:rPr>
+        <w:t xml:space="preserve"> </w:t>
+      </w:r>
+      <w:r>
+        <w:rPr>
+          <w:rFonts w:ascii="Consolas" w:hAnsi="Consolas"/>
+          <w:sz w:val="20"/>
+        </w:rPr>
+        <w:t xml:space="preserve">pygments</w:t>
+      </w:r>
+      <w:r>
+        <w:rPr>
+          <w:rFonts w:ascii="Consolas" w:hAnsi="Consolas"/>
+          <w:sz w:val="20"/>
+        </w:rPr>
+        <w:t xml:space="preserve"> </w:t>
+      </w:r>
+      <w:r>
+        <w:rPr>
+          <w:rFonts w:ascii="Consolas" w:hAnsi="Consolas"/>
+          <w:sz w:val="20"/>
+        </w:rPr>
+        <w:t xml:space="preserve">pillow</w:t>
+      </w:r>
+    </w:p>
+    <w:p>
+      <w:pPr>
+        <w:shd w:val="clear" w:fill="E6F0FA"/>
+        <w:spacing w:after="0" w:line="240" w:lineRule="auto"/>
+      </w:pPr>
+      <w:r>
+        <w:rPr>
+          <w:rFonts w:ascii="Consolas" w:hAnsi="Consolas"/>
+          <w:sz w:val="20"/>
+        </w:rPr>
+        <w:t xml:space="preserve"/>
+      </w:r>
+    </w:p>
+    <w:p>
+      <w:pPr>
+        <w:shd w:val="clear" w:fill="E6F0FA"/>
+        <w:spacing w:after="0" w:line="240" w:lineRule="auto"/>
+      </w:pPr>
+      <w:r>
+        <w:rPr>
+          <w:rFonts w:ascii="Consolas" w:hAnsi="Consolas"/>
+          <w:sz w:val="20"/>
+          <w:color w:val="008000"/>
+        </w:rPr>
+        <w:t xml:space="preserve"># RTF (two steps: convert, then embed images)</w:t>
+      </w:r>
+    </w:p>
+    <w:p>
+      <w:pPr>
+        <w:shd w:val="clear" w:fill="E6F0FA"/>
+        <w:spacing w:after="0" w:line="240" w:lineRule="auto"/>
+      </w:pPr>
+      <w:r>
+        <w:rPr>
+          <w:rFonts w:ascii="Consolas" w:hAnsi="Consolas"/>
+          <w:sz w:val="20"/>
+        </w:rPr>
+        <w:t xml:space="preserve">python3</w:t>
+      </w:r>
+      <w:r>
+        <w:rPr>
+          <w:rFonts w:ascii="Consolas" w:hAnsi="Consolas"/>
+          <w:sz w:val="20"/>
+        </w:rPr>
+        <w:t xml:space="preserve"> </w:t>
+      </w:r>
+      <w:r>
+        <w:rPr>
+          <w:rFonts w:ascii="Consolas" w:hAnsi="Consolas"/>
+          <w:sz w:val="20"/>
+        </w:rPr>
+        <w:t xml:space="preserve">gh-readme2rtf-docx-txt.py</w:t>
+      </w:r>
+      <w:r>
+        <w:rPr>
+          <w:rFonts w:ascii="Consolas" w:hAnsi="Consolas"/>
+          <w:sz w:val="20"/>
+        </w:rPr>
+        <w:t xml:space="preserve"> </w:t>
+      </w:r>
+      <w:r>
+        <w:rPr>
+          <w:rFonts w:ascii="Consolas" w:hAnsi="Consolas"/>
+          <w:sz w:val="20"/>
+        </w:rPr>
+        <w:t xml:space="preserve">README.md</w:t>
+      </w:r>
+      <w:r>
+        <w:rPr>
+          <w:rFonts w:ascii="Consolas" w:hAnsi="Consolas"/>
+          <w:sz w:val="20"/>
+        </w:rPr>
+        <w:t xml:space="preserve"> </w:t>
+      </w:r>
+      <w:r>
+        <w:rPr>
+          <w:rFonts w:ascii="Consolas" w:hAnsi="Consolas"/>
+          <w:sz w:val="20"/>
+        </w:rPr>
+        <w:t xml:space="preserve">README.rtf</w:t>
+      </w:r>
+    </w:p>
+    <w:p>
+      <w:pPr>
+        <w:shd w:val="clear" w:fill="E6F0FA"/>
+        <w:spacing w:after="0" w:line="240" w:lineRule="auto"/>
+      </w:pPr>
+      <w:r>
+        <w:rPr>
+          <w:rFonts w:ascii="Consolas" w:hAnsi="Consolas"/>
+          <w:sz w:val="20"/>
+        </w:rPr>
+        <w:t xml:space="preserve">python3</w:t>
+      </w:r>
+      <w:r>
+        <w:rPr>
+          <w:rFonts w:ascii="Consolas" w:hAnsi="Consolas"/>
+          <w:sz w:val="20"/>
+        </w:rPr>
+        <w:t xml:space="preserve"> </w:t>
+      </w:r>
+      <w:r>
+        <w:rPr>
+          <w:rFonts w:ascii="Consolas" w:hAnsi="Consolas"/>
+          <w:sz w:val="20"/>
+        </w:rPr>
+        <w:t xml:space="preserve">rtf_image_embedder.py</w:t>
+      </w:r>
+      <w:r>
+        <w:rPr>
+          <w:rFonts w:ascii="Consolas" w:hAnsi="Consolas"/>
+          <w:sz w:val="20"/>
+        </w:rPr>
+        <w:t xml:space="preserve"> </w:t>
+      </w:r>
+      <w:r>
+        <w:rPr>
+          <w:rFonts w:ascii="Consolas" w:hAnsi="Consolas"/>
+          <w:sz w:val="20"/>
+        </w:rPr>
+        <w:t xml:space="preserve">README.rtf</w:t>
+      </w:r>
+    </w:p>
+    <w:p>
+      <w:pPr>
+        <w:shd w:val="clear" w:fill="E6F0FA"/>
+        <w:spacing w:after="0" w:line="240" w:lineRule="auto"/>
+      </w:pPr>
+      <w:r>
+        <w:rPr>
+          <w:rFonts w:ascii="Consolas" w:hAnsi="Consolas"/>
+          <w:sz w:val="20"/>
+        </w:rPr>
+        <w:t xml:space="preserve"/>
+      </w:r>
+    </w:p>
+    <w:p>
+      <w:pPr>
+        <w:shd w:val="clear" w:fill="E6F0FA"/>
+        <w:spacing w:after="0" w:line="240" w:lineRule="auto"/>
+      </w:pPr>
+      <w:r>
+        <w:rPr>
+          <w:rFonts w:ascii="Consolas" w:hAnsi="Consolas"/>
+          <w:sz w:val="20"/>
+          <w:color w:val="008000"/>
+        </w:rPr>
+        <w:t xml:space="preserve"># DOCX (single step — images embedded inline)</w:t>
+      </w:r>
+    </w:p>
+    <w:p>
+      <w:pPr>
+        <w:shd w:val="clear" w:fill="E6F0FA"/>
+        <w:spacing w:after="0" w:line="240" w:lineRule="auto"/>
+      </w:pPr>
+      <w:r>
+        <w:rPr>
+          <w:rFonts w:ascii="Consolas" w:hAnsi="Consolas"/>
+          <w:sz w:val="20"/>
+        </w:rPr>
+        <w:t xml:space="preserve">python3</w:t>
+      </w:r>
+      <w:r>
+        <w:rPr>
+          <w:rFonts w:ascii="Consolas" w:hAnsi="Consolas"/>
+          <w:sz w:val="20"/>
+        </w:rPr>
+        <w:t xml:space="preserve"> </w:t>
+      </w:r>
+      <w:r>
+        <w:rPr>
+          <w:rFonts w:ascii="Consolas" w:hAnsi="Consolas"/>
+          <w:sz w:val="20"/>
+        </w:rPr>
+        <w:t xml:space="preserve">gh-readme2rtf-docx-txt.py</w:t>
+      </w:r>
+      <w:r>
+        <w:rPr>
+          <w:rFonts w:ascii="Consolas" w:hAnsi="Consolas"/>
+          <w:sz w:val="20"/>
+        </w:rPr>
+        <w:t xml:space="preserve"> </w:t>
+      </w:r>
+      <w:r>
+        <w:rPr>
+          <w:rFonts w:ascii="Consolas" w:hAnsi="Consolas"/>
+          <w:sz w:val="20"/>
+        </w:rPr>
+        <w:t xml:space="preserve">README.md</w:t>
+      </w:r>
+      <w:r>
+        <w:rPr>
+          <w:rFonts w:ascii="Consolas" w:hAnsi="Consolas"/>
+          <w:sz w:val="20"/>
+        </w:rPr>
+        <w:t xml:space="preserve"> </w:t>
+      </w:r>
+      <w:r>
+        <w:rPr>
+          <w:rFonts w:ascii="Consolas" w:hAnsi="Consolas"/>
+          <w:sz w:val="20"/>
+        </w:rPr>
+        <w:t xml:space="preserve">README.docx</w:t>
+      </w:r>
+    </w:p>
+    <w:p>
+      <w:pPr>
+        <w:shd w:val="clear" w:fill="E6F0FA"/>
+        <w:spacing w:after="0" w:line="240" w:lineRule="auto"/>
+      </w:pPr>
+      <w:r>
+        <w:rPr>
+          <w:rFonts w:ascii="Consolas" w:hAnsi="Consolas"/>
+          <w:sz w:val="20"/>
+        </w:rPr>
+        <w:t xml:space="preserve"/>
+      </w:r>
+    </w:p>
+    <w:p>
+      <w:pPr>
+        <w:shd w:val="clear" w:fill="E6F0FA"/>
+        <w:spacing w:after="0" w:line="240" w:lineRule="auto"/>
+      </w:pPr>
+      <w:r>
+        <w:rPr>
+          <w:rFonts w:ascii="Consolas" w:hAnsi="Consolas"/>
+          <w:sz w:val="20"/>
+          <w:color w:val="008000"/>
+        </w:rPr>
+        <w:t xml:space="preserve"># TXT (link-resolved plain text)</w:t>
+      </w:r>
+    </w:p>
+    <w:p>
+      <w:pPr>
+        <w:shd w:val="clear" w:fill="E6F0FA"/>
+        <w:spacing w:after="0" w:line="240" w:lineRule="auto"/>
+      </w:pPr>
+      <w:r>
+        <w:rPr>
+          <w:rFonts w:ascii="Consolas" w:hAnsi="Consolas"/>
+          <w:sz w:val="20"/>
+        </w:rPr>
+        <w:t xml:space="preserve">python3</w:t>
+      </w:r>
+      <w:r>
+        <w:rPr>
+          <w:rFonts w:ascii="Consolas" w:hAnsi="Consolas"/>
+          <w:sz w:val="20"/>
+        </w:rPr>
+        <w:t xml:space="preserve"> </w:t>
+      </w:r>
+      <w:r>
+        <w:rPr>
+          <w:rFonts w:ascii="Consolas" w:hAnsi="Consolas"/>
+          <w:sz w:val="20"/>
+        </w:rPr>
+        <w:t xml:space="preserve">gh-readme2rtf-docx-txt.py</w:t>
+      </w:r>
+      <w:r>
+        <w:rPr>
+          <w:rFonts w:ascii="Consolas" w:hAnsi="Consolas"/>
+          <w:sz w:val="20"/>
+        </w:rPr>
+        <w:t xml:space="preserve"> </w:t>
+      </w:r>
+      <w:r>
+        <w:rPr>
+          <w:rFonts w:ascii="Consolas" w:hAnsi="Consolas"/>
+          <w:sz w:val="20"/>
+        </w:rPr>
+        <w:t xml:space="preserve">README.md</w:t>
+      </w:r>
+      <w:r>
+        <w:rPr>
+          <w:rFonts w:ascii="Consolas" w:hAnsi="Consolas"/>
+          <w:sz w:val="20"/>
+        </w:rPr>
+        <w:t xml:space="preserve"> </w:t>
+      </w:r>
+      <w:r>
+        <w:rPr>
+          <w:rFonts w:ascii="Consolas" w:hAnsi="Consolas"/>
+          <w:sz w:val="20"/>
+        </w:rPr>
+        <w:t xml:space="preserve">README.txt</w:t>
+      </w:r>
+    </w:p>
+    <w:p>
+      <w:pPr>
+        <w:shd w:val="clear" w:fill="E6F0FA"/>
+        <w:spacing w:after="0" w:line="240" w:lineRule="auto"/>
+      </w:pPr>
+      <w:r>
+        <w:rPr>
+          <w:rFonts w:ascii="Consolas" w:hAnsi="Consolas"/>
+          <w:sz w:val="20"/>
+        </w:rPr>
+        <w:t xml:space="preserve"/>
+      </w:r>
+    </w:p>
+    <w:p>
+      <w:pPr>
+        <w:pStyle w:val="Heading2"/>
+      </w:pPr>
+      <w:bookmarkStart w:id="9367" w:name="architecture-at-a-glance"/>
+      <w:bookmarkEnd w:id="9367"/>
+      <w:r>
+        <w:t xml:space="preserve">Architecture at a Glance</w:t>
+      </w:r>
+    </w:p>
+    <w:p>
+      <w:pPr>
+        <w:shd w:val="clear" w:fill="E6F0FA"/>
+        <w:spacing w:after="0" w:line="240" w:lineRule="auto"/>
+      </w:pPr>
+      <w:r>
+        <w:rPr>
+          <w:rFonts w:ascii="Consolas" w:hAnsi="Consolas"/>
+          <w:sz w:val="20"/>
+        </w:rPr>
+        <w:t xml:space="preserve">README.md  ──▶  [ PARSER ]  ──▶  [ CONVERSION TABLE ]  ──▶  [ FORMAT POST-PASS ]  ──▶  output</w:t>
+      </w:r>
+    </w:p>
+    <w:p>
+      <w:pPr>
+        <w:shd w:val="clear" w:fill="E6F0FA"/>
+        <w:spacing w:after="0" w:line="240" w:lineRule="auto"/>
+      </w:pPr>
+      <w:r>
+        <w:rPr>
+          <w:rFonts w:ascii="Consolas" w:hAnsi="Consolas"/>
+          <w:sz w:val="20"/>
+        </w:rPr>
+        <w:t xml:space="preserve">                 block + inline     GFM element ─┬─▶ rtf       one cleanup pass</w:t>
+      </w:r>
+    </w:p>
+    <w:p>
+      <w:pPr>
+        <w:shd w:val="clear" w:fill="E6F0FA"/>
+        <w:spacing w:after="0" w:line="240" w:lineRule="auto"/>
+      </w:pPr>
+      <w:r>
+        <w:rPr>
+          <w:rFonts w:ascii="Consolas" w:hAnsi="Consolas"/>
+          <w:sz w:val="20"/>
+        </w:rPr>
+        <w:t xml:space="preserve">                 line by line                    ├─▶ docx      per file format</w:t>
+      </w:r>
+    </w:p>
+    <w:p>
+      <w:pPr>
+        <w:shd w:val="clear" w:fill="E6F0FA"/>
+        <w:spacing w:after="0" w:line="240" w:lineRule="auto"/>
+      </w:pPr>
+      <w:r>
+        <w:rPr>
+          <w:rFonts w:ascii="Consolas" w:hAnsi="Consolas"/>
+          <w:sz w:val="20"/>
+        </w:rPr>
+        <w:t xml:space="preserve">                                                 └─▶ txt</w:t>
+      </w:r>
+    </w:p>
+    <w:p>
+      <w:pPr>
+        <w:pStyle w:val="Heading3"/>
+      </w:pPr>
+      <w:bookmarkStart w:id="9279" w:name="1-parsing-read-it-line-by-line"/>
+      <w:bookmarkEnd w:id="9279"/>
+      <w:r>
+        <w:t xml:space="preserve">1. Parsing — read it line by line</w:t>
+      </w:r>
+    </w:p>
+    <w:p>
+      <w:r>
+        <w:t xml:space="preserve">The converter walks </w:t>
+      </w:r>
+      <w:r>
+        <w:rPr>
+          <w:rFonts w:ascii="Consolas" w:hAnsi="Consolas"/>
+          <w:sz w:val="20"/>
+          <w:shd w:val="clear" w:fill="E6F0FA"/>
+        </w:rPr>
+        <w:t xml:space="preserve">README.md</w:t>
+      </w:r>
+      <w:r>
+        <w:t xml:space="preserve"> top-to-bottom. Each line tries the </w:t>
+      </w:r>
+      <w:r>
+        <w:rPr>
+          <w:b/>
+        </w:rPr>
+        <w:t xml:space="preserve">block handlers</w:t>
+      </w:r>
+      <w:r>
+        <w:t xml:space="preserve"> in order (heading, fenced code, table, list, blockquote, footnote-def, paragraph…); first match wins. The matched block's text then flows through the </w:t>
+      </w:r>
+      <w:r>
+        <w:rPr>
+          <w:b/>
+        </w:rPr>
+        <w:t xml:space="preserve">inline conversion table</w:t>
+      </w:r>
+      <w:r>
+        <w:t xml:space="preserve"> for emphasis, links, emoji, </w:t>
+      </w:r>
+      <w:r>
+        <w:rPr>
+          <w:rFonts w:ascii="Consolas" w:hAnsi="Consolas"/>
+          <w:sz w:val="20"/>
+          <w:shd w:val="clear" w:fill="E6F0FA"/>
+        </w:rPr>
+        <w:t xml:space="preserve">@mentions</w:t>
+      </w:r>
+      <w:r>
+        <w:t xml:space="preserve">, and so on.</w:t>
+      </w:r>
+    </w:p>
+    <w:p>
+      <w:pPr>
+        <w:pStyle w:val="Heading3"/>
+      </w:pPr>
+      <w:bookmarkStart w:id="8052" w:name="2-the-conversion-table-strategy-pattern-expressed-as-data"/>
+      <w:bookmarkEnd w:id="8052"/>
+      <w:r>
+        <w:t xml:space="preserve">2. The conversion table — strategy pattern, expressed as data</w:t>
+      </w:r>
+    </w:p>
+    <w:p>
+      <w:r>
+        <w:t xml:space="preserve">Instead of three parallel converters (</w:t>
+      </w:r>
+      <w:r>
+        <w:rPr>
+          <w:rFonts w:ascii="Consolas" w:hAnsi="Consolas"/>
+          <w:sz w:val="20"/>
+          <w:shd w:val="clear" w:fill="E6F0FA"/>
+        </w:rPr>
+        <w:t xml:space="preserve">MarkdownToRtf</w:t>
+      </w:r>
+      <w:r>
+        <w:t xml:space="preserve">, </w:t>
+      </w:r>
+      <w:r>
+        <w:rPr>
+          <w:rFonts w:ascii="Consolas" w:hAnsi="Consolas"/>
+          <w:sz w:val="20"/>
+          <w:shd w:val="clear" w:fill="E6F0FA"/>
+        </w:rPr>
+        <w:t xml:space="preserve">MarkdownToDocx</w:t>
+      </w:r>
+      <w:r>
+        <w:t xml:space="preserve">, </w:t>
+      </w:r>
+      <w:r>
+        <w:rPr>
+          <w:rFonts w:ascii="Consolas" w:hAnsi="Consolas"/>
+          <w:sz w:val="20"/>
+          <w:shd w:val="clear" w:fill="E6F0FA"/>
+        </w:rPr>
+        <w:t xml:space="preserve">MarkdownToTxt</w:t>
+      </w:r>
+      <w:r>
+        <w:t xml:space="preserve">) with overridden methods, the codebase uses </w:t>
+      </w:r>
+      <w:r>
+        <w:rPr>
+          <w:b/>
+        </w:rPr>
+        <w:t xml:space="preserve">one table</w:t>
+      </w:r>
+      <w:r>
+        <w:t xml:space="preserve"> where each row is a GFM element and each column is a pure function that emits that element in one target format:</w:t>
+      </w:r>
+    </w:p>
+    <w:p>
+      <w:pPr>
+        <w:shd w:val="clear" w:fill="E6F0FA"/>
+        <w:spacing w:after="0" w:line="240" w:lineRule="auto"/>
+      </w:pPr>
+      <w:r>
+        <w:rPr>
+          <w:rFonts w:ascii="Consolas" w:hAnsi="Consolas"/>
+          <w:sz w:val="20"/>
+        </w:rPr>
+        <w:t xml:space="preserve">INLINE_RULES</w:t>
+      </w:r>
+      <w:r>
+        <w:rPr>
+          <w:rFonts w:ascii="Consolas" w:hAnsi="Consolas"/>
+          <w:sz w:val="20"/>
+        </w:rPr>
+        <w:t xml:space="preserve"> </w:t>
+      </w:r>
+      <w:r>
+        <w:rPr>
+          <w:rFonts w:ascii="Consolas" w:hAnsi="Consolas"/>
+          <w:sz w:val="20"/>
+          <w:color w:val="000000"/>
+        </w:rPr>
+        <w:t xml:space="preserve">=</w:t>
+      </w:r>
+      <w:r>
+        <w:rPr>
+          <w:rFonts w:ascii="Consolas" w:hAnsi="Consolas"/>
+          <w:sz w:val="20"/>
+        </w:rPr>
+        <w:t xml:space="preserve"> </w:t>
+      </w:r>
+      <w:r>
+        <w:rPr>
+          <w:rFonts w:ascii="Consolas" w:hAnsi="Consolas"/>
+          <w:sz w:val="20"/>
+          <w:color w:val="808080"/>
+        </w:rPr>
+        <w:t xml:space="preserve">[</w:t>
+      </w:r>
+    </w:p>
+    <w:p>
+      <w:pPr>
+        <w:shd w:val="clear" w:fill="E6F0FA"/>
+        <w:spacing w:after="0" w:line="240" w:lineRule="auto"/>
+      </w:pPr>
+      <w:r>
+        <w:rPr>
+          <w:rFonts w:ascii="Consolas" w:hAnsi="Consolas"/>
+          <w:sz w:val="20"/>
+        </w:rPr>
+        <w:t xml:space="preserve">    </w:t>
+      </w:r>
+      <w:r>
+        <w:rPr>
+          <w:rFonts w:ascii="Consolas" w:hAnsi="Consolas"/>
+          <w:sz w:val="20"/>
+          <w:color w:val="008000"/>
+        </w:rPr>
+        <w:t xml:space="preserve"># (name,           (pattern,                    {'rtf': ...,       'docx': ...}))</w:t>
+      </w:r>
+    </w:p>
+    <w:p>
+      <w:pPr>
+        <w:shd w:val="clear" w:fill="E6F0FA"/>
+        <w:spacing w:after="0" w:line="240" w:lineRule="auto"/>
+      </w:pPr>
+      <w:r>
+        <w:rPr>
+          <w:rFonts w:ascii="Consolas" w:hAnsi="Consolas"/>
+          <w:sz w:val="20"/>
+        </w:rPr>
+        <w:t xml:space="preserve">    </w:t>
+      </w:r>
+      <w:r>
+        <w:rPr>
+          <w:rFonts w:ascii="Consolas" w:hAnsi="Consolas"/>
+          <w:sz w:val="20"/>
+          <w:color w:val="808080"/>
+        </w:rPr>
+        <w:t xml:space="preserve">(</w:t>
+      </w:r>
+      <w:r>
+        <w:rPr>
+          <w:rFonts w:ascii="Consolas" w:hAnsi="Consolas"/>
+          <w:sz w:val="20"/>
+          <w:color w:val="A31515"/>
+        </w:rPr>
+        <w:t xml:space="preserve">'</w:t>
+      </w:r>
+      <w:r>
+        <w:rPr>
+          <w:rFonts w:ascii="Consolas" w:hAnsi="Consolas"/>
+          <w:sz w:val="20"/>
+          <w:color w:val="A31515"/>
+        </w:rPr>
+        <w:t xml:space="preserve">bold_star</w:t>
+      </w:r>
+      <w:r>
+        <w:rPr>
+          <w:rFonts w:ascii="Consolas" w:hAnsi="Consolas"/>
+          <w:sz w:val="20"/>
+          <w:color w:val="A31515"/>
+        </w:rPr>
+        <w:t xml:space="preserve">'</w:t>
+      </w:r>
+      <w:r>
+        <w:rPr>
+          <w:rFonts w:ascii="Consolas" w:hAnsi="Consolas"/>
+          <w:sz w:val="20"/>
+          <w:color w:val="808080"/>
+        </w:rPr>
+        <w:t xml:space="preserve">,</w:t>
+      </w:r>
+      <w:r>
+        <w:rPr>
+          <w:rFonts w:ascii="Consolas" w:hAnsi="Consolas"/>
+          <w:sz w:val="20"/>
+        </w:rPr>
+        <w:t xml:space="preserve">      </w:t>
+      </w:r>
+      <w:r>
+        <w:rPr>
+          <w:rFonts w:ascii="Consolas" w:hAnsi="Consolas"/>
+          <w:sz w:val="20"/>
+          <w:color w:val="808080"/>
+        </w:rPr>
+        <w:t xml:space="preserve">(</w:t>
+      </w:r>
+      <w:r>
+        <w:rPr>
+          <w:rFonts w:ascii="Consolas" w:hAnsi="Consolas"/>
+          <w:sz w:val="20"/>
+          <w:color w:val="A31515"/>
+        </w:rPr>
+        <w:t xml:space="preserve">r</w:t>
+      </w:r>
+      <w:r>
+        <w:rPr>
+          <w:rFonts w:ascii="Consolas" w:hAnsi="Consolas"/>
+          <w:sz w:val="20"/>
+          <w:color w:val="A31515"/>
+        </w:rPr>
+        <w:t xml:space="preserve">'</w:t>
+      </w:r>
+      <w:r>
+        <w:rPr>
+          <w:rFonts w:ascii="Consolas" w:hAnsi="Consolas"/>
+          <w:sz w:val="20"/>
+          <w:color w:val="A31515"/>
+        </w:rPr>
+        <w:t xml:space="preserve">\</w:t>
+      </w:r>
+      <w:r>
+        <w:rPr>
+          <w:rFonts w:ascii="Consolas" w:hAnsi="Consolas"/>
+          <w:sz w:val="20"/>
+          <w:color w:val="A31515"/>
+        </w:rPr>
+        <w:t xml:space="preserve">*</w:t>
+      </w:r>
+      <w:r>
+        <w:rPr>
+          <w:rFonts w:ascii="Consolas" w:hAnsi="Consolas"/>
+          <w:sz w:val="20"/>
+          <w:color w:val="A31515"/>
+        </w:rPr>
+        <w:t xml:space="preserve">\</w:t>
+      </w:r>
+      <w:r>
+        <w:rPr>
+          <w:rFonts w:ascii="Consolas" w:hAnsi="Consolas"/>
+          <w:sz w:val="20"/>
+          <w:color w:val="A31515"/>
+        </w:rPr>
+        <w:t xml:space="preserve">*(.+?)</w:t>
+      </w:r>
+      <w:r>
+        <w:rPr>
+          <w:rFonts w:ascii="Consolas" w:hAnsi="Consolas"/>
+          <w:sz w:val="20"/>
+          <w:color w:val="A31515"/>
+        </w:rPr>
+        <w:t xml:space="preserve">\</w:t>
+      </w:r>
+      <w:r>
+        <w:rPr>
+          <w:rFonts w:ascii="Consolas" w:hAnsi="Consolas"/>
+          <w:sz w:val="20"/>
+          <w:color w:val="A31515"/>
+        </w:rPr>
+        <w:t xml:space="preserve">*</w:t>
+      </w:r>
+      <w:r>
+        <w:rPr>
+          <w:rFonts w:ascii="Consolas" w:hAnsi="Consolas"/>
+          <w:sz w:val="20"/>
+          <w:color w:val="A31515"/>
+        </w:rPr>
+        <w:t xml:space="preserve">\</w:t>
+      </w:r>
+      <w:r>
+        <w:rPr>
+          <w:rFonts w:ascii="Consolas" w:hAnsi="Consolas"/>
+          <w:sz w:val="20"/>
+          <w:color w:val="A31515"/>
+        </w:rPr>
+        <w:t xml:space="preserve">*</w:t>
+      </w:r>
+      <w:r>
+        <w:rPr>
+          <w:rFonts w:ascii="Consolas" w:hAnsi="Consolas"/>
+          <w:sz w:val="20"/>
+          <w:color w:val="A31515"/>
+        </w:rPr>
+        <w:t xml:space="preserve">'</w:t>
+      </w:r>
+      <w:r>
+        <w:rPr>
+          <w:rFonts w:ascii="Consolas" w:hAnsi="Consolas"/>
+          <w:sz w:val="20"/>
+          <w:color w:val="808080"/>
+        </w:rPr>
+        <w:t xml:space="preserve">,</w:t>
+      </w:r>
+      <w:r>
+        <w:rPr>
+          <w:rFonts w:ascii="Consolas" w:hAnsi="Consolas"/>
+          <w:sz w:val="20"/>
+        </w:rPr>
+        <w:t xml:space="preserve">           </w:t>
+      </w:r>
+      <w:r>
+        <w:rPr>
+          <w:rFonts w:ascii="Consolas" w:hAnsi="Consolas"/>
+          <w:sz w:val="20"/>
+          <w:color w:val="808080"/>
+        </w:rPr>
+        <w:t xml:space="preserve">{</w:t>
+      </w:r>
+      <w:r>
+        <w:rPr>
+          <w:rFonts w:ascii="Consolas" w:hAnsi="Consolas"/>
+          <w:sz w:val="20"/>
+          <w:color w:val="A31515"/>
+        </w:rPr>
+        <w:t xml:space="preserve">'</w:t>
+      </w:r>
+      <w:r>
+        <w:rPr>
+          <w:rFonts w:ascii="Consolas" w:hAnsi="Consolas"/>
+          <w:sz w:val="20"/>
+          <w:color w:val="A31515"/>
+        </w:rPr>
+        <w:t xml:space="preserve">rtf</w:t>
+      </w:r>
+      <w:r>
+        <w:rPr>
+          <w:rFonts w:ascii="Consolas" w:hAnsi="Consolas"/>
+          <w:sz w:val="20"/>
+          <w:color w:val="A31515"/>
+        </w:rPr>
+        <w:t xml:space="preserve">'</w:t>
+      </w:r>
+      <w:r>
+        <w:rPr>
+          <w:rFonts w:ascii="Consolas" w:hAnsi="Consolas"/>
+          <w:sz w:val="20"/>
+          <w:color w:val="808080"/>
+        </w:rPr>
+        <w:t xml:space="preserve">:</w:t>
+      </w:r>
+      <w:r>
+        <w:rPr>
+          <w:rFonts w:ascii="Consolas" w:hAnsi="Consolas"/>
+          <w:sz w:val="20"/>
+        </w:rPr>
+        <w:t xml:space="preserve"> </w:t>
+      </w:r>
+      <w:r>
+        <w:rPr>
+          <w:rFonts w:ascii="Consolas" w:hAnsi="Consolas"/>
+          <w:sz w:val="20"/>
+          <w:color w:val="A31515"/>
+        </w:rPr>
+        <w:t xml:space="preserve">r</w:t>
+      </w:r>
+      <w:r>
+        <w:rPr>
+          <w:rFonts w:ascii="Consolas" w:hAnsi="Consolas"/>
+          <w:sz w:val="20"/>
+          <w:color w:val="A31515"/>
+        </w:rPr>
+        <w:t xml:space="preserve">'</w:t>
+      </w:r>
+      <w:r>
+        <w:rPr>
+          <w:rFonts w:ascii="Consolas" w:hAnsi="Consolas"/>
+          <w:sz w:val="20"/>
+          <w:color w:val="A31515"/>
+        </w:rPr>
+        <w:t xml:space="preserve">{</w:t>
+      </w:r>
+      <w:r>
+        <w:rPr>
+          <w:rFonts w:ascii="Consolas" w:hAnsi="Consolas"/>
+          <w:sz w:val="20"/>
+          <w:color w:val="A31515"/>
+        </w:rPr>
+        <w:t xml:space="preserve">\</w:t>
+      </w:r>
+      <w:r>
+        <w:rPr>
+          <w:rFonts w:ascii="Consolas" w:hAnsi="Consolas"/>
+          <w:sz w:val="20"/>
+          <w:color w:val="A31515"/>
+        </w:rPr>
+        <w:t xml:space="preserve">b </w:t>
+      </w:r>
+      <w:r>
+        <w:rPr>
+          <w:rFonts w:ascii="Consolas" w:hAnsi="Consolas"/>
+          <w:sz w:val="20"/>
+          <w:color w:val="A31515"/>
+        </w:rPr>
+        <w:t xml:space="preserve">\</w:t>
+      </w:r>
+      <w:r>
+        <w:rPr>
+          <w:rFonts w:ascii="Consolas" w:hAnsi="Consolas"/>
+          <w:sz w:val="20"/>
+          <w:color w:val="A31515"/>
+        </w:rPr>
+        <w:t xml:space="preserve">1}</w:t>
+      </w:r>
+      <w:r>
+        <w:rPr>
+          <w:rFonts w:ascii="Consolas" w:hAnsi="Consolas"/>
+          <w:sz w:val="20"/>
+          <w:color w:val="A31515"/>
+        </w:rPr>
+        <w:t xml:space="preserve">'</w:t>
+      </w:r>
+      <w:r>
+        <w:rPr>
+          <w:rFonts w:ascii="Consolas" w:hAnsi="Consolas"/>
+          <w:sz w:val="20"/>
+          <w:color w:val="808080"/>
+        </w:rPr>
+        <w:t xml:space="preserve">,</w:t>
+      </w:r>
+      <w:r>
+        <w:rPr>
+          <w:rFonts w:ascii="Consolas" w:hAnsi="Consolas"/>
+          <w:sz w:val="20"/>
+        </w:rPr>
+        <w:t xml:space="preserve">       </w:t>
+      </w:r>
+      <w:r>
+        <w:rPr>
+          <w:rFonts w:ascii="Consolas" w:hAnsi="Consolas"/>
+          <w:sz w:val="20"/>
+          <w:color w:val="A31515"/>
+        </w:rPr>
+        <w:t xml:space="preserve">'</w:t>
+      </w:r>
+      <w:r>
+        <w:rPr>
+          <w:rFonts w:ascii="Consolas" w:hAnsi="Consolas"/>
+          <w:sz w:val="20"/>
+          <w:color w:val="A31515"/>
+        </w:rPr>
+        <w:t xml:space="preserve">docx</w:t>
+      </w:r>
+      <w:r>
+        <w:rPr>
+          <w:rFonts w:ascii="Consolas" w:hAnsi="Consolas"/>
+          <w:sz w:val="20"/>
+          <w:color w:val="A31515"/>
+        </w:rPr>
+        <w:t xml:space="preserve">'</w:t>
+      </w:r>
+      <w:r>
+        <w:rPr>
+          <w:rFonts w:ascii="Consolas" w:hAnsi="Consolas"/>
+          <w:sz w:val="20"/>
+          <w:color w:val="808080"/>
+        </w:rPr>
+        <w:t xml:space="preserve">:</w:t>
+      </w:r>
+      <w:r>
+        <w:rPr>
+          <w:rFonts w:ascii="Consolas" w:hAnsi="Consolas"/>
+          <w:sz w:val="20"/>
+        </w:rPr>
+        <w:t xml:space="preserve"> </w:t>
+      </w:r>
+      <w:r>
+        <w:rPr>
+          <w:rFonts w:ascii="Consolas" w:hAnsi="Consolas"/>
+          <w:sz w:val="20"/>
+        </w:rPr>
+        <w:t xml:space="preserve">docx_bold</w:t>
+      </w:r>
+      <w:r>
+        <w:rPr>
+          <w:rFonts w:ascii="Consolas" w:hAnsi="Consolas"/>
+          <w:sz w:val="20"/>
+          <w:color w:val="808080"/>
+        </w:rPr>
+        <w:t xml:space="preserve">}</w:t>
+      </w:r>
+      <w:r>
+        <w:rPr>
+          <w:rFonts w:ascii="Consolas" w:hAnsi="Consolas"/>
+          <w:sz w:val="20"/>
+          <w:color w:val="808080"/>
+        </w:rPr>
+        <w:t xml:space="preserve">)</w:t>
+      </w:r>
+      <w:r>
+        <w:rPr>
+          <w:rFonts w:ascii="Consolas" w:hAnsi="Consolas"/>
+          <w:sz w:val="20"/>
+          <w:color w:val="808080"/>
+        </w:rPr>
+        <w:t xml:space="preserve">)</w:t>
+      </w:r>
+      <w:r>
+        <w:rPr>
+          <w:rFonts w:ascii="Consolas" w:hAnsi="Consolas"/>
+          <w:sz w:val="20"/>
+          <w:color w:val="808080"/>
+        </w:rPr>
+        <w:t xml:space="preserve">,</w:t>
+      </w:r>
+    </w:p>
+    <w:p>
+      <w:pPr>
+        <w:shd w:val="clear" w:fill="E6F0FA"/>
+        <w:spacing w:after="0" w:line="240" w:lineRule="auto"/>
+      </w:pPr>
+      <w:r>
+        <w:rPr>
+          <w:rFonts w:ascii="Consolas" w:hAnsi="Consolas"/>
+          <w:sz w:val="20"/>
+        </w:rPr>
+        <w:t xml:space="preserve">    </w:t>
+      </w:r>
+      <w:r>
+        <w:rPr>
+          <w:rFonts w:ascii="Consolas" w:hAnsi="Consolas"/>
+          <w:sz w:val="20"/>
+          <w:color w:val="808080"/>
+        </w:rPr>
+        <w:t xml:space="preserve">(</w:t>
+      </w:r>
+      <w:r>
+        <w:rPr>
+          <w:rFonts w:ascii="Consolas" w:hAnsi="Consolas"/>
+          <w:sz w:val="20"/>
+          <w:color w:val="A31515"/>
+        </w:rPr>
+        <w:t xml:space="preserve">'</w:t>
+      </w:r>
+      <w:r>
+        <w:rPr>
+          <w:rFonts w:ascii="Consolas" w:hAnsi="Consolas"/>
+          <w:sz w:val="20"/>
+          <w:color w:val="A31515"/>
+        </w:rPr>
+        <w:t xml:space="preserve">md_link</w:t>
+      </w:r>
+      <w:r>
+        <w:rPr>
+          <w:rFonts w:ascii="Consolas" w:hAnsi="Consolas"/>
+          <w:sz w:val="20"/>
+          <w:color w:val="A31515"/>
+        </w:rPr>
+        <w:t xml:space="preserve">'</w:t>
+      </w:r>
+      <w:r>
+        <w:rPr>
+          <w:rFonts w:ascii="Consolas" w:hAnsi="Consolas"/>
+          <w:sz w:val="20"/>
+          <w:color w:val="808080"/>
+        </w:rPr>
+        <w:t xml:space="preserve">,</w:t>
+      </w:r>
+      <w:r>
+        <w:rPr>
+          <w:rFonts w:ascii="Consolas" w:hAnsi="Consolas"/>
+          <w:sz w:val="20"/>
+        </w:rPr>
+        <w:t xml:space="preserve">        </w:t>
+      </w:r>
+      <w:r>
+        <w:rPr>
+          <w:rFonts w:ascii="Consolas" w:hAnsi="Consolas"/>
+          <w:sz w:val="20"/>
+          <w:color w:val="808080"/>
+        </w:rPr>
+        <w:t xml:space="preserve">(</w:t>
+      </w:r>
+      <w:r>
+        <w:rPr>
+          <w:rFonts w:ascii="Consolas" w:hAnsi="Consolas"/>
+          <w:sz w:val="20"/>
+          <w:color w:val="A31515"/>
+        </w:rPr>
+        <w:t xml:space="preserve">r</w:t>
+      </w:r>
+      <w:r>
+        <w:rPr>
+          <w:rFonts w:ascii="Consolas" w:hAnsi="Consolas"/>
+          <w:sz w:val="20"/>
+          <w:color w:val="A31515"/>
+        </w:rPr>
+        <w:t xml:space="preserve">'</w:t>
+      </w:r>
+      <w:r>
+        <w:rPr>
+          <w:rFonts w:ascii="Consolas" w:hAnsi="Consolas"/>
+          <w:sz w:val="20"/>
+          <w:color w:val="A31515"/>
+        </w:rPr>
+        <w:t xml:space="preserve">\</w:t>
+      </w:r>
+      <w:r>
+        <w:rPr>
+          <w:rFonts w:ascii="Consolas" w:hAnsi="Consolas"/>
+          <w:sz w:val="20"/>
+          <w:color w:val="A31515"/>
+        </w:rPr>
+        <w:t xml:space="preserve">[([^</w:t>
+      </w:r>
+      <w:r>
+        <w:rPr>
+          <w:rFonts w:ascii="Consolas" w:hAnsi="Consolas"/>
+          <w:sz w:val="20"/>
+          <w:color w:val="A31515"/>
+        </w:rPr>
+        <w:t xml:space="preserve">\</w:t>
+      </w:r>
+      <w:r>
+        <w:rPr>
+          <w:rFonts w:ascii="Consolas" w:hAnsi="Consolas"/>
+          <w:sz w:val="20"/>
+          <w:color w:val="A31515"/>
+        </w:rPr>
+        <w:t xml:space="preserve">]]+)</w:t>
+      </w:r>
+      <w:r>
+        <w:rPr>
+          <w:rFonts w:ascii="Consolas" w:hAnsi="Consolas"/>
+          <w:sz w:val="20"/>
+          <w:color w:val="A31515"/>
+        </w:rPr>
+        <w:t xml:space="preserve">\</w:t>
+      </w:r>
+      <w:r>
+        <w:rPr>
+          <w:rFonts w:ascii="Consolas" w:hAnsi="Consolas"/>
+          <w:sz w:val="20"/>
+          <w:color w:val="A31515"/>
+        </w:rPr>
+        <w:t xml:space="preserve">]</w:t>
+      </w:r>
+      <w:r>
+        <w:rPr>
+          <w:rFonts w:ascii="Consolas" w:hAnsi="Consolas"/>
+          <w:sz w:val="20"/>
+          <w:color w:val="A31515"/>
+        </w:rPr>
+        <w:t xml:space="preserve">\</w:t>
+      </w:r>
+      <w:r>
+        <w:rPr>
+          <w:rFonts w:ascii="Consolas" w:hAnsi="Consolas"/>
+          <w:sz w:val="20"/>
+          <w:color w:val="A31515"/>
+        </w:rPr>
+        <w:t xml:space="preserve">(([^)]+)</w:t>
+      </w:r>
+      <w:r>
+        <w:rPr>
+          <w:rFonts w:ascii="Consolas" w:hAnsi="Consolas"/>
+          <w:sz w:val="20"/>
+          <w:color w:val="A31515"/>
+        </w:rPr>
+        <w:t xml:space="preserve">\</w:t>
+      </w:r>
+      <w:r>
+        <w:rPr>
+          <w:rFonts w:ascii="Consolas" w:hAnsi="Consolas"/>
+          <w:sz w:val="20"/>
+          <w:color w:val="A31515"/>
+        </w:rPr>
+        <w:t xml:space="preserve">)</w:t>
+      </w:r>
+      <w:r>
+        <w:rPr>
+          <w:rFonts w:ascii="Consolas" w:hAnsi="Consolas"/>
+          <w:sz w:val="20"/>
+          <w:color w:val="A31515"/>
+        </w:rPr>
+        <w:t xml:space="preserve">'</w:t>
+      </w:r>
+      <w:r>
+        <w:rPr>
+          <w:rFonts w:ascii="Consolas" w:hAnsi="Consolas"/>
+          <w:sz w:val="20"/>
+          <w:color w:val="808080"/>
+        </w:rPr>
+        <w:t xml:space="preserve">,</w:t>
+      </w:r>
+      <w:r>
+        <w:rPr>
+          <w:rFonts w:ascii="Consolas" w:hAnsi="Consolas"/>
+          <w:sz w:val="20"/>
+        </w:rPr>
+        <w:t xml:space="preserve"> </w:t>
+      </w:r>
+      <w:r>
+        <w:rPr>
+          <w:rFonts w:ascii="Consolas" w:hAnsi="Consolas"/>
+          <w:sz w:val="20"/>
+          <w:color w:val="808080"/>
+        </w:rPr>
+        <w:t xml:space="preserve">{</w:t>
+      </w:r>
+      <w:r>
+        <w:rPr>
+          <w:rFonts w:ascii="Consolas" w:hAnsi="Consolas"/>
+          <w:sz w:val="20"/>
+          <w:color w:val="A31515"/>
+        </w:rPr>
+        <w:t xml:space="preserve">'</w:t>
+      </w:r>
+      <w:r>
+        <w:rPr>
+          <w:rFonts w:ascii="Consolas" w:hAnsi="Consolas"/>
+          <w:sz w:val="20"/>
+          <w:color w:val="A31515"/>
+        </w:rPr>
+        <w:t xml:space="preserve">rtf</w:t>
+      </w:r>
+      <w:r>
+        <w:rPr>
+          <w:rFonts w:ascii="Consolas" w:hAnsi="Consolas"/>
+          <w:sz w:val="20"/>
+          <w:color w:val="A31515"/>
+        </w:rPr>
+        <w:t xml:space="preserve">'</w:t>
+      </w:r>
+      <w:r>
+        <w:rPr>
+          <w:rFonts w:ascii="Consolas" w:hAnsi="Consolas"/>
+          <w:sz w:val="20"/>
+          <w:color w:val="808080"/>
+        </w:rPr>
+        <w:t xml:space="preserve">:</w:t>
+      </w:r>
+      <w:r>
+        <w:rPr>
+          <w:rFonts w:ascii="Consolas" w:hAnsi="Consolas"/>
+          <w:sz w:val="20"/>
+        </w:rPr>
+        <w:t xml:space="preserve"> </w:t>
+      </w:r>
+      <w:r>
+        <w:rPr>
+          <w:rFonts w:ascii="Consolas" w:hAnsi="Consolas"/>
+          <w:sz w:val="20"/>
+        </w:rPr>
+        <w:t xml:space="preserve">rtf_link</w:t>
+      </w:r>
+      <w:r>
+        <w:rPr>
+          <w:rFonts w:ascii="Consolas" w:hAnsi="Consolas"/>
+          <w:sz w:val="20"/>
+          <w:color w:val="808080"/>
+        </w:rPr>
+        <w:t xml:space="preserve">,</w:t>
+      </w:r>
+      <w:r>
+        <w:rPr>
+          <w:rFonts w:ascii="Consolas" w:hAnsi="Consolas"/>
+          <w:sz w:val="20"/>
+        </w:rPr>
+        <w:t xml:space="preserve">         </w:t>
+      </w:r>
+      <w:r>
+        <w:rPr>
+          <w:rFonts w:ascii="Consolas" w:hAnsi="Consolas"/>
+          <w:sz w:val="20"/>
+          <w:color w:val="A31515"/>
+        </w:rPr>
+        <w:t xml:space="preserve">'</w:t>
+      </w:r>
+      <w:r>
+        <w:rPr>
+          <w:rFonts w:ascii="Consolas" w:hAnsi="Consolas"/>
+          <w:sz w:val="20"/>
+          <w:color w:val="A31515"/>
+        </w:rPr>
+        <w:t xml:space="preserve">docx</w:t>
+      </w:r>
+      <w:r>
+        <w:rPr>
+          <w:rFonts w:ascii="Consolas" w:hAnsi="Consolas"/>
+          <w:sz w:val="20"/>
+          <w:color w:val="A31515"/>
+        </w:rPr>
+        <w:t xml:space="preserve">'</w:t>
+      </w:r>
+      <w:r>
+        <w:rPr>
+          <w:rFonts w:ascii="Consolas" w:hAnsi="Consolas"/>
+          <w:sz w:val="20"/>
+          <w:color w:val="808080"/>
+        </w:rPr>
+        <w:t xml:space="preserve">:</w:t>
+      </w:r>
+      <w:r>
+        <w:rPr>
+          <w:rFonts w:ascii="Consolas" w:hAnsi="Consolas"/>
+          <w:sz w:val="20"/>
+        </w:rPr>
+        <w:t xml:space="preserve"> </w:t>
+      </w:r>
+      <w:r>
+        <w:rPr>
+          <w:rFonts w:ascii="Consolas" w:hAnsi="Consolas"/>
+          <w:sz w:val="20"/>
+        </w:rPr>
+        <w:t xml:space="preserve">docx_link</w:t>
+      </w:r>
+      <w:r>
+        <w:rPr>
+          <w:rFonts w:ascii="Consolas" w:hAnsi="Consolas"/>
+          <w:sz w:val="20"/>
+          <w:color w:val="808080"/>
+        </w:rPr>
+        <w:t xml:space="preserve">}</w:t>
+      </w:r>
+      <w:r>
+        <w:rPr>
+          <w:rFonts w:ascii="Consolas" w:hAnsi="Consolas"/>
+          <w:sz w:val="20"/>
+          <w:color w:val="808080"/>
+        </w:rPr>
+        <w:t xml:space="preserve">)</w:t>
+      </w:r>
+      <w:r>
+        <w:rPr>
+          <w:rFonts w:ascii="Consolas" w:hAnsi="Consolas"/>
+          <w:sz w:val="20"/>
+          <w:color w:val="808080"/>
+        </w:rPr>
+        <w:t xml:space="preserve">)</w:t>
+      </w:r>
+      <w:r>
+        <w:rPr>
+          <w:rFonts w:ascii="Consolas" w:hAnsi="Consolas"/>
+          <w:sz w:val="20"/>
+          <w:color w:val="808080"/>
+        </w:rPr>
+        <w:t xml:space="preserve">,</w:t>
+      </w:r>
+    </w:p>
+    <w:p>
+      <w:pPr>
+        <w:shd w:val="clear" w:fill="E6F0FA"/>
+        <w:spacing w:after="0" w:line="240" w:lineRule="auto"/>
+      </w:pPr>
+      <w:r>
+        <w:rPr>
+          <w:rFonts w:ascii="Consolas" w:hAnsi="Consolas"/>
+          <w:sz w:val="20"/>
+        </w:rPr>
+        <w:t xml:space="preserve">    </w:t>
+      </w:r>
+      <w:r>
+        <w:rPr>
+          <w:rFonts w:ascii="Consolas" w:hAnsi="Consolas"/>
+          <w:sz w:val="20"/>
+          <w:color w:val="808080"/>
+        </w:rPr>
+        <w:t xml:space="preserve">(</w:t>
+      </w:r>
+      <w:r>
+        <w:rPr>
+          <w:rFonts w:ascii="Consolas" w:hAnsi="Consolas"/>
+          <w:sz w:val="20"/>
+          <w:color w:val="A31515"/>
+        </w:rPr>
+        <w:t xml:space="preserve">'</w:t>
+      </w:r>
+      <w:r>
+        <w:rPr>
+          <w:rFonts w:ascii="Consolas" w:hAnsi="Consolas"/>
+          <w:sz w:val="20"/>
+          <w:color w:val="A31515"/>
+        </w:rPr>
+        <w:t xml:space="preserve">emoji</w:t>
+      </w:r>
+      <w:r>
+        <w:rPr>
+          <w:rFonts w:ascii="Consolas" w:hAnsi="Consolas"/>
+          <w:sz w:val="20"/>
+          <w:color w:val="A31515"/>
+        </w:rPr>
+        <w:t xml:space="preserve">'</w:t>
+      </w:r>
+      <w:r>
+        <w:rPr>
+          <w:rFonts w:ascii="Consolas" w:hAnsi="Consolas"/>
+          <w:sz w:val="20"/>
+          <w:color w:val="808080"/>
+        </w:rPr>
+        <w:t xml:space="preserve">,</w:t>
+      </w:r>
+      <w:r>
+        <w:rPr>
+          <w:rFonts w:ascii="Consolas" w:hAnsi="Consolas"/>
+          <w:sz w:val="20"/>
+        </w:rPr>
+        <w:t xml:space="preserve">          </w:t>
+      </w:r>
+      <w:r>
+        <w:rPr>
+          <w:rFonts w:ascii="Consolas" w:hAnsi="Consolas"/>
+          <w:sz w:val="20"/>
+          <w:color w:val="808080"/>
+        </w:rPr>
+        <w:t xml:space="preserve">(</w:t>
+      </w:r>
+      <w:r>
+        <w:rPr>
+          <w:rFonts w:ascii="Consolas" w:hAnsi="Consolas"/>
+          <w:sz w:val="20"/>
+          <w:color w:val="A31515"/>
+        </w:rPr>
+        <w:t xml:space="preserve">r</w:t>
+      </w:r>
+      <w:r>
+        <w:rPr>
+          <w:rFonts w:ascii="Consolas" w:hAnsi="Consolas"/>
+          <w:sz w:val="20"/>
+          <w:color w:val="A31515"/>
+        </w:rPr>
+        <w:t xml:space="preserve">'</w:t>
+      </w:r>
+      <w:r>
+        <w:rPr>
+          <w:rFonts w:ascii="Consolas" w:hAnsi="Consolas"/>
+          <w:sz w:val="20"/>
+          <w:color w:val="A31515"/>
+        </w:rPr>
+        <w:t xml:space="preserve">:</w:t>
+      </w:r>
+      <w:r>
+        <w:rPr>
+          <w:rFonts w:ascii="Consolas" w:hAnsi="Consolas"/>
+          <w:sz w:val="20"/>
+          <w:color w:val="A31515"/>
+        </w:rPr>
+        <w:t xml:space="preserve">\</w:t>
+      </w:r>
+      <w:r>
+        <w:rPr>
+          <w:rFonts w:ascii="Consolas" w:hAnsi="Consolas"/>
+          <w:sz w:val="20"/>
+          <w:color w:val="A31515"/>
+        </w:rPr>
+        <w:t xml:space="preserve">w+:</w:t>
+      </w:r>
+      <w:r>
+        <w:rPr>
+          <w:rFonts w:ascii="Consolas" w:hAnsi="Consolas"/>
+          <w:sz w:val="20"/>
+          <w:color w:val="A31515"/>
+        </w:rPr>
+        <w:t xml:space="preserve">'</w:t>
+      </w:r>
+      <w:r>
+        <w:rPr>
+          <w:rFonts w:ascii="Consolas" w:hAnsi="Consolas"/>
+          <w:sz w:val="20"/>
+          <w:color w:val="808080"/>
+        </w:rPr>
+        <w:t xml:space="preserve">,</w:t>
+      </w:r>
+      <w:r>
+        <w:rPr>
+          <w:rFonts w:ascii="Consolas" w:hAnsi="Consolas"/>
+          <w:sz w:val="20"/>
+        </w:rPr>
+        <w:t xml:space="preserve">                   </w:t>
+      </w:r>
+      <w:r>
+        <w:rPr>
+          <w:rFonts w:ascii="Consolas" w:hAnsi="Consolas"/>
+          <w:sz w:val="20"/>
+          <w:color w:val="808080"/>
+        </w:rPr>
+        <w:t xml:space="preserve">{</w:t>
+      </w:r>
+      <w:r>
+        <w:rPr>
+          <w:rFonts w:ascii="Consolas" w:hAnsi="Consolas"/>
+          <w:sz w:val="20"/>
+          <w:color w:val="A31515"/>
+        </w:rPr>
+        <w:t xml:space="preserve">'</w:t>
+      </w:r>
+      <w:r>
+        <w:rPr>
+          <w:rFonts w:ascii="Consolas" w:hAnsi="Consolas"/>
+          <w:sz w:val="20"/>
+          <w:color w:val="A31515"/>
+        </w:rPr>
+        <w:t xml:space="preserve">rtf</w:t>
+      </w:r>
+      <w:r>
+        <w:rPr>
+          <w:rFonts w:ascii="Consolas" w:hAnsi="Consolas"/>
+          <w:sz w:val="20"/>
+          <w:color w:val="A31515"/>
+        </w:rPr>
+        <w:t xml:space="preserve">'</w:t>
+      </w:r>
+      <w:r>
+        <w:rPr>
+          <w:rFonts w:ascii="Consolas" w:hAnsi="Consolas"/>
+          <w:sz w:val="20"/>
+          <w:color w:val="808080"/>
+        </w:rPr>
+        <w:t xml:space="preserve">:</w:t>
+      </w:r>
+      <w:r>
+        <w:rPr>
+          <w:rFonts w:ascii="Consolas" w:hAnsi="Consolas"/>
+          <w:sz w:val="20"/>
+        </w:rPr>
+        <w:t xml:space="preserve"> </w:t>
+      </w:r>
+      <w:r>
+        <w:rPr>
+          <w:rFonts w:ascii="Consolas" w:hAnsi="Consolas"/>
+          <w:sz w:val="20"/>
+        </w:rPr>
+        <w:t xml:space="preserve">rtf_emoji</w:t>
+      </w:r>
+      <w:r>
+        <w:rPr>
+          <w:rFonts w:ascii="Consolas" w:hAnsi="Consolas"/>
+          <w:sz w:val="20"/>
+          <w:color w:val="808080"/>
+        </w:rPr>
+        <w:t xml:space="preserve">,</w:t>
+      </w:r>
+      <w:r>
+        <w:rPr>
+          <w:rFonts w:ascii="Consolas" w:hAnsi="Consolas"/>
+          <w:sz w:val="20"/>
+        </w:rPr>
+        <w:t xml:space="preserve">        </w:t>
+      </w:r>
+      <w:r>
+        <w:rPr>
+          <w:rFonts w:ascii="Consolas" w:hAnsi="Consolas"/>
+          <w:sz w:val="20"/>
+          <w:color w:val="A31515"/>
+        </w:rPr>
+        <w:t xml:space="preserve">'</w:t>
+      </w:r>
+      <w:r>
+        <w:rPr>
+          <w:rFonts w:ascii="Consolas" w:hAnsi="Consolas"/>
+          <w:sz w:val="20"/>
+          <w:color w:val="A31515"/>
+        </w:rPr>
+        <w:t xml:space="preserve">docx</w:t>
+      </w:r>
+      <w:r>
+        <w:rPr>
+          <w:rFonts w:ascii="Consolas" w:hAnsi="Consolas"/>
+          <w:sz w:val="20"/>
+          <w:color w:val="A31515"/>
+        </w:rPr>
+        <w:t xml:space="preserve">'</w:t>
+      </w:r>
+      <w:r>
+        <w:rPr>
+          <w:rFonts w:ascii="Consolas" w:hAnsi="Consolas"/>
+          <w:sz w:val="20"/>
+          <w:color w:val="808080"/>
+        </w:rPr>
+        <w:t xml:space="preserve">:</w:t>
+      </w:r>
+      <w:r>
+        <w:rPr>
+          <w:rFonts w:ascii="Consolas" w:hAnsi="Consolas"/>
+          <w:sz w:val="20"/>
+        </w:rPr>
+        <w:t xml:space="preserve"> </w:t>
+      </w:r>
+      <w:r>
+        <w:rPr>
+          <w:rFonts w:ascii="Consolas" w:hAnsi="Consolas"/>
+          <w:sz w:val="20"/>
+        </w:rPr>
+        <w:t xml:space="preserve">docx_emoji</w:t>
+      </w:r>
+      <w:r>
+        <w:rPr>
+          <w:rFonts w:ascii="Consolas" w:hAnsi="Consolas"/>
+          <w:sz w:val="20"/>
+          <w:color w:val="808080"/>
+        </w:rPr>
+        <w:t xml:space="preserve">}</w:t>
+      </w:r>
+      <w:r>
+        <w:rPr>
+          <w:rFonts w:ascii="Consolas" w:hAnsi="Consolas"/>
+          <w:sz w:val="20"/>
+          <w:color w:val="808080"/>
+        </w:rPr>
+        <w:t xml:space="preserve">)</w:t>
+      </w:r>
+      <w:r>
+        <w:rPr>
+          <w:rFonts w:ascii="Consolas" w:hAnsi="Consolas"/>
+          <w:sz w:val="20"/>
+          <w:color w:val="808080"/>
+        </w:rPr>
+        <w:t xml:space="preserve">)</w:t>
+      </w:r>
+      <w:r>
+        <w:rPr>
+          <w:rFonts w:ascii="Consolas" w:hAnsi="Consolas"/>
+          <w:sz w:val="20"/>
+          <w:color w:val="808080"/>
+        </w:rPr>
+        <w:t xml:space="preserve">,</w:t>
+      </w:r>
+    </w:p>
+    <w:p>
+      <w:pPr>
+        <w:shd w:val="clear" w:fill="E6F0FA"/>
+        <w:spacing w:after="0" w:line="240" w:lineRule="auto"/>
+      </w:pPr>
+      <w:r>
+        <w:rPr>
+          <w:rFonts w:ascii="Consolas" w:hAnsi="Consolas"/>
+          <w:sz w:val="20"/>
+        </w:rPr>
+        <w:t xml:space="preserve">    </w:t>
+      </w:r>
+      <w:r>
+        <w:rPr>
+          <w:rFonts w:ascii="Consolas" w:hAnsi="Consolas"/>
+          <w:sz w:val="20"/>
+          <w:color w:val="808080"/>
+        </w:rPr>
+        <w:t xml:space="preserve">(</w:t>
+      </w:r>
+      <w:r>
+        <w:rPr>
+          <w:rFonts w:ascii="Consolas" w:hAnsi="Consolas"/>
+          <w:sz w:val="20"/>
+          <w:color w:val="A31515"/>
+        </w:rPr>
+        <w:t xml:space="preserve">'</w:t>
+      </w:r>
+      <w:r>
+        <w:rPr>
+          <w:rFonts w:ascii="Consolas" w:hAnsi="Consolas"/>
+          <w:sz w:val="20"/>
+          <w:color w:val="A31515"/>
+        </w:rPr>
+        <w:t xml:space="preserve">footnote_ref</w:t>
+      </w:r>
+      <w:r>
+        <w:rPr>
+          <w:rFonts w:ascii="Consolas" w:hAnsi="Consolas"/>
+          <w:sz w:val="20"/>
+          <w:color w:val="A31515"/>
+        </w:rPr>
+        <w:t xml:space="preserve">'</w:t>
+      </w:r>
+      <w:r>
+        <w:rPr>
+          <w:rFonts w:ascii="Consolas" w:hAnsi="Consolas"/>
+          <w:sz w:val="20"/>
+          <w:color w:val="808080"/>
+        </w:rPr>
+        <w:t xml:space="preserve">,</w:t>
+      </w:r>
+      <w:r>
+        <w:rPr>
+          <w:rFonts w:ascii="Consolas" w:hAnsi="Consolas"/>
+          <w:sz w:val="20"/>
+        </w:rPr>
+        <w:t xml:space="preserve">   </w:t>
+      </w:r>
+      <w:r>
+        <w:rPr>
+          <w:rFonts w:ascii="Consolas" w:hAnsi="Consolas"/>
+          <w:sz w:val="20"/>
+          <w:color w:val="808080"/>
+        </w:rPr>
+        <w:t xml:space="preserve">(</w:t>
+      </w:r>
+      <w:r>
+        <w:rPr>
+          <w:rFonts w:ascii="Consolas" w:hAnsi="Consolas"/>
+          <w:sz w:val="20"/>
+          <w:color w:val="A31515"/>
+        </w:rPr>
+        <w:t xml:space="preserve">r</w:t>
+      </w:r>
+      <w:r>
+        <w:rPr>
+          <w:rFonts w:ascii="Consolas" w:hAnsi="Consolas"/>
+          <w:sz w:val="20"/>
+          <w:color w:val="A31515"/>
+        </w:rPr>
+        <w:t xml:space="preserve">'</w:t>
+      </w:r>
+      <w:r>
+        <w:rPr>
+          <w:rFonts w:ascii="Consolas" w:hAnsi="Consolas"/>
+          <w:sz w:val="20"/>
+          <w:color w:val="A31515"/>
+        </w:rPr>
+        <w:t xml:space="preserve">\</w:t>
+      </w:r>
+      <w:r>
+        <w:rPr>
+          <w:rFonts w:ascii="Consolas" w:hAnsi="Consolas"/>
+          <w:sz w:val="20"/>
+          <w:color w:val="A31515"/>
+        </w:rPr>
+        <w:t xml:space="preserve">[</w:t>
+      </w:r>
+      <w:r>
+        <w:rPr>
+          <w:rFonts w:ascii="Consolas" w:hAnsi="Consolas"/>
+          <w:sz w:val="20"/>
+          <w:color w:val="A31515"/>
+        </w:rPr>
+        <w:t xml:space="preserve">\</w:t>
+      </w:r>
+      <w:r>
+        <w:rPr>
+          <w:rFonts w:ascii="Consolas" w:hAnsi="Consolas"/>
+          <w:sz w:val="20"/>
+          <w:color w:val="A31515"/>
+        </w:rPr>
+        <w:t xml:space="preserve">^([^</w:t>
+      </w:r>
+      <w:r>
+        <w:rPr>
+          <w:rFonts w:ascii="Consolas" w:hAnsi="Consolas"/>
+          <w:sz w:val="20"/>
+          <w:color w:val="A31515"/>
+        </w:rPr>
+        <w:t xml:space="preserve">\</w:t>
+      </w:r>
+      <w:r>
+        <w:rPr>
+          <w:rFonts w:ascii="Consolas" w:hAnsi="Consolas"/>
+          <w:sz w:val="20"/>
+          <w:color w:val="A31515"/>
+        </w:rPr>
+        <w:t xml:space="preserve">]]+)</w:t>
+      </w:r>
+      <w:r>
+        <w:rPr>
+          <w:rFonts w:ascii="Consolas" w:hAnsi="Consolas"/>
+          <w:sz w:val="20"/>
+          <w:color w:val="A31515"/>
+        </w:rPr>
+        <w:t xml:space="preserve">\</w:t>
+      </w:r>
+      <w:r>
+        <w:rPr>
+          <w:rFonts w:ascii="Consolas" w:hAnsi="Consolas"/>
+          <w:sz w:val="20"/>
+          <w:color w:val="A31515"/>
+        </w:rPr>
+        <w:t xml:space="preserve">]</w:t>
+      </w:r>
+      <w:r>
+        <w:rPr>
+          <w:rFonts w:ascii="Consolas" w:hAnsi="Consolas"/>
+          <w:sz w:val="20"/>
+          <w:color w:val="A31515"/>
+        </w:rPr>
+        <w:t xml:space="preserve">'</w:t>
+      </w:r>
+      <w:r>
+        <w:rPr>
+          <w:rFonts w:ascii="Consolas" w:hAnsi="Consolas"/>
+          <w:sz w:val="20"/>
+          <w:color w:val="808080"/>
+        </w:rPr>
+        <w:t xml:space="preserve">,</w:t>
+      </w:r>
+      <w:r>
+        <w:rPr>
+          <w:rFonts w:ascii="Consolas" w:hAnsi="Consolas"/>
+          <w:sz w:val="20"/>
+        </w:rPr>
+        <w:t xml:space="preserve">          </w:t>
+      </w:r>
+      <w:r>
+        <w:rPr>
+          <w:rFonts w:ascii="Consolas" w:hAnsi="Consolas"/>
+          <w:sz w:val="20"/>
+          <w:color w:val="808080"/>
+        </w:rPr>
+        <w:t xml:space="preserve">{</w:t>
+      </w:r>
+      <w:r>
+        <w:rPr>
+          <w:rFonts w:ascii="Consolas" w:hAnsi="Consolas"/>
+          <w:sz w:val="20"/>
+          <w:color w:val="A31515"/>
+        </w:rPr>
+        <w:t xml:space="preserve">'</w:t>
+      </w:r>
+      <w:r>
+        <w:rPr>
+          <w:rFonts w:ascii="Consolas" w:hAnsi="Consolas"/>
+          <w:sz w:val="20"/>
+          <w:color w:val="A31515"/>
+        </w:rPr>
+        <w:t xml:space="preserve">rtf</w:t>
+      </w:r>
+      <w:r>
+        <w:rPr>
+          <w:rFonts w:ascii="Consolas" w:hAnsi="Consolas"/>
+          <w:sz w:val="20"/>
+          <w:color w:val="A31515"/>
+        </w:rPr>
+        <w:t xml:space="preserve">'</w:t>
+      </w:r>
+      <w:r>
+        <w:rPr>
+          <w:rFonts w:ascii="Consolas" w:hAnsi="Consolas"/>
+          <w:sz w:val="20"/>
+          <w:color w:val="808080"/>
+        </w:rPr>
+        <w:t xml:space="preserve">:</w:t>
+      </w:r>
+      <w:r>
+        <w:rPr>
+          <w:rFonts w:ascii="Consolas" w:hAnsi="Consolas"/>
+          <w:sz w:val="20"/>
+        </w:rPr>
+        <w:t xml:space="preserve"> </w:t>
+      </w:r>
+      <w:r>
+        <w:rPr>
+          <w:rFonts w:ascii="Consolas" w:hAnsi="Consolas"/>
+          <w:sz w:val="20"/>
+        </w:rPr>
+        <w:t xml:space="preserve">rtf_footnote_ref</w:t>
+      </w:r>
+      <w:r>
+        <w:rPr>
+          <w:rFonts w:ascii="Consolas" w:hAnsi="Consolas"/>
+          <w:sz w:val="20"/>
+          <w:color w:val="808080"/>
+        </w:rPr>
+        <w:t xml:space="preserve">,</w:t>
+      </w:r>
+      <w:r>
+        <w:rPr>
+          <w:rFonts w:ascii="Consolas" w:hAnsi="Consolas"/>
+          <w:sz w:val="20"/>
+        </w:rPr>
+        <w:t xml:space="preserve"> </w:t>
+      </w:r>
+      <w:r>
+        <w:rPr>
+          <w:rFonts w:ascii="Consolas" w:hAnsi="Consolas"/>
+          <w:sz w:val="20"/>
+          <w:color w:val="A31515"/>
+        </w:rPr>
+        <w:t xml:space="preserve">'</w:t>
+      </w:r>
+      <w:r>
+        <w:rPr>
+          <w:rFonts w:ascii="Consolas" w:hAnsi="Consolas"/>
+          <w:sz w:val="20"/>
+          <w:color w:val="A31515"/>
+        </w:rPr>
+        <w:t xml:space="preserve">docx</w:t>
+      </w:r>
+      <w:r>
+        <w:rPr>
+          <w:rFonts w:ascii="Consolas" w:hAnsi="Consolas"/>
+          <w:sz w:val="20"/>
+          <w:color w:val="A31515"/>
+        </w:rPr>
+        <w:t xml:space="preserve">'</w:t>
+      </w:r>
+      <w:r>
+        <w:rPr>
+          <w:rFonts w:ascii="Consolas" w:hAnsi="Consolas"/>
+          <w:sz w:val="20"/>
+          <w:color w:val="808080"/>
+        </w:rPr>
+        <w:t xml:space="preserve">:</w:t>
+      </w:r>
+      <w:r>
+        <w:rPr>
+          <w:rFonts w:ascii="Consolas" w:hAnsi="Consolas"/>
+          <w:sz w:val="20"/>
+        </w:rPr>
+        <w:t xml:space="preserve"> </w:t>
+      </w:r>
+      <w:r>
+        <w:rPr>
+          <w:rFonts w:ascii="Consolas" w:hAnsi="Consolas"/>
+          <w:sz w:val="20"/>
+        </w:rPr>
+        <w:t xml:space="preserve">docx_footnote_ref</w:t>
+      </w:r>
+      <w:r>
+        <w:rPr>
+          <w:rFonts w:ascii="Consolas" w:hAnsi="Consolas"/>
+          <w:sz w:val="20"/>
+          <w:color w:val="808080"/>
+        </w:rPr>
+        <w:t xml:space="preserve">}</w:t>
+      </w:r>
+      <w:r>
+        <w:rPr>
+          <w:rFonts w:ascii="Consolas" w:hAnsi="Consolas"/>
+          <w:sz w:val="20"/>
+          <w:color w:val="808080"/>
+        </w:rPr>
+        <w:t xml:space="preserve">)</w:t>
+      </w:r>
+      <w:r>
+        <w:rPr>
+          <w:rFonts w:ascii="Consolas" w:hAnsi="Consolas"/>
+          <w:sz w:val="20"/>
+          <w:color w:val="808080"/>
+        </w:rPr>
+        <w:t xml:space="preserve">)</w:t>
+      </w:r>
+      <w:r>
+        <w:rPr>
+          <w:rFonts w:ascii="Consolas" w:hAnsi="Consolas"/>
+          <w:sz w:val="20"/>
+          <w:color w:val="808080"/>
+        </w:rPr>
+        <w:t xml:space="preserve">,</w:t>
+      </w:r>
+    </w:p>
+    <w:p>
+      <w:pPr>
+        <w:shd w:val="clear" w:fill="E6F0FA"/>
+        <w:spacing w:after="0" w:line="240" w:lineRule="auto"/>
+      </w:pPr>
+      <w:r>
+        <w:rPr>
+          <w:rFonts w:ascii="Consolas" w:hAnsi="Consolas"/>
+          <w:sz w:val="20"/>
+        </w:rPr>
+        <w:t xml:space="preserve">    </w:t>
+      </w:r>
+      <w:r>
+        <w:rPr>
+          <w:rFonts w:ascii="Consolas" w:hAnsi="Consolas"/>
+          <w:sz w:val="20"/>
+          <w:color w:val="008000"/>
+        </w:rPr>
+        <w:t xml:space="preserve"># ...</w:t>
+      </w:r>
+    </w:p>
+    <w:p>
+      <w:pPr>
+        <w:shd w:val="clear" w:fill="E6F0FA"/>
+        <w:spacing w:after="0" w:line="240" w:lineRule="auto"/>
+      </w:pPr>
+      <w:r>
+        <w:rPr>
+          <w:rFonts w:ascii="Consolas" w:hAnsi="Consolas"/>
+          <w:sz w:val="20"/>
+          <w:color w:val="808080"/>
+        </w:rPr>
+        <w:t xml:space="preserve">]</w:t>
+      </w:r>
+    </w:p>
+    <w:p>
+      <w:pPr>
+        <w:shd w:val="clear" w:fill="E6F0FA"/>
+        <w:spacing w:after="0" w:line="240" w:lineRule="auto"/>
+      </w:pPr>
+      <w:r>
+        <w:rPr>
+          <w:rFonts w:ascii="Consolas" w:hAnsi="Consolas"/>
+          <w:sz w:val="20"/>
+        </w:rPr>
+        <w:t xml:space="preserve"/>
+      </w:r>
+    </w:p>
+    <w:p>
+      <w:pPr>
+        <w:shd w:val="clear" w:fill="E6F0FA"/>
+        <w:spacing w:after="0" w:line="240" w:lineRule="auto"/>
+      </w:pPr>
+      <w:r>
+        <w:rPr>
+          <w:rFonts w:ascii="Consolas" w:hAnsi="Consolas"/>
+          <w:sz w:val="20"/>
+        </w:rPr>
+        <w:t xml:space="preserve">BLOCK_RULES</w:t>
+      </w:r>
+      <w:r>
+        <w:rPr>
+          <w:rFonts w:ascii="Consolas" w:hAnsi="Consolas"/>
+          <w:sz w:val="20"/>
+        </w:rPr>
+        <w:t xml:space="preserve"> </w:t>
+      </w:r>
+      <w:r>
+        <w:rPr>
+          <w:rFonts w:ascii="Consolas" w:hAnsi="Consolas"/>
+          <w:sz w:val="20"/>
+          <w:color w:val="000000"/>
+        </w:rPr>
+        <w:t xml:space="preserve">=</w:t>
+      </w:r>
+      <w:r>
+        <w:rPr>
+          <w:rFonts w:ascii="Consolas" w:hAnsi="Consolas"/>
+          <w:sz w:val="20"/>
+        </w:rPr>
+        <w:t xml:space="preserve"> </w:t>
+      </w:r>
+      <w:r>
+        <w:rPr>
+          <w:rFonts w:ascii="Consolas" w:hAnsi="Consolas"/>
+          <w:sz w:val="20"/>
+          <w:color w:val="808080"/>
+        </w:rPr>
+        <w:t xml:space="preserve">{</w:t>
+      </w:r>
+    </w:p>
+    <w:p>
+      <w:pPr>
+        <w:shd w:val="clear" w:fill="E6F0FA"/>
+        <w:spacing w:after="0" w:line="240" w:lineRule="auto"/>
+      </w:pPr>
+      <w:r>
+        <w:rPr>
+          <w:rFonts w:ascii="Consolas" w:hAnsi="Consolas"/>
+          <w:sz w:val="20"/>
+        </w:rPr>
+        <w:t xml:space="preserve">    </w:t>
+      </w:r>
+      <w:r>
+        <w:rPr>
+          <w:rFonts w:ascii="Consolas" w:hAnsi="Consolas"/>
+          <w:sz w:val="20"/>
+          <w:color w:val="A31515"/>
+        </w:rPr>
+        <w:t xml:space="preserve">'</w:t>
+      </w:r>
+      <w:r>
+        <w:rPr>
+          <w:rFonts w:ascii="Consolas" w:hAnsi="Consolas"/>
+          <w:sz w:val="20"/>
+          <w:color w:val="A31515"/>
+        </w:rPr>
+        <w:t xml:space="preserve">rtf</w:t>
+      </w:r>
+      <w:r>
+        <w:rPr>
+          <w:rFonts w:ascii="Consolas" w:hAnsi="Consolas"/>
+          <w:sz w:val="20"/>
+          <w:color w:val="A31515"/>
+        </w:rPr>
+        <w:t xml:space="preserve">'</w:t>
+      </w:r>
+      <w:r>
+        <w:rPr>
+          <w:rFonts w:ascii="Consolas" w:hAnsi="Consolas"/>
+          <w:sz w:val="20"/>
+          <w:color w:val="808080"/>
+        </w:rPr>
+        <w:t xml:space="preserve">:</w:t>
+      </w:r>
+      <w:r>
+        <w:rPr>
+          <w:rFonts w:ascii="Consolas" w:hAnsi="Consolas"/>
+          <w:sz w:val="20"/>
+        </w:rPr>
+        <w:t xml:space="preserve">  </w:t>
+      </w:r>
+      <w:r>
+        <w:rPr>
+          <w:rFonts w:ascii="Consolas" w:hAnsi="Consolas"/>
+          <w:sz w:val="20"/>
+          <w:color w:val="808080"/>
+        </w:rPr>
+        <w:t xml:space="preserve">[</w:t>
+      </w:r>
+      <w:r>
+        <w:rPr>
+          <w:rFonts w:ascii="Consolas" w:hAnsi="Consolas"/>
+          <w:sz w:val="20"/>
+        </w:rPr>
+        <w:t xml:space="preserve">block_heading</w:t>
+      </w:r>
+      <w:r>
+        <w:rPr>
+          <w:rFonts w:ascii="Consolas" w:hAnsi="Consolas"/>
+          <w:sz w:val="20"/>
+          <w:color w:val="808080"/>
+        </w:rPr>
+        <w:t xml:space="preserve">,</w:t>
+      </w:r>
+      <w:r>
+        <w:rPr>
+          <w:rFonts w:ascii="Consolas" w:hAnsi="Consolas"/>
+          <w:sz w:val="20"/>
+        </w:rPr>
+        <w:t xml:space="preserve"> </w:t>
+      </w:r>
+      <w:r>
+        <w:rPr>
+          <w:rFonts w:ascii="Consolas" w:hAnsi="Consolas"/>
+          <w:sz w:val="20"/>
+        </w:rPr>
+        <w:t xml:space="preserve">block_fenced_code</w:t>
+      </w:r>
+      <w:r>
+        <w:rPr>
+          <w:rFonts w:ascii="Consolas" w:hAnsi="Consolas"/>
+          <w:sz w:val="20"/>
+          <w:color w:val="808080"/>
+        </w:rPr>
+        <w:t xml:space="preserve">,</w:t>
+      </w:r>
+      <w:r>
+        <w:rPr>
+          <w:rFonts w:ascii="Consolas" w:hAnsi="Consolas"/>
+          <w:sz w:val="20"/>
+        </w:rPr>
+        <w:t xml:space="preserve"> </w:t>
+      </w:r>
+      <w:r>
+        <w:rPr>
+          <w:rFonts w:ascii="Consolas" w:hAnsi="Consolas"/>
+          <w:sz w:val="20"/>
+        </w:rPr>
+        <w:t xml:space="preserve">block_table</w:t>
+      </w:r>
+      <w:r>
+        <w:rPr>
+          <w:rFonts w:ascii="Consolas" w:hAnsi="Consolas"/>
+          <w:sz w:val="20"/>
+          <w:color w:val="808080"/>
+        </w:rPr>
+        <w:t xml:space="preserve">,</w:t>
+      </w:r>
+      <w:r>
+        <w:rPr>
+          <w:rFonts w:ascii="Consolas" w:hAnsi="Consolas"/>
+          <w:sz w:val="20"/>
+        </w:rPr>
+        <w:t xml:space="preserve"> </w:t>
+      </w:r>
+      <w:r>
+        <w:rPr>
+          <w:rFonts w:ascii="Consolas" w:hAnsi="Consolas"/>
+          <w:sz w:val="20"/>
+        </w:rPr>
+        <w:t xml:space="preserve">block_list</w:t>
+      </w:r>
+      <w:r>
+        <w:rPr>
+          <w:rFonts w:ascii="Consolas" w:hAnsi="Consolas"/>
+          <w:sz w:val="20"/>
+          <w:color w:val="808080"/>
+        </w:rPr>
+        <w:t xml:space="preserve">,</w:t>
+      </w:r>
+      <w:r>
+        <w:rPr>
+          <w:rFonts w:ascii="Consolas" w:hAnsi="Consolas"/>
+          <w:sz w:val="20"/>
+        </w:rPr>
+        <w:t xml:space="preserve"> </w:t>
+      </w:r>
+      <w:r>
+        <w:rPr>
+          <w:rFonts w:ascii="Consolas" w:hAnsi="Consolas"/>
+          <w:sz w:val="20"/>
+          <w:color w:val="000000"/>
+        </w:rPr>
+        <w:t xml:space="preserve">.</w:t>
+      </w:r>
+      <w:r>
+        <w:rPr>
+          <w:rFonts w:ascii="Consolas" w:hAnsi="Consolas"/>
+          <w:sz w:val="20"/>
+          <w:color w:val="000000"/>
+        </w:rPr>
+        <w:t xml:space="preserve">.</w:t>
+      </w:r>
+      <w:r>
+        <w:rPr>
+          <w:rFonts w:ascii="Consolas" w:hAnsi="Consolas"/>
+          <w:sz w:val="20"/>
+          <w:color w:val="000000"/>
+        </w:rPr>
+        <w:t xml:space="preserve">.</w:t>
+      </w:r>
+      <w:r>
+        <w:rPr>
+          <w:rFonts w:ascii="Consolas" w:hAnsi="Consolas"/>
+          <w:sz w:val="20"/>
+          <w:color w:val="808080"/>
+        </w:rPr>
+        <w:t xml:space="preserve">]</w:t>
+      </w:r>
+      <w:r>
+        <w:rPr>
+          <w:rFonts w:ascii="Consolas" w:hAnsi="Consolas"/>
+          <w:sz w:val="20"/>
+          <w:color w:val="808080"/>
+        </w:rPr>
+        <w:t xml:space="preserve">,</w:t>
+      </w:r>
+    </w:p>
+    <w:p>
+      <w:pPr>
+        <w:shd w:val="clear" w:fill="E6F0FA"/>
+        <w:spacing w:after="0" w:line="240" w:lineRule="auto"/>
+      </w:pPr>
+      <w:r>
+        <w:rPr>
+          <w:rFonts w:ascii="Consolas" w:hAnsi="Consolas"/>
+          <w:sz w:val="20"/>
+        </w:rPr>
+        <w:t xml:space="preserve">    </w:t>
+      </w:r>
+      <w:r>
+        <w:rPr>
+          <w:rFonts w:ascii="Consolas" w:hAnsi="Consolas"/>
+          <w:sz w:val="20"/>
+          <w:color w:val="A31515"/>
+        </w:rPr>
+        <w:t xml:space="preserve">'</w:t>
+      </w:r>
+      <w:r>
+        <w:rPr>
+          <w:rFonts w:ascii="Consolas" w:hAnsi="Consolas"/>
+          <w:sz w:val="20"/>
+          <w:color w:val="A31515"/>
+        </w:rPr>
+        <w:t xml:space="preserve">docx</w:t>
+      </w:r>
+      <w:r>
+        <w:rPr>
+          <w:rFonts w:ascii="Consolas" w:hAnsi="Consolas"/>
+          <w:sz w:val="20"/>
+          <w:color w:val="A31515"/>
+        </w:rPr>
+        <w:t xml:space="preserve">'</w:t>
+      </w:r>
+      <w:r>
+        <w:rPr>
+          <w:rFonts w:ascii="Consolas" w:hAnsi="Consolas"/>
+          <w:sz w:val="20"/>
+          <w:color w:val="808080"/>
+        </w:rPr>
+        <w:t xml:space="preserve">:</w:t>
+      </w:r>
+      <w:r>
+        <w:rPr>
+          <w:rFonts w:ascii="Consolas" w:hAnsi="Consolas"/>
+          <w:sz w:val="20"/>
+        </w:rPr>
+        <w:t xml:space="preserve"> </w:t>
+      </w:r>
+      <w:r>
+        <w:rPr>
+          <w:rFonts w:ascii="Consolas" w:hAnsi="Consolas"/>
+          <w:sz w:val="20"/>
+          <w:color w:val="808080"/>
+        </w:rPr>
+        <w:t xml:space="preserve">[</w:t>
+      </w:r>
+      <w:r>
+        <w:rPr>
+          <w:rFonts w:ascii="Consolas" w:hAnsi="Consolas"/>
+          <w:sz w:val="20"/>
+        </w:rPr>
+        <w:t xml:space="preserve">docx_block_heading</w:t>
+      </w:r>
+      <w:r>
+        <w:rPr>
+          <w:rFonts w:ascii="Consolas" w:hAnsi="Consolas"/>
+          <w:sz w:val="20"/>
+          <w:color w:val="808080"/>
+        </w:rPr>
+        <w:t xml:space="preserve">,</w:t>
+      </w:r>
+      <w:r>
+        <w:rPr>
+          <w:rFonts w:ascii="Consolas" w:hAnsi="Consolas"/>
+          <w:sz w:val="20"/>
+        </w:rPr>
+        <w:t xml:space="preserve"> </w:t>
+      </w:r>
+      <w:r>
+        <w:rPr>
+          <w:rFonts w:ascii="Consolas" w:hAnsi="Consolas"/>
+          <w:sz w:val="20"/>
+        </w:rPr>
+        <w:t xml:space="preserve">docx_block_fenced_code</w:t>
+      </w:r>
+      <w:r>
+        <w:rPr>
+          <w:rFonts w:ascii="Consolas" w:hAnsi="Consolas"/>
+          <w:sz w:val="20"/>
+          <w:color w:val="808080"/>
+        </w:rPr>
+        <w:t xml:space="preserve">,</w:t>
+      </w:r>
+      <w:r>
+        <w:rPr>
+          <w:rFonts w:ascii="Consolas" w:hAnsi="Consolas"/>
+          <w:sz w:val="20"/>
+        </w:rPr>
+        <w:t xml:space="preserve"> </w:t>
+      </w:r>
+      <w:r>
+        <w:rPr>
+          <w:rFonts w:ascii="Consolas" w:hAnsi="Consolas"/>
+          <w:sz w:val="20"/>
+        </w:rPr>
+        <w:t xml:space="preserve">docx_block_table</w:t>
+      </w:r>
+      <w:r>
+        <w:rPr>
+          <w:rFonts w:ascii="Consolas" w:hAnsi="Consolas"/>
+          <w:sz w:val="20"/>
+          <w:color w:val="808080"/>
+        </w:rPr>
+        <w:t xml:space="preserve">,</w:t>
+      </w:r>
+      <w:r>
+        <w:rPr>
+          <w:rFonts w:ascii="Consolas" w:hAnsi="Consolas"/>
+          <w:sz w:val="20"/>
+        </w:rPr>
+        <w:t xml:space="preserve"> </w:t>
+      </w:r>
+      <w:r>
+        <w:rPr>
+          <w:rFonts w:ascii="Consolas" w:hAnsi="Consolas"/>
+          <w:sz w:val="20"/>
+          <w:color w:val="000000"/>
+        </w:rPr>
+        <w:t xml:space="preserve">.</w:t>
+      </w:r>
+      <w:r>
+        <w:rPr>
+          <w:rFonts w:ascii="Consolas" w:hAnsi="Consolas"/>
+          <w:sz w:val="20"/>
+          <w:color w:val="000000"/>
+        </w:rPr>
+        <w:t xml:space="preserve">.</w:t>
+      </w:r>
+      <w:r>
+        <w:rPr>
+          <w:rFonts w:ascii="Consolas" w:hAnsi="Consolas"/>
+          <w:sz w:val="20"/>
+          <w:color w:val="000000"/>
+        </w:rPr>
+        <w:t xml:space="preserve">.</w:t>
+      </w:r>
+      <w:r>
+        <w:rPr>
+          <w:rFonts w:ascii="Consolas" w:hAnsi="Consolas"/>
+          <w:sz w:val="20"/>
+          <w:color w:val="808080"/>
+        </w:rPr>
+        <w:t xml:space="preserve">]</w:t>
+      </w:r>
+      <w:r>
+        <w:rPr>
+          <w:rFonts w:ascii="Consolas" w:hAnsi="Consolas"/>
+          <w:sz w:val="20"/>
+          <w:color w:val="808080"/>
+        </w:rPr>
+        <w:t xml:space="preserve">,</w:t>
+      </w:r>
+    </w:p>
+    <w:p>
+      <w:pPr>
+        <w:shd w:val="clear" w:fill="E6F0FA"/>
+        <w:spacing w:after="0" w:line="240" w:lineRule="auto"/>
+      </w:pPr>
+      <w:r>
+        <w:rPr>
+          <w:rFonts w:ascii="Consolas" w:hAnsi="Consolas"/>
+          <w:sz w:val="20"/>
+          <w:color w:val="808080"/>
+        </w:rPr>
+        <w:t xml:space="preserve">}</w:t>
+      </w:r>
+    </w:p>
+    <w:p>
+      <w:pPr>
+        <w:shd w:val="clear" w:fill="E6F0FA"/>
+        <w:spacing w:after="0" w:line="240" w:lineRule="auto"/>
+      </w:pPr>
+      <w:r>
+        <w:rPr>
+          <w:rFonts w:ascii="Consolas" w:hAnsi="Consolas"/>
+          <w:sz w:val="20"/>
+        </w:rPr>
+        <w:t xml:space="preserve"/>
+      </w:r>
+    </w:p>
+    <w:p>
+      <w:r>
+        <w:t xml:space="preserve">The dispatcher is four lines: </w:t>
+      </w:r>
+      <w:r>
+        <w:rPr>
+          <w:b/>
+        </w:rPr>
+        <w:t xml:space="preserve">look up the active format in the row's dict, call the function (or substitute the string), move on</w:t>
+      </w:r>
+      <w:r>
+        <w:t xml:space="preserve">. That's the </w:t>
+      </w:r>
+      <w:r>
+        <w:rPr>
+          <w:b/>
+        </w:rPr>
+        <w:t xml:space="preserve">strategy pattern implemented functionally</w:t>
+      </w:r>
+      <w:r>
+        <w:t xml:space="preserve"> — each strategy is a small pure function (or an </w:t>
+      </w:r>
+      <w:r>
+        <w:rPr>
+          <w:rFonts w:ascii="Consolas" w:hAnsi="Consolas"/>
+          <w:sz w:val="20"/>
+          <w:shd w:val="clear" w:fill="E6F0FA"/>
+        </w:rPr>
+        <w:t xml:space="preserve">re.sub</w:t>
+      </w:r>
+      <w:r>
+        <w:t xml:space="preserve"> replacement string), chosen by dict key at runtime. No base class, no subclass hierarchy, no visitor.</w:t>
+      </w:r>
+    </w:p>
+    <w:p>
+      <w:r>
+        <w:t xml:space="preserve">What this feels like when you edit the code:</w:t>
+      </w:r>
+    </w:p>
+    <w:p>
+      <w:pPr>
+        <w:ind w:left="720"/>
+        <w:spacing w:after="40"/>
+      </w:pPr>
+      <w:r>
+        <w:t xml:space="preserve">• </w:t>
+      </w:r>
+      <w:r>
+        <w:rPr>
+          <w:b/>
+        </w:rPr>
+        <w:t xml:space="preserve">Add a markdown feature</w:t>
+      </w:r>
+      <w:r>
+        <w:t xml:space="preserve"> → add one row. (This is how </w:t>
+      </w:r>
+      <w:r>
+        <w:rPr>
+          <w:rFonts w:ascii="Consolas" w:hAnsi="Consolas"/>
+          <w:sz w:val="20"/>
+          <w:shd w:val="clear" w:fill="E6F0FA"/>
+        </w:rPr>
+        <w:t xml:space="preserve">&lt;sub&gt;</w:t>
+      </w:r>
+      <w:r>
+        <w:t xml:space="preserve">, </w:t>
+      </w:r>
+      <w:r>
+        <w:rPr>
+          <w:rFonts w:ascii="Consolas" w:hAnsi="Consolas"/>
+          <w:sz w:val="20"/>
+          <w:shd w:val="clear" w:fill="E6F0FA"/>
+        </w:rPr>
+        <w:t xml:space="preserve">&lt;sup&gt;</w:t>
+      </w:r>
+      <w:r>
+        <w:t xml:space="preserve">, </w:t>
+      </w:r>
+      <w:r>
+        <w:rPr>
+          <w:rFonts w:ascii="Consolas" w:hAnsi="Consolas"/>
+          <w:sz w:val="20"/>
+          <w:shd w:val="clear" w:fill="E6F0FA"/>
+        </w:rPr>
+        <w:t xml:space="preserve">&lt;ins&gt;</w:t>
+      </w:r>
+      <w:r>
+        <w:t xml:space="preserve">, and the emoji shortcode map were added.)</w:t>
+      </w:r>
+    </w:p>
+    <w:p>
+      <w:pPr>
+        <w:ind w:left="720"/>
+        <w:spacing w:after="40"/>
+      </w:pPr>
+      <w:r>
+        <w:t xml:space="preserve">• </w:t>
+      </w:r>
+      <w:r>
+        <w:rPr>
+          <w:b/>
+        </w:rPr>
+        <w:t xml:space="preserve">Add a new output format</w:t>
+      </w:r>
+      <w:r>
+        <w:t xml:space="preserve"> → add one key to every row. Dispatcher doesn't change.</w:t>
+      </w:r>
+    </w:p>
+    <w:p>
+      <w:pPr>
+        <w:ind w:left="720"/>
+        <w:spacing w:after="40"/>
+      </w:pPr>
+      <w:r>
+        <w:t xml:space="preserve">• </w:t>
+      </w:r>
+      <w:r>
+        <w:rPr>
+          <w:b/>
+        </w:rPr>
+        <w:t xml:space="preserve">Tweak how bold renders in DOCX</w:t>
+      </w:r>
+      <w:r>
+        <w:t xml:space="preserve"> → edit one cell. Other formats untouched.</w:t>
+      </w:r>
+    </w:p>
+    <w:p>
+      <w:pPr>
+        <w:ind w:left="720"/>
+        <w:spacing w:after="40"/>
+      </w:pPr>
+      <w:r>
+        <w:t xml:space="preserve">• </w:t>
+      </w:r>
+      <w:r>
+        <w:t xml:space="preserve">Rules run in </w:t>
+      </w:r>
+      <w:r>
+        <w:rPr>
+          <w:b/>
+        </w:rPr>
+        <w:t xml:space="preserve">phases</w:t>
+      </w:r>
+      <w:r>
+        <w:t xml:space="preserve"> (HTML strip → escapes → links/images → inline code stash → GitHub refs → formatting), so later rows can assume earlier phases have already happened.</w:t>
+      </w:r>
+    </w:p>
+    <w:p>
+      <w:pPr>
+        <w:pStyle w:val="Heading3"/>
+      </w:pPr>
+      <w:bookmarkStart w:id="4849" w:name="3-post-cleanup-per-doc-type"/>
+      <w:bookmarkEnd w:id="4849"/>
+      <w:r>
+        <w:t xml:space="preserve">3. Post-cleanup per doc type</w:t>
+      </w:r>
+    </w:p>
+    <w:p>
+      <w:r>
+        <w:t xml:space="preserve">The conversion table handles </w:t>
+      </w:r>
+      <w:r>
+        <w:rPr>
+          <w:i/>
+        </w:rPr>
+        <w:t xml:space="preserve">content</w:t>
+      </w:r>
+      <w:r>
+        <w:t xml:space="preserve">. Format-specific </w:t>
+      </w:r>
+      <w:r>
+        <w:rPr>
+          <w:i/>
+        </w:rPr>
+        <w:t xml:space="preserve">plumbing</w:t>
+      </w:r>
+      <w:r>
+        <w:t xml:space="preserve"> lives in a small post-pass so the core stays format-agnostic:</w:t>
+      </w:r>
+    </w:p>
+    <w:tbl>
+      <w:tblPr>
+        <w:tblBorders>
+          <w:top w:val="single" w:sz="4" w:space="0" w:color="auto"/>
+          <w:left w:val="single" w:sz="4" w:space="0" w:color="auto"/>
+          <w:bottom w:val="single" w:sz="4" w:space="0" w:color="auto"/>
+          <w:right w:val="single" w:sz="4" w:space="0" w:color="auto"/>
+          <w:insideH w:val="single" w:sz="4" w:space="0" w:color="auto"/>
+          <w:insideV w:val="single" w:sz="4" w:space="0" w:color="auto"/>
+        </w:tblBorders>
+      </w:tblPr>
+      <w:tr>
+        <w:tc>
+          <w:p>
+            <w:pPr>
+              <w:jc w:val="center"/>
+            </w:pPr>
+            <w:r>
+              <w:rPr>
+                <w:b/>
+              </w:rPr>
               <w:t xml:space="preserve">Format</w:t>
             </w:r>
           </w:p>
@@ -5925,8 +6248,8 @@
       <w:pPr>
         <w:pStyle w:val="Heading2"/>
       </w:pPr>
-      <w:bookmarkStart w:id="6418" w:name="viewing-tips"/>
-      <w:bookmarkEnd w:id="6418"/>
+      <w:bookmarkStart w:id="7399" w:name="viewing-tips"/>
+      <w:bookmarkEnd w:id="7399"/>
       <w:r>
         <w:t xml:space="preserve">Viewing Tips</w:t>
       </w:r>
@@ -6014,8 +6337,8 @@
       <w:pPr>
         <w:pStyle w:val="Heading1"/>
       </w:pPr>
-      <w:bookmarkStart w:id="7637" w:name="test_tube-test-content"/>
-      <w:bookmarkEnd w:id="7637"/>
+      <w:bookmarkStart w:id="9504" w:name="test_tube-test-content"/>
+      <w:bookmarkEnd w:id="9504"/>
       <w:r>
         <w:t xml:space="preserve">🧪</w:t>
       </w:r>
@@ -6071,8 +6394,8 @@
       <w:pPr>
         <w:pStyle w:val="Heading2"/>
       </w:pPr>
-      <w:bookmarkStart w:id="4460" w:name="heading-level-2"/>
-      <w:bookmarkEnd w:id="4460"/>
+      <w:bookmarkStart w:id="8372" w:name="heading-level-2"/>
+      <w:bookmarkEnd w:id="8372"/>
       <w:r>
         <w:t xml:space="preserve">Heading Level 2</w:t>
       </w:r>
@@ -6081,8 +6404,8 @@
       <w:pPr>
         <w:pStyle w:val="Heading3"/>
       </w:pPr>
-      <w:bookmarkStart w:id="7736" w:name="heading-level-3"/>
-      <w:bookmarkEnd w:id="7736"/>
+      <w:bookmarkStart w:id="96" w:name="heading-level-3"/>
+      <w:bookmarkEnd w:id="96"/>
       <w:r>
         <w:t xml:space="preserve">Heading Level 3</w:t>
       </w:r>
@@ -6091,8 +6414,8 @@
       <w:pPr>
         <w:pStyle w:val="Heading4"/>
       </w:pPr>
-      <w:bookmarkStart w:id="4634" w:name="heading-level-4"/>
-      <w:bookmarkEnd w:id="4634"/>
+      <w:bookmarkStart w:id="6679" w:name="heading-level-4"/>
+      <w:bookmarkEnd w:id="6679"/>
       <w:r>
         <w:t xml:space="preserve">Heading Level 4</w:t>
       </w:r>
@@ -6101,8 +6424,8 @@
       <w:pPr>
         <w:pStyle w:val="Heading5"/>
       </w:pPr>
-      <w:bookmarkStart w:id="6301" w:name="heading-level-5"/>
-      <w:bookmarkEnd w:id="6301"/>
+      <w:bookmarkStart w:id="4566" w:name="heading-level-5"/>
+      <w:bookmarkEnd w:id="4566"/>
       <w:r>
         <w:t xml:space="preserve">Heading Level 5</w:t>
       </w:r>
@@ -6111,8 +6434,8 @@
       <w:pPr>
         <w:pStyle w:val="Heading6"/>
       </w:pPr>
-      <w:bookmarkStart w:id="9367" w:name="heading-level-6"/>
-      <w:bookmarkEnd w:id="9367"/>
+      <w:bookmarkStart w:id="9474" w:name="heading-level-6"/>
+      <w:bookmarkEnd w:id="9474"/>
       <w:r>
         <w:t xml:space="preserve">Heading Level 6</w:t>
       </w:r>
@@ -6121,8 +6444,8 @@
       <w:pPr>
         <w:pStyle w:val="Heading2"/>
       </w:pPr>
-      <w:bookmarkStart w:id="5918" w:name="text-formatting"/>
-      <w:bookmarkEnd w:id="5918"/>
+      <w:bookmarkStart w:id="2703" w:name="text-formatting"/>
+      <w:bookmarkEnd w:id="2703"/>
       <w:r>
         <w:t xml:space="preserve">Text Formatting</w:t>
       </w:r>
@@ -6253,8 +6576,8 @@
       <w:pPr>
         <w:pStyle w:val="Heading2"/>
       </w:pPr>
-      <w:bookmarkStart w:id="7155" w:name="links"/>
-      <w:bookmarkEnd w:id="7155"/>
+      <w:bookmarkStart w:id="628" w:name="links"/>
+      <w:bookmarkEnd w:id="628"/>
       <w:r>
         <w:t xml:space="preserve">Links</w:t>
       </w:r>
@@ -6412,8 +6735,8 @@
       <w:pPr>
         <w:pStyle w:val="Heading2"/>
       </w:pPr>
-      <w:bookmarkStart w:id="7335" w:name="images"/>
-      <w:bookmarkEnd w:id="7335"/>
+      <w:bookmarkStart w:id="9652" w:name="images"/>
+      <w:bookmarkEnd w:id="9652"/>
       <w:r>
         <w:t xml:space="preserve">Images</w:t>
       </w:r>
@@ -6774,8 +7097,8 @@
       <w:pPr>
         <w:pStyle w:val="Heading2"/>
       </w:pPr>
-      <w:bookmarkStart w:id="4720" w:name="blockquotes"/>
-      <w:bookmarkEnd w:id="4720"/>
+      <w:bookmarkStart w:id="9803" w:name="blockquotes"/>
+      <w:bookmarkEnd w:id="9803"/>
       <w:r>
         <w:t xml:space="preserve">Blockquotes</w:t>
       </w:r>
@@ -6825,8 +7148,8 @@
       <w:pPr>
         <w:pStyle w:val="Heading2"/>
       </w:pPr>
-      <w:bookmarkStart w:id="7307" w:name="alerts"/>
-      <w:bookmarkEnd w:id="7307"/>
+      <w:bookmarkStart w:id="4422" w:name="alerts"/>
+      <w:bookmarkEnd w:id="4422"/>
       <w:r>
         <w:t xml:space="preserve">Alerts</w:t>
       </w:r>
@@ -6965,8 +7288,8 @@
       <w:pPr>
         <w:pStyle w:val="Heading2"/>
       </w:pPr>
-      <w:bookmarkStart w:id="8583" w:name="unordered-lists"/>
-      <w:bookmarkEnd w:id="8583"/>
+      <w:bookmarkStart w:id="7740" w:name="unordered-lists"/>
+      <w:bookmarkEnd w:id="7740"/>
       <w:r>
         <w:t xml:space="preserve">Unordered Lists</w:t>
       </w:r>
@@ -7100,8 +7423,8 @@
       <w:pPr>
         <w:pStyle w:val="Heading2"/>
       </w:pPr>
-      <w:bookmarkStart w:id="431" w:name="ordered-lists"/>
-      <w:bookmarkEnd w:id="431"/>
+      <w:bookmarkStart w:id="9922" w:name="ordered-lists"/>
+      <w:bookmarkEnd w:id="9922"/>
       <w:r>
         <w:t xml:space="preserve">Ordered Lists</w:t>
       </w:r>
@@ -7170,8 +7493,8 @@
       <w:pPr>
         <w:pStyle w:val="Heading2"/>
       </w:pPr>
-      <w:bookmarkStart w:id="1424" w:name="task-lists"/>
-      <w:bookmarkEnd w:id="1424"/>
+      <w:bookmarkStart w:id="2966" w:name="task-lists"/>
+      <w:bookmarkEnd w:id="2966"/>
       <w:r>
         <w:t xml:space="preserve">Task Lists</w:t>
       </w:r>
@@ -7240,8 +7563,8 @@
       <w:pPr>
         <w:pStyle w:val="Heading2"/>
       </w:pPr>
-      <w:bookmarkStart w:id="5769" w:name="inline-code"/>
-      <w:bookmarkEnd w:id="5769"/>
+      <w:bookmarkStart w:id="8649" w:name="inline-code"/>
+      <w:bookmarkEnd w:id="8649"/>
       <w:r>
         <w:t xml:space="preserve">Inline Code</w:t>
       </w:r>
@@ -7277,8 +7600,8 @@
       <w:pPr>
         <w:pStyle w:val="Heading2"/>
       </w:pPr>
-      <w:bookmarkStart w:id="9016" w:name="fenced-code-blocks"/>
-      <w:bookmarkEnd w:id="9016"/>
+      <w:bookmarkStart w:id="1452" w:name="fenced-code-blocks"/>
+      <w:bookmarkEnd w:id="1452"/>
       <w:r>
         <w:t xml:space="preserve">Fenced Code Blocks</w:t>
       </w:r>
@@ -7632,8 +7955,8 @@
       <w:pPr>
         <w:pStyle w:val="Heading2"/>
       </w:pPr>
-      <w:bookmarkStart w:id="4739" w:name="tables"/>
-      <w:bookmarkEnd w:id="4739"/>
+      <w:bookmarkStart w:id="6155" w:name="tables"/>
+      <w:bookmarkEnd w:id="6155"/>
       <w:r>
         <w:t xml:space="preserve">Tables</w:t>
       </w:r>
@@ -7884,8 +8207,8 @@
       <w:pPr>
         <w:pStyle w:val="Heading2"/>
       </w:pPr>
-      <w:bookmarkStart w:id="4806" w:name="horizontal-rules"/>
-      <w:bookmarkEnd w:id="4806"/>
+      <w:bookmarkStart w:id="2939" w:name="horizontal-rules"/>
+      <w:bookmarkEnd w:id="2939"/>
       <w:r>
         <w:t xml:space="preserve">Horizontal Rules</w:t>
       </w:r>
@@ -7915,8 +8238,8 @@
       <w:pPr>
         <w:pStyle w:val="Heading2"/>
       </w:pPr>
-      <w:bookmarkStart w:id="2639" w:name="footnotes"/>
-      <w:bookmarkEnd w:id="2639"/>
+      <w:bookmarkStart w:id="8080" w:name="footnotes"/>
+      <w:bookmarkEnd w:id="8080"/>
       <w:r>
         <w:t xml:space="preserve">Footnotes</w:t>
       </w:r>
@@ -7976,8 +8299,8 @@
       <w:pPr>
         <w:pStyle w:val="Heading2"/>
       </w:pPr>
-      <w:bookmarkStart w:id="5745" w:name="emoji"/>
-      <w:bookmarkEnd w:id="5745"/>
+      <w:bookmarkStart w:id="9825" w:name="emoji"/>
+      <w:bookmarkEnd w:id="9825"/>
       <w:r>
         <w:t xml:space="preserve">Emoji</w:t>
       </w:r>
@@ -8039,8 +8362,8 @@
       <w:pPr>
         <w:pStyle w:val="Heading2"/>
       </w:pPr>
-      <w:bookmarkStart w:id="5072" w:name="color-codes"/>
-      <w:bookmarkEnd w:id="5072"/>
+      <w:bookmarkStart w:id="2531" w:name="color-codes"/>
+      <w:bookmarkEnd w:id="2531"/>
       <w:r>
         <w:t xml:space="preserve">Color Codes</w:t>
       </w:r>
@@ -8097,8 +8420,8 @@
       <w:pPr>
         <w:pStyle w:val="Heading2"/>
       </w:pPr>
-      <w:bookmarkStart w:id="2330" w:name="html-comments"/>
-      <w:bookmarkEnd w:id="2330"/>
+      <w:bookmarkStart w:id="2861" w:name="html-comments"/>
+      <w:bookmarkEnd w:id="2861"/>
       <w:r>
         <w:t xml:space="preserve">HTML Comments</w:t>
       </w:r>
@@ -8113,8 +8436,8 @@
       <w:pPr>
         <w:pStyle w:val="Heading2"/>
       </w:pPr>
-      <w:bookmarkStart w:id="250" w:name="mixed-nesting"/>
-      <w:bookmarkEnd w:id="250"/>
+      <w:bookmarkStart w:id="1547" w:name="mixed-nesting"/>
+      <w:bookmarkEnd w:id="1547"/>
       <w:r>
         <w:t xml:space="preserve">Mixed Nesting</w:t>
       </w:r>
@@ -8337,8 +8660,8 @@
         <w:ind w:left="360"/>
         <w:spacing w:after="40"/>
       </w:pPr>
-      <w:bookmarkStart w:id="8887" w:name="fn-1"/>
-      <w:bookmarkEnd w:id="8887"/>
+      <w:bookmarkStart w:id="5824" w:name="fn-1"/>
+      <w:bookmarkEnd w:id="5824"/>
       <w:r>
         <w:rPr>
           <w:b/>
@@ -8359,8 +8682,8 @@
           <w:pgMar w:top="1440" w:right="1440" w:bottom="1440" w:left="1440"/>
         </w:sectPr>
       </w:pPr>
-      <w:bookmarkStart w:id="6235" w:name="fn-longnote"/>
-      <w:bookmarkEnd w:id="6235"/>
+      <w:bookmarkStart w:id="2800" w:name="fn-longnote"/>
+      <w:bookmarkEnd w:id="2800"/>
       <w:r>
         <w:rPr>
           <w:b/>

--- a/README.docx
+++ b/README.docx
@@ -6,8 +6,8 @@
       <w:pPr>
         <w:pStyle w:val="Heading1"/>
       </w:pPr>
-      <w:bookmarkStart w:id="6297" w:name="rocket-gh-readme2rtf-docx-txt-auto-convert-github-readmes-to-rtf-docx-txt-tada"/>
-      <w:bookmarkEnd w:id="6297"/>
+      <w:bookmarkStart w:id="5781" w:name="rocket-gh-readme2rtf-docx-txt-auto-convert-github-readmes-to-rtf-docx-txt-tada"/>
+      <w:bookmarkEnd w:id="5781"/>
       <w:r>
         <w:t xml:space="preserve">🚀</w:t>
       </w:r>
@@ -171,8 +171,8 @@
       <w:pPr>
         <w:pStyle w:val="Heading2"/>
       </w:pPr>
-      <w:bookmarkStart w:id="6451" w:name="why"/>
-      <w:bookmarkEnd w:id="6451"/>
+      <w:bookmarkStart w:id="2158" w:name="why"/>
+      <w:bookmarkEnd w:id="2158"/>
       <w:r>
         <w:t xml:space="preserve">Why?</w:t>
       </w:r>
@@ -340,8 +340,8 @@
       <w:pPr>
         <w:pStyle w:val="Heading2"/>
       </w:pPr>
-      <w:bookmarkStart w:id="458" w:name="what-you-get"/>
-      <w:bookmarkEnd w:id="458"/>
+      <w:bookmarkStart w:id="9906" w:name="what-you-get"/>
+      <w:bookmarkEnd w:id="9906"/>
       <w:r>
         <w:t xml:space="preserve">What You Get</w:t>
       </w:r>
@@ -1042,8 +1042,8 @@
       <w:pPr>
         <w:pStyle w:val="Heading2"/>
       </w:pPr>
-      <w:bookmarkStart w:id="8376" w:name="quick-start"/>
-      <w:bookmarkEnd w:id="8376"/>
+      <w:bookmarkStart w:id="572" w:name="quick-start"/>
+      <w:bookmarkEnd w:id="572"/>
       <w:r>
         <w:t xml:space="preserve">Quick Start</w:t>
       </w:r>
@@ -1052,8 +1052,8 @@
       <w:pPr>
         <w:pStyle w:val="Heading3"/>
       </w:pPr>
-      <w:bookmarkStart w:id="755" w:name="1-files-you-need-download-the-zip-from-releases-and-extract-at-your-repo-root"/>
-      <w:bookmarkEnd w:id="755"/>
+      <w:bookmarkStart w:id="7059" w:name="1-files-you-need-download-the-zip-from-releases-and-extract-at-your-repo-root"/>
+      <w:bookmarkEnd w:id="7059"/>
       <w:r>
         <w:t xml:space="preserve">1. Files you need — download the zip from Releases and extract at your repo root</w:t>
       </w:r>
@@ -1530,8 +1530,8 @@
       <w:pPr>
         <w:pStyle w:val="Heading3"/>
       </w:pPr>
-      <w:bookmarkStart w:id="6990" w:name="2-configure-which-files-and-formats-to-generate"/>
-      <w:bookmarkEnd w:id="6990"/>
+      <w:bookmarkStart w:id="3542" w:name="2-configure-which-files-and-formats-to-generate"/>
+      <w:bookmarkEnd w:id="3542"/>
       <w:r>
         <w:t xml:space="preserve">2. Configure which files and formats to generate</w:t>
       </w:r>
@@ -2304,8 +2304,8 @@
       <w:pPr>
         <w:pStyle w:val="Heading3"/>
       </w:pPr>
-      <w:bookmarkStart w:id="9465" w:name="3-add-the-workflow"/>
-      <w:bookmarkEnd w:id="9465"/>
+      <w:bookmarkStart w:id="5590" w:name="3-add-the-workflow"/>
+      <w:bookmarkEnd w:id="5590"/>
       <w:r>
         <w:t xml:space="preserve">3. Add the workflow</w:t>
       </w:r>
@@ -3163,8 +3163,8 @@
       <w:pPr>
         <w:pStyle w:val="Heading3"/>
       </w:pPr>
-      <w:bookmarkStart w:id="9239" w:name="4-push-and-done"/>
-      <w:bookmarkEnd w:id="9239"/>
+      <w:bookmarkStart w:id="6208" w:name="4-push-and-done"/>
+      <w:bookmarkEnd w:id="6208"/>
       <w:r>
         <w:t xml:space="preserve">4. Push and done</w:t>
       </w:r>
@@ -3245,8 +3245,8 @@
       <w:pPr>
         <w:pStyle w:val="Heading2"/>
       </w:pPr>
-      <w:bookmarkStart w:id="7520" w:name="how-it-works"/>
-      <w:bookmarkEnd w:id="7520"/>
+      <w:bookmarkStart w:id="8734" w:name="how-it-works"/>
+      <w:bookmarkEnd w:id="8734"/>
       <w:r>
         <w:t xml:space="preserve">How It Works</w:t>
       </w:r>
@@ -3417,8 +3417,8 @@
       <w:pPr>
         <w:pStyle w:val="Heading3"/>
       </w:pPr>
-      <w:bookmarkStart w:id="6513" w:name="dependencies"/>
-      <w:bookmarkEnd w:id="6513"/>
+      <w:bookmarkStart w:id="3609" w:name="dependencies"/>
+      <w:bookmarkEnd w:id="3609"/>
       <w:r>
         <w:t xml:space="preserve">Dependencies</w:t>
       </w:r>
@@ -3503,8 +3503,8 @@
       <w:pPr>
         <w:pStyle w:val="Heading3"/>
       </w:pPr>
-      <w:bookmarkStart w:id="9693" w:name="run-locally"/>
-      <w:bookmarkEnd w:id="9693"/>
+      <w:bookmarkStart w:id="1571" w:name="run-locally"/>
+      <w:bookmarkEnd w:id="1571"/>
       <w:r>
         <w:t xml:space="preserve">Run Locally</w:t>
       </w:r>
@@ -3868,8 +3868,8 @@
       <w:pPr>
         <w:pStyle w:val="Heading2"/>
       </w:pPr>
-      <w:bookmarkStart w:id="9367" w:name="architecture-at-a-glance"/>
-      <w:bookmarkEnd w:id="9367"/>
+      <w:bookmarkStart w:id="5570" w:name="architecture-at-a-glance"/>
+      <w:bookmarkEnd w:id="5570"/>
       <w:r>
         <w:t xml:space="preserve">Architecture at a Glance</w:t>
       </w:r>
@@ -3930,8 +3930,8 @@
       <w:pPr>
         <w:pStyle w:val="Heading3"/>
       </w:pPr>
-      <w:bookmarkStart w:id="9279" w:name="1-parsing-read-it-line-by-line"/>
-      <w:bookmarkEnd w:id="9279"/>
+      <w:bookmarkStart w:id="5017" w:name="1-parsing-read-it-line-by-line"/>
+      <w:bookmarkEnd w:id="5017"/>
       <w:r>
         <w:t xml:space="preserve">1. Parsing — read it line by line</w:t>
       </w:r>
@@ -3985,8 +3985,8 @@
       <w:pPr>
         <w:pStyle w:val="Heading3"/>
       </w:pPr>
-      <w:bookmarkStart w:id="8052" w:name="2-the-conversion-table-strategy-pattern-expressed-as-data"/>
-      <w:bookmarkEnd w:id="8052"/>
+      <w:bookmarkStart w:id="1715" w:name="2-the-conversion-table-strategy-pattern-expressed-as-data"/>
+      <w:bookmarkEnd w:id="1715"/>
       <w:r>
         <w:t xml:space="preserve">2. The conversion table — strategy pattern, expressed as data</w:t>
       </w:r>
@@ -6030,8 +6030,8 @@
       <w:pPr>
         <w:pStyle w:val="Heading3"/>
       </w:pPr>
-      <w:bookmarkStart w:id="4849" w:name="3-post-cleanup-per-doc-type"/>
-      <w:bookmarkEnd w:id="4849"/>
+      <w:bookmarkStart w:id="6425" w:name="3-post-cleanup-per-doc-type"/>
+      <w:bookmarkEnd w:id="6425"/>
       <w:r>
         <w:t xml:space="preserve">3. Post-cleanup per doc type</w:t>
       </w:r>
@@ -6248,8 +6248,8 @@
       <w:pPr>
         <w:pStyle w:val="Heading2"/>
       </w:pPr>
-      <w:bookmarkStart w:id="7399" w:name="viewing-tips"/>
-      <w:bookmarkEnd w:id="7399"/>
+      <w:bookmarkStart w:id="1952" w:name="viewing-tips"/>
+      <w:bookmarkEnd w:id="1952"/>
       <w:r>
         <w:t xml:space="preserve">Viewing Tips</w:t>
       </w:r>
@@ -6337,8 +6337,8 @@
       <w:pPr>
         <w:pStyle w:val="Heading1"/>
       </w:pPr>
-      <w:bookmarkStart w:id="9504" w:name="test_tube-test-content"/>
-      <w:bookmarkEnd w:id="9504"/>
+      <w:bookmarkStart w:id="1233" w:name="test_tube-test-content"/>
+      <w:bookmarkEnd w:id="1233"/>
       <w:r>
         <w:t xml:space="preserve">🧪</w:t>
       </w:r>
@@ -6394,8 +6394,8 @@
       <w:pPr>
         <w:pStyle w:val="Heading2"/>
       </w:pPr>
-      <w:bookmarkStart w:id="8372" w:name="heading-level-2"/>
-      <w:bookmarkEnd w:id="8372"/>
+      <w:bookmarkStart w:id="5660" w:name="heading-level-2"/>
+      <w:bookmarkEnd w:id="5660"/>
       <w:r>
         <w:t xml:space="preserve">Heading Level 2</w:t>
       </w:r>
@@ -6404,8 +6404,8 @@
       <w:pPr>
         <w:pStyle w:val="Heading3"/>
       </w:pPr>
-      <w:bookmarkStart w:id="96" w:name="heading-level-3"/>
-      <w:bookmarkEnd w:id="96"/>
+      <w:bookmarkStart w:id="3796" w:name="heading-level-3"/>
+      <w:bookmarkEnd w:id="3796"/>
       <w:r>
         <w:t xml:space="preserve">Heading Level 3</w:t>
       </w:r>
@@ -6414,8 +6414,8 @@
       <w:pPr>
         <w:pStyle w:val="Heading4"/>
       </w:pPr>
-      <w:bookmarkStart w:id="6679" w:name="heading-level-4"/>
-      <w:bookmarkEnd w:id="6679"/>
+      <w:bookmarkStart w:id="3568" w:name="heading-level-4"/>
+      <w:bookmarkEnd w:id="3568"/>
       <w:r>
         <w:t xml:space="preserve">Heading Level 4</w:t>
       </w:r>
@@ -6424,8 +6424,8 @@
       <w:pPr>
         <w:pStyle w:val="Heading5"/>
       </w:pPr>
-      <w:bookmarkStart w:id="4566" w:name="heading-level-5"/>
-      <w:bookmarkEnd w:id="4566"/>
+      <w:bookmarkStart w:id="2077" w:name="heading-level-5"/>
+      <w:bookmarkEnd w:id="2077"/>
       <w:r>
         <w:t xml:space="preserve">Heading Level 5</w:t>
       </w:r>
@@ -6434,8 +6434,8 @@
       <w:pPr>
         <w:pStyle w:val="Heading6"/>
       </w:pPr>
-      <w:bookmarkStart w:id="9474" w:name="heading-level-6"/>
-      <w:bookmarkEnd w:id="9474"/>
+      <w:bookmarkStart w:id="6812" w:name="heading-level-6"/>
+      <w:bookmarkEnd w:id="6812"/>
       <w:r>
         <w:t xml:space="preserve">Heading Level 6</w:t>
       </w:r>
@@ -6444,8 +6444,8 @@
       <w:pPr>
         <w:pStyle w:val="Heading2"/>
       </w:pPr>
-      <w:bookmarkStart w:id="2703" w:name="text-formatting"/>
-      <w:bookmarkEnd w:id="2703"/>
+      <w:bookmarkStart w:id="2908" w:name="text-formatting"/>
+      <w:bookmarkEnd w:id="2908"/>
       <w:r>
         <w:t xml:space="preserve">Text Formatting</w:t>
       </w:r>
@@ -6576,8 +6576,8 @@
       <w:pPr>
         <w:pStyle w:val="Heading2"/>
       </w:pPr>
-      <w:bookmarkStart w:id="628" w:name="links"/>
-      <w:bookmarkEnd w:id="628"/>
+      <w:bookmarkStart w:id="5455" w:name="links"/>
+      <w:bookmarkEnd w:id="5455"/>
       <w:r>
         <w:t xml:space="preserve">Links</w:t>
       </w:r>
@@ -6735,8 +6735,8 @@
       <w:pPr>
         <w:pStyle w:val="Heading2"/>
       </w:pPr>
-      <w:bookmarkStart w:id="9652" w:name="images"/>
-      <w:bookmarkEnd w:id="9652"/>
+      <w:bookmarkStart w:id="6927" w:name="images"/>
+      <w:bookmarkEnd w:id="6927"/>
       <w:r>
         <w:t xml:space="preserve">Images</w:t>
       </w:r>
@@ -7097,8 +7097,8 @@
       <w:pPr>
         <w:pStyle w:val="Heading2"/>
       </w:pPr>
-      <w:bookmarkStart w:id="9803" w:name="blockquotes"/>
-      <w:bookmarkEnd w:id="9803"/>
+      <w:bookmarkStart w:id="8403" w:name="blockquotes"/>
+      <w:bookmarkEnd w:id="8403"/>
       <w:r>
         <w:t xml:space="preserve">Blockquotes</w:t>
       </w:r>
@@ -7148,8 +7148,8 @@
       <w:pPr>
         <w:pStyle w:val="Heading2"/>
       </w:pPr>
-      <w:bookmarkStart w:id="4422" w:name="alerts"/>
-      <w:bookmarkEnd w:id="4422"/>
+      <w:bookmarkStart w:id="3132" w:name="alerts"/>
+      <w:bookmarkEnd w:id="3132"/>
       <w:r>
         <w:t xml:space="preserve">Alerts</w:t>
       </w:r>
@@ -7288,8 +7288,8 @@
       <w:pPr>
         <w:pStyle w:val="Heading2"/>
       </w:pPr>
-      <w:bookmarkStart w:id="7740" w:name="unordered-lists"/>
-      <w:bookmarkEnd w:id="7740"/>
+      <w:bookmarkStart w:id="8217" w:name="unordered-lists"/>
+      <w:bookmarkEnd w:id="8217"/>
       <w:r>
         <w:t xml:space="preserve">Unordered Lists</w:t>
       </w:r>
@@ -7423,8 +7423,8 @@
       <w:pPr>
         <w:pStyle w:val="Heading2"/>
       </w:pPr>
-      <w:bookmarkStart w:id="9922" w:name="ordered-lists"/>
-      <w:bookmarkEnd w:id="9922"/>
+      <w:bookmarkStart w:id="1333" w:name="ordered-lists"/>
+      <w:bookmarkEnd w:id="1333"/>
       <w:r>
         <w:t xml:space="preserve">Ordered Lists</w:t>
       </w:r>
@@ -7493,8 +7493,8 @@
       <w:pPr>
         <w:pStyle w:val="Heading2"/>
       </w:pPr>
-      <w:bookmarkStart w:id="2966" w:name="task-lists"/>
-      <w:bookmarkEnd w:id="2966"/>
+      <w:bookmarkStart w:id="4424" w:name="task-lists"/>
+      <w:bookmarkEnd w:id="4424"/>
       <w:r>
         <w:t xml:space="preserve">Task Lists</w:t>
       </w:r>
@@ -7563,8 +7563,8 @@
       <w:pPr>
         <w:pStyle w:val="Heading2"/>
       </w:pPr>
-      <w:bookmarkStart w:id="8649" w:name="inline-code"/>
-      <w:bookmarkEnd w:id="8649"/>
+      <w:bookmarkStart w:id="7267" w:name="inline-code"/>
+      <w:bookmarkEnd w:id="7267"/>
       <w:r>
         <w:t xml:space="preserve">Inline Code</w:t>
       </w:r>
@@ -7600,8 +7600,8 @@
       <w:pPr>
         <w:pStyle w:val="Heading2"/>
       </w:pPr>
-      <w:bookmarkStart w:id="1452" w:name="fenced-code-blocks"/>
-      <w:bookmarkEnd w:id="1452"/>
+      <w:bookmarkStart w:id="3801" w:name="fenced-code-blocks"/>
+      <w:bookmarkEnd w:id="3801"/>
       <w:r>
         <w:t xml:space="preserve">Fenced Code Blocks</w:t>
       </w:r>
@@ -7955,8 +7955,8 @@
       <w:pPr>
         <w:pStyle w:val="Heading2"/>
       </w:pPr>
-      <w:bookmarkStart w:id="6155" w:name="tables"/>
-      <w:bookmarkEnd w:id="6155"/>
+      <w:bookmarkStart w:id="912" w:name="tables"/>
+      <w:bookmarkEnd w:id="912"/>
       <w:r>
         <w:t xml:space="preserve">Tables</w:t>
       </w:r>
@@ -8207,8 +8207,8 @@
       <w:pPr>
         <w:pStyle w:val="Heading2"/>
       </w:pPr>
-      <w:bookmarkStart w:id="2939" w:name="horizontal-rules"/>
-      <w:bookmarkEnd w:id="2939"/>
+      <w:bookmarkStart w:id="9916" w:name="horizontal-rules"/>
+      <w:bookmarkEnd w:id="9916"/>
       <w:r>
         <w:t xml:space="preserve">Horizontal Rules</w:t>
       </w:r>
@@ -8238,8 +8238,8 @@
       <w:pPr>
         <w:pStyle w:val="Heading2"/>
       </w:pPr>
-      <w:bookmarkStart w:id="8080" w:name="footnotes"/>
-      <w:bookmarkEnd w:id="8080"/>
+      <w:bookmarkStart w:id="1560" w:name="footnotes"/>
+      <w:bookmarkEnd w:id="1560"/>
       <w:r>
         <w:t xml:space="preserve">Footnotes</w:t>
       </w:r>
@@ -8299,8 +8299,8 @@
       <w:pPr>
         <w:pStyle w:val="Heading2"/>
       </w:pPr>
-      <w:bookmarkStart w:id="9825" w:name="emoji"/>
-      <w:bookmarkEnd w:id="9825"/>
+      <w:bookmarkStart w:id="1930" w:name="emoji"/>
+      <w:bookmarkEnd w:id="1930"/>
       <w:r>
         <w:t xml:space="preserve">Emoji</w:t>
       </w:r>
@@ -8362,8 +8362,8 @@
       <w:pPr>
         <w:pStyle w:val="Heading2"/>
       </w:pPr>
-      <w:bookmarkStart w:id="2531" w:name="color-codes"/>
-      <w:bookmarkEnd w:id="2531"/>
+      <w:bookmarkStart w:id="9755" w:name="color-codes"/>
+      <w:bookmarkEnd w:id="9755"/>
       <w:r>
         <w:t xml:space="preserve">Color Codes</w:t>
       </w:r>
@@ -8420,8 +8420,8 @@
       <w:pPr>
         <w:pStyle w:val="Heading2"/>
       </w:pPr>
-      <w:bookmarkStart w:id="2861" w:name="html-comments"/>
-      <w:bookmarkEnd w:id="2861"/>
+      <w:bookmarkStart w:id="7655" w:name="html-comments"/>
+      <w:bookmarkEnd w:id="7655"/>
       <w:r>
         <w:t xml:space="preserve">HTML Comments</w:t>
       </w:r>
@@ -8436,8 +8436,8 @@
       <w:pPr>
         <w:pStyle w:val="Heading2"/>
       </w:pPr>
-      <w:bookmarkStart w:id="1547" w:name="mixed-nesting"/>
-      <w:bookmarkEnd w:id="1547"/>
+      <w:bookmarkStart w:id="3584" w:name="mixed-nesting"/>
+      <w:bookmarkEnd w:id="3584"/>
       <w:r>
         <w:t xml:space="preserve">Mixed Nesting</w:t>
       </w:r>
@@ -8660,8 +8660,8 @@
         <w:ind w:left="360"/>
         <w:spacing w:after="40"/>
       </w:pPr>
-      <w:bookmarkStart w:id="5824" w:name="fn-1"/>
-      <w:bookmarkEnd w:id="5824"/>
+      <w:bookmarkStart w:id="8064" w:name="fn-1"/>
+      <w:bookmarkEnd w:id="8064"/>
       <w:r>
         <w:rPr>
           <w:b/>
@@ -8682,8 +8682,8 @@
           <w:pgMar w:top="1440" w:right="1440" w:bottom="1440" w:left="1440"/>
         </w:sectPr>
       </w:pPr>
-      <w:bookmarkStart w:id="2800" w:name="fn-longnote"/>
-      <w:bookmarkEnd w:id="2800"/>
+      <w:bookmarkStart w:id="3404" w:name="fn-longnote"/>
+      <w:bookmarkEnd w:id="3404"/>
       <w:r>
         <w:rPr>
           <w:b/>
